--- a/lci_esot3.docx
+++ b/lci_esot3.docx
@@ -3783,13 +3783,312 @@
       </w:r>
     </w:p>
     <w:bookmarkEnd w:id="69"/>
-    <w:bookmarkStart w:id="70" w:name="surgery-for-esophageal-cancer"/>
-    <w:p>
-      <w:pPr>
-        <w:pStyle w:val="Heading2"/>
-      </w:pPr>
-      <w:r>
-        <w:t xml:space="preserve">62 Surgery for Esophageal Cancer</w:t>
+    <w:bookmarkStart w:id="70" w:name="preparation-for-surgery"/>
+    <w:p>
+      <w:pPr>
+        <w:pStyle w:val="Heading2"/>
+      </w:pPr>
+      <w:r>
+        <w:t xml:space="preserve">62 Preparation for Surgery</w:t>
+      </w:r>
+    </w:p>
+    <w:p>
+      <w:pPr>
+        <w:pStyle w:val="FirstParagraph"/>
+      </w:pPr>
+      <w:r>
+        <w:t xml:space="preserve">Medical evaluation may be needed before surgery:</w:t>
+      </w:r>
+    </w:p>
+    <w:p>
+      <w:pPr>
+        <w:pStyle w:val="Compact"/>
+        <w:numPr>
+          <w:ilvl w:val="0"/>
+          <w:numId w:val="1048"/>
+        </w:numPr>
+      </w:pPr>
+      <w:r>
+        <w:t xml:space="preserve">Pulmonary Function Tests to test lung function</w:t>
+      </w:r>
+    </w:p>
+    <w:p>
+      <w:pPr>
+        <w:pStyle w:val="Compact"/>
+        <w:numPr>
+          <w:ilvl w:val="0"/>
+          <w:numId w:val="1048"/>
+        </w:numPr>
+      </w:pPr>
+      <w:r>
+        <w:t xml:space="preserve">Cardiology evaluation to test heart function</w:t>
+      </w:r>
+    </w:p>
+    <w:p>
+      <w:pPr>
+        <w:pStyle w:val="Compact"/>
+        <w:numPr>
+          <w:ilvl w:val="1"/>
+          <w:numId w:val="1049"/>
+        </w:numPr>
+      </w:pPr>
+      <w:r>
+        <w:t xml:space="preserve">Echocardiogram</w:t>
+      </w:r>
+    </w:p>
+    <w:p>
+      <w:pPr>
+        <w:pStyle w:val="Compact"/>
+        <w:numPr>
+          <w:ilvl w:val="1"/>
+          <w:numId w:val="1049"/>
+        </w:numPr>
+      </w:pPr>
+      <w:r>
+        <w:t xml:space="preserve">Stress Test</w:t>
+      </w:r>
+    </w:p>
+    <w:p>
+      <w:pPr>
+        <w:pStyle w:val="Compact"/>
+        <w:numPr>
+          <w:ilvl w:val="1"/>
+          <w:numId w:val="1049"/>
+        </w:numPr>
+      </w:pPr>
+      <w:r>
+        <w:t xml:space="preserve">Holter monitor</w:t>
+      </w:r>
+    </w:p>
+    <w:bookmarkEnd w:id="70"/>
+    <w:bookmarkStart w:id="71" w:name="Xf67b705436da6c4d37fd48e811c204bd6bb7290"/>
+    <w:p>
+      <w:pPr>
+        <w:pStyle w:val="Heading2"/>
+      </w:pPr>
+      <w:r>
+        <w:t xml:space="preserve">63 Esophagectomy for Cancers of the Esophagus or GE Junction</w:t>
+      </w:r>
+    </w:p>
+    <w:p>
+      <w:pPr>
+        <w:pStyle w:val="FirstParagraph"/>
+      </w:pPr>
+      <w:r>
+        <w:t xml:space="preserve">Primary Surgery</w:t>
+      </w:r>
+    </w:p>
+    <w:p>
+      <w:pPr>
+        <w:pStyle w:val="Compact"/>
+        <w:numPr>
+          <w:ilvl w:val="0"/>
+          <w:numId w:val="1050"/>
+        </w:numPr>
+      </w:pPr>
+      <w:r>
+        <w:t xml:space="preserve">Superficial Tumors (T1) not completely removed by endoscopy</w:t>
+      </w:r>
+    </w:p>
+    <w:p>
+      <w:pPr>
+        <w:pStyle w:val="Compact"/>
+        <w:numPr>
+          <w:ilvl w:val="0"/>
+          <w:numId w:val="1050"/>
+        </w:numPr>
+      </w:pPr>
+      <w:r>
+        <w:t xml:space="preserve">Localized Tumors (T2 N0 M0)</w:t>
+      </w:r>
+    </w:p>
+    <w:p>
+      <w:pPr>
+        <w:pStyle w:val="Compact"/>
+        <w:numPr>
+          <w:ilvl w:val="0"/>
+          <w:numId w:val="1050"/>
+        </w:numPr>
+      </w:pPr>
+      <w:r>
+        <w:t xml:space="preserve">Surgery scheduled after medical evaluation</w:t>
+      </w:r>
+    </w:p>
+    <w:p>
+      <w:pPr>
+        <w:pStyle w:val="FirstParagraph"/>
+      </w:pPr>
+      <w:r>
+        <w:t xml:space="preserve">Preoperative Therapy</w:t>
+      </w:r>
+      <w:r>
+        <w:t xml:space="preserve"> </w:t>
+      </w:r>
+      <m:oMath>
+        <m:r>
+          <m:rPr>
+            <m:sty m:val="p"/>
+          </m:rPr>
+          <m:t>→</m:t>
+        </m:r>
+      </m:oMath>
+      <w:r>
+        <w:t xml:space="preserve"> </w:t>
+      </w:r>
+      <w:r>
+        <w:t xml:space="preserve">Surgery</w:t>
+      </w:r>
+    </w:p>
+    <w:p>
+      <w:pPr>
+        <w:pStyle w:val="Compact"/>
+        <w:numPr>
+          <w:ilvl w:val="0"/>
+          <w:numId w:val="1051"/>
+        </w:numPr>
+      </w:pPr>
+      <w:r>
+        <w:t xml:space="preserve">Locally Advanced (T3 Nx M0)</w:t>
+      </w:r>
+    </w:p>
+    <w:p>
+      <w:pPr>
+        <w:pStyle w:val="Compact"/>
+        <w:numPr>
+          <w:ilvl w:val="0"/>
+          <w:numId w:val="1051"/>
+        </w:numPr>
+      </w:pPr>
+      <w:r>
+        <w:t xml:space="preserve">Surgery scheduled after</w:t>
+      </w:r>
+    </w:p>
+    <w:p>
+      <w:pPr>
+        <w:pStyle w:val="Compact"/>
+        <w:numPr>
+          <w:ilvl w:val="1"/>
+          <w:numId w:val="1052"/>
+        </w:numPr>
+      </w:pPr>
+      <w:r>
+        <w:t xml:space="preserve">Recovery from preoperative therapy</w:t>
+      </w:r>
+    </w:p>
+    <w:p>
+      <w:pPr>
+        <w:pStyle w:val="Compact"/>
+        <w:numPr>
+          <w:ilvl w:val="1"/>
+          <w:numId w:val="1052"/>
+        </w:numPr>
+      </w:pPr>
+      <w:r>
+        <w:t xml:space="preserve">Restaging scans (CT or PET)</w:t>
+      </w:r>
+    </w:p>
+    <w:p>
+      <w:pPr>
+        <w:pStyle w:val="Compact"/>
+        <w:numPr>
+          <w:ilvl w:val="1"/>
+          <w:numId w:val="1052"/>
+        </w:numPr>
+      </w:pPr>
+      <w:r>
+        <w:t xml:space="preserve">Medical evaluation</w:t>
+      </w:r>
+    </w:p>
+    <w:bookmarkEnd w:id="71"/>
+    <w:bookmarkStart w:id="72" w:name="preoperative-visits"/>
+    <w:p>
+      <w:pPr>
+        <w:pStyle w:val="Heading2"/>
+      </w:pPr>
+      <w:r>
+        <w:t xml:space="preserve">64 Preoperative Visits</w:t>
+      </w:r>
+    </w:p>
+    <w:p>
+      <w:pPr>
+        <w:pStyle w:val="FirstParagraph"/>
+      </w:pPr>
+      <w:r>
+        <w:t xml:space="preserve">Medical Oncology - Monitor chemotherapy and side effects</w:t>
+      </w:r>
+    </w:p>
+    <w:p>
+      <w:pPr>
+        <w:pStyle w:val="BodyText"/>
+      </w:pPr>
+      <w:r>
+        <w:t xml:space="preserve">Radiation Oncology - Monitor radiation and side effects</w:t>
+      </w:r>
+    </w:p>
+    <w:p>
+      <w:pPr>
+        <w:pStyle w:val="BodyText"/>
+      </w:pPr>
+      <w:r>
+        <w:t xml:space="preserve">Surgical Oncology</w:t>
+      </w:r>
+    </w:p>
+    <w:p>
+      <w:pPr>
+        <w:pStyle w:val="Compact"/>
+        <w:numPr>
+          <w:ilvl w:val="0"/>
+          <w:numId w:val="1053"/>
+        </w:numPr>
+      </w:pPr>
+      <w:r>
+        <w:t xml:space="preserve">Consult visit with Dr Salo</w:t>
+      </w:r>
+    </w:p>
+    <w:p>
+      <w:pPr>
+        <w:pStyle w:val="Compact"/>
+        <w:numPr>
+          <w:ilvl w:val="0"/>
+          <w:numId w:val="1053"/>
+        </w:numPr>
+      </w:pPr>
+      <w:r>
+        <w:t xml:space="preserve">Mid-treatment visits with Dr Salo / Kate Duncan</w:t>
+      </w:r>
+    </w:p>
+    <w:p>
+      <w:pPr>
+        <w:pStyle w:val="Compact"/>
+        <w:numPr>
+          <w:ilvl w:val="0"/>
+          <w:numId w:val="1053"/>
+        </w:numPr>
+      </w:pPr>
+      <w:r>
+        <w:t xml:space="preserve">Preop visit with Dr Salo (may be virtual)</w:t>
+      </w:r>
+    </w:p>
+    <w:p>
+      <w:pPr>
+        <w:pStyle w:val="Compact"/>
+        <w:numPr>
+          <w:ilvl w:val="0"/>
+          <w:numId w:val="1053"/>
+        </w:numPr>
+      </w:pPr>
+      <w:r>
+        <w:t xml:space="preserve">In-person preop visit with Kate Duncan and Liz Koch</w:t>
+      </w:r>
+    </w:p>
+    <w:bookmarkEnd w:id="72"/>
+    <w:bookmarkStart w:id="73" w:name="surgery-for-esophageal-cancer"/>
+    <w:p>
+      <w:pPr>
+        <w:pStyle w:val="Heading2"/>
+      </w:pPr>
+      <w:r>
+        <w:t xml:space="preserve">65 Surgery for Esophageal Cancer</w:t>
       </w:r>
     </w:p>
     <w:p>
@@ -3805,7 +4104,7 @@
         <w:pStyle w:val="Compact"/>
         <w:numPr>
           <w:ilvl w:val="0"/>
-          <w:numId w:val="1048"/>
+          <w:numId w:val="1054"/>
         </w:numPr>
       </w:pPr>
       <w:r>
@@ -3817,7 +4116,7 @@
         <w:pStyle w:val="Compact"/>
         <w:numPr>
           <w:ilvl w:val="0"/>
-          <w:numId w:val="1048"/>
+          <w:numId w:val="1054"/>
         </w:numPr>
       </w:pPr>
       <w:r>
@@ -3829,29 +4128,29 @@
         <w:pStyle w:val="Compact"/>
         <w:numPr>
           <w:ilvl w:val="0"/>
-          <w:numId w:val="1048"/>
+          <w:numId w:val="1054"/>
         </w:numPr>
       </w:pPr>
       <w:r>
         <w:t xml:space="preserve">Locally Advanced (T3 M0) after preop therapy</w:t>
       </w:r>
     </w:p>
-    <w:bookmarkEnd w:id="70"/>
-    <w:bookmarkStart w:id="74" w:name="goals-of-surgery"/>
-    <w:p>
-      <w:pPr>
-        <w:pStyle w:val="Heading2"/>
-      </w:pPr>
-      <w:r>
-        <w:t xml:space="preserve">63 Goals of Surgery</w:t>
-      </w:r>
-    </w:p>
-    <w:p>
-      <w:pPr>
-        <w:pStyle w:val="Compact"/>
-        <w:numPr>
-          <w:ilvl w:val="0"/>
-          <w:numId w:val="1049"/>
+    <w:bookmarkEnd w:id="73"/>
+    <w:bookmarkStart w:id="77" w:name="goals-of-surgery"/>
+    <w:p>
+      <w:pPr>
+        <w:pStyle w:val="Heading2"/>
+      </w:pPr>
+      <w:r>
+        <w:t xml:space="preserve">66 Goals of Surgery</w:t>
+      </w:r>
+    </w:p>
+    <w:p>
+      <w:pPr>
+        <w:pStyle w:val="Compact"/>
+        <w:numPr>
+          <w:ilvl w:val="0"/>
+          <w:numId w:val="1055"/>
         </w:numPr>
       </w:pPr>
       <w:r>
@@ -3863,7 +4162,7 @@
         <w:pStyle w:val="Compact"/>
         <w:numPr>
           <w:ilvl w:val="0"/>
-          <w:numId w:val="1049"/>
+          <w:numId w:val="1055"/>
         </w:numPr>
       </w:pPr>
       <w:r>
@@ -3875,7 +4174,7 @@
         <w:pStyle w:val="Compact"/>
         <w:numPr>
           <w:ilvl w:val="0"/>
-          <w:numId w:val="1049"/>
+          <w:numId w:val="1055"/>
         </w:numPr>
       </w:pPr>
       <w:r>
@@ -3891,18 +4190,18 @@
           <wp:inline>
             <wp:extent cx="5334000" cy="5481674"/>
             <wp:effectExtent b="0" l="0" r="0" t="0"/>
-            <wp:docPr descr="" title="" id="72" name="Picture"/>
+            <wp:docPr descr="" title="" id="75" name="Picture"/>
             <a:graphic>
               <a:graphicData uri="http://schemas.openxmlformats.org/drawingml/2006/picture">
                 <pic:pic>
                   <pic:nvPicPr>
-                    <pic:cNvPr descr="images/Eso_Resection1_ai.png" id="73" name="Picture"/>
+                    <pic:cNvPr descr="images/Eso_Resection1_ai.png" id="76" name="Picture"/>
                     <pic:cNvPicPr>
                       <a:picLocks noChangeArrowheads="1" noChangeAspect="1"/>
                     </pic:cNvPicPr>
                   </pic:nvPicPr>
                   <pic:blipFill>
-                    <a:blip r:embed="rId71"/>
+                    <a:blip r:embed="rId74"/>
                     <a:stretch>
                       <a:fillRect/>
                     </a:stretch>
@@ -3929,22 +4228,22 @@
         </w:drawing>
       </w:r>
     </w:p>
-    <w:bookmarkEnd w:id="74"/>
-    <w:bookmarkStart w:id="78" w:name="ivor-lewis-transthoracic-esophagectomy"/>
-    <w:p>
-      <w:pPr>
-        <w:pStyle w:val="Heading2"/>
-      </w:pPr>
-      <w:r>
-        <w:t xml:space="preserve">64 Ivor Lewis (Transthoracic) Esophagectomy</w:t>
-      </w:r>
-    </w:p>
-    <w:p>
-      <w:pPr>
-        <w:pStyle w:val="Compact"/>
-        <w:numPr>
-          <w:ilvl w:val="0"/>
-          <w:numId w:val="1050"/>
+    <w:bookmarkEnd w:id="77"/>
+    <w:bookmarkStart w:id="81" w:name="ivor-lewis-transthoracic-esophagectomy"/>
+    <w:p>
+      <w:pPr>
+        <w:pStyle w:val="Heading2"/>
+      </w:pPr>
+      <w:r>
+        <w:t xml:space="preserve">67 Ivor Lewis (Transthoracic) Esophagectomy</w:t>
+      </w:r>
+    </w:p>
+    <w:p>
+      <w:pPr>
+        <w:pStyle w:val="Compact"/>
+        <w:numPr>
+          <w:ilvl w:val="0"/>
+          <w:numId w:val="1056"/>
         </w:numPr>
       </w:pPr>
       <w:r>
@@ -3956,7 +4255,7 @@
         <w:pStyle w:val="Compact"/>
         <w:numPr>
           <w:ilvl w:val="0"/>
-          <w:numId w:val="1050"/>
+          <w:numId w:val="1056"/>
         </w:numPr>
       </w:pPr>
       <w:r>
@@ -3968,7 +4267,7 @@
         <w:pStyle w:val="Compact"/>
         <w:numPr>
           <w:ilvl w:val="0"/>
-          <w:numId w:val="1050"/>
+          <w:numId w:val="1056"/>
         </w:numPr>
       </w:pPr>
       <w:r>
@@ -3984,18 +4283,18 @@
           <wp:inline>
             <wp:extent cx="5334000" cy="5481674"/>
             <wp:effectExtent b="0" l="0" r="0" t="0"/>
-            <wp:docPr descr="" title="" id="76" name="Picture"/>
+            <wp:docPr descr="" title="" id="79" name="Picture"/>
             <a:graphic>
               <a:graphicData uri="http://schemas.openxmlformats.org/drawingml/2006/picture">
                 <pic:pic>
                   <pic:nvPicPr>
-                    <pic:cNvPr descr="images/Eso_Resection2_ai.png" id="77" name="Picture"/>
+                    <pic:cNvPr descr="images/Eso_Resection2_ai.png" id="80" name="Picture"/>
                     <pic:cNvPicPr>
                       <a:picLocks noChangeArrowheads="1" noChangeAspect="1"/>
                     </pic:cNvPicPr>
                   </pic:nvPicPr>
                   <pic:blipFill>
-                    <a:blip r:embed="rId75"/>
+                    <a:blip r:embed="rId78"/>
                     <a:stretch>
                       <a:fillRect/>
                     </a:stretch>
@@ -4022,14 +4321,14 @@
         </w:drawing>
       </w:r>
     </w:p>
-    <w:bookmarkEnd w:id="78"/>
-    <w:bookmarkStart w:id="82" w:name="reconstruction"/>
-    <w:p>
-      <w:pPr>
-        <w:pStyle w:val="Heading2"/>
-      </w:pPr>
-      <w:r>
-        <w:t xml:space="preserve">65 Reconstruction</w:t>
+    <w:bookmarkEnd w:id="81"/>
+    <w:bookmarkStart w:id="85" w:name="reconstruction"/>
+    <w:p>
+      <w:pPr>
+        <w:pStyle w:val="Heading2"/>
+      </w:pPr>
+      <w:r>
+        <w:t xml:space="preserve">68 Reconstruction</w:t>
       </w:r>
     </w:p>
     <w:p>
@@ -4049,18 +4348,18 @@
           <wp:inline>
             <wp:extent cx="5334000" cy="5481674"/>
             <wp:effectExtent b="0" l="0" r="0" t="0"/>
-            <wp:docPr descr="" title="" id="80" name="Picture"/>
+            <wp:docPr descr="" title="" id="83" name="Picture"/>
             <a:graphic>
               <a:graphicData uri="http://schemas.openxmlformats.org/drawingml/2006/picture">
                 <pic:pic>
                   <pic:nvPicPr>
-                    <pic:cNvPr descr="images/Eso_Resection3_ai.png" id="81" name="Picture"/>
+                    <pic:cNvPr descr="images/Eso_Resection3_ai.png" id="84" name="Picture"/>
                     <pic:cNvPicPr>
                       <a:picLocks noChangeArrowheads="1" noChangeAspect="1"/>
                     </pic:cNvPicPr>
                   </pic:nvPicPr>
                   <pic:blipFill>
-                    <a:blip r:embed="rId79"/>
+                    <a:blip r:embed="rId82"/>
                     <a:stretch>
                       <a:fillRect/>
                     </a:stretch>
@@ -4087,14 +4386,14 @@
         </w:drawing>
       </w:r>
     </w:p>
-    <w:bookmarkEnd w:id="82"/>
-    <w:bookmarkStart w:id="86" w:name="ivor-lewis-esophagectomy"/>
-    <w:p>
-      <w:pPr>
-        <w:pStyle w:val="Heading2"/>
-      </w:pPr>
-      <w:r>
-        <w:t xml:space="preserve">66 Ivor Lewis esophagectomy</w:t>
+    <w:bookmarkEnd w:id="85"/>
+    <w:bookmarkStart w:id="89" w:name="ivor-lewis-esophagectomy"/>
+    <w:p>
+      <w:pPr>
+        <w:pStyle w:val="Heading2"/>
+      </w:pPr>
+      <w:r>
+        <w:t xml:space="preserve">69 Ivor Lewis esophagectomy</w:t>
       </w:r>
     </w:p>
     <w:p>
@@ -4127,18 +4426,18 @@
           <wp:inline>
             <wp:extent cx="5334000" cy="5478622"/>
             <wp:effectExtent b="0" l="0" r="0" t="0"/>
-            <wp:docPr descr="" title="" id="84" name="Picture"/>
+            <wp:docPr descr="" title="" id="87" name="Picture"/>
             <a:graphic>
               <a:graphicData uri="http://schemas.openxmlformats.org/drawingml/2006/picture">
                 <pic:pic>
                   <pic:nvPicPr>
-                    <pic:cNvPr descr="images/Eso_IvorLewis_Anastomosis.png" id="85" name="Picture"/>
+                    <pic:cNvPr descr="images/Eso_IvorLewis_Anastomosis.png" id="88" name="Picture"/>
                     <pic:cNvPicPr>
                       <a:picLocks noChangeArrowheads="1" noChangeAspect="1"/>
                     </pic:cNvPicPr>
                   </pic:nvPicPr>
                   <pic:blipFill>
-                    <a:blip r:embed="rId83"/>
+                    <a:blip r:embed="rId86"/>
                     <a:stretch>
                       <a:fillRect/>
                     </a:stretch>
@@ -4165,22 +4464,22 @@
         </w:drawing>
       </w:r>
     </w:p>
-    <w:bookmarkEnd w:id="86"/>
-    <w:bookmarkStart w:id="90" w:name="minimally-invasive-ivor-lewis"/>
-    <w:p>
-      <w:pPr>
-        <w:pStyle w:val="Heading2"/>
-      </w:pPr>
-      <w:r>
-        <w:t xml:space="preserve">67 Minimally-invasive Ivor Lewis</w:t>
-      </w:r>
-    </w:p>
-    <w:p>
-      <w:pPr>
-        <w:pStyle w:val="Compact"/>
-        <w:numPr>
-          <w:ilvl w:val="0"/>
-          <w:numId w:val="1051"/>
+    <w:bookmarkEnd w:id="89"/>
+    <w:bookmarkStart w:id="93" w:name="minimally-invasive-ivor-lewis"/>
+    <w:p>
+      <w:pPr>
+        <w:pStyle w:val="Heading2"/>
+      </w:pPr>
+      <w:r>
+        <w:t xml:space="preserve">70 Minimally-invasive Ivor Lewis</w:t>
+      </w:r>
+    </w:p>
+    <w:p>
+      <w:pPr>
+        <w:pStyle w:val="Compact"/>
+        <w:numPr>
+          <w:ilvl w:val="0"/>
+          <w:numId w:val="1057"/>
         </w:numPr>
       </w:pPr>
       <w:r>
@@ -4192,7 +4491,7 @@
         <w:pStyle w:val="Compact"/>
         <w:numPr>
           <w:ilvl w:val="0"/>
-          <w:numId w:val="1051"/>
+          <w:numId w:val="1057"/>
         </w:numPr>
       </w:pPr>
       <w:r>
@@ -4204,7 +4503,7 @@
         <w:pStyle w:val="Compact"/>
         <w:numPr>
           <w:ilvl w:val="0"/>
-          <w:numId w:val="1051"/>
+          <w:numId w:val="1057"/>
         </w:numPr>
       </w:pPr>
       <w:r>
@@ -4237,18 +4536,18 @@
           <wp:inline>
             <wp:extent cx="5334000" cy="5481674"/>
             <wp:effectExtent b="0" l="0" r="0" t="0"/>
-            <wp:docPr descr="" title="" id="88" name="Picture"/>
+            <wp:docPr descr="" title="" id="91" name="Picture"/>
             <a:graphic>
               <a:graphicData uri="http://schemas.openxmlformats.org/drawingml/2006/picture">
                 <pic:pic>
                   <pic:nvPicPr>
-                    <pic:cNvPr descr="images/MIE_IvorLewisArtboard.png" id="89" name="Picture"/>
+                    <pic:cNvPr descr="images/MIE_IvorLewisArtboard.png" id="92" name="Picture"/>
                     <pic:cNvPicPr>
                       <a:picLocks noChangeArrowheads="1" noChangeAspect="1"/>
                     </pic:cNvPicPr>
                   </pic:nvPicPr>
                   <pic:blipFill>
-                    <a:blip r:embed="rId87"/>
+                    <a:blip r:embed="rId90"/>
                     <a:stretch>
                       <a:fillRect/>
                     </a:stretch>
@@ -4275,14 +4574,14 @@
         </w:drawing>
       </w:r>
     </w:p>
-    <w:bookmarkEnd w:id="90"/>
-    <w:bookmarkStart w:id="94" w:name="open-ivor-lewis"/>
-    <w:p>
-      <w:pPr>
-        <w:pStyle w:val="Heading2"/>
-      </w:pPr>
-      <w:r>
-        <w:t xml:space="preserve">68 Open Ivor Lewis</w:t>
+    <w:bookmarkEnd w:id="93"/>
+    <w:bookmarkStart w:id="97" w:name="open-ivor-lewis"/>
+    <w:p>
+      <w:pPr>
+        <w:pStyle w:val="Heading2"/>
+      </w:pPr>
+      <w:r>
+        <w:t xml:space="preserve">71 Open Ivor Lewis</w:t>
       </w:r>
     </w:p>
     <w:p>
@@ -4310,18 +4609,18 @@
           <wp:inline>
             <wp:extent cx="5334000" cy="5481674"/>
             <wp:effectExtent b="0" l="0" r="0" t="0"/>
-            <wp:docPr descr="" title="" id="92" name="Picture"/>
+            <wp:docPr descr="" title="" id="95" name="Picture"/>
             <a:graphic>
               <a:graphicData uri="http://schemas.openxmlformats.org/drawingml/2006/picture">
                 <pic:pic>
                   <pic:nvPicPr>
-                    <pic:cNvPr descr="images/IvorLewisArtboard.png" id="93" name="Picture"/>
+                    <pic:cNvPr descr="images/IvorLewisArtboard.png" id="96" name="Picture"/>
                     <pic:cNvPicPr>
                       <a:picLocks noChangeArrowheads="1" noChangeAspect="1"/>
                     </pic:cNvPicPr>
                   </pic:nvPicPr>
                   <pic:blipFill>
-                    <a:blip r:embed="rId91"/>
+                    <a:blip r:embed="rId94"/>
                     <a:stretch>
                       <a:fillRect/>
                     </a:stretch>
@@ -4348,14 +4647,14 @@
         </w:drawing>
       </w:r>
     </w:p>
-    <w:bookmarkEnd w:id="94"/>
-    <w:bookmarkStart w:id="98" w:name="total-esophagectomy"/>
-    <w:p>
-      <w:pPr>
-        <w:pStyle w:val="Heading2"/>
-      </w:pPr>
-      <w:r>
-        <w:t xml:space="preserve">69 Total Esophagectomy</w:t>
+    <w:bookmarkEnd w:id="97"/>
+    <w:bookmarkStart w:id="101" w:name="total-esophagectomy"/>
+    <w:p>
+      <w:pPr>
+        <w:pStyle w:val="Heading2"/>
+      </w:pPr>
+      <w:r>
+        <w:t xml:space="preserve">72 Total Esophagectomy</w:t>
       </w:r>
     </w:p>
     <w:p>
@@ -4383,18 +4682,18 @@
           <wp:inline>
             <wp:extent cx="5334000" cy="5481674"/>
             <wp:effectExtent b="0" l="0" r="0" t="0"/>
-            <wp:docPr descr="" title="" id="96" name="Picture"/>
+            <wp:docPr descr="" title="" id="99" name="Picture"/>
             <a:graphic>
               <a:graphicData uri="http://schemas.openxmlformats.org/drawingml/2006/picture">
                 <pic:pic>
                   <pic:nvPicPr>
-                    <pic:cNvPr descr="images/Eso_ProxTumorArtboard.png" id="97" name="Picture"/>
+                    <pic:cNvPr descr="images/Eso_ProxTumorArtboard.png" id="100" name="Picture"/>
                     <pic:cNvPicPr>
                       <a:picLocks noChangeArrowheads="1" noChangeAspect="1"/>
                     </pic:cNvPicPr>
                   </pic:nvPicPr>
                   <pic:blipFill>
-                    <a:blip r:embed="rId95"/>
+                    <a:blip r:embed="rId98"/>
                     <a:stretch>
                       <a:fillRect/>
                     </a:stretch>
@@ -4421,72 +4720,19 @@
         </w:drawing>
       </w:r>
     </w:p>
-    <w:bookmarkEnd w:id="98"/>
-    <w:bookmarkStart w:id="105" w:name="mckeown-esophagectomy"/>
-    <w:p>
-      <w:pPr>
-        <w:pStyle w:val="Heading2"/>
-      </w:pPr>
-      <w:r>
-        <w:t xml:space="preserve">70 McKeown Esophagectomy</w:t>
-      </w:r>
-    </w:p>
-    <w:p>
-      <w:pPr>
-        <w:pStyle w:val="FirstParagraph"/>
-      </w:pPr>
-      <w:r>
-        <w:drawing>
-          <wp:inline>
-            <wp:extent cx="5334000" cy="5481674"/>
-            <wp:effectExtent b="0" l="0" r="0" t="0"/>
-            <wp:docPr descr="" title="" id="100" name="Picture"/>
-            <a:graphic>
-              <a:graphicData uri="http://schemas.openxmlformats.org/drawingml/2006/picture">
-                <pic:pic>
-                  <pic:nvPicPr>
-                    <pic:cNvPr descr="images/Eso_ResectionTotalArtboard.png" id="101" name="Picture"/>
-                    <pic:cNvPicPr>
-                      <a:picLocks noChangeArrowheads="1" noChangeAspect="1"/>
-                    </pic:cNvPicPr>
-                  </pic:nvPicPr>
-                  <pic:blipFill>
-                    <a:blip r:embed="rId99"/>
-                    <a:stretch>
-                      <a:fillRect/>
-                    </a:stretch>
-                  </pic:blipFill>
-                  <pic:spPr bwMode="auto">
-                    <a:xfrm>
-                      <a:off x="0" y="0"/>
-                      <a:ext cx="5334000" cy="5481674"/>
-                    </a:xfrm>
-                    <a:prstGeom prst="rect">
-                      <a:avLst/>
-                    </a:prstGeom>
-                    <a:noFill/>
-                    <a:ln w="9525">
-                      <a:noFill/>
-                      <a:headEnd/>
-                      <a:tailEnd/>
-                    </a:ln>
-                  </pic:spPr>
-                </pic:pic>
-              </a:graphicData>
-            </a:graphic>
-          </wp:inline>
-        </w:drawing>
-      </w:r>
-      <w:r>
-        <w:t xml:space="preserve"> </w:t>
-      </w:r>
-      <w:r>
-        <w:t xml:space="preserve">All of esophagus removed</w:t>
-      </w:r>
-    </w:p>
-    <w:p>
-      <w:pPr>
-        <w:pStyle w:val="BodyText"/>
+    <w:bookmarkEnd w:id="101"/>
+    <w:bookmarkStart w:id="108" w:name="mckeown-esophagectomy"/>
+    <w:p>
+      <w:pPr>
+        <w:pStyle w:val="Heading2"/>
+      </w:pPr>
+      <w:r>
+        <w:t xml:space="preserve">73 McKeown Esophagectomy</w:t>
+      </w:r>
+    </w:p>
+    <w:p>
+      <w:pPr>
+        <w:pStyle w:val="FirstParagraph"/>
       </w:pPr>
       <w:r>
         <w:drawing>
@@ -4498,7 +4744,7 @@
               <a:graphicData uri="http://schemas.openxmlformats.org/drawingml/2006/picture">
                 <pic:pic>
                   <pic:nvPicPr>
-                    <pic:cNvPr descr="images/Eso_MIE_McKeownArtboard.png" id="104" name="Picture"/>
+                    <pic:cNvPr descr="images/Eso_ResectionTotalArtboard.png" id="104" name="Picture"/>
                     <pic:cNvPicPr>
                       <a:picLocks noChangeArrowheads="1" noChangeAspect="1"/>
                     </pic:cNvPicPr>
@@ -4534,75 +4780,7 @@
         <w:t xml:space="preserve"> </w:t>
       </w:r>
       <w:r>
-        <w:t xml:space="preserve">Connection made in the neck</w:t>
-      </w:r>
-    </w:p>
-    <w:bookmarkEnd w:id="105"/>
-    <w:bookmarkStart w:id="106" w:name="risks-of-esophagectomy"/>
-    <w:p>
-      <w:pPr>
-        <w:pStyle w:val="Heading2"/>
-      </w:pPr>
-      <w:r>
-        <w:t xml:space="preserve">71 Risks of Esophagectomy</w:t>
-      </w:r>
-    </w:p>
-    <w:p>
-      <w:pPr>
-        <w:pStyle w:val="FirstParagraph"/>
-      </w:pPr>
-      <w:r>
-        <w:t xml:space="preserve">Esophagectomy is a complex operation, with a real risk of complications.</w:t>
-      </w:r>
-    </w:p>
-    <w:p>
-      <w:pPr>
-        <w:pStyle w:val="BodyText"/>
-      </w:pPr>
-      <w:r>
-        <w:t xml:space="preserve">Two significant complications:</w:t>
-      </w:r>
-    </w:p>
-    <w:p>
-      <w:pPr>
-        <w:pStyle w:val="Compact"/>
-        <w:numPr>
-          <w:ilvl w:val="0"/>
-          <w:numId w:val="1052"/>
-        </w:numPr>
-      </w:pPr>
-      <w:r>
-        <w:t xml:space="preserve">Anastomotic leak</w:t>
-      </w:r>
-    </w:p>
-    <w:p>
-      <w:pPr>
-        <w:pStyle w:val="Compact"/>
-        <w:numPr>
-          <w:ilvl w:val="0"/>
-          <w:numId w:val="1052"/>
-        </w:numPr>
-      </w:pPr>
-      <w:r>
-        <w:t xml:space="preserve">Pneumonia</w:t>
-      </w:r>
-    </w:p>
-    <w:bookmarkEnd w:id="106"/>
-    <w:bookmarkStart w:id="109" w:name="anastomotic-leak"/>
-    <w:p>
-      <w:pPr>
-        <w:pStyle w:val="Heading2"/>
-      </w:pPr>
-      <w:r>
-        <w:t xml:space="preserve">72 Anastomotic Leak</w:t>
-      </w:r>
-    </w:p>
-    <w:p>
-      <w:pPr>
-        <w:pStyle w:val="FirstParagraph"/>
-      </w:pPr>
-      <w:r>
-        <w:t xml:space="preserve">The anastomosis is surgical connection between the esophagus and the stomach.</w:t>
+        <w:t xml:space="preserve">All of esophagus removed</w:t>
       </w:r>
     </w:p>
     <w:p>
@@ -4612,20 +4790,141 @@
       <w:r>
         <w:drawing>
           <wp:inline>
-            <wp:extent cx="5334000" cy="5478622"/>
+            <wp:extent cx="5334000" cy="5481674"/>
             <wp:effectExtent b="0" l="0" r="0" t="0"/>
-            <wp:docPr descr="" title="" id="107" name="Picture"/>
+            <wp:docPr descr="" title="" id="106" name="Picture"/>
             <a:graphic>
               <a:graphicData uri="http://schemas.openxmlformats.org/drawingml/2006/picture">
                 <pic:pic>
                   <pic:nvPicPr>
-                    <pic:cNvPr descr="images/Eso_IvorLewis_Anastomosis.png" id="108" name="Picture"/>
+                    <pic:cNvPr descr="images/Eso_MIE_McKeownArtboard.png" id="107" name="Picture"/>
                     <pic:cNvPicPr>
                       <a:picLocks noChangeArrowheads="1" noChangeAspect="1"/>
                     </pic:cNvPicPr>
                   </pic:nvPicPr>
                   <pic:blipFill>
-                    <a:blip r:embed="rId83"/>
+                    <a:blip r:embed="rId105"/>
+                    <a:stretch>
+                      <a:fillRect/>
+                    </a:stretch>
+                  </pic:blipFill>
+                  <pic:spPr bwMode="auto">
+                    <a:xfrm>
+                      <a:off x="0" y="0"/>
+                      <a:ext cx="5334000" cy="5481674"/>
+                    </a:xfrm>
+                    <a:prstGeom prst="rect">
+                      <a:avLst/>
+                    </a:prstGeom>
+                    <a:noFill/>
+                    <a:ln w="9525">
+                      <a:noFill/>
+                      <a:headEnd/>
+                      <a:tailEnd/>
+                    </a:ln>
+                  </pic:spPr>
+                </pic:pic>
+              </a:graphicData>
+            </a:graphic>
+          </wp:inline>
+        </w:drawing>
+      </w:r>
+      <w:r>
+        <w:t xml:space="preserve"> </w:t>
+      </w:r>
+      <w:r>
+        <w:t xml:space="preserve">Connection made in the neck</w:t>
+      </w:r>
+    </w:p>
+    <w:bookmarkEnd w:id="108"/>
+    <w:bookmarkStart w:id="109" w:name="risks-of-esophagectomy"/>
+    <w:p>
+      <w:pPr>
+        <w:pStyle w:val="Heading2"/>
+      </w:pPr>
+      <w:r>
+        <w:t xml:space="preserve">74 Risks of Esophagectomy</w:t>
+      </w:r>
+    </w:p>
+    <w:p>
+      <w:pPr>
+        <w:pStyle w:val="FirstParagraph"/>
+      </w:pPr>
+      <w:r>
+        <w:t xml:space="preserve">Esophagectomy is a complex operation, with a real risk of complications.</w:t>
+      </w:r>
+    </w:p>
+    <w:p>
+      <w:pPr>
+        <w:pStyle w:val="BodyText"/>
+      </w:pPr>
+      <w:r>
+        <w:t xml:space="preserve">Two significant complications:</w:t>
+      </w:r>
+    </w:p>
+    <w:p>
+      <w:pPr>
+        <w:pStyle w:val="Compact"/>
+        <w:numPr>
+          <w:ilvl w:val="0"/>
+          <w:numId w:val="1058"/>
+        </w:numPr>
+      </w:pPr>
+      <w:r>
+        <w:t xml:space="preserve">Anastomotic leak</w:t>
+      </w:r>
+    </w:p>
+    <w:p>
+      <w:pPr>
+        <w:pStyle w:val="Compact"/>
+        <w:numPr>
+          <w:ilvl w:val="0"/>
+          <w:numId w:val="1058"/>
+        </w:numPr>
+      </w:pPr>
+      <w:r>
+        <w:t xml:space="preserve">Pneumonia</w:t>
+      </w:r>
+    </w:p>
+    <w:bookmarkEnd w:id="109"/>
+    <w:bookmarkStart w:id="112" w:name="anastomotic-leak"/>
+    <w:p>
+      <w:pPr>
+        <w:pStyle w:val="Heading2"/>
+      </w:pPr>
+      <w:r>
+        <w:t xml:space="preserve">75 Anastomotic Leak</w:t>
+      </w:r>
+    </w:p>
+    <w:p>
+      <w:pPr>
+        <w:pStyle w:val="FirstParagraph"/>
+      </w:pPr>
+      <w:r>
+        <w:t xml:space="preserve">The anastomosis is surgical connection between the esophagus and the stomach.</w:t>
+      </w:r>
+    </w:p>
+    <w:p>
+      <w:pPr>
+        <w:pStyle w:val="BodyText"/>
+      </w:pPr>
+      <w:r>
+        <w:drawing>
+          <wp:inline>
+            <wp:extent cx="5334000" cy="5478622"/>
+            <wp:effectExtent b="0" l="0" r="0" t="0"/>
+            <wp:docPr descr="" title="" id="110" name="Picture"/>
+            <a:graphic>
+              <a:graphicData uri="http://schemas.openxmlformats.org/drawingml/2006/picture">
+                <pic:pic>
+                  <pic:nvPicPr>
+                    <pic:cNvPr descr="images/Eso_IvorLewis_Anastomosis.png" id="111" name="Picture"/>
+                    <pic:cNvPicPr>
+                      <a:picLocks noChangeArrowheads="1" noChangeAspect="1"/>
+                    </pic:cNvPicPr>
+                  </pic:nvPicPr>
+                  <pic:blipFill>
+                    <a:blip r:embed="rId86"/>
                     <a:stretch>
                       <a:fillRect/>
                     </a:stretch>
@@ -4652,14 +4951,14 @@
         </w:drawing>
       </w:r>
     </w:p>
-    <w:bookmarkEnd w:id="109"/>
-    <w:bookmarkStart w:id="113" w:name="anastomotic-leak-1"/>
-    <w:p>
-      <w:pPr>
-        <w:pStyle w:val="Heading2"/>
-      </w:pPr>
-      <w:r>
-        <w:t xml:space="preserve">73 Anastomotic Leak</w:t>
+    <w:bookmarkEnd w:id="112"/>
+    <w:bookmarkStart w:id="116" w:name="anastomotic-leak-1"/>
+    <w:p>
+      <w:pPr>
+        <w:pStyle w:val="Heading2"/>
+      </w:pPr>
+      <w:r>
+        <w:t xml:space="preserve">76 Anastomotic Leak</w:t>
       </w:r>
     </w:p>
     <w:p>
@@ -4675,7 +4974,7 @@
         <w:pStyle w:val="Compact"/>
         <w:numPr>
           <w:ilvl w:val="0"/>
-          <w:numId w:val="1053"/>
+          <w:numId w:val="1059"/>
         </w:numPr>
       </w:pPr>
       <w:r>
@@ -4687,7 +4986,7 @@
         <w:pStyle w:val="Compact"/>
         <w:numPr>
           <w:ilvl w:val="0"/>
-          <w:numId w:val="1053"/>
+          <w:numId w:val="1059"/>
         </w:numPr>
       </w:pPr>
       <w:r>
@@ -4699,7 +4998,7 @@
         <w:pStyle w:val="Compact"/>
         <w:numPr>
           <w:ilvl w:val="0"/>
-          <w:numId w:val="1053"/>
+          <w:numId w:val="1059"/>
         </w:numPr>
       </w:pPr>
       <w:r>
@@ -4715,18 +5014,18 @@
           <wp:inline>
             <wp:extent cx="5334000" cy="5478622"/>
             <wp:effectExtent b="0" l="0" r="0" t="0"/>
-            <wp:docPr descr="" title="" id="111" name="Picture"/>
+            <wp:docPr descr="" title="" id="114" name="Picture"/>
             <a:graphic>
               <a:graphicData uri="http://schemas.openxmlformats.org/drawingml/2006/picture">
                 <pic:pic>
                   <pic:nvPicPr>
-                    <pic:cNvPr descr="images/Eso_IvorLewis_Leak.png" id="112" name="Picture"/>
+                    <pic:cNvPr descr="images/Eso_IvorLewis_Leak.png" id="115" name="Picture"/>
                     <pic:cNvPicPr>
                       <a:picLocks noChangeArrowheads="1" noChangeAspect="1"/>
                     </pic:cNvPicPr>
                   </pic:nvPicPr>
                   <pic:blipFill>
-                    <a:blip r:embed="rId110"/>
+                    <a:blip r:embed="rId113"/>
                     <a:stretch>
                       <a:fillRect/>
                     </a:stretch>
@@ -4753,14 +5052,14 @@
         </w:drawing>
       </w:r>
     </w:p>
-    <w:bookmarkEnd w:id="113"/>
-    <w:bookmarkStart w:id="116" w:name="anastomotic-leak-2"/>
-    <w:p>
-      <w:pPr>
-        <w:pStyle w:val="Heading2"/>
-      </w:pPr>
-      <w:r>
-        <w:t xml:space="preserve">74 Anastomotic Leak</w:t>
+    <w:bookmarkEnd w:id="116"/>
+    <w:bookmarkStart w:id="119" w:name="anastomotic-leak-2"/>
+    <w:p>
+      <w:pPr>
+        <w:pStyle w:val="Heading2"/>
+      </w:pPr>
+      <w:r>
+        <w:t xml:space="preserve">77 Anastomotic Leak</w:t>
       </w:r>
     </w:p>
     <w:p>
@@ -4776,7 +5075,7 @@
         <w:pStyle w:val="Compact"/>
         <w:numPr>
           <w:ilvl w:val="0"/>
-          <w:numId w:val="1054"/>
+          <w:numId w:val="1060"/>
         </w:numPr>
       </w:pPr>
       <w:r>
@@ -4788,7 +5087,7 @@
         <w:pStyle w:val="Compact"/>
         <w:numPr>
           <w:ilvl w:val="0"/>
-          <w:numId w:val="1054"/>
+          <w:numId w:val="1060"/>
         </w:numPr>
       </w:pPr>
       <w:r>
@@ -4800,7 +5099,7 @@
         <w:pStyle w:val="Compact"/>
         <w:numPr>
           <w:ilvl w:val="0"/>
-          <w:numId w:val="1054"/>
+          <w:numId w:val="1060"/>
         </w:numPr>
       </w:pPr>
       <w:r>
@@ -4816,18 +5115,18 @@
           <wp:inline>
             <wp:extent cx="5334000" cy="5478622"/>
             <wp:effectExtent b="0" l="0" r="0" t="0"/>
-            <wp:docPr descr="" title="" id="114" name="Picture"/>
+            <wp:docPr descr="" title="" id="117" name="Picture"/>
             <a:graphic>
               <a:graphicData uri="http://schemas.openxmlformats.org/drawingml/2006/picture">
                 <pic:pic>
                   <pic:nvPicPr>
-                    <pic:cNvPr descr="images/Eso_IvorLewis_Leak.png" id="115" name="Picture"/>
+                    <pic:cNvPr descr="images/Eso_IvorLewis_Leak.png" id="118" name="Picture"/>
                     <pic:cNvPicPr>
                       <a:picLocks noChangeArrowheads="1" noChangeAspect="1"/>
                     </pic:cNvPicPr>
                   </pic:nvPicPr>
                   <pic:blipFill>
-                    <a:blip r:embed="rId110"/>
+                    <a:blip r:embed="rId113"/>
                     <a:stretch>
                       <a:fillRect/>
                     </a:stretch>
@@ -4854,14 +5153,14 @@
         </w:drawing>
       </w:r>
     </w:p>
-    <w:bookmarkEnd w:id="116"/>
-    <w:bookmarkStart w:id="119" w:name="anastomotic-leak-3"/>
-    <w:p>
-      <w:pPr>
-        <w:pStyle w:val="Heading2"/>
-      </w:pPr>
-      <w:r>
-        <w:t xml:space="preserve">75 Anastomotic Leak</w:t>
+    <w:bookmarkEnd w:id="119"/>
+    <w:bookmarkStart w:id="122" w:name="anastomotic-leak-3"/>
+    <w:p>
+      <w:pPr>
+        <w:pStyle w:val="Heading2"/>
+      </w:pPr>
+      <w:r>
+        <w:t xml:space="preserve">78 Anastomotic Leak</w:t>
       </w:r>
     </w:p>
     <w:p>
@@ -4877,7 +5176,7 @@
         <w:pStyle w:val="Compact"/>
         <w:numPr>
           <w:ilvl w:val="0"/>
-          <w:numId w:val="1055"/>
+          <w:numId w:val="1061"/>
         </w:numPr>
       </w:pPr>
       <w:r>
@@ -4889,7 +5188,7 @@
         <w:pStyle w:val="Compact"/>
         <w:numPr>
           <w:ilvl w:val="0"/>
-          <w:numId w:val="1055"/>
+          <w:numId w:val="1061"/>
         </w:numPr>
       </w:pPr>
       <w:r>
@@ -4901,7 +5200,7 @@
         <w:pStyle w:val="Compact"/>
         <w:numPr>
           <w:ilvl w:val="0"/>
-          <w:numId w:val="1055"/>
+          <w:numId w:val="1061"/>
         </w:numPr>
       </w:pPr>
       <w:r>
@@ -4917,18 +5216,18 @@
           <wp:inline>
             <wp:extent cx="5334000" cy="5478622"/>
             <wp:effectExtent b="0" l="0" r="0" t="0"/>
-            <wp:docPr descr="" title="" id="117" name="Picture"/>
+            <wp:docPr descr="" title="" id="120" name="Picture"/>
             <a:graphic>
               <a:graphicData uri="http://schemas.openxmlformats.org/drawingml/2006/picture">
                 <pic:pic>
                   <pic:nvPicPr>
-                    <pic:cNvPr descr="images/Eso_IvorLewis_Leak.png" id="118" name="Picture"/>
+                    <pic:cNvPr descr="images/Eso_IvorLewis_Leak.png" id="121" name="Picture"/>
                     <pic:cNvPicPr>
                       <a:picLocks noChangeArrowheads="1" noChangeAspect="1"/>
                     </pic:cNvPicPr>
                   </pic:nvPicPr>
                   <pic:blipFill>
-                    <a:blip r:embed="rId110"/>
+                    <a:blip r:embed="rId113"/>
                     <a:stretch>
                       <a:fillRect/>
                     </a:stretch>
@@ -4955,21 +5254,21 @@
         </w:drawing>
       </w:r>
     </w:p>
-    <w:bookmarkEnd w:id="119"/>
-    <w:bookmarkStart w:id="123" w:name="pneumonia"/>
-    <w:p>
-      <w:pPr>
-        <w:pStyle w:val="Heading2"/>
-      </w:pPr>
-      <w:r>
-        <w:t xml:space="preserve">76 Pneumonia</w:t>
-      </w:r>
-    </w:p>
-    <w:p>
-      <w:pPr>
-        <w:numPr>
-          <w:ilvl w:val="0"/>
-          <w:numId w:val="1056"/>
+    <w:bookmarkEnd w:id="122"/>
+    <w:bookmarkStart w:id="126" w:name="pneumonia"/>
+    <w:p>
+      <w:pPr>
+        <w:pStyle w:val="Heading2"/>
+      </w:pPr>
+      <w:r>
+        <w:t xml:space="preserve">79 Pneumonia</w:t>
+      </w:r>
+    </w:p>
+    <w:p>
+      <w:pPr>
+        <w:numPr>
+          <w:ilvl w:val="0"/>
+          <w:numId w:val="1062"/>
         </w:numPr>
       </w:pPr>
       <w:r>
@@ -4980,7 +5279,7 @@
       <w:pPr>
         <w:numPr>
           <w:ilvl w:val="0"/>
-          <w:numId w:val="1056"/>
+          <w:numId w:val="1062"/>
         </w:numPr>
       </w:pPr>
       <w:r>
@@ -4991,7 +5290,7 @@
       <w:pPr>
         <w:numPr>
           <w:ilvl w:val="0"/>
-          <w:numId w:val="1056"/>
+          <w:numId w:val="1062"/>
         </w:numPr>
       </w:pPr>
       <w:r>
@@ -5007,18 +5306,18 @@
           <wp:inline>
             <wp:extent cx="5334000" cy="5481674"/>
             <wp:effectExtent b="0" l="0" r="0" t="0"/>
-            <wp:docPr descr="" title="" id="121" name="Picture"/>
+            <wp:docPr descr="" title="" id="124" name="Picture"/>
             <a:graphic>
               <a:graphicData uri="http://schemas.openxmlformats.org/drawingml/2006/picture">
                 <pic:pic>
                   <pic:nvPicPr>
-                    <pic:cNvPr descr="images/Eso_LungsArtboard.png" id="122" name="Picture"/>
+                    <pic:cNvPr descr="images/Eso_LungsArtboard.png" id="125" name="Picture"/>
                     <pic:cNvPicPr>
                       <a:picLocks noChangeArrowheads="1" noChangeAspect="1"/>
                     </pic:cNvPicPr>
                   </pic:nvPicPr>
                   <pic:blipFill>
-                    <a:blip r:embed="rId120"/>
+                    <a:blip r:embed="rId123"/>
                     <a:stretch>
                       <a:fillRect/>
                     </a:stretch>
@@ -5045,14 +5344,14 @@
         </w:drawing>
       </w:r>
     </w:p>
-    <w:bookmarkEnd w:id="123"/>
-    <w:bookmarkStart w:id="124" w:name="preventing-pneumonia"/>
-    <w:p>
-      <w:pPr>
-        <w:pStyle w:val="Heading2"/>
-      </w:pPr>
-      <w:r>
-        <w:t xml:space="preserve">77 Preventing Pneumonia</w:t>
+    <w:bookmarkEnd w:id="126"/>
+    <w:bookmarkStart w:id="127" w:name="preventing-pneumonia"/>
+    <w:p>
+      <w:pPr>
+        <w:pStyle w:val="Heading2"/>
+      </w:pPr>
+      <w:r>
+        <w:t xml:space="preserve">80 Preventing Pneumonia</w:t>
       </w:r>
     </w:p>
     <w:p>
@@ -5068,7 +5367,7 @@
         <w:pStyle w:val="Compact"/>
         <w:numPr>
           <w:ilvl w:val="0"/>
-          <w:numId w:val="1057"/>
+          <w:numId w:val="1063"/>
         </w:numPr>
       </w:pPr>
       <w:r>
@@ -5080,7 +5379,7 @@
         <w:pStyle w:val="Compact"/>
         <w:numPr>
           <w:ilvl w:val="0"/>
-          <w:numId w:val="1057"/>
+          <w:numId w:val="1063"/>
         </w:numPr>
       </w:pPr>
       <w:r>
@@ -5092,7 +5391,7 @@
         <w:pStyle w:val="Compact"/>
         <w:numPr>
           <w:ilvl w:val="0"/>
-          <w:numId w:val="1057"/>
+          <w:numId w:val="1063"/>
         </w:numPr>
       </w:pPr>
       <w:r>
@@ -5112,7 +5411,7 @@
         <w:pStyle w:val="Compact"/>
         <w:numPr>
           <w:ilvl w:val="0"/>
-          <w:numId w:val="1058"/>
+          <w:numId w:val="1064"/>
         </w:numPr>
       </w:pPr>
       <w:r>
@@ -5124,73 +5423,26 @@
         <w:pStyle w:val="Compact"/>
         <w:numPr>
           <w:ilvl w:val="0"/>
-          <w:numId w:val="1058"/>
+          <w:numId w:val="1064"/>
         </w:numPr>
       </w:pPr>
       <w:r>
         <w:t xml:space="preserve">Walking in the halls as soon as possible</w:t>
       </w:r>
     </w:p>
-    <w:bookmarkEnd w:id="124"/>
-    <w:bookmarkStart w:id="131" w:name="minimally-invasive-esophagectomy"/>
-    <w:p>
-      <w:pPr>
-        <w:pStyle w:val="Heading2"/>
-      </w:pPr>
-      <w:r>
-        <w:t xml:space="preserve">78 Minimally-invasive Esophagectomy</w:t>
-      </w:r>
-    </w:p>
-    <w:p>
-      <w:pPr>
-        <w:pStyle w:val="FirstParagraph"/>
-      </w:pPr>
-      <w:r>
-        <w:drawing>
-          <wp:inline>
-            <wp:extent cx="5334000" cy="4000500"/>
-            <wp:effectExtent b="0" l="0" r="0" t="0"/>
-            <wp:docPr descr="" title="" id="126" name="Picture"/>
-            <a:graphic>
-              <a:graphicData uri="http://schemas.openxmlformats.org/drawingml/2006/picture">
-                <pic:pic>
-                  <pic:nvPicPr>
-                    <pic:cNvPr descr="images/mie_abd.png" id="127" name="Picture"/>
-                    <pic:cNvPicPr>
-                      <a:picLocks noChangeArrowheads="1" noChangeAspect="1"/>
-                    </pic:cNvPicPr>
-                  </pic:nvPicPr>
-                  <pic:blipFill>
-                    <a:blip r:embed="rId125"/>
-                    <a:stretch>
-                      <a:fillRect/>
-                    </a:stretch>
-                  </pic:blipFill>
-                  <pic:spPr bwMode="auto">
-                    <a:xfrm>
-                      <a:off x="0" y="0"/>
-                      <a:ext cx="5334000" cy="4000500"/>
-                    </a:xfrm>
-                    <a:prstGeom prst="rect">
-                      <a:avLst/>
-                    </a:prstGeom>
-                    <a:noFill/>
-                    <a:ln w="9525">
-                      <a:noFill/>
-                      <a:headEnd/>
-                      <a:tailEnd/>
-                    </a:ln>
-                  </pic:spPr>
-                </pic:pic>
-              </a:graphicData>
-            </a:graphic>
-          </wp:inline>
-        </w:drawing>
-      </w:r>
-    </w:p>
-    <w:p>
-      <w:pPr>
-        <w:pStyle w:val="BodyText"/>
+    <w:bookmarkEnd w:id="127"/>
+    <w:bookmarkStart w:id="134" w:name="minimally-invasive-esophagectomy"/>
+    <w:p>
+      <w:pPr>
+        <w:pStyle w:val="Heading2"/>
+      </w:pPr>
+      <w:r>
+        <w:t xml:space="preserve">81 Minimally-invasive Esophagectomy</w:t>
+      </w:r>
+    </w:p>
+    <w:p>
+      <w:pPr>
+        <w:pStyle w:val="FirstParagraph"/>
       </w:pPr>
       <w:r>
         <w:drawing>
@@ -5202,7 +5454,7 @@
               <a:graphicData uri="http://schemas.openxmlformats.org/drawingml/2006/picture">
                 <pic:pic>
                   <pic:nvPicPr>
-                    <pic:cNvPr descr="images/mie_chest.png" id="130" name="Picture"/>
+                    <pic:cNvPr descr="images/mie_abd.png" id="130" name="Picture"/>
                     <pic:cNvPicPr>
                       <a:picLocks noChangeArrowheads="1" noChangeAspect="1"/>
                     </pic:cNvPicPr>
@@ -5235,14 +5487,61 @@
         </w:drawing>
       </w:r>
     </w:p>
-    <w:bookmarkEnd w:id="131"/>
-    <w:bookmarkStart w:id="132" w:name="risks-of-surgery"/>
-    <w:p>
-      <w:pPr>
-        <w:pStyle w:val="Heading2"/>
-      </w:pPr>
-      <w:r>
-        <w:t xml:space="preserve">79 Risks of Surgery</w:t>
+    <w:p>
+      <w:pPr>
+        <w:pStyle w:val="BodyText"/>
+      </w:pPr>
+      <w:r>
+        <w:drawing>
+          <wp:inline>
+            <wp:extent cx="5334000" cy="4000500"/>
+            <wp:effectExtent b="0" l="0" r="0" t="0"/>
+            <wp:docPr descr="" title="" id="132" name="Picture"/>
+            <a:graphic>
+              <a:graphicData uri="http://schemas.openxmlformats.org/drawingml/2006/picture">
+                <pic:pic>
+                  <pic:nvPicPr>
+                    <pic:cNvPr descr="images/mie_chest.png" id="133" name="Picture"/>
+                    <pic:cNvPicPr>
+                      <a:picLocks noChangeArrowheads="1" noChangeAspect="1"/>
+                    </pic:cNvPicPr>
+                  </pic:nvPicPr>
+                  <pic:blipFill>
+                    <a:blip r:embed="rId131"/>
+                    <a:stretch>
+                      <a:fillRect/>
+                    </a:stretch>
+                  </pic:blipFill>
+                  <pic:spPr bwMode="auto">
+                    <a:xfrm>
+                      <a:off x="0" y="0"/>
+                      <a:ext cx="5334000" cy="4000500"/>
+                    </a:xfrm>
+                    <a:prstGeom prst="rect">
+                      <a:avLst/>
+                    </a:prstGeom>
+                    <a:noFill/>
+                    <a:ln w="9525">
+                      <a:noFill/>
+                      <a:headEnd/>
+                      <a:tailEnd/>
+                    </a:ln>
+                  </pic:spPr>
+                </pic:pic>
+              </a:graphicData>
+            </a:graphic>
+          </wp:inline>
+        </w:drawing>
+      </w:r>
+    </w:p>
+    <w:bookmarkEnd w:id="134"/>
+    <w:bookmarkStart w:id="135" w:name="risks-of-surgery"/>
+    <w:p>
+      <w:pPr>
+        <w:pStyle w:val="Heading2"/>
+      </w:pPr>
+      <w:r>
+        <w:t xml:space="preserve">82 Risks of Surgery</w:t>
       </w:r>
     </w:p>
     <w:p>
@@ -5258,7 +5557,7 @@
         <w:pStyle w:val="Compact"/>
         <w:numPr>
           <w:ilvl w:val="0"/>
-          <w:numId w:val="1059"/>
+          <w:numId w:val="1065"/>
         </w:numPr>
       </w:pPr>
       <w:r>
@@ -5270,7 +5569,7 @@
         <w:pStyle w:val="Compact"/>
         <w:numPr>
           <w:ilvl w:val="0"/>
-          <w:numId w:val="1059"/>
+          <w:numId w:val="1065"/>
         </w:numPr>
       </w:pPr>
       <w:r>
@@ -5282,7 +5581,7 @@
         <w:pStyle w:val="Compact"/>
         <w:numPr>
           <w:ilvl w:val="0"/>
-          <w:numId w:val="1059"/>
+          <w:numId w:val="1065"/>
         </w:numPr>
       </w:pPr>
       <w:r>
@@ -5294,7 +5593,7 @@
         <w:pStyle w:val="Compact"/>
         <w:numPr>
           <w:ilvl w:val="0"/>
-          <w:numId w:val="1059"/>
+          <w:numId w:val="1065"/>
         </w:numPr>
       </w:pPr>
       <w:r>
@@ -5306,21 +5605,21 @@
         <w:pStyle w:val="Compact"/>
         <w:numPr>
           <w:ilvl w:val="0"/>
-          <w:numId w:val="1059"/>
+          <w:numId w:val="1065"/>
         </w:numPr>
       </w:pPr>
       <w:r>
         <w:t xml:space="preserve">Pulmonary embolism (2%)</w:t>
       </w:r>
     </w:p>
-    <w:bookmarkEnd w:id="132"/>
-    <w:bookmarkStart w:id="133" w:name="risks-of-surgery-1"/>
-    <w:p>
-      <w:pPr>
-        <w:pStyle w:val="Heading2"/>
-      </w:pPr>
-      <w:r>
-        <w:t xml:space="preserve">80 Risks of Surgery</w:t>
+    <w:bookmarkEnd w:id="135"/>
+    <w:bookmarkStart w:id="136" w:name="risks-of-surgery-1"/>
+    <w:p>
+      <w:pPr>
+        <w:pStyle w:val="Heading2"/>
+      </w:pPr>
+      <w:r>
+        <w:t xml:space="preserve">83 Risks of Surgery</w:t>
       </w:r>
     </w:p>
     <w:p>
@@ -5336,7 +5635,7 @@
         <w:pStyle w:val="Compact"/>
         <w:numPr>
           <w:ilvl w:val="0"/>
-          <w:numId w:val="1060"/>
+          <w:numId w:val="1066"/>
         </w:numPr>
       </w:pPr>
       <w:r>
@@ -5348,7 +5647,7 @@
         <w:pStyle w:val="Compact"/>
         <w:numPr>
           <w:ilvl w:val="0"/>
-          <w:numId w:val="1060"/>
+          <w:numId w:val="1066"/>
         </w:numPr>
       </w:pPr>
       <w:r>
@@ -5360,7 +5659,7 @@
         <w:pStyle w:val="Compact"/>
         <w:numPr>
           <w:ilvl w:val="0"/>
-          <w:numId w:val="1060"/>
+          <w:numId w:val="1066"/>
         </w:numPr>
       </w:pPr>
       <w:r>
@@ -5372,7 +5671,7 @@
         <w:pStyle w:val="Compact"/>
         <w:numPr>
           <w:ilvl w:val="1"/>
-          <w:numId w:val="1061"/>
+          <w:numId w:val="1067"/>
         </w:numPr>
       </w:pPr>
       <w:r>
@@ -5384,7 +5683,7 @@
         <w:pStyle w:val="Compact"/>
         <w:numPr>
           <w:ilvl w:val="1"/>
-          <w:numId w:val="1061"/>
+          <w:numId w:val="1067"/>
         </w:numPr>
       </w:pPr>
       <w:r>
@@ -5396,21 +5695,21 @@
         <w:pStyle w:val="Compact"/>
         <w:numPr>
           <w:ilvl w:val="1"/>
-          <w:numId w:val="1061"/>
+          <w:numId w:val="1067"/>
         </w:numPr>
       </w:pPr>
       <w:r>
         <w:t xml:space="preserve">High risk = 30%</w:t>
       </w:r>
     </w:p>
-    <w:bookmarkEnd w:id="133"/>
-    <w:bookmarkStart w:id="134" w:name="risks-of-surgery-2"/>
-    <w:p>
-      <w:pPr>
-        <w:pStyle w:val="Heading2"/>
-      </w:pPr>
-      <w:r>
-        <w:t xml:space="preserve">81 Risks of Surgery</w:t>
+    <w:bookmarkEnd w:id="136"/>
+    <w:bookmarkStart w:id="137" w:name="risks-of-surgery-2"/>
+    <w:p>
+      <w:pPr>
+        <w:pStyle w:val="Heading2"/>
+      </w:pPr>
+      <w:r>
+        <w:t xml:space="preserve">84 Risks of Surgery</w:t>
       </w:r>
     </w:p>
     <w:p>
@@ -5545,22 +5844,22 @@
         </w:tc>
       </w:tr>
     </w:tbl>
-    <w:bookmarkEnd w:id="134"/>
-    <w:bookmarkStart w:id="135" w:name="day-prior-to-surgery"/>
-    <w:p>
-      <w:pPr>
-        <w:pStyle w:val="Heading2"/>
-      </w:pPr>
-      <w:r>
-        <w:t xml:space="preserve">82 Day Prior to Surgery</w:t>
-      </w:r>
-    </w:p>
-    <w:p>
-      <w:pPr>
-        <w:pStyle w:val="Compact"/>
-        <w:numPr>
-          <w:ilvl w:val="0"/>
-          <w:numId w:val="1062"/>
+    <w:bookmarkEnd w:id="137"/>
+    <w:bookmarkStart w:id="138" w:name="day-prior-to-surgery"/>
+    <w:p>
+      <w:pPr>
+        <w:pStyle w:val="Heading2"/>
+      </w:pPr>
+      <w:r>
+        <w:t xml:space="preserve">85 Day Prior to Surgery</w:t>
+      </w:r>
+    </w:p>
+    <w:p>
+      <w:pPr>
+        <w:pStyle w:val="Compact"/>
+        <w:numPr>
+          <w:ilvl w:val="0"/>
+          <w:numId w:val="1068"/>
         </w:numPr>
       </w:pPr>
       <w:r>
@@ -5572,7 +5871,7 @@
         <w:pStyle w:val="Compact"/>
         <w:numPr>
           <w:ilvl w:val="0"/>
-          <w:numId w:val="1062"/>
+          <w:numId w:val="1068"/>
         </w:numPr>
       </w:pPr>
       <w:r>
@@ -5584,29 +5883,29 @@
         <w:pStyle w:val="Compact"/>
         <w:numPr>
           <w:ilvl w:val="0"/>
-          <w:numId w:val="1062"/>
+          <w:numId w:val="1068"/>
         </w:numPr>
       </w:pPr>
       <w:r>
         <w:t xml:space="preserve">No tube feedings the night before surgery</w:t>
       </w:r>
     </w:p>
-    <w:bookmarkEnd w:id="135"/>
-    <w:bookmarkStart w:id="136" w:name="day-of-surgery"/>
-    <w:p>
-      <w:pPr>
-        <w:pStyle w:val="Heading2"/>
-      </w:pPr>
-      <w:r>
-        <w:t xml:space="preserve">83 Day of Surgery</w:t>
-      </w:r>
-    </w:p>
-    <w:p>
-      <w:pPr>
-        <w:pStyle w:val="Compact"/>
-        <w:numPr>
-          <w:ilvl w:val="0"/>
-          <w:numId w:val="1063"/>
+    <w:bookmarkEnd w:id="138"/>
+    <w:bookmarkStart w:id="139" w:name="day-of-surgery"/>
+    <w:p>
+      <w:pPr>
+        <w:pStyle w:val="Heading2"/>
+      </w:pPr>
+      <w:r>
+        <w:t xml:space="preserve">86 Day of Surgery</w:t>
+      </w:r>
+    </w:p>
+    <w:p>
+      <w:pPr>
+        <w:pStyle w:val="Compact"/>
+        <w:numPr>
+          <w:ilvl w:val="0"/>
+          <w:numId w:val="1069"/>
         </w:numPr>
       </w:pPr>
       <w:r>
@@ -5618,7 +5917,7 @@
         <w:pStyle w:val="Compact"/>
         <w:numPr>
           <w:ilvl w:val="0"/>
-          <w:numId w:val="1063"/>
+          <w:numId w:val="1069"/>
         </w:numPr>
       </w:pPr>
       <w:r>
@@ -5630,7 +5929,7 @@
         <w:pStyle w:val="Compact"/>
         <w:numPr>
           <w:ilvl w:val="0"/>
-          <w:numId w:val="1063"/>
+          <w:numId w:val="1069"/>
         </w:numPr>
       </w:pPr>
       <w:r>
@@ -5655,7 +5954,7 @@
         <w:pStyle w:val="Compact"/>
         <w:numPr>
           <w:ilvl w:val="0"/>
-          <w:numId w:val="1063"/>
+          <w:numId w:val="1069"/>
         </w:numPr>
       </w:pPr>
       <w:r>
@@ -5667,29 +5966,29 @@
         <w:pStyle w:val="Compact"/>
         <w:numPr>
           <w:ilvl w:val="0"/>
-          <w:numId w:val="1063"/>
+          <w:numId w:val="1069"/>
         </w:numPr>
       </w:pPr>
       <w:r>
         <w:t xml:space="preserve">Waiting room for family and friends on 5th floor</w:t>
       </w:r>
     </w:p>
-    <w:bookmarkEnd w:id="136"/>
-    <w:bookmarkStart w:id="137" w:name="epidural-catheter-for-pain-control"/>
-    <w:p>
-      <w:pPr>
-        <w:pStyle w:val="Heading2"/>
-      </w:pPr>
-      <w:r>
-        <w:t xml:space="preserve">84 Epidural Catheter for Pain Control</w:t>
-      </w:r>
-    </w:p>
-    <w:p>
-      <w:pPr>
-        <w:pStyle w:val="Compact"/>
-        <w:numPr>
-          <w:ilvl w:val="0"/>
-          <w:numId w:val="1064"/>
+    <w:bookmarkEnd w:id="139"/>
+    <w:bookmarkStart w:id="140" w:name="epidural-catheter-for-pain-control"/>
+    <w:p>
+      <w:pPr>
+        <w:pStyle w:val="Heading2"/>
+      </w:pPr>
+      <w:r>
+        <w:t xml:space="preserve">87 Epidural Catheter for Pain Control</w:t>
+      </w:r>
+    </w:p>
+    <w:p>
+      <w:pPr>
+        <w:pStyle w:val="Compact"/>
+        <w:numPr>
+          <w:ilvl w:val="0"/>
+          <w:numId w:val="1070"/>
         </w:numPr>
       </w:pPr>
       <w:r>
@@ -5701,7 +6000,7 @@
         <w:pStyle w:val="Compact"/>
         <w:numPr>
           <w:ilvl w:val="0"/>
-          <w:numId w:val="1064"/>
+          <w:numId w:val="1070"/>
         </w:numPr>
       </w:pPr>
       <w:r>
@@ -5713,7 +6012,7 @@
         <w:pStyle w:val="Compact"/>
         <w:numPr>
           <w:ilvl w:val="0"/>
-          <w:numId w:val="1064"/>
+          <w:numId w:val="1070"/>
         </w:numPr>
       </w:pPr>
       <w:r>
@@ -5725,7 +6024,7 @@
         <w:pStyle w:val="Compact"/>
         <w:numPr>
           <w:ilvl w:val="0"/>
-          <w:numId w:val="1064"/>
+          <w:numId w:val="1070"/>
         </w:numPr>
       </w:pPr>
       <w:r>
@@ -5737,29 +6036,29 @@
         <w:pStyle w:val="Compact"/>
         <w:numPr>
           <w:ilvl w:val="0"/>
-          <w:numId w:val="1064"/>
+          <w:numId w:val="1070"/>
         </w:numPr>
       </w:pPr>
       <w:r>
         <w:t xml:space="preserve">Foley catheter removed after epidural removed</w:t>
       </w:r>
     </w:p>
-    <w:bookmarkEnd w:id="137"/>
-    <w:bookmarkStart w:id="138" w:name="intensive-care-unit-icu-2-4-days"/>
-    <w:p>
-      <w:pPr>
-        <w:pStyle w:val="Heading2"/>
-      </w:pPr>
-      <w:r>
-        <w:t xml:space="preserve">85 Intensive Care Unit (ICU) (2-4 days)</w:t>
-      </w:r>
-    </w:p>
-    <w:p>
-      <w:pPr>
-        <w:pStyle w:val="Compact"/>
-        <w:numPr>
-          <w:ilvl w:val="0"/>
-          <w:numId w:val="1065"/>
+    <w:bookmarkEnd w:id="140"/>
+    <w:bookmarkStart w:id="141" w:name="intensive-care-unit-icu-2-4-days"/>
+    <w:p>
+      <w:pPr>
+        <w:pStyle w:val="Heading2"/>
+      </w:pPr>
+      <w:r>
+        <w:t xml:space="preserve">88 Intensive Care Unit (ICU) (2-4 days)</w:t>
+      </w:r>
+    </w:p>
+    <w:p>
+      <w:pPr>
+        <w:pStyle w:val="Compact"/>
+        <w:numPr>
+          <w:ilvl w:val="0"/>
+          <w:numId w:val="1071"/>
         </w:numPr>
       </w:pPr>
       <w:r>
@@ -5771,7 +6070,7 @@
         <w:pStyle w:val="Compact"/>
         <w:numPr>
           <w:ilvl w:val="0"/>
-          <w:numId w:val="1065"/>
+          <w:numId w:val="1071"/>
         </w:numPr>
       </w:pPr>
       <w:r>
@@ -5783,7 +6082,7 @@
         <w:pStyle w:val="Compact"/>
         <w:numPr>
           <w:ilvl w:val="0"/>
-          <w:numId w:val="1065"/>
+          <w:numId w:val="1071"/>
         </w:numPr>
       </w:pPr>
       <w:r>
@@ -5795,7 +6094,7 @@
         <w:pStyle w:val="Compact"/>
         <w:numPr>
           <w:ilvl w:val="0"/>
-          <w:numId w:val="1065"/>
+          <w:numId w:val="1071"/>
         </w:numPr>
       </w:pPr>
       <w:r>
@@ -5807,7 +6106,7 @@
         <w:pStyle w:val="Compact"/>
         <w:numPr>
           <w:ilvl w:val="0"/>
-          <w:numId w:val="1065"/>
+          <w:numId w:val="1071"/>
         </w:numPr>
       </w:pPr>
       <w:r>
@@ -5819,29 +6118,29 @@
         <w:pStyle w:val="Compact"/>
         <w:numPr>
           <w:ilvl w:val="0"/>
-          <w:numId w:val="1065"/>
+          <w:numId w:val="1071"/>
         </w:numPr>
       </w:pPr>
       <w:r>
         <w:t xml:space="preserve">Feeding jejunostomy (usually stays in 8 wks)</w:t>
       </w:r>
     </w:p>
-    <w:bookmarkEnd w:id="138"/>
-    <w:bookmarkStart w:id="139" w:name="intensive-care-unit-icu"/>
-    <w:p>
-      <w:pPr>
-        <w:pStyle w:val="Heading2"/>
-      </w:pPr>
-      <w:r>
-        <w:t xml:space="preserve">86 Intensive Care Unit (ICU)</w:t>
-      </w:r>
-    </w:p>
-    <w:p>
-      <w:pPr>
-        <w:pStyle w:val="Compact"/>
-        <w:numPr>
-          <w:ilvl w:val="0"/>
-          <w:numId w:val="1066"/>
+    <w:bookmarkEnd w:id="141"/>
+    <w:bookmarkStart w:id="142" w:name="intensive-care-unit-icu"/>
+    <w:p>
+      <w:pPr>
+        <w:pStyle w:val="Heading2"/>
+      </w:pPr>
+      <w:r>
+        <w:t xml:space="preserve">89 Intensive Care Unit (ICU)</w:t>
+      </w:r>
+    </w:p>
+    <w:p>
+      <w:pPr>
+        <w:pStyle w:val="Compact"/>
+        <w:numPr>
+          <w:ilvl w:val="0"/>
+          <w:numId w:val="1072"/>
         </w:numPr>
       </w:pPr>
       <w:r>
@@ -5853,7 +6152,7 @@
         <w:pStyle w:val="Compact"/>
         <w:numPr>
           <w:ilvl w:val="0"/>
-          <w:numId w:val="1066"/>
+          <w:numId w:val="1072"/>
         </w:numPr>
       </w:pPr>
       <w:r>
@@ -5865,7 +6164,7 @@
         <w:pStyle w:val="Compact"/>
         <w:numPr>
           <w:ilvl w:val="0"/>
-          <w:numId w:val="1066"/>
+          <w:numId w:val="1072"/>
         </w:numPr>
       </w:pPr>
       <w:r>
@@ -5877,7 +6176,7 @@
         <w:pStyle w:val="Compact"/>
         <w:numPr>
           <w:ilvl w:val="0"/>
-          <w:numId w:val="1066"/>
+          <w:numId w:val="1072"/>
         </w:numPr>
       </w:pPr>
       <w:r>
@@ -5889,29 +6188,29 @@
         <w:pStyle w:val="Compact"/>
         <w:numPr>
           <w:ilvl w:val="0"/>
-          <w:numId w:val="1066"/>
+          <w:numId w:val="1072"/>
         </w:numPr>
       </w:pPr>
       <w:r>
         <w:t xml:space="preserve">Feeding jejunostomy (stays in 8 weeks)</w:t>
       </w:r>
     </w:p>
-    <w:bookmarkEnd w:id="139"/>
-    <w:bookmarkStart w:id="140" w:name="ward---6tower"/>
-    <w:p>
-      <w:pPr>
-        <w:pStyle w:val="Heading2"/>
-      </w:pPr>
-      <w:r>
-        <w:t xml:space="preserve">87 Ward - 6Tower</w:t>
-      </w:r>
-    </w:p>
-    <w:p>
-      <w:pPr>
-        <w:pStyle w:val="Compact"/>
-        <w:numPr>
-          <w:ilvl w:val="0"/>
-          <w:numId w:val="1067"/>
+    <w:bookmarkEnd w:id="142"/>
+    <w:bookmarkStart w:id="143" w:name="ward---6tower"/>
+    <w:p>
+      <w:pPr>
+        <w:pStyle w:val="Heading2"/>
+      </w:pPr>
+      <w:r>
+        <w:t xml:space="preserve">90 Ward - 6Tower</w:t>
+      </w:r>
+    </w:p>
+    <w:p>
+      <w:pPr>
+        <w:pStyle w:val="Compact"/>
+        <w:numPr>
+          <w:ilvl w:val="0"/>
+          <w:numId w:val="1073"/>
         </w:numPr>
       </w:pPr>
       <w:r>
@@ -5923,7 +6222,7 @@
         <w:pStyle w:val="Compact"/>
         <w:numPr>
           <w:ilvl w:val="0"/>
-          <w:numId w:val="1067"/>
+          <w:numId w:val="1073"/>
         </w:numPr>
       </w:pPr>
       <w:r>
@@ -5935,7 +6234,7 @@
         <w:pStyle w:val="Compact"/>
         <w:numPr>
           <w:ilvl w:val="0"/>
-          <w:numId w:val="1067"/>
+          <w:numId w:val="1073"/>
         </w:numPr>
       </w:pPr>
       <w:r>
@@ -5947,7 +6246,7 @@
         <w:pStyle w:val="Compact"/>
         <w:numPr>
           <w:ilvl w:val="1"/>
-          <w:numId w:val="1068"/>
+          <w:numId w:val="1074"/>
         </w:numPr>
       </w:pPr>
       <w:r>
@@ -5959,7 +6258,7 @@
         <w:pStyle w:val="Compact"/>
         <w:numPr>
           <w:ilvl w:val="1"/>
-          <w:numId w:val="1068"/>
+          <w:numId w:val="1074"/>
         </w:numPr>
       </w:pPr>
       <w:r>
@@ -5971,21 +6270,21 @@
         <w:pStyle w:val="Compact"/>
         <w:numPr>
           <w:ilvl w:val="1"/>
-          <w:numId w:val="1068"/>
+          <w:numId w:val="1074"/>
         </w:numPr>
       </w:pPr>
       <w:r>
         <w:t xml:space="preserve">Prevents loss of muscle strength</w:t>
       </w:r>
     </w:p>
-    <w:bookmarkEnd w:id="140"/>
-    <w:bookmarkStart w:id="141" w:name="jejunostomy-feeds"/>
-    <w:p>
-      <w:pPr>
-        <w:pStyle w:val="Heading2"/>
-      </w:pPr>
-      <w:r>
-        <w:t xml:space="preserve">88 Jejunostomy Feeds</w:t>
+    <w:bookmarkEnd w:id="143"/>
+    <w:bookmarkStart w:id="144" w:name="jejunostomy-feeds"/>
+    <w:p>
+      <w:pPr>
+        <w:pStyle w:val="Heading2"/>
+      </w:pPr>
+      <w:r>
+        <w:t xml:space="preserve">91 Jejunostomy Feeds</w:t>
       </w:r>
     </w:p>
     <w:p>
@@ -6001,7 +6300,7 @@
         <w:pStyle w:val="Compact"/>
         <w:numPr>
           <w:ilvl w:val="0"/>
-          <w:numId w:val="1069"/>
+          <w:numId w:val="1075"/>
         </w:numPr>
       </w:pPr>
       <w:r>
@@ -6013,7 +6312,7 @@
         <w:pStyle w:val="Compact"/>
         <w:numPr>
           <w:ilvl w:val="0"/>
-          <w:numId w:val="1069"/>
+          <w:numId w:val="1075"/>
         </w:numPr>
       </w:pPr>
       <w:r>
@@ -6033,7 +6332,7 @@
         <w:pStyle w:val="Compact"/>
         <w:numPr>
           <w:ilvl w:val="0"/>
-          <w:numId w:val="1070"/>
+          <w:numId w:val="1076"/>
         </w:numPr>
       </w:pPr>
       <w:r>
@@ -6045,39 +6344,39 @@
         <w:pStyle w:val="Compact"/>
         <w:numPr>
           <w:ilvl w:val="0"/>
-          <w:numId w:val="1070"/>
+          <w:numId w:val="1076"/>
         </w:numPr>
       </w:pPr>
       <w:r>
         <w:t xml:space="preserve">Important to prevent dehydration</w:t>
       </w:r>
     </w:p>
-    <w:bookmarkEnd w:id="141"/>
-    <w:bookmarkStart w:id="142" w:name="jejunostomy-tube-1"/>
-    <w:p>
-      <w:pPr>
-        <w:pStyle w:val="Heading2"/>
-      </w:pPr>
-      <w:r>
-        <w:t xml:space="preserve">89 Jejunostomy Tube</w:t>
-      </w:r>
-    </w:p>
-    <w:bookmarkEnd w:id="142"/>
-    <w:bookmarkStart w:id="143" w:name="jejunostomy-typical-regimen-1"/>
-    <w:p>
-      <w:pPr>
-        <w:pStyle w:val="Heading2"/>
-      </w:pPr>
-      <w:r>
-        <w:t xml:space="preserve">90 Jejunostomy Typical Regimen</w:t>
-      </w:r>
-    </w:p>
-    <w:p>
-      <w:pPr>
-        <w:pStyle w:val="Compact"/>
-        <w:numPr>
-          <w:ilvl w:val="0"/>
-          <w:numId w:val="1071"/>
+    <w:bookmarkEnd w:id="144"/>
+    <w:bookmarkStart w:id="145" w:name="jejunostomy-tube-1"/>
+    <w:p>
+      <w:pPr>
+        <w:pStyle w:val="Heading2"/>
+      </w:pPr>
+      <w:r>
+        <w:t xml:space="preserve">92 Jejunostomy Tube</w:t>
+      </w:r>
+    </w:p>
+    <w:bookmarkEnd w:id="145"/>
+    <w:bookmarkStart w:id="146" w:name="jejunostomy-typical-regimen-1"/>
+    <w:p>
+      <w:pPr>
+        <w:pStyle w:val="Heading2"/>
+      </w:pPr>
+      <w:r>
+        <w:t xml:space="preserve">93 Jejunostomy Typical Regimen</w:t>
+      </w:r>
+    </w:p>
+    <w:p>
+      <w:pPr>
+        <w:pStyle w:val="Compact"/>
+        <w:numPr>
+          <w:ilvl w:val="0"/>
+          <w:numId w:val="1077"/>
         </w:numPr>
       </w:pPr>
       <w:r>
@@ -6089,7 +6388,7 @@
         <w:pStyle w:val="Compact"/>
         <w:numPr>
           <w:ilvl w:val="1"/>
-          <w:numId w:val="1072"/>
+          <w:numId w:val="1078"/>
         </w:numPr>
       </w:pPr>
       <w:r>
@@ -6101,7 +6400,7 @@
         <w:pStyle w:val="Compact"/>
         <w:numPr>
           <w:ilvl w:val="1"/>
-          <w:numId w:val="1072"/>
+          <w:numId w:val="1078"/>
         </w:numPr>
       </w:pPr>
       <w:r>
@@ -6113,7 +6412,7 @@
         <w:pStyle w:val="Compact"/>
         <w:numPr>
           <w:ilvl w:val="0"/>
-          <w:numId w:val="1071"/>
+          <w:numId w:val="1077"/>
         </w:numPr>
       </w:pPr>
       <w:r>
@@ -6128,14 +6427,14 @@
         <w:t xml:space="preserve">Hospital nurses will teach use of the feeding tube</w:t>
       </w:r>
     </w:p>
-    <w:bookmarkEnd w:id="143"/>
-    <w:bookmarkStart w:id="144" w:name="jejunostomy-feeds-with-diabetes-1"/>
-    <w:p>
-      <w:pPr>
-        <w:pStyle w:val="Heading2"/>
-      </w:pPr>
-      <w:r>
-        <w:t xml:space="preserve">91 Jejunostomy Feeds with Diabetes</w:t>
+    <w:bookmarkEnd w:id="146"/>
+    <w:bookmarkStart w:id="147" w:name="jejunostomy-feeds-with-diabetes-1"/>
+    <w:p>
+      <w:pPr>
+        <w:pStyle w:val="Heading2"/>
+      </w:pPr>
+      <w:r>
+        <w:t xml:space="preserve">94 Jejunostomy Feeds with Diabetes</w:t>
       </w:r>
     </w:p>
     <w:p>
@@ -6151,7 +6450,7 @@
         <w:pStyle w:val="Compact"/>
         <w:numPr>
           <w:ilvl w:val="0"/>
-          <w:numId w:val="1073"/>
+          <w:numId w:val="1079"/>
         </w:numPr>
       </w:pPr>
       <w:r>
@@ -6171,7 +6470,7 @@
         <w:pStyle w:val="Compact"/>
         <w:numPr>
           <w:ilvl w:val="0"/>
-          <w:numId w:val="1074"/>
+          <w:numId w:val="1080"/>
         </w:numPr>
       </w:pPr>
       <w:r>
@@ -6183,7 +6482,7 @@
         <w:pStyle w:val="Compact"/>
         <w:numPr>
           <w:ilvl w:val="0"/>
-          <w:numId w:val="1074"/>
+          <w:numId w:val="1080"/>
         </w:numPr>
       </w:pPr>
       <w:r>
@@ -6195,7 +6494,7 @@
         <w:pStyle w:val="Compact"/>
         <w:numPr>
           <w:ilvl w:val="0"/>
-          <w:numId w:val="1074"/>
+          <w:numId w:val="1080"/>
         </w:numPr>
       </w:pPr>
       <w:r>
@@ -6207,39 +6506,39 @@
         <w:pStyle w:val="Compact"/>
         <w:numPr>
           <w:ilvl w:val="0"/>
-          <w:numId w:val="1074"/>
+          <w:numId w:val="1080"/>
         </w:numPr>
       </w:pPr>
       <w:r>
         <w:t xml:space="preserve">No insulin if tube feedings are not run</w:t>
       </w:r>
     </w:p>
-    <w:bookmarkEnd w:id="144"/>
-    <w:bookmarkStart w:id="145" w:name="jejunostomy-video-1"/>
-    <w:p>
-      <w:pPr>
-        <w:pStyle w:val="Heading2"/>
-      </w:pPr>
-      <w:r>
-        <w:t xml:space="preserve">92 Jejunostomy Video</w:t>
-      </w:r>
-    </w:p>
-    <w:bookmarkEnd w:id="145"/>
-    <w:bookmarkStart w:id="146" w:name="activity-after-surgery"/>
-    <w:p>
-      <w:pPr>
-        <w:pStyle w:val="Heading2"/>
-      </w:pPr>
-      <w:r>
-        <w:t xml:space="preserve">93 Activity after Surgery</w:t>
-      </w:r>
-    </w:p>
-    <w:p>
-      <w:pPr>
-        <w:pStyle w:val="Compact"/>
-        <w:numPr>
-          <w:ilvl w:val="0"/>
-          <w:numId w:val="1075"/>
+    <w:bookmarkEnd w:id="147"/>
+    <w:bookmarkStart w:id="148" w:name="jejunostomy-video-1"/>
+    <w:p>
+      <w:pPr>
+        <w:pStyle w:val="Heading2"/>
+      </w:pPr>
+      <w:r>
+        <w:t xml:space="preserve">95 Jejunostomy Video</w:t>
+      </w:r>
+    </w:p>
+    <w:bookmarkEnd w:id="148"/>
+    <w:bookmarkStart w:id="149" w:name="activity-after-surgery"/>
+    <w:p>
+      <w:pPr>
+        <w:pStyle w:val="Heading2"/>
+      </w:pPr>
+      <w:r>
+        <w:t xml:space="preserve">96 Activity after Surgery</w:t>
+      </w:r>
+    </w:p>
+    <w:p>
+      <w:pPr>
+        <w:pStyle w:val="Compact"/>
+        <w:numPr>
+          <w:ilvl w:val="0"/>
+          <w:numId w:val="1081"/>
         </w:numPr>
       </w:pPr>
       <w:r>
@@ -6251,7 +6550,7 @@
         <w:pStyle w:val="Compact"/>
         <w:numPr>
           <w:ilvl w:val="0"/>
-          <w:numId w:val="1075"/>
+          <w:numId w:val="1081"/>
         </w:numPr>
       </w:pPr>
       <w:r>
@@ -6263,7 +6562,7 @@
         <w:pStyle w:val="Compact"/>
         <w:numPr>
           <w:ilvl w:val="0"/>
-          <w:numId w:val="1075"/>
+          <w:numId w:val="1081"/>
         </w:numPr>
       </w:pPr>
       <w:r>
@@ -6275,7 +6574,7 @@
         <w:pStyle w:val="Compact"/>
         <w:numPr>
           <w:ilvl w:val="1"/>
-          <w:numId w:val="1076"/>
+          <w:numId w:val="1082"/>
         </w:numPr>
       </w:pPr>
       <w:r>
@@ -6287,21 +6586,21 @@
         <w:pStyle w:val="Compact"/>
         <w:numPr>
           <w:ilvl w:val="1"/>
-          <w:numId w:val="1076"/>
+          <w:numId w:val="1082"/>
         </w:numPr>
       </w:pPr>
       <w:r>
         <w:t xml:space="preserve">Prevent muscle loss</w:t>
       </w:r>
     </w:p>
-    <w:bookmarkEnd w:id="146"/>
-    <w:bookmarkStart w:id="147" w:name="nasogastric-ng-tube"/>
-    <w:p>
-      <w:pPr>
-        <w:pStyle w:val="Heading2"/>
-      </w:pPr>
-      <w:r>
-        <w:t xml:space="preserve">94 Nasogastric (NG) Tube</w:t>
+    <w:bookmarkEnd w:id="149"/>
+    <w:bookmarkStart w:id="150" w:name="nasogastric-ng-tube"/>
+    <w:p>
+      <w:pPr>
+        <w:pStyle w:val="Heading2"/>
+      </w:pPr>
+      <w:r>
+        <w:t xml:space="preserve">97 Nasogastric (NG) Tube</w:t>
       </w:r>
     </w:p>
     <w:p>
@@ -6317,7 +6616,7 @@
         <w:pStyle w:val="Compact"/>
         <w:numPr>
           <w:ilvl w:val="0"/>
-          <w:numId w:val="1077"/>
+          <w:numId w:val="1083"/>
         </w:numPr>
       </w:pPr>
       <w:r>
@@ -6329,7 +6628,7 @@
         <w:pStyle w:val="Compact"/>
         <w:numPr>
           <w:ilvl w:val="0"/>
-          <w:numId w:val="1077"/>
+          <w:numId w:val="1083"/>
         </w:numPr>
       </w:pPr>
       <w:r>
@@ -6349,7 +6648,7 @@
         <w:pStyle w:val="Compact"/>
         <w:numPr>
           <w:ilvl w:val="0"/>
-          <w:numId w:val="1078"/>
+          <w:numId w:val="1084"/>
         </w:numPr>
       </w:pPr>
       <w:r>
@@ -6378,21 +6677,21 @@
         <w:pStyle w:val="Compact"/>
         <w:numPr>
           <w:ilvl w:val="0"/>
-          <w:numId w:val="1078"/>
+          <w:numId w:val="1084"/>
         </w:numPr>
       </w:pPr>
       <w:r>
         <w:t xml:space="preserve">Otherwise, X-ray repeated 2-3 days later</w:t>
       </w:r>
     </w:p>
-    <w:bookmarkEnd w:id="147"/>
-    <w:bookmarkStart w:id="148" w:name="swallowing-evaluation"/>
-    <w:p>
-      <w:pPr>
-        <w:pStyle w:val="Heading2"/>
-      </w:pPr>
-      <w:r>
-        <w:t xml:space="preserve">95 Swallowing Evaluation</w:t>
+    <w:bookmarkEnd w:id="150"/>
+    <w:bookmarkStart w:id="151" w:name="swallowing-evaluation"/>
+    <w:p>
+      <w:pPr>
+        <w:pStyle w:val="Heading2"/>
+      </w:pPr>
+      <w:r>
+        <w:t xml:space="preserve">98 Swallowing Evaluation</w:t>
       </w:r>
     </w:p>
     <w:p>
@@ -6416,7 +6715,7 @@
         <w:pStyle w:val="Compact"/>
         <w:numPr>
           <w:ilvl w:val="0"/>
-          <w:numId w:val="1079"/>
+          <w:numId w:val="1085"/>
         </w:numPr>
       </w:pPr>
       <w:r>
@@ -6428,7 +6727,7 @@
         <w:pStyle w:val="Compact"/>
         <w:numPr>
           <w:ilvl w:val="0"/>
-          <w:numId w:val="1079"/>
+          <w:numId w:val="1085"/>
         </w:numPr>
       </w:pPr>
       <w:r>
@@ -6440,7 +6739,7 @@
         <w:pStyle w:val="Compact"/>
         <w:numPr>
           <w:ilvl w:val="0"/>
-          <w:numId w:val="1079"/>
+          <w:numId w:val="1085"/>
         </w:numPr>
       </w:pPr>
       <w:r>
@@ -6464,14 +6763,14 @@
         <w:t xml:space="preserve">liquids started by mouth</w:t>
       </w:r>
     </w:p>
-    <w:bookmarkEnd w:id="148"/>
-    <w:bookmarkStart w:id="149" w:name="oral-intake-at-home"/>
-    <w:p>
-      <w:pPr>
-        <w:pStyle w:val="Heading2"/>
-      </w:pPr>
-      <w:r>
-        <w:t xml:space="preserve">96 Oral Intake at Home</w:t>
+    <w:bookmarkEnd w:id="151"/>
+    <w:bookmarkStart w:id="152" w:name="oral-intake-at-home"/>
+    <w:p>
+      <w:pPr>
+        <w:pStyle w:val="Heading2"/>
+      </w:pPr>
+      <w:r>
+        <w:t xml:space="preserve">99 Oral Intake at Home</w:t>
       </w:r>
     </w:p>
     <w:p>
@@ -6498,7 +6797,7 @@
         <w:pStyle w:val="Compact"/>
         <w:numPr>
           <w:ilvl w:val="0"/>
-          <w:numId w:val="1080"/>
+          <w:numId w:val="1086"/>
         </w:numPr>
       </w:pPr>
       <w:r>
@@ -6510,21 +6809,21 @@
         <w:pStyle w:val="Compact"/>
         <w:numPr>
           <w:ilvl w:val="0"/>
-          <w:numId w:val="1080"/>
+          <w:numId w:val="1086"/>
         </w:numPr>
       </w:pPr>
       <w:r>
         <w:t xml:space="preserve">4 oz per hour if 2oz are tolerated well</w:t>
       </w:r>
     </w:p>
-    <w:bookmarkEnd w:id="149"/>
-    <w:bookmarkStart w:id="150" w:name="discharge"/>
-    <w:p>
-      <w:pPr>
-        <w:pStyle w:val="Heading2"/>
-      </w:pPr>
-      <w:r>
-        <w:t xml:space="preserve">97 Discharge</w:t>
+    <w:bookmarkEnd w:id="152"/>
+    <w:bookmarkStart w:id="153" w:name="discharge"/>
+    <w:p>
+      <w:pPr>
+        <w:pStyle w:val="Heading2"/>
+      </w:pPr>
+      <w:r>
+        <w:t xml:space="preserve">100 Discharge</w:t>
       </w:r>
     </w:p>
     <w:p>
@@ -6540,7 +6839,7 @@
         <w:pStyle w:val="Compact"/>
         <w:numPr>
           <w:ilvl w:val="0"/>
-          <w:numId w:val="1081"/>
+          <w:numId w:val="1087"/>
         </w:numPr>
       </w:pPr>
       <w:r>
@@ -6552,7 +6851,7 @@
         <w:pStyle w:val="Compact"/>
         <w:numPr>
           <w:ilvl w:val="0"/>
-          <w:numId w:val="1081"/>
+          <w:numId w:val="1087"/>
         </w:numPr>
       </w:pPr>
       <w:r>
@@ -6564,7 +6863,7 @@
         <w:pStyle w:val="Compact"/>
         <w:numPr>
           <w:ilvl w:val="1"/>
-          <w:numId w:val="1082"/>
+          <w:numId w:val="1088"/>
         </w:numPr>
       </w:pPr>
       <w:r>
@@ -6576,7 +6875,7 @@
         <w:pStyle w:val="Compact"/>
         <w:numPr>
           <w:ilvl w:val="1"/>
-          <w:numId w:val="1082"/>
+          <w:numId w:val="1088"/>
         </w:numPr>
       </w:pPr>
       <w:r>
@@ -6588,7 +6887,7 @@
         <w:pStyle w:val="Compact"/>
         <w:numPr>
           <w:ilvl w:val="0"/>
-          <w:numId w:val="1081"/>
+          <w:numId w:val="1087"/>
         </w:numPr>
       </w:pPr>
       <w:r>
@@ -6600,7 +6899,7 @@
         <w:pStyle w:val="Compact"/>
         <w:numPr>
           <w:ilvl w:val="0"/>
-          <w:numId w:val="1081"/>
+          <w:numId w:val="1087"/>
         </w:numPr>
       </w:pPr>
       <w:r>
@@ -6612,21 +6911,21 @@
         <w:pStyle w:val="Compact"/>
         <w:numPr>
           <w:ilvl w:val="0"/>
-          <w:numId w:val="1081"/>
+          <w:numId w:val="1087"/>
         </w:numPr>
       </w:pPr>
       <w:r>
         <w:t xml:space="preserve">Home infusion (tube feeding supplies)</w:t>
       </w:r>
     </w:p>
-    <w:bookmarkEnd w:id="150"/>
-    <w:bookmarkStart w:id="151" w:name="nutrition-after-surgery"/>
-    <w:p>
-      <w:pPr>
-        <w:pStyle w:val="Heading2"/>
-      </w:pPr>
-      <w:r>
-        <w:t xml:space="preserve">98 Nutrition after Surgery</w:t>
+    <w:bookmarkEnd w:id="153"/>
+    <w:bookmarkStart w:id="154" w:name="nutrition-after-surgery"/>
+    <w:p>
+      <w:pPr>
+        <w:pStyle w:val="Heading2"/>
+      </w:pPr>
+      <w:r>
+        <w:t xml:space="preserve">101 Nutrition after Surgery</w:t>
       </w:r>
     </w:p>
     <w:p>
@@ -6642,7 +6941,7 @@
         <w:pStyle w:val="Compact"/>
         <w:numPr>
           <w:ilvl w:val="0"/>
-          <w:numId w:val="1083"/>
+          <w:numId w:val="1089"/>
         </w:numPr>
       </w:pPr>
       <w:r>
@@ -6654,7 +6953,7 @@
         <w:pStyle w:val="Compact"/>
         <w:numPr>
           <w:ilvl w:val="0"/>
-          <w:numId w:val="1083"/>
+          <w:numId w:val="1089"/>
         </w:numPr>
       </w:pPr>
       <w:r>
@@ -6674,7 +6973,7 @@
         <w:pStyle w:val="Compact"/>
         <w:numPr>
           <w:ilvl w:val="0"/>
-          <w:numId w:val="1084"/>
+          <w:numId w:val="1090"/>
         </w:numPr>
       </w:pPr>
       <w:r>
@@ -6697,14 +6996,14 @@
         <w:t xml:space="preserve">8-12 weeks: Remove feeding tube (in office)</w:t>
       </w:r>
     </w:p>
-    <w:bookmarkEnd w:id="151"/>
-    <w:bookmarkStart w:id="152" w:name="X15701f9deabaab366e08b73bd1ea6f1240694c5"/>
-    <w:p>
-      <w:pPr>
-        <w:pStyle w:val="Heading2"/>
-      </w:pPr>
-      <w:r>
-        <w:t xml:space="preserve">99 Transition from Tube Feeds</w:t>
+    <w:bookmarkEnd w:id="154"/>
+    <w:bookmarkStart w:id="155" w:name="X15701f9deabaab366e08b73bd1ea6f1240694c5"/>
+    <w:p>
+      <w:pPr>
+        <w:pStyle w:val="Heading2"/>
+      </w:pPr>
+      <w:r>
+        <w:t xml:space="preserve">102 Transition from Tube Feeds</w:t>
       </w:r>
       <w:r>
         <w:t xml:space="preserve"> </w:t>
@@ -6737,7 +7036,7 @@
         <w:pStyle w:val="Compact"/>
         <w:numPr>
           <w:ilvl w:val="0"/>
-          <w:numId w:val="1085"/>
+          <w:numId w:val="1091"/>
         </w:numPr>
       </w:pPr>
       <w:r>
@@ -6749,7 +7048,7 @@
         <w:pStyle w:val="Compact"/>
         <w:numPr>
           <w:ilvl w:val="0"/>
-          <w:numId w:val="1085"/>
+          <w:numId w:val="1091"/>
         </w:numPr>
       </w:pPr>
       <w:r>
@@ -6761,7 +7060,7 @@
         <w:pStyle w:val="Compact"/>
         <w:numPr>
           <w:ilvl w:val="1"/>
-          <w:numId w:val="1086"/>
+          <w:numId w:val="1092"/>
         </w:numPr>
       </w:pPr>
       <w:r>
@@ -6773,7 +7072,7 @@
         <w:pStyle w:val="Compact"/>
         <w:numPr>
           <w:ilvl w:val="0"/>
-          <w:numId w:val="1085"/>
+          <w:numId w:val="1091"/>
         </w:numPr>
       </w:pPr>
       <w:r>
@@ -6810,29 +7109,29 @@
         <w:pStyle w:val="Compact"/>
         <w:numPr>
           <w:ilvl w:val="0"/>
-          <w:numId w:val="1087"/>
+          <w:numId w:val="1093"/>
         </w:numPr>
       </w:pPr>
       <w:r>
         <w:t xml:space="preserve">Three meals + 2-3 high-protein snacks</w:t>
       </w:r>
     </w:p>
-    <w:bookmarkEnd w:id="152"/>
-    <w:bookmarkStart w:id="153" w:name="post-esophagectomy-diet"/>
-    <w:p>
-      <w:pPr>
-        <w:pStyle w:val="Heading2"/>
-      </w:pPr>
-      <w:r>
-        <w:t xml:space="preserve">100 Post-esophagectomy Diet</w:t>
-      </w:r>
-    </w:p>
-    <w:p>
-      <w:pPr>
-        <w:pStyle w:val="Compact"/>
-        <w:numPr>
-          <w:ilvl w:val="0"/>
-          <w:numId w:val="1088"/>
+    <w:bookmarkEnd w:id="155"/>
+    <w:bookmarkStart w:id="156" w:name="post-esophagectomy-diet"/>
+    <w:p>
+      <w:pPr>
+        <w:pStyle w:val="Heading2"/>
+      </w:pPr>
+      <w:r>
+        <w:t xml:space="preserve">103 Post-esophagectomy Diet</w:t>
+      </w:r>
+    </w:p>
+    <w:p>
+      <w:pPr>
+        <w:pStyle w:val="Compact"/>
+        <w:numPr>
+          <w:ilvl w:val="0"/>
+          <w:numId w:val="1094"/>
         </w:numPr>
       </w:pPr>
       <w:r>
@@ -6844,7 +7143,7 @@
         <w:pStyle w:val="Compact"/>
         <w:numPr>
           <w:ilvl w:val="0"/>
-          <w:numId w:val="1088"/>
+          <w:numId w:val="1094"/>
         </w:numPr>
       </w:pPr>
       <w:r>
@@ -6856,7 +7155,7 @@
         <w:pStyle w:val="Compact"/>
         <w:numPr>
           <w:ilvl w:val="0"/>
-          <w:numId w:val="1088"/>
+          <w:numId w:val="1094"/>
         </w:numPr>
       </w:pPr>
       <w:r>
@@ -6868,7 +7167,7 @@
         <w:pStyle w:val="Compact"/>
         <w:numPr>
           <w:ilvl w:val="0"/>
-          <w:numId w:val="1088"/>
+          <w:numId w:val="1094"/>
         </w:numPr>
       </w:pPr>
       <w:r>
@@ -6880,7 +7179,7 @@
         <w:pStyle w:val="Compact"/>
         <w:numPr>
           <w:ilvl w:val="0"/>
-          <w:numId w:val="1088"/>
+          <w:numId w:val="1094"/>
         </w:numPr>
       </w:pPr>
       <w:r>
@@ -6892,7 +7191,7 @@
         <w:pStyle w:val="Compact"/>
         <w:numPr>
           <w:ilvl w:val="1"/>
-          <w:numId w:val="1089"/>
+          <w:numId w:val="1095"/>
         </w:numPr>
       </w:pPr>
       <w:r>
@@ -6904,7 +7203,7 @@
         <w:pStyle w:val="Compact"/>
         <w:numPr>
           <w:ilvl w:val="1"/>
-          <w:numId w:val="1089"/>
+          <w:numId w:val="1095"/>
         </w:numPr>
       </w:pPr>
       <w:r>
@@ -6916,21 +7215,21 @@
         <w:pStyle w:val="Compact"/>
         <w:numPr>
           <w:ilvl w:val="1"/>
-          <w:numId w:val="1089"/>
+          <w:numId w:val="1095"/>
         </w:numPr>
       </w:pPr>
       <w:r>
         <w:t xml:space="preserve">Avoid eating within 2 hours of bedtime</w:t>
       </w:r>
     </w:p>
-    <w:bookmarkEnd w:id="153"/>
-    <w:bookmarkStart w:id="154" w:name="medicines-at-home---pain"/>
-    <w:p>
-      <w:pPr>
-        <w:pStyle w:val="Heading2"/>
-      </w:pPr>
-      <w:r>
-        <w:t xml:space="preserve">101 Medicines at Home - Pain</w:t>
+    <w:bookmarkEnd w:id="156"/>
+    <w:bookmarkStart w:id="157" w:name="medicines-at-home---pain"/>
+    <w:p>
+      <w:pPr>
+        <w:pStyle w:val="Heading2"/>
+      </w:pPr>
+      <w:r>
+        <w:t xml:space="preserve">104 Medicines at Home - Pain</w:t>
       </w:r>
     </w:p>
     <w:p>
@@ -6962,7 +7261,7 @@
         <w:pStyle w:val="Compact"/>
         <w:numPr>
           <w:ilvl w:val="0"/>
-          <w:numId w:val="1090"/>
+          <w:numId w:val="1096"/>
         </w:numPr>
       </w:pPr>
       <w:r>
@@ -6974,7 +7273,7 @@
         <w:pStyle w:val="Compact"/>
         <w:numPr>
           <w:ilvl w:val="0"/>
-          <w:numId w:val="1090"/>
+          <w:numId w:val="1096"/>
         </w:numPr>
       </w:pPr>
       <w:r>
@@ -6986,7 +7285,7 @@
         <w:pStyle w:val="Compact"/>
         <w:numPr>
           <w:ilvl w:val="0"/>
-          <w:numId w:val="1090"/>
+          <w:numId w:val="1096"/>
         </w:numPr>
       </w:pPr>
       <w:r>
@@ -6998,21 +7297,21 @@
         <w:pStyle w:val="Compact"/>
         <w:numPr>
           <w:ilvl w:val="0"/>
-          <w:numId w:val="1090"/>
+          <w:numId w:val="1096"/>
         </w:numPr>
       </w:pPr>
       <w:r>
         <w:t xml:space="preserve">NO DRIVING WHILE ON OXYCODONE</w:t>
       </w:r>
     </w:p>
-    <w:bookmarkEnd w:id="154"/>
-    <w:bookmarkStart w:id="155" w:name="non-steroidals-anti-inflammatory-nsaid"/>
-    <w:p>
-      <w:pPr>
-        <w:pStyle w:val="Heading2"/>
-      </w:pPr>
-      <w:r>
-        <w:t xml:space="preserve">102 Non-steroidals Anti Inflammatory (NSAID)</w:t>
+    <w:bookmarkEnd w:id="157"/>
+    <w:bookmarkStart w:id="158" w:name="non-steroidals-anti-inflammatory-nsaid"/>
+    <w:p>
+      <w:pPr>
+        <w:pStyle w:val="Heading2"/>
+      </w:pPr>
+      <w:r>
+        <w:t xml:space="preserve">105 Non-steroidals Anti Inflammatory (NSAID)</w:t>
       </w:r>
     </w:p>
     <w:p>
@@ -7028,7 +7327,7 @@
         <w:pStyle w:val="Compact"/>
         <w:numPr>
           <w:ilvl w:val="0"/>
-          <w:numId w:val="1091"/>
+          <w:numId w:val="1097"/>
         </w:numPr>
       </w:pPr>
       <w:r>
@@ -7048,21 +7347,21 @@
         <w:pStyle w:val="Compact"/>
         <w:numPr>
           <w:ilvl w:val="0"/>
-          <w:numId w:val="1092"/>
+          <w:numId w:val="1098"/>
         </w:numPr>
       </w:pPr>
       <w:r>
         <w:t xml:space="preserve">(Can cause permanent scarring at the surgery site)</w:t>
       </w:r>
     </w:p>
-    <w:bookmarkEnd w:id="155"/>
-    <w:bookmarkStart w:id="156" w:name="acid-blockers-proton-pump-inhibitors"/>
-    <w:p>
-      <w:pPr>
-        <w:pStyle w:val="Heading2"/>
-      </w:pPr>
-      <w:r>
-        <w:t xml:space="preserve">103 Acid Blockers = Proton Pump Inhibitors</w:t>
+    <w:bookmarkEnd w:id="158"/>
+    <w:bookmarkStart w:id="159" w:name="acid-blockers-proton-pump-inhibitors"/>
+    <w:p>
+      <w:pPr>
+        <w:pStyle w:val="Heading2"/>
+      </w:pPr>
+      <w:r>
+        <w:t xml:space="preserve">106 Acid Blockers = Proton Pump Inhibitors</w:t>
       </w:r>
     </w:p>
     <w:p>
@@ -7078,7 +7377,7 @@
         <w:pStyle w:val="Compact"/>
         <w:numPr>
           <w:ilvl w:val="0"/>
-          <w:numId w:val="1093"/>
+          <w:numId w:val="1099"/>
         </w:numPr>
       </w:pPr>
       <w:r>
@@ -7090,7 +7389,7 @@
         <w:pStyle w:val="Compact"/>
         <w:numPr>
           <w:ilvl w:val="0"/>
-          <w:numId w:val="1093"/>
+          <w:numId w:val="1099"/>
         </w:numPr>
       </w:pPr>
       <w:r>
@@ -7102,21 +7401,21 @@
         <w:pStyle w:val="Compact"/>
         <w:numPr>
           <w:ilvl w:val="0"/>
-          <w:numId w:val="1093"/>
+          <w:numId w:val="1099"/>
         </w:numPr>
       </w:pPr>
       <w:r>
         <w:t xml:space="preserve">To administer through feeding tube, open capsule and resuspend beads in 60mL (2oz) of water</w:t>
       </w:r>
     </w:p>
-    <w:bookmarkEnd w:id="156"/>
-    <w:bookmarkStart w:id="157" w:name="medicines-at-home"/>
-    <w:p>
-      <w:pPr>
-        <w:pStyle w:val="Heading2"/>
-      </w:pPr>
-      <w:r>
-        <w:t xml:space="preserve">104 Medicines at Home</w:t>
+    <w:bookmarkEnd w:id="159"/>
+    <w:bookmarkStart w:id="160" w:name="medicines-at-home"/>
+    <w:p>
+      <w:pPr>
+        <w:pStyle w:val="Heading2"/>
+      </w:pPr>
+      <w:r>
+        <w:t xml:space="preserve">107 Medicines at Home</w:t>
       </w:r>
     </w:p>
     <w:p>
@@ -7132,7 +7431,7 @@
         <w:pStyle w:val="Compact"/>
         <w:numPr>
           <w:ilvl w:val="0"/>
-          <w:numId w:val="1094"/>
+          <w:numId w:val="1100"/>
         </w:numPr>
       </w:pPr>
       <w:r>
@@ -7144,7 +7443,7 @@
         <w:pStyle w:val="Compact"/>
         <w:numPr>
           <w:ilvl w:val="0"/>
-          <w:numId w:val="1094"/>
+          <w:numId w:val="1100"/>
         </w:numPr>
       </w:pPr>
       <w:r>
@@ -7164,7 +7463,7 @@
         <w:pStyle w:val="Compact"/>
         <w:numPr>
           <w:ilvl w:val="0"/>
-          <w:numId w:val="1095"/>
+          <w:numId w:val="1101"/>
         </w:numPr>
       </w:pPr>
       <w:r>
@@ -7176,7 +7475,7 @@
         <w:pStyle w:val="Compact"/>
         <w:numPr>
           <w:ilvl w:val="0"/>
-          <w:numId w:val="1095"/>
+          <w:numId w:val="1101"/>
         </w:numPr>
       </w:pPr>
       <w:r>
@@ -7188,29 +7487,29 @@
         <w:pStyle w:val="Compact"/>
         <w:numPr>
           <w:ilvl w:val="0"/>
-          <w:numId w:val="1095"/>
+          <w:numId w:val="1101"/>
         </w:numPr>
       </w:pPr>
       <w:r>
         <w:t xml:space="preserve">Will stop within first three months of surgery</w:t>
       </w:r>
     </w:p>
-    <w:bookmarkEnd w:id="157"/>
-    <w:bookmarkStart w:id="158" w:name="metoprolol-beta-blockers"/>
-    <w:p>
-      <w:pPr>
-        <w:pStyle w:val="Heading2"/>
-      </w:pPr>
-      <w:r>
-        <w:t xml:space="preserve">105 Metoprolol = Beta Blockers</w:t>
-      </w:r>
-    </w:p>
-    <w:p>
-      <w:pPr>
-        <w:pStyle w:val="Compact"/>
-        <w:numPr>
-          <w:ilvl w:val="0"/>
-          <w:numId w:val="1096"/>
+    <w:bookmarkEnd w:id="160"/>
+    <w:bookmarkStart w:id="161" w:name="metoprolol-beta-blockers"/>
+    <w:p>
+      <w:pPr>
+        <w:pStyle w:val="Heading2"/>
+      </w:pPr>
+      <w:r>
+        <w:t xml:space="preserve">108 Metoprolol = Beta Blockers</w:t>
+      </w:r>
+    </w:p>
+    <w:p>
+      <w:pPr>
+        <w:pStyle w:val="Compact"/>
+        <w:numPr>
+          <w:ilvl w:val="0"/>
+          <w:numId w:val="1102"/>
         </w:numPr>
       </w:pPr>
       <w:r>
@@ -7225,7 +7524,7 @@
         <w:pStyle w:val="Compact"/>
         <w:numPr>
           <w:ilvl w:val="0"/>
-          <w:numId w:val="1096"/>
+          <w:numId w:val="1102"/>
         </w:numPr>
       </w:pPr>
       <w:r>
@@ -7237,7 +7536,7 @@
         <w:pStyle w:val="Compact"/>
         <w:numPr>
           <w:ilvl w:val="0"/>
-          <w:numId w:val="1096"/>
+          <w:numId w:val="1102"/>
         </w:numPr>
       </w:pPr>
       <w:r>
@@ -7266,7 +7565,7 @@
         <w:pStyle w:val="Compact"/>
         <w:numPr>
           <w:ilvl w:val="0"/>
-          <w:numId w:val="1096"/>
+          <w:numId w:val="1102"/>
         </w:numPr>
       </w:pPr>
       <w:r>
@@ -7290,14 +7589,14 @@
         <w:t xml:space="preserve">return to prior dose and drug after surgery</w:t>
       </w:r>
     </w:p>
-    <w:bookmarkEnd w:id="158"/>
-    <w:bookmarkStart w:id="162" w:name="sleeping-at-home"/>
-    <w:p>
-      <w:pPr>
-        <w:pStyle w:val="Heading2"/>
-      </w:pPr>
-      <w:r>
-        <w:t xml:space="preserve">106 Sleeping at Home</w:t>
+    <w:bookmarkEnd w:id="161"/>
+    <w:bookmarkStart w:id="165" w:name="sleeping-at-home"/>
+    <w:p>
+      <w:pPr>
+        <w:pStyle w:val="Heading2"/>
+      </w:pPr>
+      <w:r>
+        <w:t xml:space="preserve">109 Sleeping at Home</w:t>
       </w:r>
     </w:p>
     <w:p>
@@ -7333,18 +7632,18 @@
           <wp:inline>
             <wp:extent cx="5334000" cy="5334000"/>
             <wp:effectExtent b="0" l="0" r="0" t="0"/>
-            <wp:docPr descr="" title="" id="160" name="Picture"/>
+            <wp:docPr descr="" title="" id="163" name="Picture"/>
             <a:graphic>
               <a:graphicData uri="http://schemas.openxmlformats.org/drawingml/2006/picture">
                 <pic:pic>
                   <pic:nvPicPr>
-                    <pic:cNvPr descr="images/wedge_pillow_comm.jpg" id="161" name="Picture"/>
+                    <pic:cNvPr descr="images/wedge_pillow_comm.jpg" id="164" name="Picture"/>
                     <pic:cNvPicPr>
                       <a:picLocks noChangeArrowheads="1" noChangeAspect="1"/>
                     </pic:cNvPicPr>
                   </pic:nvPicPr>
                   <pic:blipFill>
-                    <a:blip r:embed="rId159"/>
+                    <a:blip r:embed="rId162"/>
                     <a:stretch>
                       <a:fillRect/>
                     </a:stretch>
@@ -7371,14 +7670,14 @@
         </w:drawing>
       </w:r>
     </w:p>
-    <w:bookmarkEnd w:id="162"/>
-    <w:bookmarkStart w:id="163" w:name="postoperative-visit-at-7-10-days"/>
-    <w:p>
-      <w:pPr>
-        <w:pStyle w:val="Heading2"/>
-      </w:pPr>
-      <w:r>
-        <w:t xml:space="preserve">107 Postoperative Visit at 7-10 Days</w:t>
+    <w:bookmarkEnd w:id="165"/>
+    <w:bookmarkStart w:id="166" w:name="postoperative-visit-at-7-10-days"/>
+    <w:p>
+      <w:pPr>
+        <w:pStyle w:val="Heading2"/>
+      </w:pPr>
+      <w:r>
+        <w:t xml:space="preserve">110 Postoperative Visit at 7-10 Days</w:t>
       </w:r>
     </w:p>
     <w:p>
@@ -7394,7 +7693,7 @@
         <w:pStyle w:val="Compact"/>
         <w:numPr>
           <w:ilvl w:val="0"/>
-          <w:numId w:val="1097"/>
+          <w:numId w:val="1103"/>
         </w:numPr>
       </w:pPr>
       <w:r>
@@ -7414,7 +7713,7 @@
         <w:pStyle w:val="Compact"/>
         <w:numPr>
           <w:ilvl w:val="0"/>
-          <w:numId w:val="1098"/>
+          <w:numId w:val="1104"/>
         </w:numPr>
       </w:pPr>
       <w:r>
@@ -7426,7 +7725,7 @@
         <w:pStyle w:val="Compact"/>
         <w:numPr>
           <w:ilvl w:val="0"/>
-          <w:numId w:val="1098"/>
+          <w:numId w:val="1104"/>
         </w:numPr>
       </w:pPr>
       <w:r>
@@ -7449,14 +7748,14 @@
         <w:t xml:space="preserve">Reduce tube feeds</w:t>
       </w:r>
     </w:p>
-    <w:bookmarkEnd w:id="163"/>
-    <w:bookmarkStart w:id="164" w:name="after-surgery"/>
-    <w:p>
-      <w:pPr>
-        <w:pStyle w:val="Heading2"/>
-      </w:pPr>
-      <w:r>
-        <w:t xml:space="preserve">108 After surgery</w:t>
+    <w:bookmarkEnd w:id="166"/>
+    <w:bookmarkStart w:id="167" w:name="after-surgery"/>
+    <w:p>
+      <w:pPr>
+        <w:pStyle w:val="Heading2"/>
+      </w:pPr>
+      <w:r>
+        <w:t xml:space="preserve">111 After surgery</w:t>
       </w:r>
     </w:p>
     <w:p>
@@ -7472,7 +7771,7 @@
         <w:pStyle w:val="Compact"/>
         <w:numPr>
           <w:ilvl w:val="0"/>
-          <w:numId w:val="1099"/>
+          <w:numId w:val="1105"/>
         </w:numPr>
       </w:pPr>
       <w:r>
@@ -7484,7 +7783,7 @@
         <w:pStyle w:val="Compact"/>
         <w:numPr>
           <w:ilvl w:val="0"/>
-          <w:numId w:val="1099"/>
+          <w:numId w:val="1105"/>
         </w:numPr>
       </w:pPr>
       <w:r>
@@ -7496,7 +7795,7 @@
         <w:pStyle w:val="Compact"/>
         <w:numPr>
           <w:ilvl w:val="0"/>
-          <w:numId w:val="1099"/>
+          <w:numId w:val="1105"/>
         </w:numPr>
       </w:pPr>
       <w:r>
@@ -7511,14 +7810,14 @@
         <w:t xml:space="preserve">Continue acid blockers for at least 1 year</w:t>
       </w:r>
     </w:p>
-    <w:bookmarkEnd w:id="164"/>
-    <w:bookmarkStart w:id="165" w:name="jejunostomy-removal"/>
-    <w:p>
-      <w:pPr>
-        <w:pStyle w:val="Heading2"/>
-      </w:pPr>
-      <w:r>
-        <w:t xml:space="preserve">109 Jejunostomy Removal</w:t>
+    <w:bookmarkEnd w:id="167"/>
+    <w:bookmarkStart w:id="168" w:name="jejunostomy-removal"/>
+    <w:p>
+      <w:pPr>
+        <w:pStyle w:val="Heading2"/>
+      </w:pPr>
+      <w:r>
+        <w:t xml:space="preserve">112 Jejunostomy Removal</w:t>
       </w:r>
     </w:p>
     <w:p>
@@ -7545,14 +7844,14 @@
         <w:t xml:space="preserve">May take 30 minutes and some local anesthetic to loosen up the tube for removal.</w:t>
       </w:r>
     </w:p>
-    <w:bookmarkEnd w:id="165"/>
-    <w:bookmarkStart w:id="166" w:name="nutritional-monitoring-after-surgery"/>
-    <w:p>
-      <w:pPr>
-        <w:pStyle w:val="Heading2"/>
-      </w:pPr>
-      <w:r>
-        <w:t xml:space="preserve">110 Nutritional Monitoring after Surgery</w:t>
+    <w:bookmarkEnd w:id="168"/>
+    <w:bookmarkStart w:id="169" w:name="nutritional-monitoring-after-surgery"/>
+    <w:p>
+      <w:pPr>
+        <w:pStyle w:val="Heading2"/>
+      </w:pPr>
+      <w:r>
+        <w:t xml:space="preserve">113 Nutritional Monitoring after Surgery</w:t>
       </w:r>
     </w:p>
     <w:p>
@@ -7568,7 +7867,7 @@
         <w:pStyle w:val="Compact"/>
         <w:numPr>
           <w:ilvl w:val="0"/>
-          <w:numId w:val="1100"/>
+          <w:numId w:val="1106"/>
         </w:numPr>
       </w:pPr>
       <w:r>
@@ -7580,7 +7879,7 @@
         <w:pStyle w:val="Compact"/>
         <w:numPr>
           <w:ilvl w:val="0"/>
-          <w:numId w:val="1100"/>
+          <w:numId w:val="1106"/>
         </w:numPr>
       </w:pPr>
       <w:r>
@@ -7592,21 +7891,21 @@
         <w:pStyle w:val="Compact"/>
         <w:numPr>
           <w:ilvl w:val="0"/>
-          <w:numId w:val="1100"/>
+          <w:numId w:val="1106"/>
         </w:numPr>
       </w:pPr>
       <w:r>
         <w:t xml:space="preserve">Vitamin D</w:t>
       </w:r>
     </w:p>
-    <w:bookmarkEnd w:id="166"/>
-    <w:bookmarkStart w:id="167" w:name="nutritional-monitoring-after-surgery-1"/>
-    <w:p>
-      <w:pPr>
-        <w:pStyle w:val="Heading2"/>
-      </w:pPr>
-      <w:r>
-        <w:t xml:space="preserve">111 Nutritional Monitoring after Surgery</w:t>
+    <w:bookmarkEnd w:id="169"/>
+    <w:bookmarkStart w:id="170" w:name="nutritional-monitoring-after-surgery-1"/>
+    <w:p>
+      <w:pPr>
+        <w:pStyle w:val="Heading2"/>
+      </w:pPr>
+      <w:r>
+        <w:t xml:space="preserve">114 Nutritional Monitoring after Surgery</w:t>
       </w:r>
     </w:p>
     <w:p>
@@ -7622,7 +7921,7 @@
         <w:pStyle w:val="Compact"/>
         <w:numPr>
           <w:ilvl w:val="0"/>
-          <w:numId w:val="1101"/>
+          <w:numId w:val="1107"/>
         </w:numPr>
       </w:pPr>
       <w:r>
@@ -7634,7 +7933,7 @@
         <w:pStyle w:val="Compact"/>
         <w:numPr>
           <w:ilvl w:val="0"/>
-          <w:numId w:val="1101"/>
+          <w:numId w:val="1107"/>
         </w:numPr>
       </w:pPr>
       <w:r>
@@ -7646,21 +7945,21 @@
         <w:pStyle w:val="Compact"/>
         <w:numPr>
           <w:ilvl w:val="0"/>
-          <w:numId w:val="1101"/>
+          <w:numId w:val="1107"/>
         </w:numPr>
       </w:pPr>
       <w:r>
         <w:t xml:space="preserve">Vitamin D</w:t>
       </w:r>
     </w:p>
-    <w:bookmarkEnd w:id="167"/>
-    <w:bookmarkStart w:id="168" w:name="nutritional-replacements-after-surgery"/>
-    <w:p>
-      <w:pPr>
-        <w:pStyle w:val="Heading2"/>
-      </w:pPr>
-      <w:r>
-        <w:t xml:space="preserve">112 Nutritional Replacements after Surgery</w:t>
+    <w:bookmarkEnd w:id="170"/>
+    <w:bookmarkStart w:id="171" w:name="nutritional-replacements-after-surgery"/>
+    <w:p>
+      <w:pPr>
+        <w:pStyle w:val="Heading2"/>
+      </w:pPr>
+      <w:r>
+        <w:t xml:space="preserve">115 Nutritional Replacements after Surgery</w:t>
       </w:r>
     </w:p>
     <w:p>
@@ -7676,7 +7975,7 @@
         <w:pStyle w:val="Compact"/>
         <w:numPr>
           <w:ilvl w:val="0"/>
-          <w:numId w:val="1102"/>
+          <w:numId w:val="1108"/>
         </w:numPr>
       </w:pPr>
       <w:r>
@@ -7688,7 +7987,7 @@
         <w:pStyle w:val="Compact"/>
         <w:numPr>
           <w:ilvl w:val="0"/>
-          <w:numId w:val="1102"/>
+          <w:numId w:val="1108"/>
         </w:numPr>
       </w:pPr>
       <w:r>
@@ -7700,7 +7999,7 @@
         <w:pStyle w:val="Compact"/>
         <w:numPr>
           <w:ilvl w:val="0"/>
-          <w:numId w:val="1102"/>
+          <w:numId w:val="1108"/>
         </w:numPr>
       </w:pPr>
       <w:r>
@@ -7720,7 +8019,7 @@
         <w:pStyle w:val="Compact"/>
         <w:numPr>
           <w:ilvl w:val="0"/>
-          <w:numId w:val="1103"/>
+          <w:numId w:val="1109"/>
         </w:numPr>
       </w:pPr>
       <w:r>
@@ -7732,21 +8031,21 @@
         <w:pStyle w:val="Compact"/>
         <w:numPr>
           <w:ilvl w:val="0"/>
-          <w:numId w:val="1103"/>
+          <w:numId w:val="1109"/>
         </w:numPr>
       </w:pPr>
       <w:r>
         <w:t xml:space="preserve">Repeat testing in 3-6 months</w:t>
       </w:r>
     </w:p>
-    <w:bookmarkEnd w:id="168"/>
-    <w:bookmarkStart w:id="169" w:name="team-members---physicians"/>
-    <w:p>
-      <w:pPr>
-        <w:pStyle w:val="Heading2"/>
-      </w:pPr>
-      <w:r>
-        <w:t xml:space="preserve">113 Team Members - Physicians</w:t>
+    <w:bookmarkEnd w:id="171"/>
+    <w:bookmarkStart w:id="172" w:name="team-members---physicians"/>
+    <w:p>
+      <w:pPr>
+        <w:pStyle w:val="Heading2"/>
+      </w:pPr>
+      <w:r>
+        <w:t xml:space="preserve">116 Team Members - Physicians</w:t>
       </w:r>
     </w:p>
     <w:p>
@@ -7794,7 +8093,7 @@
         <w:pStyle w:val="Compact"/>
         <w:numPr>
           <w:ilvl w:val="0"/>
-          <w:numId w:val="1104"/>
+          <w:numId w:val="1110"/>
         </w:numPr>
       </w:pPr>
       <w:r>
@@ -7806,33 +8105,33 @@
         <w:pStyle w:val="Compact"/>
         <w:numPr>
           <w:ilvl w:val="0"/>
-          <w:numId w:val="1104"/>
-        </w:numPr>
-      </w:pPr>
-      <w:r>
-        <w:t xml:space="preserve">Jeffrey Hagen MD</w:t>
-      </w:r>
-    </w:p>
-    <w:p>
-      <w:pPr>
-        <w:pStyle w:val="Compact"/>
-        <w:numPr>
-          <w:ilvl w:val="0"/>
-          <w:numId w:val="1104"/>
+          <w:numId w:val="1110"/>
+        </w:numPr>
+      </w:pPr>
+      <w:r>
+        <w:t xml:space="preserve">Kelli Salter MD</w:t>
+      </w:r>
+    </w:p>
+    <w:p>
+      <w:pPr>
+        <w:pStyle w:val="Compact"/>
+        <w:numPr>
+          <w:ilvl w:val="0"/>
+          <w:numId w:val="1110"/>
         </w:numPr>
       </w:pPr>
       <w:r>
         <w:t xml:space="preserve">Michael Roach MD</w:t>
       </w:r>
     </w:p>
-    <w:bookmarkEnd w:id="169"/>
-    <w:bookmarkStart w:id="170" w:name="team-members---support-staff"/>
-    <w:p>
-      <w:pPr>
-        <w:pStyle w:val="Heading2"/>
-      </w:pPr>
-      <w:r>
-        <w:t xml:space="preserve">114 Team Members - Support Staff</w:t>
+    <w:bookmarkEnd w:id="172"/>
+    <w:bookmarkStart w:id="173" w:name="team-members---support-staff"/>
+    <w:p>
+      <w:pPr>
+        <w:pStyle w:val="Heading2"/>
+      </w:pPr>
+      <w:r>
+        <w:t xml:space="preserve">117 Team Members - Support Staff</w:t>
       </w:r>
     </w:p>
     <w:p>
@@ -7864,7 +8163,7 @@
         <w:pStyle w:val="Compact"/>
         <w:numPr>
           <w:ilvl w:val="0"/>
-          <w:numId w:val="1105"/>
+          <w:numId w:val="1111"/>
         </w:numPr>
       </w:pPr>
       <w:r>
@@ -7876,7 +8175,7 @@
         <w:pStyle w:val="Compact"/>
         <w:numPr>
           <w:ilvl w:val="0"/>
-          <w:numId w:val="1105"/>
+          <w:numId w:val="1111"/>
         </w:numPr>
       </w:pPr>
       <w:r>
@@ -7896,7 +8195,7 @@
         <w:pStyle w:val="Compact"/>
         <w:numPr>
           <w:ilvl w:val="0"/>
-          <w:numId w:val="1106"/>
+          <w:numId w:val="1112"/>
         </w:numPr>
       </w:pPr>
       <w:r>
@@ -7908,7 +8207,7 @@
         <w:pStyle w:val="Compact"/>
         <w:numPr>
           <w:ilvl w:val="0"/>
-          <w:numId w:val="1106"/>
+          <w:numId w:val="1112"/>
         </w:numPr>
       </w:pPr>
       <w:r>
@@ -7923,7 +8222,7 @@
         <w:t xml:space="preserve">Care Coordinator - Karen Julian-Martinez</w:t>
       </w:r>
     </w:p>
-    <w:bookmarkEnd w:id="170"/>
+    <w:bookmarkEnd w:id="173"/>
     <w:sectPr>
       <w:footnotePr>
         <w:numRestart w:val="eachSect"/>
@@ -8456,6 +8755,24 @@
     <w:abstractNumId w:val="991"/>
   </w:num>
   <w:num w:numId="1106">
+    <w:abstractNumId w:val="991"/>
+  </w:num>
+  <w:num w:numId="1107">
+    <w:abstractNumId w:val="991"/>
+  </w:num>
+  <w:num w:numId="1108">
+    <w:abstractNumId w:val="991"/>
+  </w:num>
+  <w:num w:numId="1109">
+    <w:abstractNumId w:val="991"/>
+  </w:num>
+  <w:num w:numId="1110">
+    <w:abstractNumId w:val="991"/>
+  </w:num>
+  <w:num w:numId="1111">
+    <w:abstractNumId w:val="991"/>
+  </w:num>
+  <w:num w:numId="1112">
     <w:abstractNumId w:val="991"/>
   </w:num>
 </w:numbering>

--- a/lci_esot3.docx
+++ b/lci_esot3.docx
@@ -3916,6 +3916,18 @@
     </w:p>
     <w:p>
       <w:pPr>
+        <w:pStyle w:val="Compact"/>
+        <w:numPr>
+          <w:ilvl w:val="0"/>
+          <w:numId w:val="1050"/>
+        </w:numPr>
+      </w:pPr>
+      <w:r>
+        <w:t xml:space="preserve">Aim for surgery within 6 weeks of consultation</w:t>
+      </w:r>
+    </w:p>
+    <w:p>
+      <w:pPr>
         <w:pStyle w:val="FirstParagraph"/>
       </w:pPr>
       <w:r>
@@ -3999,6 +4011,42 @@
         <w:t xml:space="preserve">Medical evaluation</w:t>
       </w:r>
     </w:p>
+    <w:p>
+      <w:pPr>
+        <w:pStyle w:val="Compact"/>
+        <w:numPr>
+          <w:ilvl w:val="0"/>
+          <w:numId w:val="1051"/>
+        </w:numPr>
+      </w:pPr>
+      <w:r>
+        <w:t xml:space="preserve">Timing between end of preoperative therapy and surgery</w:t>
+      </w:r>
+    </w:p>
+    <w:p>
+      <w:pPr>
+        <w:pStyle w:val="Compact"/>
+        <w:numPr>
+          <w:ilvl w:val="1"/>
+          <w:numId w:val="1053"/>
+        </w:numPr>
+      </w:pPr>
+      <w:r>
+        <w:t xml:space="preserve">Chemotherapy + radiation: 6-8 weeks</w:t>
+      </w:r>
+    </w:p>
+    <w:p>
+      <w:pPr>
+        <w:pStyle w:val="Compact"/>
+        <w:numPr>
+          <w:ilvl w:val="1"/>
+          <w:numId w:val="1053"/>
+        </w:numPr>
+      </w:pPr>
+      <w:r>
+        <w:t xml:space="preserve">Chemotherapy: 4-8 weeks</w:t>
+      </w:r>
+    </w:p>
     <w:bookmarkEnd w:id="71"/>
     <w:bookmarkStart w:id="72" w:name="preoperative-visits"/>
     <w:p>
@@ -4038,7 +4086,7 @@
         <w:pStyle w:val="Compact"/>
         <w:numPr>
           <w:ilvl w:val="0"/>
-          <w:numId w:val="1053"/>
+          <w:numId w:val="1054"/>
         </w:numPr>
       </w:pPr>
       <w:r>
@@ -4050,7 +4098,7 @@
         <w:pStyle w:val="Compact"/>
         <w:numPr>
           <w:ilvl w:val="0"/>
-          <w:numId w:val="1053"/>
+          <w:numId w:val="1054"/>
         </w:numPr>
       </w:pPr>
       <w:r>
@@ -4062,7 +4110,7 @@
         <w:pStyle w:val="Compact"/>
         <w:numPr>
           <w:ilvl w:val="0"/>
-          <w:numId w:val="1053"/>
+          <w:numId w:val="1054"/>
         </w:numPr>
       </w:pPr>
       <w:r>
@@ -4074,7 +4122,7 @@
         <w:pStyle w:val="Compact"/>
         <w:numPr>
           <w:ilvl w:val="0"/>
-          <w:numId w:val="1053"/>
+          <w:numId w:val="1054"/>
         </w:numPr>
       </w:pPr>
       <w:r>
@@ -4104,7 +4152,7 @@
         <w:pStyle w:val="Compact"/>
         <w:numPr>
           <w:ilvl w:val="0"/>
-          <w:numId w:val="1054"/>
+          <w:numId w:val="1055"/>
         </w:numPr>
       </w:pPr>
       <w:r>
@@ -4116,7 +4164,7 @@
         <w:pStyle w:val="Compact"/>
         <w:numPr>
           <w:ilvl w:val="0"/>
-          <w:numId w:val="1054"/>
+          <w:numId w:val="1055"/>
         </w:numPr>
       </w:pPr>
       <w:r>
@@ -4128,7 +4176,7 @@
         <w:pStyle w:val="Compact"/>
         <w:numPr>
           <w:ilvl w:val="0"/>
-          <w:numId w:val="1054"/>
+          <w:numId w:val="1055"/>
         </w:numPr>
       </w:pPr>
       <w:r>
@@ -4150,7 +4198,7 @@
         <w:pStyle w:val="Compact"/>
         <w:numPr>
           <w:ilvl w:val="0"/>
-          <w:numId w:val="1055"/>
+          <w:numId w:val="1056"/>
         </w:numPr>
       </w:pPr>
       <w:r>
@@ -4162,7 +4210,7 @@
         <w:pStyle w:val="Compact"/>
         <w:numPr>
           <w:ilvl w:val="0"/>
-          <w:numId w:val="1055"/>
+          <w:numId w:val="1056"/>
         </w:numPr>
       </w:pPr>
       <w:r>
@@ -4174,7 +4222,7 @@
         <w:pStyle w:val="Compact"/>
         <w:numPr>
           <w:ilvl w:val="0"/>
-          <w:numId w:val="1055"/>
+          <w:numId w:val="1056"/>
         </w:numPr>
       </w:pPr>
       <w:r>
@@ -4243,19 +4291,19 @@
         <w:pStyle w:val="Compact"/>
         <w:numPr>
           <w:ilvl w:val="0"/>
-          <w:numId w:val="1056"/>
-        </w:numPr>
-      </w:pPr>
-      <w:r>
-        <w:t xml:space="preserve">Removes tumor and lower 1/3 esophagus</w:t>
-      </w:r>
-    </w:p>
-    <w:p>
-      <w:pPr>
-        <w:pStyle w:val="Compact"/>
-        <w:numPr>
-          <w:ilvl w:val="0"/>
-          <w:numId w:val="1056"/>
+          <w:numId w:val="1057"/>
+        </w:numPr>
+      </w:pPr>
+      <w:r>
+        <w:t xml:space="preserve">Removes tumor and lower 1/2 esophagus</w:t>
+      </w:r>
+    </w:p>
+    <w:p>
+      <w:pPr>
+        <w:pStyle w:val="Compact"/>
+        <w:numPr>
+          <w:ilvl w:val="0"/>
+          <w:numId w:val="1057"/>
         </w:numPr>
       </w:pPr>
       <w:r>
@@ -4267,7 +4315,7 @@
         <w:pStyle w:val="Compact"/>
         <w:numPr>
           <w:ilvl w:val="0"/>
-          <w:numId w:val="1056"/>
+          <w:numId w:val="1057"/>
         </w:numPr>
       </w:pPr>
       <w:r>
@@ -4479,7 +4527,7 @@
         <w:pStyle w:val="Compact"/>
         <w:numPr>
           <w:ilvl w:val="0"/>
-          <w:numId w:val="1057"/>
+          <w:numId w:val="1058"/>
         </w:numPr>
       </w:pPr>
       <w:r>
@@ -4491,7 +4539,7 @@
         <w:pStyle w:val="Compact"/>
         <w:numPr>
           <w:ilvl w:val="0"/>
-          <w:numId w:val="1057"/>
+          <w:numId w:val="1058"/>
         </w:numPr>
       </w:pPr>
       <w:r>
@@ -4503,7 +4551,7 @@
         <w:pStyle w:val="Compact"/>
         <w:numPr>
           <w:ilvl w:val="0"/>
-          <w:numId w:val="1057"/>
+          <w:numId w:val="1058"/>
         </w:numPr>
       </w:pPr>
       <w:r>
@@ -4589,7 +4637,7 @@
         <w:pStyle w:val="FirstParagraph"/>
       </w:pPr>
       <w:r>
-        <w:t xml:space="preserve">Mininally-invasive approach feasible in 95% of cases</w:t>
+        <w:t xml:space="preserve">Mininally-invasive approach feasible in 98% of cases</w:t>
       </w:r>
     </w:p>
     <w:p>
@@ -4597,7 +4645,7 @@
         <w:pStyle w:val="BodyText"/>
       </w:pPr>
       <w:r>
-        <w:t xml:space="preserve">In some cases, an open approach is still necessary.</w:t>
+        <w:t xml:space="preserve">In some cases, an open approach is still necessary (2%)</w:t>
       </w:r>
     </w:p>
     <w:p>
@@ -4867,7 +4915,7 @@
         <w:pStyle w:val="Compact"/>
         <w:numPr>
           <w:ilvl w:val="0"/>
-          <w:numId w:val="1058"/>
+          <w:numId w:val="1059"/>
         </w:numPr>
       </w:pPr>
       <w:r>
@@ -4879,7 +4927,7 @@
         <w:pStyle w:val="Compact"/>
         <w:numPr>
           <w:ilvl w:val="0"/>
-          <w:numId w:val="1058"/>
+          <w:numId w:val="1059"/>
         </w:numPr>
       </w:pPr>
       <w:r>
@@ -4974,7 +5022,7 @@
         <w:pStyle w:val="Compact"/>
         <w:numPr>
           <w:ilvl w:val="0"/>
-          <w:numId w:val="1059"/>
+          <w:numId w:val="1060"/>
         </w:numPr>
       </w:pPr>
       <w:r>
@@ -4986,7 +5034,7 @@
         <w:pStyle w:val="Compact"/>
         <w:numPr>
           <w:ilvl w:val="0"/>
-          <w:numId w:val="1059"/>
+          <w:numId w:val="1060"/>
         </w:numPr>
       </w:pPr>
       <w:r>
@@ -4998,7 +5046,7 @@
         <w:pStyle w:val="Compact"/>
         <w:numPr>
           <w:ilvl w:val="0"/>
-          <w:numId w:val="1059"/>
+          <w:numId w:val="1060"/>
         </w:numPr>
       </w:pPr>
       <w:r>
@@ -5075,7 +5123,7 @@
         <w:pStyle w:val="Compact"/>
         <w:numPr>
           <w:ilvl w:val="0"/>
-          <w:numId w:val="1060"/>
+          <w:numId w:val="1061"/>
         </w:numPr>
       </w:pPr>
       <w:r>
@@ -5087,7 +5135,7 @@
         <w:pStyle w:val="Compact"/>
         <w:numPr>
           <w:ilvl w:val="0"/>
-          <w:numId w:val="1060"/>
+          <w:numId w:val="1061"/>
         </w:numPr>
       </w:pPr>
       <w:r>
@@ -5099,7 +5147,7 @@
         <w:pStyle w:val="Compact"/>
         <w:numPr>
           <w:ilvl w:val="0"/>
-          <w:numId w:val="1060"/>
+          <w:numId w:val="1061"/>
         </w:numPr>
       </w:pPr>
       <w:r>
@@ -5176,7 +5224,7 @@
         <w:pStyle w:val="Compact"/>
         <w:numPr>
           <w:ilvl w:val="0"/>
-          <w:numId w:val="1061"/>
+          <w:numId w:val="1062"/>
         </w:numPr>
       </w:pPr>
       <w:r>
@@ -5188,7 +5236,7 @@
         <w:pStyle w:val="Compact"/>
         <w:numPr>
           <w:ilvl w:val="0"/>
-          <w:numId w:val="1061"/>
+          <w:numId w:val="1062"/>
         </w:numPr>
       </w:pPr>
       <w:r>
@@ -5200,7 +5248,7 @@
         <w:pStyle w:val="Compact"/>
         <w:numPr>
           <w:ilvl w:val="0"/>
-          <w:numId w:val="1061"/>
+          <w:numId w:val="1062"/>
         </w:numPr>
       </w:pPr>
       <w:r>
@@ -5268,7 +5316,7 @@
       <w:pPr>
         <w:numPr>
           <w:ilvl w:val="0"/>
-          <w:numId w:val="1062"/>
+          <w:numId w:val="1063"/>
         </w:numPr>
       </w:pPr>
       <w:r>
@@ -5279,7 +5327,7 @@
       <w:pPr>
         <w:numPr>
           <w:ilvl w:val="0"/>
-          <w:numId w:val="1062"/>
+          <w:numId w:val="1063"/>
         </w:numPr>
       </w:pPr>
       <w:r>
@@ -5290,7 +5338,7 @@
       <w:pPr>
         <w:numPr>
           <w:ilvl w:val="0"/>
-          <w:numId w:val="1062"/>
+          <w:numId w:val="1063"/>
         </w:numPr>
       </w:pPr>
       <w:r>
@@ -5367,7 +5415,7 @@
         <w:pStyle w:val="Compact"/>
         <w:numPr>
           <w:ilvl w:val="0"/>
-          <w:numId w:val="1063"/>
+          <w:numId w:val="1064"/>
         </w:numPr>
       </w:pPr>
       <w:r>
@@ -5379,7 +5427,7 @@
         <w:pStyle w:val="Compact"/>
         <w:numPr>
           <w:ilvl w:val="0"/>
-          <w:numId w:val="1063"/>
+          <w:numId w:val="1064"/>
         </w:numPr>
       </w:pPr>
       <w:r>
@@ -5391,7 +5439,7 @@
         <w:pStyle w:val="Compact"/>
         <w:numPr>
           <w:ilvl w:val="0"/>
-          <w:numId w:val="1063"/>
+          <w:numId w:val="1064"/>
         </w:numPr>
       </w:pPr>
       <w:r>
@@ -5411,7 +5459,7 @@
         <w:pStyle w:val="Compact"/>
         <w:numPr>
           <w:ilvl w:val="0"/>
-          <w:numId w:val="1064"/>
+          <w:numId w:val="1065"/>
         </w:numPr>
       </w:pPr>
       <w:r>
@@ -5423,7 +5471,7 @@
         <w:pStyle w:val="Compact"/>
         <w:numPr>
           <w:ilvl w:val="0"/>
-          <w:numId w:val="1064"/>
+          <w:numId w:val="1065"/>
         </w:numPr>
       </w:pPr>
       <w:r>
@@ -5557,7 +5605,7 @@
         <w:pStyle w:val="Compact"/>
         <w:numPr>
           <w:ilvl w:val="0"/>
-          <w:numId w:val="1065"/>
+          <w:numId w:val="1066"/>
         </w:numPr>
       </w:pPr>
       <w:r>
@@ -5569,7 +5617,7 @@
         <w:pStyle w:val="Compact"/>
         <w:numPr>
           <w:ilvl w:val="0"/>
-          <w:numId w:val="1065"/>
+          <w:numId w:val="1066"/>
         </w:numPr>
       </w:pPr>
       <w:r>
@@ -5581,7 +5629,7 @@
         <w:pStyle w:val="Compact"/>
         <w:numPr>
           <w:ilvl w:val="0"/>
-          <w:numId w:val="1065"/>
+          <w:numId w:val="1066"/>
         </w:numPr>
       </w:pPr>
       <w:r>
@@ -5593,7 +5641,7 @@
         <w:pStyle w:val="Compact"/>
         <w:numPr>
           <w:ilvl w:val="0"/>
-          <w:numId w:val="1065"/>
+          <w:numId w:val="1066"/>
         </w:numPr>
       </w:pPr>
       <w:r>
@@ -5605,7 +5653,7 @@
         <w:pStyle w:val="Compact"/>
         <w:numPr>
           <w:ilvl w:val="0"/>
-          <w:numId w:val="1065"/>
+          <w:numId w:val="1066"/>
         </w:numPr>
       </w:pPr>
       <w:r>
@@ -5635,7 +5683,7 @@
         <w:pStyle w:val="Compact"/>
         <w:numPr>
           <w:ilvl w:val="0"/>
-          <w:numId w:val="1066"/>
+          <w:numId w:val="1067"/>
         </w:numPr>
       </w:pPr>
       <w:r>
@@ -5647,7 +5695,7 @@
         <w:pStyle w:val="Compact"/>
         <w:numPr>
           <w:ilvl w:val="0"/>
-          <w:numId w:val="1066"/>
+          <w:numId w:val="1067"/>
         </w:numPr>
       </w:pPr>
       <w:r>
@@ -5659,7 +5707,7 @@
         <w:pStyle w:val="Compact"/>
         <w:numPr>
           <w:ilvl w:val="0"/>
-          <w:numId w:val="1066"/>
+          <w:numId w:val="1067"/>
         </w:numPr>
       </w:pPr>
       <w:r>
@@ -5671,7 +5719,7 @@
         <w:pStyle w:val="Compact"/>
         <w:numPr>
           <w:ilvl w:val="1"/>
-          <w:numId w:val="1067"/>
+          <w:numId w:val="1068"/>
         </w:numPr>
       </w:pPr>
       <w:r>
@@ -5683,7 +5731,7 @@
         <w:pStyle w:val="Compact"/>
         <w:numPr>
           <w:ilvl w:val="1"/>
-          <w:numId w:val="1067"/>
+          <w:numId w:val="1068"/>
         </w:numPr>
       </w:pPr>
       <w:r>
@@ -5695,7 +5743,7 @@
         <w:pStyle w:val="Compact"/>
         <w:numPr>
           <w:ilvl w:val="1"/>
-          <w:numId w:val="1067"/>
+          <w:numId w:val="1068"/>
         </w:numPr>
       </w:pPr>
       <w:r>
@@ -5845,400 +5893,413 @@
       </w:tr>
     </w:tbl>
     <w:bookmarkEnd w:id="137"/>
-    <w:bookmarkStart w:id="138" w:name="day-prior-to-surgery"/>
-    <w:p>
-      <w:pPr>
-        <w:pStyle w:val="Heading2"/>
-      </w:pPr>
-      <w:r>
-        <w:t xml:space="preserve">85 Day Prior to Surgery</w:t>
-      </w:r>
-    </w:p>
-    <w:p>
-      <w:pPr>
-        <w:pStyle w:val="Compact"/>
-        <w:numPr>
-          <w:ilvl w:val="0"/>
-          <w:numId w:val="1068"/>
-        </w:numPr>
-      </w:pPr>
-      <w:r>
-        <w:t xml:space="preserve">Clear liquids for 24 hours prior to surgery</w:t>
-      </w:r>
-    </w:p>
-    <w:p>
-      <w:pPr>
-        <w:pStyle w:val="Compact"/>
-        <w:numPr>
-          <w:ilvl w:val="0"/>
-          <w:numId w:val="1068"/>
-        </w:numPr>
-      </w:pPr>
-      <w:r>
-        <w:t xml:space="preserve">Check with Pre-op nurse regarding medicines day prior to surgery</w:t>
-      </w:r>
-    </w:p>
-    <w:p>
-      <w:pPr>
-        <w:pStyle w:val="Compact"/>
-        <w:numPr>
-          <w:ilvl w:val="0"/>
-          <w:numId w:val="1068"/>
-        </w:numPr>
-      </w:pPr>
-      <w:r>
-        <w:t xml:space="preserve">No tube feedings the night before surgery</w:t>
+    <w:bookmarkStart w:id="138" w:name="epidural-catheter-for-pain-control"/>
+    <w:p>
+      <w:pPr>
+        <w:pStyle w:val="Heading2"/>
+      </w:pPr>
+      <w:r>
+        <w:t xml:space="preserve">85 Epidural Catheter for Pain Control</w:t>
+      </w:r>
+    </w:p>
+    <w:p>
+      <w:pPr>
+        <w:pStyle w:val="Compact"/>
+        <w:numPr>
+          <w:ilvl w:val="0"/>
+          <w:numId w:val="1069"/>
+        </w:numPr>
+      </w:pPr>
+      <w:r>
+        <w:t xml:space="preserve">Remains in place for 2-5 days</w:t>
+      </w:r>
+    </w:p>
+    <w:p>
+      <w:pPr>
+        <w:pStyle w:val="Compact"/>
+        <w:numPr>
+          <w:ilvl w:val="0"/>
+          <w:numId w:val="1069"/>
+        </w:numPr>
+      </w:pPr>
+      <w:r>
+        <w:t xml:space="preserve">Dosage can be adjusted as needed</w:t>
+      </w:r>
+    </w:p>
+    <w:p>
+      <w:pPr>
+        <w:pStyle w:val="Compact"/>
+        <w:numPr>
+          <w:ilvl w:val="0"/>
+          <w:numId w:val="1069"/>
+        </w:numPr>
+      </w:pPr>
+      <w:r>
+        <w:t xml:space="preserve">Can make it more difficult to urinate</w:t>
+      </w:r>
+    </w:p>
+    <w:p>
+      <w:pPr>
+        <w:pStyle w:val="Compact"/>
+        <w:numPr>
+          <w:ilvl w:val="0"/>
+          <w:numId w:val="1069"/>
+        </w:numPr>
+      </w:pPr>
+      <w:r>
+        <w:t xml:space="preserve">May require foley catheter in bladder</w:t>
+      </w:r>
+    </w:p>
+    <w:p>
+      <w:pPr>
+        <w:pStyle w:val="Compact"/>
+        <w:numPr>
+          <w:ilvl w:val="0"/>
+          <w:numId w:val="1069"/>
+        </w:numPr>
+      </w:pPr>
+      <w:r>
+        <w:t xml:space="preserve">Foley catheter removed after epidural removed</w:t>
       </w:r>
     </w:p>
     <w:bookmarkEnd w:id="138"/>
-    <w:bookmarkStart w:id="139" w:name="day-of-surgery"/>
-    <w:p>
-      <w:pPr>
-        <w:pStyle w:val="Heading2"/>
-      </w:pPr>
-      <w:r>
-        <w:t xml:space="preserve">86 Day of Surgery</w:t>
-      </w:r>
-    </w:p>
-    <w:p>
-      <w:pPr>
-        <w:pStyle w:val="Compact"/>
-        <w:numPr>
-          <w:ilvl w:val="0"/>
-          <w:numId w:val="1069"/>
-        </w:numPr>
-      </w:pPr>
-      <w:r>
-        <w:t xml:space="preserve">Arrive at 5am – nothing to eat or drink after midnight.</w:t>
-      </w:r>
-    </w:p>
-    <w:p>
-      <w:pPr>
-        <w:pStyle w:val="Compact"/>
-        <w:numPr>
-          <w:ilvl w:val="0"/>
-          <w:numId w:val="1069"/>
-        </w:numPr>
-      </w:pPr>
-      <w:r>
-        <w:t xml:space="preserve">Medicines OK w/ a sip of water</w:t>
-      </w:r>
-    </w:p>
-    <w:p>
-      <w:pPr>
-        <w:pStyle w:val="Compact"/>
-        <w:numPr>
-          <w:ilvl w:val="0"/>
-          <w:numId w:val="1069"/>
-        </w:numPr>
-      </w:pPr>
-      <w:r>
-        <w:t xml:space="preserve">sip of black coffee but</w:t>
-      </w:r>
-      <w:r>
-        <w:t xml:space="preserve"> </w:t>
-      </w:r>
-      <w:r>
-        <w:rPr>
-          <w:b/>
-          <w:bCs/>
-        </w:rPr>
-        <w:t xml:space="preserve">no cream</w:t>
-      </w:r>
-      <w:r>
-        <w:t xml:space="preserve">.</w:t>
-      </w:r>
-    </w:p>
-    <w:p>
-      <w:pPr>
-        <w:pStyle w:val="Compact"/>
-        <w:numPr>
-          <w:ilvl w:val="0"/>
-          <w:numId w:val="1069"/>
-        </w:numPr>
-      </w:pPr>
-      <w:r>
-        <w:t xml:space="preserve">Surgery will be cancelled if you have cream/milk</w:t>
-      </w:r>
-    </w:p>
-    <w:p>
-      <w:pPr>
-        <w:pStyle w:val="Compact"/>
-        <w:numPr>
-          <w:ilvl w:val="0"/>
-          <w:numId w:val="1069"/>
-        </w:numPr>
-      </w:pPr>
-      <w:r>
-        <w:t xml:space="preserve">Waiting room for family and friends on 5th floor</w:t>
+    <w:bookmarkStart w:id="139" w:name="intensive-care-unit-icu-2-4-days"/>
+    <w:p>
+      <w:pPr>
+        <w:pStyle w:val="Heading2"/>
+      </w:pPr>
+      <w:r>
+        <w:t xml:space="preserve">86 Intensive Care Unit (ICU) (2-4 days)</w:t>
+      </w:r>
+    </w:p>
+    <w:p>
+      <w:pPr>
+        <w:pStyle w:val="Compact"/>
+        <w:numPr>
+          <w:ilvl w:val="0"/>
+          <w:numId w:val="1070"/>
+        </w:numPr>
+      </w:pPr>
+      <w:r>
+        <w:t xml:space="preserve">Surgical ICU on 11th floor</w:t>
+      </w:r>
+    </w:p>
+    <w:p>
+      <w:pPr>
+        <w:pStyle w:val="Compact"/>
+        <w:numPr>
+          <w:ilvl w:val="0"/>
+          <w:numId w:val="1070"/>
+        </w:numPr>
+      </w:pPr>
+      <w:r>
+        <w:t xml:space="preserve">NG tube in nose to drain stomach and esophagus</w:t>
+      </w:r>
+    </w:p>
+    <w:p>
+      <w:pPr>
+        <w:pStyle w:val="Compact"/>
+        <w:numPr>
+          <w:ilvl w:val="0"/>
+          <w:numId w:val="1070"/>
+        </w:numPr>
+      </w:pPr>
+      <w:r>
+        <w:t xml:space="preserve">Catheter in bladder</w:t>
+      </w:r>
+    </w:p>
+    <w:p>
+      <w:pPr>
+        <w:pStyle w:val="Compact"/>
+        <w:numPr>
+          <w:ilvl w:val="0"/>
+          <w:numId w:val="1070"/>
+        </w:numPr>
+      </w:pPr>
+      <w:r>
+        <w:t xml:space="preserve">Chest tube right chest</w:t>
+      </w:r>
+    </w:p>
+    <w:p>
+      <w:pPr>
+        <w:pStyle w:val="Compact"/>
+        <w:numPr>
+          <w:ilvl w:val="0"/>
+          <w:numId w:val="1070"/>
+        </w:numPr>
+      </w:pPr>
+      <w:r>
+        <w:t xml:space="preserve">Abdominal drains (usually 2)</w:t>
+      </w:r>
+    </w:p>
+    <w:p>
+      <w:pPr>
+        <w:pStyle w:val="Compact"/>
+        <w:numPr>
+          <w:ilvl w:val="0"/>
+          <w:numId w:val="1070"/>
+        </w:numPr>
+      </w:pPr>
+      <w:r>
+        <w:t xml:space="preserve">Feeding jejunostomy (usually stays in 8 wks)</w:t>
       </w:r>
     </w:p>
     <w:bookmarkEnd w:id="139"/>
-    <w:bookmarkStart w:id="140" w:name="epidural-catheter-for-pain-control"/>
-    <w:p>
-      <w:pPr>
-        <w:pStyle w:val="Heading2"/>
-      </w:pPr>
-      <w:r>
-        <w:t xml:space="preserve">87 Epidural Catheter for Pain Control</w:t>
-      </w:r>
-    </w:p>
-    <w:p>
-      <w:pPr>
-        <w:pStyle w:val="Compact"/>
-        <w:numPr>
-          <w:ilvl w:val="0"/>
-          <w:numId w:val="1070"/>
-        </w:numPr>
-      </w:pPr>
-      <w:r>
-        <w:t xml:space="preserve">Remains in place for 2-5 days</w:t>
-      </w:r>
-    </w:p>
-    <w:p>
-      <w:pPr>
-        <w:pStyle w:val="Compact"/>
-        <w:numPr>
-          <w:ilvl w:val="0"/>
-          <w:numId w:val="1070"/>
-        </w:numPr>
-      </w:pPr>
-      <w:r>
-        <w:t xml:space="preserve">Dosage can be adjusted as needed</w:t>
-      </w:r>
-    </w:p>
-    <w:p>
-      <w:pPr>
-        <w:pStyle w:val="Compact"/>
-        <w:numPr>
-          <w:ilvl w:val="0"/>
-          <w:numId w:val="1070"/>
-        </w:numPr>
-      </w:pPr>
-      <w:r>
-        <w:t xml:space="preserve">Can make it more difficult to urinate</w:t>
-      </w:r>
-    </w:p>
-    <w:p>
-      <w:pPr>
-        <w:pStyle w:val="Compact"/>
-        <w:numPr>
-          <w:ilvl w:val="0"/>
-          <w:numId w:val="1070"/>
-        </w:numPr>
-      </w:pPr>
-      <w:r>
-        <w:t xml:space="preserve">May require foley catheter in bladder</w:t>
-      </w:r>
-    </w:p>
-    <w:p>
-      <w:pPr>
-        <w:pStyle w:val="Compact"/>
-        <w:numPr>
-          <w:ilvl w:val="0"/>
-          <w:numId w:val="1070"/>
-        </w:numPr>
-      </w:pPr>
-      <w:r>
-        <w:t xml:space="preserve">Foley catheter removed after epidural removed</w:t>
+    <w:bookmarkStart w:id="140" w:name="intensive-care-unit-icu"/>
+    <w:p>
+      <w:pPr>
+        <w:pStyle w:val="Heading2"/>
+      </w:pPr>
+      <w:r>
+        <w:t xml:space="preserve">87 Intensive Care Unit (ICU)</w:t>
+      </w:r>
+    </w:p>
+    <w:p>
+      <w:pPr>
+        <w:pStyle w:val="Compact"/>
+        <w:numPr>
+          <w:ilvl w:val="0"/>
+          <w:numId w:val="1071"/>
+        </w:numPr>
+      </w:pPr>
+      <w:r>
+        <w:t xml:space="preserve">Bladder catheter removed → check that bladder empties properly</w:t>
+      </w:r>
+    </w:p>
+    <w:p>
+      <w:pPr>
+        <w:pStyle w:val="Compact"/>
+        <w:numPr>
+          <w:ilvl w:val="0"/>
+          <w:numId w:val="1071"/>
+        </w:numPr>
+      </w:pPr>
+      <w:r>
+        <w:t xml:space="preserve">Chest tube removed (day 2-4) → follow-up x-ray</w:t>
+      </w:r>
+    </w:p>
+    <w:p>
+      <w:pPr>
+        <w:pStyle w:val="Compact"/>
+        <w:numPr>
+          <w:ilvl w:val="0"/>
+          <w:numId w:val="1071"/>
+        </w:numPr>
+      </w:pPr>
+      <w:r>
+        <w:t xml:space="preserve">Fluid emptied from drains every few hours</w:t>
+      </w:r>
+    </w:p>
+    <w:p>
+      <w:pPr>
+        <w:pStyle w:val="Compact"/>
+        <w:numPr>
+          <w:ilvl w:val="0"/>
+          <w:numId w:val="1071"/>
+        </w:numPr>
+      </w:pPr>
+      <w:r>
+        <w:t xml:space="preserve">Start tube feedings by feeding</w:t>
+      </w:r>
+    </w:p>
+    <w:p>
+      <w:pPr>
+        <w:pStyle w:val="Compact"/>
+        <w:numPr>
+          <w:ilvl w:val="0"/>
+          <w:numId w:val="1071"/>
+        </w:numPr>
+      </w:pPr>
+      <w:r>
+        <w:t xml:space="preserve">Feeding jejunostomy (stays in 8 weeks)</w:t>
       </w:r>
     </w:p>
     <w:bookmarkEnd w:id="140"/>
-    <w:bookmarkStart w:id="141" w:name="intensive-care-unit-icu-2-4-days"/>
-    <w:p>
-      <w:pPr>
-        <w:pStyle w:val="Heading2"/>
-      </w:pPr>
-      <w:r>
-        <w:t xml:space="preserve">88 Intensive Care Unit (ICU) (2-4 days)</w:t>
-      </w:r>
-    </w:p>
-    <w:p>
-      <w:pPr>
-        <w:pStyle w:val="Compact"/>
-        <w:numPr>
-          <w:ilvl w:val="0"/>
-          <w:numId w:val="1071"/>
-        </w:numPr>
-      </w:pPr>
-      <w:r>
-        <w:t xml:space="preserve">Surgical ICU on 11th floor</w:t>
-      </w:r>
-    </w:p>
-    <w:p>
-      <w:pPr>
-        <w:pStyle w:val="Compact"/>
-        <w:numPr>
-          <w:ilvl w:val="0"/>
-          <w:numId w:val="1071"/>
-        </w:numPr>
-      </w:pPr>
-      <w:r>
-        <w:t xml:space="preserve">NG tube in nose to drain stomach and esophagus</w:t>
-      </w:r>
-    </w:p>
-    <w:p>
-      <w:pPr>
-        <w:pStyle w:val="Compact"/>
-        <w:numPr>
-          <w:ilvl w:val="0"/>
-          <w:numId w:val="1071"/>
-        </w:numPr>
-      </w:pPr>
-      <w:r>
-        <w:t xml:space="preserve">Catheter in bladder</w:t>
-      </w:r>
-    </w:p>
-    <w:p>
-      <w:pPr>
-        <w:pStyle w:val="Compact"/>
-        <w:numPr>
-          <w:ilvl w:val="0"/>
-          <w:numId w:val="1071"/>
-        </w:numPr>
-      </w:pPr>
-      <w:r>
-        <w:t xml:space="preserve">Chest tube right chest</w:t>
-      </w:r>
-    </w:p>
-    <w:p>
-      <w:pPr>
-        <w:pStyle w:val="Compact"/>
-        <w:numPr>
-          <w:ilvl w:val="0"/>
-          <w:numId w:val="1071"/>
-        </w:numPr>
-      </w:pPr>
-      <w:r>
-        <w:t xml:space="preserve">Abdominal drains (usually 2)</w:t>
-      </w:r>
-    </w:p>
-    <w:p>
-      <w:pPr>
-        <w:pStyle w:val="Compact"/>
-        <w:numPr>
-          <w:ilvl w:val="0"/>
-          <w:numId w:val="1071"/>
-        </w:numPr>
-      </w:pPr>
-      <w:r>
-        <w:t xml:space="preserve">Feeding jejunostomy (usually stays in 8 wks)</w:t>
+    <w:bookmarkStart w:id="141" w:name="ward---6tower"/>
+    <w:p>
+      <w:pPr>
+        <w:pStyle w:val="Heading2"/>
+      </w:pPr>
+      <w:r>
+        <w:t xml:space="preserve">88 Ward - 6Tower</w:t>
+      </w:r>
+    </w:p>
+    <w:p>
+      <w:pPr>
+        <w:pStyle w:val="Compact"/>
+        <w:numPr>
+          <w:ilvl w:val="0"/>
+          <w:numId w:val="1072"/>
+        </w:numPr>
+      </w:pPr>
+      <w:r>
+        <w:t xml:space="preserve">Jejunostomy feeds started</w:t>
+      </w:r>
+    </w:p>
+    <w:p>
+      <w:pPr>
+        <w:pStyle w:val="Compact"/>
+        <w:numPr>
+          <w:ilvl w:val="0"/>
+          <w:numId w:val="1072"/>
+        </w:numPr>
+      </w:pPr>
+      <w:r>
+        <w:t xml:space="preserve">Up in a chair most of the day</w:t>
+      </w:r>
+    </w:p>
+    <w:p>
+      <w:pPr>
+        <w:pStyle w:val="Compact"/>
+        <w:numPr>
+          <w:ilvl w:val="0"/>
+          <w:numId w:val="1072"/>
+        </w:numPr>
+      </w:pPr>
+      <w:r>
+        <w:t xml:space="preserve">Walking in the halls</w:t>
+      </w:r>
+    </w:p>
+    <w:p>
+      <w:pPr>
+        <w:pStyle w:val="Compact"/>
+        <w:numPr>
+          <w:ilvl w:val="1"/>
+          <w:numId w:val="1073"/>
+        </w:numPr>
+      </w:pPr>
+      <w:r>
+        <w:t xml:space="preserve">Start with assistance</w:t>
+      </w:r>
+    </w:p>
+    <w:p>
+      <w:pPr>
+        <w:pStyle w:val="Compact"/>
+        <w:numPr>
+          <w:ilvl w:val="1"/>
+          <w:numId w:val="1073"/>
+        </w:numPr>
+      </w:pPr>
+      <w:r>
+        <w:t xml:space="preserve">Improves lung function</w:t>
+      </w:r>
+    </w:p>
+    <w:p>
+      <w:pPr>
+        <w:pStyle w:val="Compact"/>
+        <w:numPr>
+          <w:ilvl w:val="1"/>
+          <w:numId w:val="1073"/>
+        </w:numPr>
+      </w:pPr>
+      <w:r>
+        <w:t xml:space="preserve">Prevents loss of muscle strength</w:t>
       </w:r>
     </w:p>
     <w:bookmarkEnd w:id="141"/>
-    <w:bookmarkStart w:id="142" w:name="intensive-care-unit-icu"/>
-    <w:p>
-      <w:pPr>
-        <w:pStyle w:val="Heading2"/>
-      </w:pPr>
-      <w:r>
-        <w:t xml:space="preserve">89 Intensive Care Unit (ICU)</w:t>
-      </w:r>
-    </w:p>
-    <w:p>
-      <w:pPr>
-        <w:pStyle w:val="Compact"/>
-        <w:numPr>
-          <w:ilvl w:val="0"/>
-          <w:numId w:val="1072"/>
-        </w:numPr>
-      </w:pPr>
-      <w:r>
-        <w:t xml:space="preserve">Bladder catheter removed → check that bladder empties properly</w:t>
-      </w:r>
-    </w:p>
-    <w:p>
-      <w:pPr>
-        <w:pStyle w:val="Compact"/>
-        <w:numPr>
-          <w:ilvl w:val="0"/>
-          <w:numId w:val="1072"/>
-        </w:numPr>
-      </w:pPr>
-      <w:r>
-        <w:t xml:space="preserve">Chest tube removed (day 2-4) → follow-up x-ray</w:t>
-      </w:r>
-    </w:p>
-    <w:p>
-      <w:pPr>
-        <w:pStyle w:val="Compact"/>
-        <w:numPr>
-          <w:ilvl w:val="0"/>
-          <w:numId w:val="1072"/>
-        </w:numPr>
-      </w:pPr>
-      <w:r>
-        <w:t xml:space="preserve">Fluid emptied from drains every few hours</w:t>
-      </w:r>
-    </w:p>
-    <w:p>
-      <w:pPr>
-        <w:pStyle w:val="Compact"/>
-        <w:numPr>
-          <w:ilvl w:val="0"/>
-          <w:numId w:val="1072"/>
-        </w:numPr>
-      </w:pPr>
-      <w:r>
-        <w:t xml:space="preserve">Start tube feedings by feeding</w:t>
-      </w:r>
-    </w:p>
-    <w:p>
-      <w:pPr>
-        <w:pStyle w:val="Compact"/>
-        <w:numPr>
-          <w:ilvl w:val="0"/>
-          <w:numId w:val="1072"/>
-        </w:numPr>
-      </w:pPr>
-      <w:r>
-        <w:t xml:space="preserve">Feeding jejunostomy (stays in 8 weeks)</w:t>
+    <w:bookmarkStart w:id="142" w:name="jejunostomy-feeds"/>
+    <w:p>
+      <w:pPr>
+        <w:pStyle w:val="Heading2"/>
+      </w:pPr>
+      <w:r>
+        <w:t xml:space="preserve">89 Jejunostomy Feeds</w:t>
+      </w:r>
+    </w:p>
+    <w:p>
+      <w:pPr>
+        <w:pStyle w:val="FirstParagraph"/>
+      </w:pPr>
+      <w:r>
+        <w:t xml:space="preserve">Jejunostomy tube feeds</w:t>
+      </w:r>
+    </w:p>
+    <w:p>
+      <w:pPr>
+        <w:pStyle w:val="Compact"/>
+        <w:numPr>
+          <w:ilvl w:val="0"/>
+          <w:numId w:val="1074"/>
+        </w:numPr>
+      </w:pPr>
+      <w:r>
+        <w:t xml:space="preserve">Start continuous (24 hours)</w:t>
+      </w:r>
+    </w:p>
+    <w:p>
+      <w:pPr>
+        <w:pStyle w:val="Compact"/>
+        <w:numPr>
+          <w:ilvl w:val="0"/>
+          <w:numId w:val="1074"/>
+        </w:numPr>
+      </w:pPr>
+      <w:r>
+        <w:t xml:space="preserve">Convert to night-time only (16 hours)</w:t>
+      </w:r>
+    </w:p>
+    <w:p>
+      <w:pPr>
+        <w:pStyle w:val="FirstParagraph"/>
+      </w:pPr>
+      <w:r>
+        <w:t xml:space="preserve">Water administered through feeding tube</w:t>
+      </w:r>
+    </w:p>
+    <w:p>
+      <w:pPr>
+        <w:pStyle w:val="Compact"/>
+        <w:numPr>
+          <w:ilvl w:val="0"/>
+          <w:numId w:val="1075"/>
+        </w:numPr>
+      </w:pPr>
+      <w:r>
+        <w:t xml:space="preserve">Usually 8oz 4 times/day</w:t>
+      </w:r>
+    </w:p>
+    <w:p>
+      <w:pPr>
+        <w:pStyle w:val="Compact"/>
+        <w:numPr>
+          <w:ilvl w:val="0"/>
+          <w:numId w:val="1075"/>
+        </w:numPr>
+      </w:pPr>
+      <w:r>
+        <w:t xml:space="preserve">Important to prevent dehydration</w:t>
       </w:r>
     </w:p>
     <w:bookmarkEnd w:id="142"/>
-    <w:bookmarkStart w:id="143" w:name="ward---6tower"/>
-    <w:p>
-      <w:pPr>
-        <w:pStyle w:val="Heading2"/>
-      </w:pPr>
-      <w:r>
-        <w:t xml:space="preserve">90 Ward - 6Tower</w:t>
-      </w:r>
-    </w:p>
-    <w:p>
-      <w:pPr>
-        <w:pStyle w:val="Compact"/>
-        <w:numPr>
-          <w:ilvl w:val="0"/>
-          <w:numId w:val="1073"/>
-        </w:numPr>
-      </w:pPr>
-      <w:r>
-        <w:t xml:space="preserve">Jejunostomy feeds started</w:t>
-      </w:r>
-    </w:p>
-    <w:p>
-      <w:pPr>
-        <w:pStyle w:val="Compact"/>
-        <w:numPr>
-          <w:ilvl w:val="0"/>
-          <w:numId w:val="1073"/>
-        </w:numPr>
-      </w:pPr>
-      <w:r>
-        <w:t xml:space="preserve">Up in a chair most of the day</w:t>
-      </w:r>
-    </w:p>
-    <w:p>
-      <w:pPr>
-        <w:pStyle w:val="Compact"/>
-        <w:numPr>
-          <w:ilvl w:val="0"/>
-          <w:numId w:val="1073"/>
-        </w:numPr>
-      </w:pPr>
-      <w:r>
-        <w:t xml:space="preserve">Walking in the halls</w:t>
+    <w:bookmarkStart w:id="143" w:name="jejunostomy-tube-1"/>
+    <w:p>
+      <w:pPr>
+        <w:pStyle w:val="Heading2"/>
+      </w:pPr>
+      <w:r>
+        <w:t xml:space="preserve">90 Jejunostomy Tube</w:t>
+      </w:r>
+    </w:p>
+    <w:bookmarkEnd w:id="143"/>
+    <w:bookmarkStart w:id="144" w:name="jejunostomy-typical-regimen-1"/>
+    <w:p>
+      <w:pPr>
+        <w:pStyle w:val="Heading2"/>
+      </w:pPr>
+      <w:r>
+        <w:t xml:space="preserve">91 Jejunostomy Typical Regimen</w:t>
+      </w:r>
+    </w:p>
+    <w:p>
+      <w:pPr>
+        <w:pStyle w:val="Compact"/>
+        <w:numPr>
+          <w:ilvl w:val="0"/>
+          <w:numId w:val="1076"/>
+        </w:numPr>
+      </w:pPr>
+      <w:r>
+        <w:t xml:space="preserve">Jejunostomy tube feeds for 16 hours (6pm-10am)</w:t>
       </w:r>
     </w:p>
     <w:p>
@@ -6246,11 +6307,11 @@
         <w:pStyle w:val="Compact"/>
         <w:numPr>
           <w:ilvl w:val="1"/>
-          <w:numId w:val="1074"/>
-        </w:numPr>
-      </w:pPr>
-      <w:r>
-        <w:t xml:space="preserve">Start with assistance</w:t>
+          <w:numId w:val="1077"/>
+        </w:numPr>
+      </w:pPr>
+      <w:r>
+        <w:t xml:space="preserve">Men: 75mL/hour x 16 hours = 5 cartons</w:t>
       </w:r>
     </w:p>
     <w:p>
@@ -6258,11 +6319,173 @@
         <w:pStyle w:val="Compact"/>
         <w:numPr>
           <w:ilvl w:val="1"/>
-          <w:numId w:val="1074"/>
-        </w:numPr>
-      </w:pPr>
-      <w:r>
-        <w:t xml:space="preserve">Improves lung function</w:t>
+          <w:numId w:val="1077"/>
+        </w:numPr>
+      </w:pPr>
+      <w:r>
+        <w:t xml:space="preserve">Women: 60mL/hour x 16 hours = 4 cartons</w:t>
+      </w:r>
+    </w:p>
+    <w:p>
+      <w:pPr>
+        <w:pStyle w:val="Compact"/>
+        <w:numPr>
+          <w:ilvl w:val="0"/>
+          <w:numId w:val="1076"/>
+        </w:numPr>
+      </w:pPr>
+      <w:r>
+        <w:t xml:space="preserve">Water 240ml (8oz) via syringe 4x/day</w:t>
+      </w:r>
+    </w:p>
+    <w:p>
+      <w:pPr>
+        <w:pStyle w:val="FirstParagraph"/>
+      </w:pPr>
+      <w:r>
+        <w:t xml:space="preserve">Hospital nurses will teach use of the feeding tube</w:t>
+      </w:r>
+    </w:p>
+    <w:bookmarkEnd w:id="144"/>
+    <w:bookmarkStart w:id="145" w:name="jejunostomy-feeds-with-diabetes-1"/>
+    <w:p>
+      <w:pPr>
+        <w:pStyle w:val="Heading2"/>
+      </w:pPr>
+      <w:r>
+        <w:t xml:space="preserve">92 Jejunostomy Feeds with Diabetes</w:t>
+      </w:r>
+    </w:p>
+    <w:p>
+      <w:pPr>
+        <w:pStyle w:val="FirstParagraph"/>
+      </w:pPr>
+      <w:r>
+        <w:t xml:space="preserve">Jejunostomy feedings elevate blood sugars</w:t>
+      </w:r>
+    </w:p>
+    <w:p>
+      <w:pPr>
+        <w:pStyle w:val="Compact"/>
+        <w:numPr>
+          <w:ilvl w:val="0"/>
+          <w:numId w:val="1078"/>
+        </w:numPr>
+      </w:pPr>
+      <w:r>
+        <w:t xml:space="preserve">Insulin may be required along with feeds</w:t>
+      </w:r>
+    </w:p>
+    <w:p>
+      <w:pPr>
+        <w:pStyle w:val="FirstParagraph"/>
+      </w:pPr>
+      <w:r>
+        <w:t xml:space="preserve">Typical Pattern for tube feeds</w:t>
+      </w:r>
+    </w:p>
+    <w:p>
+      <w:pPr>
+        <w:pStyle w:val="Compact"/>
+        <w:numPr>
+          <w:ilvl w:val="0"/>
+          <w:numId w:val="1079"/>
+        </w:numPr>
+      </w:pPr>
+      <w:r>
+        <w:t xml:space="preserve">Feeds run via pump from 6pm to 10am</w:t>
+      </w:r>
+    </w:p>
+    <w:p>
+      <w:pPr>
+        <w:pStyle w:val="Compact"/>
+        <w:numPr>
+          <w:ilvl w:val="0"/>
+          <w:numId w:val="1079"/>
+        </w:numPr>
+      </w:pPr>
+      <w:r>
+        <w:t xml:space="preserve">Insulin at 6pm (70/30 insulin)</w:t>
+      </w:r>
+    </w:p>
+    <w:p>
+      <w:pPr>
+        <w:pStyle w:val="Compact"/>
+        <w:numPr>
+          <w:ilvl w:val="0"/>
+          <w:numId w:val="1079"/>
+        </w:numPr>
+      </w:pPr>
+      <w:r>
+        <w:t xml:space="preserve">Insulin at Midnight (70/30 insulin)</w:t>
+      </w:r>
+    </w:p>
+    <w:p>
+      <w:pPr>
+        <w:pStyle w:val="Compact"/>
+        <w:numPr>
+          <w:ilvl w:val="0"/>
+          <w:numId w:val="1079"/>
+        </w:numPr>
+      </w:pPr>
+      <w:r>
+        <w:t xml:space="preserve">No insulin if tube feedings are not run</w:t>
+      </w:r>
+    </w:p>
+    <w:bookmarkEnd w:id="145"/>
+    <w:bookmarkStart w:id="146" w:name="jejunostomy-video-1"/>
+    <w:p>
+      <w:pPr>
+        <w:pStyle w:val="Heading2"/>
+      </w:pPr>
+      <w:r>
+        <w:t xml:space="preserve">93 Jejunostomy Video</w:t>
+      </w:r>
+    </w:p>
+    <w:bookmarkEnd w:id="146"/>
+    <w:bookmarkStart w:id="147" w:name="activity-after-surgery"/>
+    <w:p>
+      <w:pPr>
+        <w:pStyle w:val="Heading2"/>
+      </w:pPr>
+      <w:r>
+        <w:t xml:space="preserve">94 Activity after Surgery</w:t>
+      </w:r>
+    </w:p>
+    <w:p>
+      <w:pPr>
+        <w:pStyle w:val="Compact"/>
+        <w:numPr>
+          <w:ilvl w:val="0"/>
+          <w:numId w:val="1080"/>
+        </w:numPr>
+      </w:pPr>
+      <w:r>
+        <w:t xml:space="preserve">Up in chair most of the day</w:t>
+      </w:r>
+    </w:p>
+    <w:p>
+      <w:pPr>
+        <w:pStyle w:val="Compact"/>
+        <w:numPr>
+          <w:ilvl w:val="0"/>
+          <w:numId w:val="1080"/>
+        </w:numPr>
+      </w:pPr>
+      <w:r>
+        <w:t xml:space="preserve">Walking with help from nurse/Physical Therapist</w:t>
+      </w:r>
+    </w:p>
+    <w:p>
+      <w:pPr>
+        <w:pStyle w:val="Compact"/>
+        <w:numPr>
+          <w:ilvl w:val="0"/>
+          <w:numId w:val="1080"/>
+        </w:numPr>
+      </w:pPr>
+      <w:r>
+        <w:t xml:space="preserve">Goals:</w:t>
       </w:r>
     </w:p>
     <w:p>
@@ -6270,117 +6493,11 @@
         <w:pStyle w:val="Compact"/>
         <w:numPr>
           <w:ilvl w:val="1"/>
-          <w:numId w:val="1074"/>
-        </w:numPr>
-      </w:pPr>
-      <w:r>
-        <w:t xml:space="preserve">Prevents loss of muscle strength</w:t>
-      </w:r>
-    </w:p>
-    <w:bookmarkEnd w:id="143"/>
-    <w:bookmarkStart w:id="144" w:name="jejunostomy-feeds"/>
-    <w:p>
-      <w:pPr>
-        <w:pStyle w:val="Heading2"/>
-      </w:pPr>
-      <w:r>
-        <w:t xml:space="preserve">91 Jejunostomy Feeds</w:t>
-      </w:r>
-    </w:p>
-    <w:p>
-      <w:pPr>
-        <w:pStyle w:val="FirstParagraph"/>
-      </w:pPr>
-      <w:r>
-        <w:t xml:space="preserve">Jejunostomy tube feeds</w:t>
-      </w:r>
-    </w:p>
-    <w:p>
-      <w:pPr>
-        <w:pStyle w:val="Compact"/>
-        <w:numPr>
-          <w:ilvl w:val="0"/>
-          <w:numId w:val="1075"/>
-        </w:numPr>
-      </w:pPr>
-      <w:r>
-        <w:t xml:space="preserve">Start continuous (24 hours)</w:t>
-      </w:r>
-    </w:p>
-    <w:p>
-      <w:pPr>
-        <w:pStyle w:val="Compact"/>
-        <w:numPr>
-          <w:ilvl w:val="0"/>
-          <w:numId w:val="1075"/>
-        </w:numPr>
-      </w:pPr>
-      <w:r>
-        <w:t xml:space="preserve">Convert to night-time only (16 hours)</w:t>
-      </w:r>
-    </w:p>
-    <w:p>
-      <w:pPr>
-        <w:pStyle w:val="FirstParagraph"/>
-      </w:pPr>
-      <w:r>
-        <w:t xml:space="preserve">Water administered through feeding tube</w:t>
-      </w:r>
-    </w:p>
-    <w:p>
-      <w:pPr>
-        <w:pStyle w:val="Compact"/>
-        <w:numPr>
-          <w:ilvl w:val="0"/>
-          <w:numId w:val="1076"/>
-        </w:numPr>
-      </w:pPr>
-      <w:r>
-        <w:t xml:space="preserve">Usually 8oz 4 times/day</w:t>
-      </w:r>
-    </w:p>
-    <w:p>
-      <w:pPr>
-        <w:pStyle w:val="Compact"/>
-        <w:numPr>
-          <w:ilvl w:val="0"/>
-          <w:numId w:val="1076"/>
-        </w:numPr>
-      </w:pPr>
-      <w:r>
-        <w:t xml:space="preserve">Important to prevent dehydration</w:t>
-      </w:r>
-    </w:p>
-    <w:bookmarkEnd w:id="144"/>
-    <w:bookmarkStart w:id="145" w:name="jejunostomy-tube-1"/>
-    <w:p>
-      <w:pPr>
-        <w:pStyle w:val="Heading2"/>
-      </w:pPr>
-      <w:r>
-        <w:t xml:space="preserve">92 Jejunostomy Tube</w:t>
-      </w:r>
-    </w:p>
-    <w:bookmarkEnd w:id="145"/>
-    <w:bookmarkStart w:id="146" w:name="jejunostomy-typical-regimen-1"/>
-    <w:p>
-      <w:pPr>
-        <w:pStyle w:val="Heading2"/>
-      </w:pPr>
-      <w:r>
-        <w:t xml:space="preserve">93 Jejunostomy Typical Regimen</w:t>
-      </w:r>
-    </w:p>
-    <w:p>
-      <w:pPr>
-        <w:pStyle w:val="Compact"/>
-        <w:numPr>
-          <w:ilvl w:val="0"/>
-          <w:numId w:val="1077"/>
-        </w:numPr>
-      </w:pPr>
-      <w:r>
-        <w:t xml:space="preserve">Jejunostomy tube feeds for 16 hours (6pm-10am)</w:t>
+          <w:numId w:val="1081"/>
+        </w:numPr>
+      </w:pPr>
+      <w:r>
+        <w:t xml:space="preserve">Improve lung function</w:t>
       </w:r>
     </w:p>
     <w:p>
@@ -6388,227 +6505,61 @@
         <w:pStyle w:val="Compact"/>
         <w:numPr>
           <w:ilvl w:val="1"/>
-          <w:numId w:val="1078"/>
-        </w:numPr>
-      </w:pPr>
-      <w:r>
-        <w:t xml:space="preserve">Men: 75mL/hour x 16 hours = 5 cartons</w:t>
-      </w:r>
-    </w:p>
-    <w:p>
-      <w:pPr>
-        <w:pStyle w:val="Compact"/>
-        <w:numPr>
-          <w:ilvl w:val="1"/>
-          <w:numId w:val="1078"/>
-        </w:numPr>
-      </w:pPr>
-      <w:r>
-        <w:t xml:space="preserve">Women: 60mL/hour x 16 hours = 4 cartons</w:t>
-      </w:r>
-    </w:p>
-    <w:p>
-      <w:pPr>
-        <w:pStyle w:val="Compact"/>
-        <w:numPr>
-          <w:ilvl w:val="0"/>
-          <w:numId w:val="1077"/>
-        </w:numPr>
-      </w:pPr>
-      <w:r>
-        <w:t xml:space="preserve">Water 240ml (8oz) via syringe 4x/day</w:t>
-      </w:r>
-    </w:p>
-    <w:p>
-      <w:pPr>
-        <w:pStyle w:val="FirstParagraph"/>
-      </w:pPr>
-      <w:r>
-        <w:t xml:space="preserve">Hospital nurses will teach use of the feeding tube</w:t>
-      </w:r>
-    </w:p>
-    <w:bookmarkEnd w:id="146"/>
-    <w:bookmarkStart w:id="147" w:name="jejunostomy-feeds-with-diabetes-1"/>
-    <w:p>
-      <w:pPr>
-        <w:pStyle w:val="Heading2"/>
-      </w:pPr>
-      <w:r>
-        <w:t xml:space="preserve">94 Jejunostomy Feeds with Diabetes</w:t>
-      </w:r>
-    </w:p>
-    <w:p>
-      <w:pPr>
-        <w:pStyle w:val="FirstParagraph"/>
-      </w:pPr>
-      <w:r>
-        <w:t xml:space="preserve">Jejunostomy feedings elevate blood sugars</w:t>
-      </w:r>
-    </w:p>
-    <w:p>
-      <w:pPr>
-        <w:pStyle w:val="Compact"/>
-        <w:numPr>
-          <w:ilvl w:val="0"/>
-          <w:numId w:val="1079"/>
-        </w:numPr>
-      </w:pPr>
-      <w:r>
-        <w:t xml:space="preserve">Insulin may be required along with feeds</w:t>
-      </w:r>
-    </w:p>
-    <w:p>
-      <w:pPr>
-        <w:pStyle w:val="FirstParagraph"/>
-      </w:pPr>
-      <w:r>
-        <w:t xml:space="preserve">Typical Pattern for tube feeds</w:t>
-      </w:r>
-    </w:p>
-    <w:p>
-      <w:pPr>
-        <w:pStyle w:val="Compact"/>
-        <w:numPr>
-          <w:ilvl w:val="0"/>
-          <w:numId w:val="1080"/>
-        </w:numPr>
-      </w:pPr>
-      <w:r>
-        <w:t xml:space="preserve">Feeds run via pump from 6pm to 10am</w:t>
-      </w:r>
-    </w:p>
-    <w:p>
-      <w:pPr>
-        <w:pStyle w:val="Compact"/>
-        <w:numPr>
-          <w:ilvl w:val="0"/>
-          <w:numId w:val="1080"/>
-        </w:numPr>
-      </w:pPr>
-      <w:r>
-        <w:t xml:space="preserve">Insulin at 6pm (70/30 insulin)</w:t>
-      </w:r>
-    </w:p>
-    <w:p>
-      <w:pPr>
-        <w:pStyle w:val="Compact"/>
-        <w:numPr>
-          <w:ilvl w:val="0"/>
-          <w:numId w:val="1080"/>
-        </w:numPr>
-      </w:pPr>
-      <w:r>
-        <w:t xml:space="preserve">Insulin at Midnight (70/30 insulin)</w:t>
-      </w:r>
-    </w:p>
-    <w:p>
-      <w:pPr>
-        <w:pStyle w:val="Compact"/>
-        <w:numPr>
-          <w:ilvl w:val="0"/>
-          <w:numId w:val="1080"/>
-        </w:numPr>
-      </w:pPr>
-      <w:r>
-        <w:t xml:space="preserve">No insulin if tube feedings are not run</w:t>
+          <w:numId w:val="1081"/>
+        </w:numPr>
+      </w:pPr>
+      <w:r>
+        <w:t xml:space="preserve">Prevent muscle loss</w:t>
       </w:r>
     </w:p>
     <w:bookmarkEnd w:id="147"/>
-    <w:bookmarkStart w:id="148" w:name="jejunostomy-video-1"/>
-    <w:p>
-      <w:pPr>
-        <w:pStyle w:val="Heading2"/>
-      </w:pPr>
-      <w:r>
-        <w:t xml:space="preserve">95 Jejunostomy Video</w:t>
-      </w:r>
-    </w:p>
-    <w:bookmarkEnd w:id="148"/>
-    <w:bookmarkStart w:id="149" w:name="activity-after-surgery"/>
-    <w:p>
-      <w:pPr>
-        <w:pStyle w:val="Heading2"/>
-      </w:pPr>
-      <w:r>
-        <w:t xml:space="preserve">96 Activity after Surgery</w:t>
-      </w:r>
-    </w:p>
-    <w:p>
-      <w:pPr>
-        <w:pStyle w:val="Compact"/>
-        <w:numPr>
-          <w:ilvl w:val="0"/>
-          <w:numId w:val="1081"/>
-        </w:numPr>
-      </w:pPr>
-      <w:r>
-        <w:t xml:space="preserve">Up in chair most of the day</w:t>
-      </w:r>
-    </w:p>
-    <w:p>
-      <w:pPr>
-        <w:pStyle w:val="Compact"/>
-        <w:numPr>
-          <w:ilvl w:val="0"/>
-          <w:numId w:val="1081"/>
-        </w:numPr>
-      </w:pPr>
-      <w:r>
-        <w:t xml:space="preserve">Walking with help from nurse/Physical Therapist</w:t>
-      </w:r>
-    </w:p>
-    <w:p>
-      <w:pPr>
-        <w:pStyle w:val="Compact"/>
-        <w:numPr>
-          <w:ilvl w:val="0"/>
-          <w:numId w:val="1081"/>
-        </w:numPr>
-      </w:pPr>
-      <w:r>
-        <w:t xml:space="preserve">Goals:</w:t>
-      </w:r>
-    </w:p>
-    <w:p>
-      <w:pPr>
-        <w:pStyle w:val="Compact"/>
-        <w:numPr>
-          <w:ilvl w:val="1"/>
+    <w:bookmarkStart w:id="148" w:name="nasogastric-ng-tube"/>
+    <w:p>
+      <w:pPr>
+        <w:pStyle w:val="Heading2"/>
+      </w:pPr>
+      <w:r>
+        <w:t xml:space="preserve">95 Nasogastric (NG) Tube</w:t>
+      </w:r>
+    </w:p>
+    <w:p>
+      <w:pPr>
+        <w:pStyle w:val="FirstParagraph"/>
+      </w:pPr>
+      <w:r>
+        <w:t xml:space="preserve">Tube passed through nose into stomach</w:t>
+      </w:r>
+    </w:p>
+    <w:p>
+      <w:pPr>
+        <w:pStyle w:val="Compact"/>
+        <w:numPr>
+          <w:ilvl w:val="0"/>
           <w:numId w:val="1082"/>
         </w:numPr>
       </w:pPr>
       <w:r>
-        <w:t xml:space="preserve">Improve lung function</w:t>
-      </w:r>
-    </w:p>
-    <w:p>
-      <w:pPr>
-        <w:pStyle w:val="Compact"/>
-        <w:numPr>
-          <w:ilvl w:val="1"/>
+        <w:t xml:space="preserve">Drains fluid from stomach</w:t>
+      </w:r>
+    </w:p>
+    <w:p>
+      <w:pPr>
+        <w:pStyle w:val="Compact"/>
+        <w:numPr>
+          <w:ilvl w:val="0"/>
           <w:numId w:val="1082"/>
         </w:numPr>
       </w:pPr>
       <w:r>
-        <w:t xml:space="preserve">Prevent muscle loss</w:t>
-      </w:r>
-    </w:p>
-    <w:bookmarkEnd w:id="149"/>
-    <w:bookmarkStart w:id="150" w:name="nasogastric-ng-tube"/>
-    <w:p>
-      <w:pPr>
-        <w:pStyle w:val="Heading2"/>
-      </w:pPr>
-      <w:r>
-        <w:t xml:space="preserve">97 Nasogastric (NG) Tube</w:t>
-      </w:r>
-    </w:p>
-    <w:p>
-      <w:pPr>
-        <w:pStyle w:val="FirstParagraph"/>
-      </w:pPr>
-      <w:r>
-        <w:t xml:space="preserve">Tube passed through nose into stomach</w:t>
+        <w:t xml:space="preserve">Prevents vomiting</w:t>
+      </w:r>
+    </w:p>
+    <w:p>
+      <w:pPr>
+        <w:pStyle w:val="FirstParagraph"/>
+      </w:pPr>
+      <w:r>
+        <w:t xml:space="preserve">Upper GI X-ray on 2nd or 3rd day after surgery</w:t>
       </w:r>
     </w:p>
     <w:p>
@@ -6617,38 +6568,6 @@
         <w:numPr>
           <w:ilvl w:val="0"/>
           <w:numId w:val="1083"/>
-        </w:numPr>
-      </w:pPr>
-      <w:r>
-        <w:t xml:space="preserve">Drains fluid from stomach</w:t>
-      </w:r>
-    </w:p>
-    <w:p>
-      <w:pPr>
-        <w:pStyle w:val="Compact"/>
-        <w:numPr>
-          <w:ilvl w:val="0"/>
-          <w:numId w:val="1083"/>
-        </w:numPr>
-      </w:pPr>
-      <w:r>
-        <w:t xml:space="preserve">Prevents vomiting</w:t>
-      </w:r>
-    </w:p>
-    <w:p>
-      <w:pPr>
-        <w:pStyle w:val="FirstParagraph"/>
-      </w:pPr>
-      <w:r>
-        <w:t xml:space="preserve">Upper GI X-ray on 2nd or 3rd day after surgery</w:t>
-      </w:r>
-    </w:p>
-    <w:p>
-      <w:pPr>
-        <w:pStyle w:val="Compact"/>
-        <w:numPr>
-          <w:ilvl w:val="0"/>
-          <w:numId w:val="1084"/>
         </w:numPr>
       </w:pPr>
       <w:r>
@@ -6677,48 +6596,48 @@
         <w:pStyle w:val="Compact"/>
         <w:numPr>
           <w:ilvl w:val="0"/>
+          <w:numId w:val="1083"/>
+        </w:numPr>
+      </w:pPr>
+      <w:r>
+        <w:t xml:space="preserve">Otherwise, X-ray repeated 2-3 days later</w:t>
+      </w:r>
+    </w:p>
+    <w:bookmarkEnd w:id="148"/>
+    <w:bookmarkStart w:id="149" w:name="swallowing-evaluation"/>
+    <w:p>
+      <w:pPr>
+        <w:pStyle w:val="Heading2"/>
+      </w:pPr>
+      <w:r>
+        <w:t xml:space="preserve">96 Swallowing Evaluation</w:t>
+      </w:r>
+    </w:p>
+    <w:p>
+      <w:pPr>
+        <w:pStyle w:val="FirstParagraph"/>
+      </w:pPr>
+      <w:r>
+        <w:t xml:space="preserve">Once NG tube has been removed:</w:t>
+      </w:r>
+    </w:p>
+    <w:p>
+      <w:pPr>
+        <w:pStyle w:val="BodyText"/>
+      </w:pPr>
+      <w:r>
+        <w:t xml:space="preserve">Modified barium swallow in radiology</w:t>
+      </w:r>
+    </w:p>
+    <w:p>
+      <w:pPr>
+        <w:pStyle w:val="Compact"/>
+        <w:numPr>
+          <w:ilvl w:val="0"/>
           <w:numId w:val="1084"/>
         </w:numPr>
       </w:pPr>
       <w:r>
-        <w:t xml:space="preserve">Otherwise, X-ray repeated 2-3 days later</w:t>
-      </w:r>
-    </w:p>
-    <w:bookmarkEnd w:id="150"/>
-    <w:bookmarkStart w:id="151" w:name="swallowing-evaluation"/>
-    <w:p>
-      <w:pPr>
-        <w:pStyle w:val="Heading2"/>
-      </w:pPr>
-      <w:r>
-        <w:t xml:space="preserve">98 Swallowing Evaluation</w:t>
-      </w:r>
-    </w:p>
-    <w:p>
-      <w:pPr>
-        <w:pStyle w:val="FirstParagraph"/>
-      </w:pPr>
-      <w:r>
-        <w:t xml:space="preserve">Once NG tube has been removed:</w:t>
-      </w:r>
-    </w:p>
-    <w:p>
-      <w:pPr>
-        <w:pStyle w:val="BodyText"/>
-      </w:pPr>
-      <w:r>
-        <w:t xml:space="preserve">Modified barium swallow in radiology</w:t>
-      </w:r>
-    </w:p>
-    <w:p>
-      <w:pPr>
-        <w:pStyle w:val="Compact"/>
-        <w:numPr>
-          <w:ilvl w:val="0"/>
-          <w:numId w:val="1085"/>
-        </w:numPr>
-      </w:pPr>
-      <w:r>
         <w:t xml:space="preserve">Drink a white chalky liquid (barium)</w:t>
       </w:r>
     </w:p>
@@ -6727,7 +6646,7 @@
         <w:pStyle w:val="Compact"/>
         <w:numPr>
           <w:ilvl w:val="0"/>
-          <w:numId w:val="1085"/>
+          <w:numId w:val="1084"/>
         </w:numPr>
       </w:pPr>
       <w:r>
@@ -6739,11 +6658,11 @@
         <w:pStyle w:val="Compact"/>
         <w:numPr>
           <w:ilvl w:val="0"/>
-          <w:numId w:val="1085"/>
-        </w:numPr>
-      </w:pPr>
-      <w:r>
-        <w:t xml:space="preserve">70% of patients</w:t>
+          <w:numId w:val="1084"/>
+        </w:numPr>
+      </w:pPr>
+      <w:r>
+        <w:t xml:space="preserve">80% of patients</w:t>
       </w:r>
       <w:r>
         <w:t xml:space="preserve"> </w:t>
@@ -6763,6 +6682,100 @@
         <w:t xml:space="preserve">liquids started by mouth</w:t>
       </w:r>
     </w:p>
+    <w:bookmarkEnd w:id="149"/>
+    <w:bookmarkStart w:id="150" w:name="jejunostomy-tube-2"/>
+    <w:p>
+      <w:pPr>
+        <w:pStyle w:val="Heading2"/>
+      </w:pPr>
+      <w:r>
+        <w:t xml:space="preserve">97 Jejunostomy tube</w:t>
+      </w:r>
+    </w:p>
+    <w:p>
+      <w:pPr>
+        <w:pStyle w:val="FirstParagraph"/>
+      </w:pPr>
+      <w:r>
+        <w:t xml:space="preserve">Jejunostomy tube bypasses the stomach and injects tube feeding formula directly in to the small intestine (jejunum)</w:t>
+      </w:r>
+    </w:p>
+    <w:p>
+      <w:pPr>
+        <w:pStyle w:val="BodyText"/>
+      </w:pPr>
+      <w:r>
+        <w:t xml:space="preserve">Pump administers the feedings slowly over hours</w:t>
+      </w:r>
+    </w:p>
+    <w:bookmarkEnd w:id="150"/>
+    <w:bookmarkStart w:id="151" w:name="jejunostomy-feeding"/>
+    <w:p>
+      <w:pPr>
+        <w:pStyle w:val="Heading2"/>
+      </w:pPr>
+      <w:r>
+        <w:t xml:space="preserve">98 Jejunostomy feeding</w:t>
+      </w:r>
+    </w:p>
+    <w:p>
+      <w:pPr>
+        <w:pStyle w:val="Compact"/>
+        <w:numPr>
+          <w:ilvl w:val="0"/>
+          <w:numId w:val="1085"/>
+        </w:numPr>
+      </w:pPr>
+      <w:r>
+        <w:t xml:space="preserve">Start with continuous feeds (24 hours/day)</w:t>
+      </w:r>
+    </w:p>
+    <w:p>
+      <w:pPr>
+        <w:pStyle w:val="Compact"/>
+        <w:numPr>
+          <w:ilvl w:val="0"/>
+          <w:numId w:val="1085"/>
+        </w:numPr>
+      </w:pPr>
+      <w:r>
+        <w:t xml:space="preserve">Convert to nocturnal (night-time): 6pm to 10pm</w:t>
+      </w:r>
+    </w:p>
+    <w:p>
+      <w:pPr>
+        <w:pStyle w:val="FirstParagraph"/>
+      </w:pPr>
+      <w:r>
+        <w:t xml:space="preserve">The feeding bag holds only 4 cartons of feeds</w:t>
+      </w:r>
+      <w:r>
+        <w:t xml:space="preserve"> </w:t>
+      </w:r>
+      <w:r>
+        <w:t xml:space="preserve">- May need to “top off’ bag after a few hours</w:t>
+      </w:r>
+    </w:p>
+    <w:p>
+      <w:pPr>
+        <w:pStyle w:val="BodyText"/>
+      </w:pPr>
+      <w:r>
+        <w:t xml:space="preserve">Water through the tube</w:t>
+      </w:r>
+      <w:r>
+        <w:t xml:space="preserve"> </w:t>
+      </w:r>
+      <w:r>
+        <w:t xml:space="preserve">- Important to prevent dehydration</w:t>
+      </w:r>
+      <w:r>
+        <w:t xml:space="preserve"> </w:t>
+      </w:r>
+      <w:r>
+        <w:t xml:space="preserve">- 250mL (8 oz) 4 times per day</w:t>
+      </w:r>
+    </w:p>
     <w:bookmarkEnd w:id="151"/>
     <w:bookmarkStart w:id="152" w:name="oral-intake-at-home"/>
     <w:p>
@@ -6817,21 +6830,63 @@
       </w:r>
     </w:p>
     <w:bookmarkEnd w:id="152"/>
-    <w:bookmarkStart w:id="153" w:name="discharge"/>
-    <w:p>
-      <w:pPr>
-        <w:pStyle w:val="Heading2"/>
-      </w:pPr>
-      <w:r>
-        <w:t xml:space="preserve">100 Discharge</w:t>
-      </w:r>
-    </w:p>
-    <w:p>
-      <w:pPr>
-        <w:pStyle w:val="FirstParagraph"/>
-      </w:pPr>
-      <w:r>
-        <w:t xml:space="preserve">Goal: ready to leave day #6/7 after surgery</w:t>
+    <w:bookmarkStart w:id="153" w:name="drains-and-tubes"/>
+    <w:p>
+      <w:pPr>
+        <w:pStyle w:val="Heading2"/>
+      </w:pPr>
+      <w:r>
+        <w:t xml:space="preserve">100 Drains and Tubes</w:t>
+      </w:r>
+    </w:p>
+    <w:p>
+      <w:pPr>
+        <w:pStyle w:val="FirstParagraph"/>
+      </w:pPr>
+      <w:r>
+        <w:t xml:space="preserve">Chest Tube (right side): Removed 4-6 days after surgery (depending upon output)</w:t>
+      </w:r>
+      <w:r>
+        <w:t xml:space="preserve"> </w:t>
+      </w:r>
+      <w:r>
+        <w:t xml:space="preserve">Abdomiaal drains: Removed 4-7 days after surgery</w:t>
+      </w:r>
+      <w:r>
+        <w:t xml:space="preserve"> </w:t>
+      </w:r>
+      <w:r>
+        <w:t xml:space="preserve">Discharge with 1 abdominal drain in 10% of cases</w:t>
+      </w:r>
+      <w:r>
+        <w:t xml:space="preserve"> </w:t>
+      </w:r>
+      <w:r>
+        <w:t xml:space="preserve">Epidural catheter: Removed 4-5 days after surgery</w:t>
+      </w:r>
+      <w:r>
+        <w:t xml:space="preserve"> </w:t>
+      </w:r>
+      <w:r>
+        <w:t xml:space="preserve">Bladder catheter: Removed after epicura catheter removed</w:t>
+      </w:r>
+    </w:p>
+    <w:bookmarkEnd w:id="153"/>
+    <w:bookmarkStart w:id="154" w:name="discharge"/>
+    <w:p>
+      <w:pPr>
+        <w:pStyle w:val="Heading2"/>
+      </w:pPr>
+      <w:r>
+        <w:t xml:space="preserve">101 Discharge</w:t>
+      </w:r>
+    </w:p>
+    <w:p>
+      <w:pPr>
+        <w:pStyle w:val="FirstParagraph"/>
+      </w:pPr>
+      <w:r>
+        <w:t xml:space="preserve">Goal: ready to leave day #7 after surgery</w:t>
       </w:r>
     </w:p>
     <w:p>
@@ -6855,7 +6910,7 @@
         </w:numPr>
       </w:pPr>
       <w:r>
-        <w:t xml:space="preserve">Nutrition by mouth (70% of patients)</w:t>
+        <w:t xml:space="preserve">Nutrition by mouth (90% of patients)</w:t>
       </w:r>
     </w:p>
     <w:p>
@@ -6867,19 +6922,7 @@
         </w:numPr>
       </w:pPr>
       <w:r>
-        <w:t xml:space="preserve">1 oz of water per hour by mouth OR</w:t>
-      </w:r>
-    </w:p>
-    <w:p>
-      <w:pPr>
-        <w:pStyle w:val="Compact"/>
-        <w:numPr>
-          <w:ilvl w:val="1"/>
-          <w:numId w:val="1088"/>
-        </w:numPr>
-      </w:pPr>
-      <w:r>
-        <w:t xml:space="preserve">Protein shakes 4oz every 2 hours</w:t>
+        <w:t xml:space="preserve">Protein shakes or water 4oz every 2 hours</w:t>
       </w:r>
     </w:p>
     <w:p>
@@ -6918,14 +6961,14 @@
         <w:t xml:space="preserve">Home infusion (tube feeding supplies)</w:t>
       </w:r>
     </w:p>
-    <w:bookmarkEnd w:id="153"/>
-    <w:bookmarkStart w:id="154" w:name="nutrition-after-surgery"/>
-    <w:p>
-      <w:pPr>
-        <w:pStyle w:val="Heading2"/>
-      </w:pPr>
-      <w:r>
-        <w:t xml:space="preserve">101 Nutrition after Surgery</w:t>
+    <w:bookmarkEnd w:id="154"/>
+    <w:bookmarkStart w:id="155" w:name="nutrition-after-surgery"/>
+    <w:p>
+      <w:pPr>
+        <w:pStyle w:val="Heading2"/>
+      </w:pPr>
+      <w:r>
+        <w:t xml:space="preserve">102 Nutrition after Surgery</w:t>
       </w:r>
     </w:p>
     <w:p>
@@ -6996,14 +7039,14 @@
         <w:t xml:space="preserve">8-12 weeks: Remove feeding tube (in office)</w:t>
       </w:r>
     </w:p>
-    <w:bookmarkEnd w:id="154"/>
-    <w:bookmarkStart w:id="155" w:name="X15701f9deabaab366e08b73bd1ea6f1240694c5"/>
-    <w:p>
-      <w:pPr>
-        <w:pStyle w:val="Heading2"/>
-      </w:pPr>
-      <w:r>
-        <w:t xml:space="preserve">102 Transition from Tube Feeds</w:t>
+    <w:bookmarkEnd w:id="155"/>
+    <w:bookmarkStart w:id="156" w:name="X15701f9deabaab366e08b73bd1ea6f1240694c5"/>
+    <w:p>
+      <w:pPr>
+        <w:pStyle w:val="Heading2"/>
+      </w:pPr>
+      <w:r>
+        <w:t xml:space="preserve">103 Transition from Tube Feeds</w:t>
       </w:r>
       <w:r>
         <w:t xml:space="preserve"> </w:t>
@@ -7116,14 +7159,14 @@
         <w:t xml:space="preserve">Three meals + 2-3 high-protein snacks</w:t>
       </w:r>
     </w:p>
-    <w:bookmarkEnd w:id="155"/>
-    <w:bookmarkStart w:id="156" w:name="post-esophagectomy-diet"/>
-    <w:p>
-      <w:pPr>
-        <w:pStyle w:val="Heading2"/>
-      </w:pPr>
-      <w:r>
-        <w:t xml:space="preserve">103 Post-esophagectomy Diet</w:t>
+    <w:bookmarkEnd w:id="156"/>
+    <w:bookmarkStart w:id="157" w:name="post-esophagectomy-diet"/>
+    <w:p>
+      <w:pPr>
+        <w:pStyle w:val="Heading2"/>
+      </w:pPr>
+      <w:r>
+        <w:t xml:space="preserve">104 Post-esophagectomy Diet</w:t>
       </w:r>
     </w:p>
     <w:p>
@@ -7222,14 +7265,14 @@
         <w:t xml:space="preserve">Avoid eating within 2 hours of bedtime</w:t>
       </w:r>
     </w:p>
-    <w:bookmarkEnd w:id="156"/>
-    <w:bookmarkStart w:id="157" w:name="medicines-at-home---pain"/>
-    <w:p>
-      <w:pPr>
-        <w:pStyle w:val="Heading2"/>
-      </w:pPr>
-      <w:r>
-        <w:t xml:space="preserve">104 Medicines at Home - Pain</w:t>
+    <w:bookmarkEnd w:id="157"/>
+    <w:bookmarkStart w:id="158" w:name="medicines-at-home---pain"/>
+    <w:p>
+      <w:pPr>
+        <w:pStyle w:val="Heading2"/>
+      </w:pPr>
+      <w:r>
+        <w:t xml:space="preserve">105 Medicines at Home - Pain</w:t>
       </w:r>
     </w:p>
     <w:p>
@@ -7304,14 +7347,14 @@
         <w:t xml:space="preserve">NO DRIVING WHILE ON OXYCODONE</w:t>
       </w:r>
     </w:p>
-    <w:bookmarkEnd w:id="157"/>
-    <w:bookmarkStart w:id="158" w:name="non-steroidals-anti-inflammatory-nsaid"/>
-    <w:p>
-      <w:pPr>
-        <w:pStyle w:val="Heading2"/>
-      </w:pPr>
-      <w:r>
-        <w:t xml:space="preserve">105 Non-steroidals Anti Inflammatory (NSAID)</w:t>
+    <w:bookmarkEnd w:id="158"/>
+    <w:bookmarkStart w:id="159" w:name="non-steroidals-anti-inflammatory-nsaid"/>
+    <w:p>
+      <w:pPr>
+        <w:pStyle w:val="Heading2"/>
+      </w:pPr>
+      <w:r>
+        <w:t xml:space="preserve">106 Non-steroidals Anti Inflammatory (NSAID)</w:t>
       </w:r>
     </w:p>
     <w:p>
@@ -7354,14 +7397,14 @@
         <w:t xml:space="preserve">(Can cause permanent scarring at the surgery site)</w:t>
       </w:r>
     </w:p>
-    <w:bookmarkEnd w:id="158"/>
-    <w:bookmarkStart w:id="159" w:name="acid-blockers-proton-pump-inhibitors"/>
-    <w:p>
-      <w:pPr>
-        <w:pStyle w:val="Heading2"/>
-      </w:pPr>
-      <w:r>
-        <w:t xml:space="preserve">106 Acid Blockers = Proton Pump Inhibitors</w:t>
+    <w:bookmarkEnd w:id="159"/>
+    <w:bookmarkStart w:id="160" w:name="acid-blockers-proton-pump-inhibitors"/>
+    <w:p>
+      <w:pPr>
+        <w:pStyle w:val="Heading2"/>
+      </w:pPr>
+      <w:r>
+        <w:t xml:space="preserve">107 Acid Blockers = Proton Pump Inhibitors</w:t>
       </w:r>
     </w:p>
     <w:p>
@@ -7408,14 +7451,14 @@
         <w:t xml:space="preserve">To administer through feeding tube, open capsule and resuspend beads in 60mL (2oz) of water</w:t>
       </w:r>
     </w:p>
-    <w:bookmarkEnd w:id="159"/>
-    <w:bookmarkStart w:id="160" w:name="medicines-at-home"/>
-    <w:p>
-      <w:pPr>
-        <w:pStyle w:val="Heading2"/>
-      </w:pPr>
-      <w:r>
-        <w:t xml:space="preserve">107 Medicines at Home</w:t>
+    <w:bookmarkEnd w:id="160"/>
+    <w:bookmarkStart w:id="161" w:name="medicines-at-home"/>
+    <w:p>
+      <w:pPr>
+        <w:pStyle w:val="Heading2"/>
+      </w:pPr>
+      <w:r>
+        <w:t xml:space="preserve">108 Medicines at Home</w:t>
       </w:r>
     </w:p>
     <w:p>
@@ -7494,14 +7537,14 @@
         <w:t xml:space="preserve">Will stop within first three months of surgery</w:t>
       </w:r>
     </w:p>
-    <w:bookmarkEnd w:id="160"/>
-    <w:bookmarkStart w:id="161" w:name="metoprolol-beta-blockers"/>
-    <w:p>
-      <w:pPr>
-        <w:pStyle w:val="Heading2"/>
-      </w:pPr>
-      <w:r>
-        <w:t xml:space="preserve">108 Metoprolol = Beta Blockers</w:t>
+    <w:bookmarkEnd w:id="161"/>
+    <w:bookmarkStart w:id="162" w:name="metoprolol-beta-blockers"/>
+    <w:p>
+      <w:pPr>
+        <w:pStyle w:val="Heading2"/>
+      </w:pPr>
+      <w:r>
+        <w:t xml:space="preserve">109 Metoprolol = Beta Blockers</w:t>
       </w:r>
     </w:p>
     <w:p>
@@ -7589,14 +7632,14 @@
         <w:t xml:space="preserve">return to prior dose and drug after surgery</w:t>
       </w:r>
     </w:p>
-    <w:bookmarkEnd w:id="161"/>
-    <w:bookmarkStart w:id="165" w:name="sleeping-at-home"/>
-    <w:p>
-      <w:pPr>
-        <w:pStyle w:val="Heading2"/>
-      </w:pPr>
-      <w:r>
-        <w:t xml:space="preserve">109 Sleeping at Home</w:t>
+    <w:bookmarkEnd w:id="162"/>
+    <w:bookmarkStart w:id="166" w:name="sleeping-at-home"/>
+    <w:p>
+      <w:pPr>
+        <w:pStyle w:val="Heading2"/>
+      </w:pPr>
+      <w:r>
+        <w:t xml:space="preserve">110 Sleeping at Home</w:t>
       </w:r>
     </w:p>
     <w:p>
@@ -7632,18 +7675,18 @@
           <wp:inline>
             <wp:extent cx="5334000" cy="5334000"/>
             <wp:effectExtent b="0" l="0" r="0" t="0"/>
-            <wp:docPr descr="" title="" id="163" name="Picture"/>
+            <wp:docPr descr="" title="" id="164" name="Picture"/>
             <a:graphic>
               <a:graphicData uri="http://schemas.openxmlformats.org/drawingml/2006/picture">
                 <pic:pic>
                   <pic:nvPicPr>
-                    <pic:cNvPr descr="images/wedge_pillow_comm.jpg" id="164" name="Picture"/>
+                    <pic:cNvPr descr="images/wedge_pillow_comm.jpg" id="165" name="Picture"/>
                     <pic:cNvPicPr>
                       <a:picLocks noChangeArrowheads="1" noChangeAspect="1"/>
                     </pic:cNvPicPr>
                   </pic:nvPicPr>
                   <pic:blipFill>
-                    <a:blip r:embed="rId162"/>
+                    <a:blip r:embed="rId163"/>
                     <a:stretch>
                       <a:fillRect/>
                     </a:stretch>
@@ -7670,19 +7713,31 @@
         </w:drawing>
       </w:r>
     </w:p>
-    <w:bookmarkEnd w:id="165"/>
-    <w:bookmarkStart w:id="166" w:name="postoperative-visit-at-7-10-days"/>
-    <w:p>
-      <w:pPr>
-        <w:pStyle w:val="Heading2"/>
-      </w:pPr>
-      <w:r>
-        <w:t xml:space="preserve">110 Postoperative Visit at 7-10 Days</w:t>
-      </w:r>
-    </w:p>
-    <w:p>
-      <w:pPr>
-        <w:pStyle w:val="FirstParagraph"/>
+    <w:bookmarkEnd w:id="166"/>
+    <w:bookmarkStart w:id="167" w:name="X35611bb316b2613f9071605f3026a0a23a88bbf"/>
+    <w:p>
+      <w:pPr>
+        <w:pStyle w:val="Heading2"/>
+      </w:pPr>
+      <w:r>
+        <w:t xml:space="preserve">111 Follow Up Clinic Visit 7-10 days after Discharge</w:t>
+      </w:r>
+    </w:p>
+    <w:p>
+      <w:pPr>
+        <w:pStyle w:val="FirstParagraph"/>
+      </w:pPr>
+      <w:r>
+        <w:t xml:space="preserve">In-person clinic visit with Dr Salo or Kate Duncan</w:t>
+      </w:r>
+    </w:p>
+    <w:p>
+      <w:pPr>
+        <w:pStyle w:val="Compact"/>
+        <w:numPr>
+          <w:ilvl w:val="0"/>
+          <w:numId w:val="1103"/>
+        </w:numPr>
       </w:pPr>
       <w:r>
         <w:t xml:space="preserve">Check surgical site</w:t>
@@ -7702,10 +7757,22 @@
     </w:p>
     <w:p>
       <w:pPr>
-        <w:pStyle w:val="FirstParagraph"/>
-      </w:pPr>
-      <w:r>
-        <w:t xml:space="preserve">Adjust medicines as needed</w:t>
+        <w:pStyle w:val="Compact"/>
+        <w:numPr>
+          <w:ilvl w:val="0"/>
+          <w:numId w:val="1103"/>
+        </w:numPr>
+      </w:pPr>
+      <w:r>
+        <w:t xml:space="preserve">Remove abdominal drains (if needed)</w:t>
+      </w:r>
+    </w:p>
+    <w:p>
+      <w:pPr>
+        <w:pStyle w:val="FirstParagraph"/>
+      </w:pPr>
+      <w:r>
+        <w:t xml:space="preserve">Meet with dietitian:</w:t>
       </w:r>
     </w:p>
     <w:p>
@@ -7717,7 +7784,7 @@
         </w:numPr>
       </w:pPr>
       <w:r>
-        <w:t xml:space="preserve">Insulin (for diabetic patients on insulin)</w:t>
+        <w:t xml:space="preserve">Reduce tube feeds</w:t>
       </w:r>
     </w:p>
     <w:p>
@@ -7729,15 +7796,69 @@
         </w:numPr>
       </w:pPr>
       <w:r>
-        <w:t xml:space="preserve">Reduce beta blocker medicines</w:t>
-      </w:r>
-    </w:p>
-    <w:p>
-      <w:pPr>
-        <w:pStyle w:val="FirstParagraph"/>
-      </w:pPr>
-      <w:r>
-        <w:t xml:space="preserve">Advance diet</w:t>
+        <w:t xml:space="preserve">Advance diet by mouth</w:t>
+      </w:r>
+    </w:p>
+    <w:bookmarkEnd w:id="167"/>
+    <w:bookmarkStart w:id="168" w:name="adjust-medicines-after-surgery"/>
+    <w:p>
+      <w:pPr>
+        <w:pStyle w:val="Heading2"/>
+      </w:pPr>
+      <w:r>
+        <w:t xml:space="preserve">112 Adjust Medicines after Surgery</w:t>
+      </w:r>
+    </w:p>
+    <w:p>
+      <w:pPr>
+        <w:pStyle w:val="FirstParagraph"/>
+      </w:pPr>
+      <w:r>
+        <w:t xml:space="preserve">Reglan: Discontinue 6 weeks after surgery</w:t>
+      </w:r>
+      <w:r>
+        <w:t xml:space="preserve"> </w:t>
+      </w:r>
+      <w:r>
+        <w:t xml:space="preserve">Remeron: Discontinue 12 weeks after surgery</w:t>
+      </w:r>
+      <w:r>
+        <w:t xml:space="preserve"> </w:t>
+      </w:r>
+      <w:r>
+        <w:t xml:space="preserve">Pain Medicines:</w:t>
+      </w:r>
+    </w:p>
+    <w:p>
+      <w:pPr>
+        <w:pStyle w:val="Compact"/>
+        <w:numPr>
+          <w:ilvl w:val="0"/>
+          <w:numId w:val="1105"/>
+        </w:numPr>
+      </w:pPr>
+      <w:r>
+        <w:t xml:space="preserve">Wean oxycodone within 6 weeks of surgery</w:t>
+      </w:r>
+    </w:p>
+    <w:p>
+      <w:pPr>
+        <w:pStyle w:val="Compact"/>
+        <w:numPr>
+          <w:ilvl w:val="0"/>
+          <w:numId w:val="1105"/>
+        </w:numPr>
+      </w:pPr>
+      <w:r>
+        <w:t xml:space="preserve">Discontinue gabapentin and acetaminophen (Tylenol) within 8 weeks</w:t>
+      </w:r>
+    </w:p>
+    <w:p>
+      <w:pPr>
+        <w:pStyle w:val="FirstParagraph"/>
+      </w:pPr>
+      <w:r>
+        <w:t xml:space="preserve">Continue acid blockers (PPI) for at least 1 year</w:t>
       </w:r>
     </w:p>
     <w:p>
@@ -7745,79 +7866,34 @@
         <w:pStyle w:val="BodyText"/>
       </w:pPr>
       <w:r>
-        <w:t xml:space="preserve">Reduce tube feeds</w:t>
-      </w:r>
-    </w:p>
-    <w:bookmarkEnd w:id="166"/>
-    <w:bookmarkStart w:id="167" w:name="after-surgery"/>
-    <w:p>
-      <w:pPr>
-        <w:pStyle w:val="Heading2"/>
-      </w:pPr>
-      <w:r>
-        <w:t xml:space="preserve">111 After surgery</w:t>
-      </w:r>
-    </w:p>
-    <w:p>
-      <w:pPr>
-        <w:pStyle w:val="FirstParagraph"/>
-      </w:pPr>
-      <w:r>
-        <w:t xml:space="preserve">Wean off medicines added after surgery</w:t>
-      </w:r>
-    </w:p>
-    <w:p>
-      <w:pPr>
-        <w:pStyle w:val="Compact"/>
-        <w:numPr>
-          <w:ilvl w:val="0"/>
-          <w:numId w:val="1105"/>
-        </w:numPr>
-      </w:pPr>
-      <w:r>
-        <w:t xml:space="preserve">Pain medicines</w:t>
-      </w:r>
-    </w:p>
-    <w:p>
-      <w:pPr>
-        <w:pStyle w:val="Compact"/>
-        <w:numPr>
-          <w:ilvl w:val="0"/>
-          <w:numId w:val="1105"/>
-        </w:numPr>
-      </w:pPr>
-      <w:r>
-        <w:t xml:space="preserve">Beta-blockers</w:t>
-      </w:r>
-    </w:p>
-    <w:p>
-      <w:pPr>
-        <w:pStyle w:val="Compact"/>
-        <w:numPr>
-          <w:ilvl w:val="0"/>
-          <w:numId w:val="1105"/>
-        </w:numPr>
-      </w:pPr>
-      <w:r>
-        <w:t xml:space="preserve">Reglan and Remeron</w:t>
-      </w:r>
-    </w:p>
-    <w:p>
-      <w:pPr>
-        <w:pStyle w:val="FirstParagraph"/>
-      </w:pPr>
-      <w:r>
-        <w:t xml:space="preserve">Continue acid blockers for at least 1 year</w:t>
-      </w:r>
-    </w:p>
-    <w:bookmarkEnd w:id="167"/>
-    <w:bookmarkStart w:id="168" w:name="jejunostomy-removal"/>
-    <w:p>
-      <w:pPr>
-        <w:pStyle w:val="Heading2"/>
-      </w:pPr>
-      <w:r>
-        <w:t xml:space="preserve">112 Jejunostomy Removal</w:t>
+        <w:t xml:space="preserve">Reduce metoprolol to once/day for 7 dayus</w:t>
+      </w:r>
+      <w:r>
+        <w:t xml:space="preserve"> </w:t>
+      </w:r>
+      <m:oMath>
+        <m:r>
+          <m:rPr>
+            <m:sty m:val="p"/>
+          </m:rPr>
+          <m:t>→</m:t>
+        </m:r>
+      </m:oMath>
+      <w:r>
+        <w:t xml:space="preserve"> </w:t>
+      </w:r>
+      <w:r>
+        <w:t xml:space="preserve">discontinue</w:t>
+      </w:r>
+    </w:p>
+    <w:bookmarkEnd w:id="168"/>
+    <w:bookmarkStart w:id="169" w:name="jejunostomy-removal"/>
+    <w:p>
+      <w:pPr>
+        <w:pStyle w:val="Heading2"/>
+      </w:pPr>
+      <w:r>
+        <w:t xml:space="preserve">113 Jejunostomy Removal</w:t>
       </w:r>
     </w:p>
     <w:p>
@@ -7841,17 +7917,17 @@
         <w:pStyle w:val="BodyText"/>
       </w:pPr>
       <w:r>
-        <w:t xml:space="preserve">May take 30 minutes and some local anesthetic to loosen up the tube for removal.</w:t>
-      </w:r>
-    </w:p>
-    <w:bookmarkEnd w:id="168"/>
-    <w:bookmarkStart w:id="169" w:name="nutritional-monitoring-after-surgery"/>
-    <w:p>
-      <w:pPr>
-        <w:pStyle w:val="Heading2"/>
-      </w:pPr>
-      <w:r>
-        <w:t xml:space="preserve">113 Nutritional Monitoring after Surgery</w:t>
+        <w:t xml:space="preserve">May take 5 minutes and some local anesthetic to loosen up the tube for removal.</w:t>
+      </w:r>
+    </w:p>
+    <w:bookmarkEnd w:id="169"/>
+    <w:bookmarkStart w:id="170" w:name="nutritional-monitoring-after-surgery"/>
+    <w:p>
+      <w:pPr>
+        <w:pStyle w:val="Heading2"/>
+      </w:pPr>
+      <w:r>
+        <w:t xml:space="preserve">114 Nutritional Monitoring after Surgery</w:t>
       </w:r>
     </w:p>
     <w:p>
@@ -7898,14 +7974,14 @@
         <w:t xml:space="preserve">Vitamin D</w:t>
       </w:r>
     </w:p>
-    <w:bookmarkEnd w:id="169"/>
-    <w:bookmarkStart w:id="170" w:name="nutritional-monitoring-after-surgery-1"/>
-    <w:p>
-      <w:pPr>
-        <w:pStyle w:val="Heading2"/>
-      </w:pPr>
-      <w:r>
-        <w:t xml:space="preserve">114 Nutritional Monitoring after Surgery</w:t>
+    <w:bookmarkEnd w:id="170"/>
+    <w:bookmarkStart w:id="171" w:name="nutritional-monitoring-after-surgery-1"/>
+    <w:p>
+      <w:pPr>
+        <w:pStyle w:val="Heading2"/>
+      </w:pPr>
+      <w:r>
+        <w:t xml:space="preserve">115 Nutritional Monitoring after Surgery</w:t>
       </w:r>
     </w:p>
     <w:p>
@@ -7952,14 +8028,14 @@
         <w:t xml:space="preserve">Vitamin D</w:t>
       </w:r>
     </w:p>
-    <w:bookmarkEnd w:id="170"/>
-    <w:bookmarkStart w:id="171" w:name="nutritional-replacements-after-surgery"/>
-    <w:p>
-      <w:pPr>
-        <w:pStyle w:val="Heading2"/>
-      </w:pPr>
-      <w:r>
-        <w:t xml:space="preserve">115 Nutritional Replacements after Surgery</w:t>
+    <w:bookmarkEnd w:id="171"/>
+    <w:bookmarkStart w:id="172" w:name="nutritional-replacements-after-surgery"/>
+    <w:p>
+      <w:pPr>
+        <w:pStyle w:val="Heading2"/>
+      </w:pPr>
+      <w:r>
+        <w:t xml:space="preserve">116 Nutritional Replacements after Surgery</w:t>
       </w:r>
     </w:p>
     <w:p>
@@ -8038,14 +8114,14 @@
         <w:t xml:space="preserve">Repeat testing in 3-6 months</w:t>
       </w:r>
     </w:p>
-    <w:bookmarkEnd w:id="171"/>
-    <w:bookmarkStart w:id="172" w:name="team-members---physicians"/>
-    <w:p>
-      <w:pPr>
-        <w:pStyle w:val="Heading2"/>
-      </w:pPr>
-      <w:r>
-        <w:t xml:space="preserve">116 Team Members - Physicians</w:t>
+    <w:bookmarkEnd w:id="172"/>
+    <w:bookmarkStart w:id="173" w:name="team-members---physicians"/>
+    <w:p>
+      <w:pPr>
+        <w:pStyle w:val="Heading2"/>
+      </w:pPr>
+      <w:r>
+        <w:t xml:space="preserve">117 Team Members - Physicians</w:t>
       </w:r>
     </w:p>
     <w:p>
@@ -8124,14 +8200,14 @@
         <w:t xml:space="preserve">Michael Roach MD</w:t>
       </w:r>
     </w:p>
-    <w:bookmarkEnd w:id="172"/>
-    <w:bookmarkStart w:id="173" w:name="team-members---support-staff"/>
-    <w:p>
-      <w:pPr>
-        <w:pStyle w:val="Heading2"/>
-      </w:pPr>
-      <w:r>
-        <w:t xml:space="preserve">117 Team Members - Support Staff</w:t>
+    <w:bookmarkEnd w:id="173"/>
+    <w:bookmarkStart w:id="174" w:name="team-members---support-staff"/>
+    <w:p>
+      <w:pPr>
+        <w:pStyle w:val="Heading2"/>
+      </w:pPr>
+      <w:r>
+        <w:t xml:space="preserve">118 Team Members - Support Staff</w:t>
       </w:r>
     </w:p>
     <w:p>
@@ -8187,42 +8263,18 @@
         <w:pStyle w:val="FirstParagraph"/>
       </w:pPr>
       <w:r>
-        <w:t xml:space="preserve">Navigators</w:t>
-      </w:r>
-    </w:p>
-    <w:p>
-      <w:pPr>
-        <w:pStyle w:val="Compact"/>
-        <w:numPr>
-          <w:ilvl w:val="0"/>
-          <w:numId w:val="1112"/>
-        </w:numPr>
-      </w:pPr>
-      <w:r>
-        <w:t xml:space="preserve">Laura Swift</w:t>
-      </w:r>
-    </w:p>
-    <w:p>
-      <w:pPr>
-        <w:pStyle w:val="Compact"/>
-        <w:numPr>
-          <w:ilvl w:val="0"/>
-          <w:numId w:val="1112"/>
-        </w:numPr>
-      </w:pPr>
-      <w:r>
-        <w:t xml:space="preserve">Lorna Espinal</w:t>
-      </w:r>
-    </w:p>
-    <w:p>
-      <w:pPr>
-        <w:pStyle w:val="FirstParagraph"/>
+        <w:t xml:space="preserve">Navigators: Laura Swift RN &amp; Lorna Espinal RN</w:t>
+      </w:r>
+    </w:p>
+    <w:p>
+      <w:pPr>
+        <w:pStyle w:val="BodyText"/>
       </w:pPr>
       <w:r>
         <w:t xml:space="preserve">Care Coordinator - Karen Julian-Martinez</w:t>
       </w:r>
     </w:p>
-    <w:bookmarkEnd w:id="173"/>
+    <w:bookmarkEnd w:id="174"/>
     <w:sectPr>
       <w:footnotePr>
         <w:numRestart w:val="eachSect"/>
@@ -8770,9 +8822,6 @@
     <w:abstractNumId w:val="991"/>
   </w:num>
   <w:num w:numId="1111">
-    <w:abstractNumId w:val="991"/>
-  </w:num>
-  <w:num w:numId="1112">
     <w:abstractNumId w:val="991"/>
   </w:num>
 </w:numbering>

--- a/lci_esot3.docx
+++ b/lci_esot3.docx
@@ -7887,13 +7887,113 @@
       </w:r>
     </w:p>
     <w:bookmarkEnd w:id="168"/>
-    <w:bookmarkStart w:id="169" w:name="jejunostomy-removal"/>
-    <w:p>
-      <w:pPr>
-        <w:pStyle w:val="Heading2"/>
-      </w:pPr>
-      <w:r>
-        <w:t xml:space="preserve">113 Jejunostomy Removal</w:t>
+    <w:bookmarkStart w:id="169" w:name="second-follow-up-visit"/>
+    <w:p>
+      <w:pPr>
+        <w:pStyle w:val="Heading2"/>
+      </w:pPr>
+      <w:r>
+        <w:t xml:space="preserve">113 Second Follow Up Visit</w:t>
+      </w:r>
+    </w:p>
+    <w:p>
+      <w:pPr>
+        <w:pStyle w:val="FirstParagraph"/>
+      </w:pPr>
+      <w:r>
+        <w:t xml:space="preserve">4-5 weeks after first post-operative visit</w:t>
+      </w:r>
+    </w:p>
+    <w:p>
+      <w:pPr>
+        <w:pStyle w:val="Compact"/>
+        <w:numPr>
+          <w:ilvl w:val="0"/>
+          <w:numId w:val="1106"/>
+        </w:numPr>
+      </w:pPr>
+      <w:r>
+        <w:t xml:space="preserve">Discuss diet</w:t>
+      </w:r>
+    </w:p>
+    <w:p>
+      <w:pPr>
+        <w:pStyle w:val="Compact"/>
+        <w:numPr>
+          <w:ilvl w:val="0"/>
+          <w:numId w:val="1106"/>
+        </w:numPr>
+      </w:pPr>
+      <w:r>
+        <w:t xml:space="preserve">Discuss medicines</w:t>
+      </w:r>
+    </w:p>
+    <w:p>
+      <w:pPr>
+        <w:pStyle w:val="Compact"/>
+        <w:numPr>
+          <w:ilvl w:val="0"/>
+          <w:numId w:val="1106"/>
+        </w:numPr>
+      </w:pPr>
+      <w:r>
+        <w:t xml:space="preserve">Plan for jejunostomy removal</w:t>
+      </w:r>
+    </w:p>
+    <w:p>
+      <w:pPr>
+        <w:pStyle w:val="Compact"/>
+        <w:numPr>
+          <w:ilvl w:val="0"/>
+          <w:numId w:val="1106"/>
+        </w:numPr>
+      </w:pPr>
+      <w:r>
+        <w:t xml:space="preserve">Evaluate readiness for chemotherapy after surgery (usually 6 weeks)</w:t>
+      </w:r>
+    </w:p>
+    <w:bookmarkEnd w:id="169"/>
+    <w:bookmarkStart w:id="170" w:name="eating-after-surgery"/>
+    <w:p>
+      <w:pPr>
+        <w:pStyle w:val="Heading2"/>
+      </w:pPr>
+      <w:r>
+        <w:t xml:space="preserve">114 Eating after Surgery</w:t>
+      </w:r>
+    </w:p>
+    <w:p>
+      <w:pPr>
+        <w:pStyle w:val="FirstParagraph"/>
+      </w:pPr>
+      <w:r>
+        <w:t xml:space="preserve">First Postoperative Visit: Start soft foods (Phase I diet)</w:t>
+      </w:r>
+    </w:p>
+    <w:p>
+      <w:pPr>
+        <w:pStyle w:val="BodyText"/>
+      </w:pPr>
+      <w:r>
+        <w:t xml:space="preserve">Weekly virtual visits with dietitian</w:t>
+      </w:r>
+    </w:p>
+    <w:p>
+      <w:pPr>
+        <w:pStyle w:val="BodyText"/>
+      </w:pPr>
+      <w:r>
+        <w:t xml:space="preserve">Jejunostomy removal generally at 8 weeks after surgery</w:t>
+      </w:r>
+    </w:p>
+    <w:bookmarkEnd w:id="170"/>
+    <w:bookmarkStart w:id="171" w:name="jejunostomy-removal"/>
+    <w:p>
+      <w:pPr>
+        <w:pStyle w:val="Heading2"/>
+      </w:pPr>
+      <w:r>
+        <w:t xml:space="preserve">115 Jejunostomy Removal</w:t>
       </w:r>
     </w:p>
     <w:p>
@@ -7909,7 +8009,7 @@
         <w:pStyle w:val="BodyText"/>
       </w:pPr>
       <w:r>
-        <w:t xml:space="preserve">Removal usually around 8 weeks after surgery</w:t>
+        <w:t xml:space="preserve">Removal usually around 8 weeks after surgery (may be longer if chemotherapy planned after surgery)</w:t>
       </w:r>
     </w:p>
     <w:p>
@@ -7917,17 +8017,17 @@
         <w:pStyle w:val="BodyText"/>
       </w:pPr>
       <w:r>
-        <w:t xml:space="preserve">May take 5 minutes and some local anesthetic to loosen up the tube for removal.</w:t>
-      </w:r>
-    </w:p>
-    <w:bookmarkEnd w:id="169"/>
-    <w:bookmarkStart w:id="170" w:name="nutritional-monitoring-after-surgery"/>
-    <w:p>
-      <w:pPr>
-        <w:pStyle w:val="Heading2"/>
-      </w:pPr>
-      <w:r>
-        <w:t xml:space="preserve">114 Nutritional Monitoring after Surgery</w:t>
+        <w:t xml:space="preserve">May take 30 minutes and some local anesthetic to loosen up the tube for removal.</w:t>
+      </w:r>
+    </w:p>
+    <w:bookmarkEnd w:id="171"/>
+    <w:bookmarkStart w:id="172" w:name="nutritional-monitoring-after-surgery"/>
+    <w:p>
+      <w:pPr>
+        <w:pStyle w:val="Heading2"/>
+      </w:pPr>
+      <w:r>
+        <w:t xml:space="preserve">116 Nutritional Monitoring after Surgery</w:t>
       </w:r>
     </w:p>
     <w:p>
@@ -7943,7 +8043,7 @@
         <w:pStyle w:val="Compact"/>
         <w:numPr>
           <w:ilvl w:val="0"/>
-          <w:numId w:val="1106"/>
+          <w:numId w:val="1107"/>
         </w:numPr>
       </w:pPr>
       <w:r>
@@ -7955,7 +8055,7 @@
         <w:pStyle w:val="Compact"/>
         <w:numPr>
           <w:ilvl w:val="0"/>
-          <w:numId w:val="1106"/>
+          <w:numId w:val="1107"/>
         </w:numPr>
       </w:pPr>
       <w:r>
@@ -7967,21 +8067,21 @@
         <w:pStyle w:val="Compact"/>
         <w:numPr>
           <w:ilvl w:val="0"/>
-          <w:numId w:val="1106"/>
+          <w:numId w:val="1107"/>
         </w:numPr>
       </w:pPr>
       <w:r>
         <w:t xml:space="preserve">Vitamin D</w:t>
       </w:r>
     </w:p>
-    <w:bookmarkEnd w:id="170"/>
-    <w:bookmarkStart w:id="171" w:name="nutritional-monitoring-after-surgery-1"/>
-    <w:p>
-      <w:pPr>
-        <w:pStyle w:val="Heading2"/>
-      </w:pPr>
-      <w:r>
-        <w:t xml:space="preserve">115 Nutritional Monitoring after Surgery</w:t>
+    <w:bookmarkEnd w:id="172"/>
+    <w:bookmarkStart w:id="173" w:name="nutritional-monitoring-after-surgery-1"/>
+    <w:p>
+      <w:pPr>
+        <w:pStyle w:val="Heading2"/>
+      </w:pPr>
+      <w:r>
+        <w:t xml:space="preserve">117 Nutritional Monitoring after Surgery</w:t>
       </w:r>
     </w:p>
     <w:p>
@@ -7997,7 +8097,7 @@
         <w:pStyle w:val="Compact"/>
         <w:numPr>
           <w:ilvl w:val="0"/>
-          <w:numId w:val="1107"/>
+          <w:numId w:val="1108"/>
         </w:numPr>
       </w:pPr>
       <w:r>
@@ -8009,7 +8109,7 @@
         <w:pStyle w:val="Compact"/>
         <w:numPr>
           <w:ilvl w:val="0"/>
-          <w:numId w:val="1107"/>
+          <w:numId w:val="1108"/>
         </w:numPr>
       </w:pPr>
       <w:r>
@@ -8021,21 +8121,21 @@
         <w:pStyle w:val="Compact"/>
         <w:numPr>
           <w:ilvl w:val="0"/>
-          <w:numId w:val="1107"/>
+          <w:numId w:val="1108"/>
         </w:numPr>
       </w:pPr>
       <w:r>
         <w:t xml:space="preserve">Vitamin D</w:t>
       </w:r>
     </w:p>
-    <w:bookmarkEnd w:id="171"/>
-    <w:bookmarkStart w:id="172" w:name="nutritional-replacements-after-surgery"/>
-    <w:p>
-      <w:pPr>
-        <w:pStyle w:val="Heading2"/>
-      </w:pPr>
-      <w:r>
-        <w:t xml:space="preserve">116 Nutritional Replacements after Surgery</w:t>
+    <w:bookmarkEnd w:id="173"/>
+    <w:bookmarkStart w:id="174" w:name="nutritional-replacements-after-surgery"/>
+    <w:p>
+      <w:pPr>
+        <w:pStyle w:val="Heading2"/>
+      </w:pPr>
+      <w:r>
+        <w:t xml:space="preserve">118 Nutritional Replacements after Surgery</w:t>
       </w:r>
     </w:p>
     <w:p>
@@ -8051,7 +8151,7 @@
         <w:pStyle w:val="Compact"/>
         <w:numPr>
           <w:ilvl w:val="0"/>
-          <w:numId w:val="1108"/>
+          <w:numId w:val="1109"/>
         </w:numPr>
       </w:pPr>
       <w:r>
@@ -8063,7 +8163,7 @@
         <w:pStyle w:val="Compact"/>
         <w:numPr>
           <w:ilvl w:val="0"/>
-          <w:numId w:val="1108"/>
+          <w:numId w:val="1109"/>
         </w:numPr>
       </w:pPr>
       <w:r>
@@ -8075,7 +8175,7 @@
         <w:pStyle w:val="Compact"/>
         <w:numPr>
           <w:ilvl w:val="0"/>
-          <w:numId w:val="1108"/>
+          <w:numId w:val="1109"/>
         </w:numPr>
       </w:pPr>
       <w:r>
@@ -8095,7 +8195,7 @@
         <w:pStyle w:val="Compact"/>
         <w:numPr>
           <w:ilvl w:val="0"/>
-          <w:numId w:val="1109"/>
+          <w:numId w:val="1110"/>
         </w:numPr>
       </w:pPr>
       <w:r>
@@ -8107,21 +8207,21 @@
         <w:pStyle w:val="Compact"/>
         <w:numPr>
           <w:ilvl w:val="0"/>
-          <w:numId w:val="1109"/>
+          <w:numId w:val="1110"/>
         </w:numPr>
       </w:pPr>
       <w:r>
         <w:t xml:space="preserve">Repeat testing in 3-6 months</w:t>
       </w:r>
     </w:p>
-    <w:bookmarkEnd w:id="172"/>
-    <w:bookmarkStart w:id="173" w:name="team-members---physicians"/>
-    <w:p>
-      <w:pPr>
-        <w:pStyle w:val="Heading2"/>
-      </w:pPr>
-      <w:r>
-        <w:t xml:space="preserve">117 Team Members - Physicians</w:t>
+    <w:bookmarkEnd w:id="174"/>
+    <w:bookmarkStart w:id="175" w:name="team-members---physicians"/>
+    <w:p>
+      <w:pPr>
+        <w:pStyle w:val="Heading2"/>
+      </w:pPr>
+      <w:r>
+        <w:t xml:space="preserve">119 Team Members - Physicians</w:t>
       </w:r>
     </w:p>
     <w:p>
@@ -8169,7 +8269,7 @@
         <w:pStyle w:val="Compact"/>
         <w:numPr>
           <w:ilvl w:val="0"/>
-          <w:numId w:val="1110"/>
+          <w:numId w:val="1111"/>
         </w:numPr>
       </w:pPr>
       <w:r>
@@ -8181,7 +8281,7 @@
         <w:pStyle w:val="Compact"/>
         <w:numPr>
           <w:ilvl w:val="0"/>
-          <w:numId w:val="1110"/>
+          <w:numId w:val="1111"/>
         </w:numPr>
       </w:pPr>
       <w:r>
@@ -8193,21 +8293,21 @@
         <w:pStyle w:val="Compact"/>
         <w:numPr>
           <w:ilvl w:val="0"/>
-          <w:numId w:val="1110"/>
+          <w:numId w:val="1111"/>
         </w:numPr>
       </w:pPr>
       <w:r>
         <w:t xml:space="preserve">Michael Roach MD</w:t>
       </w:r>
     </w:p>
-    <w:bookmarkEnd w:id="173"/>
-    <w:bookmarkStart w:id="174" w:name="team-members---support-staff"/>
-    <w:p>
-      <w:pPr>
-        <w:pStyle w:val="Heading2"/>
-      </w:pPr>
-      <w:r>
-        <w:t xml:space="preserve">118 Team Members - Support Staff</w:t>
+    <w:bookmarkEnd w:id="175"/>
+    <w:bookmarkStart w:id="176" w:name="team-members---support-staff"/>
+    <w:p>
+      <w:pPr>
+        <w:pStyle w:val="Heading2"/>
+      </w:pPr>
+      <w:r>
+        <w:t xml:space="preserve">120 Team Members - Support Staff</w:t>
       </w:r>
     </w:p>
     <w:p>
@@ -8239,7 +8339,7 @@
         <w:pStyle w:val="Compact"/>
         <w:numPr>
           <w:ilvl w:val="0"/>
-          <w:numId w:val="1111"/>
+          <w:numId w:val="1112"/>
         </w:numPr>
       </w:pPr>
       <w:r>
@@ -8251,7 +8351,7 @@
         <w:pStyle w:val="Compact"/>
         <w:numPr>
           <w:ilvl w:val="0"/>
-          <w:numId w:val="1111"/>
+          <w:numId w:val="1112"/>
         </w:numPr>
       </w:pPr>
       <w:r>
@@ -8274,7 +8374,7 @@
         <w:t xml:space="preserve">Care Coordinator - Karen Julian-Martinez</w:t>
       </w:r>
     </w:p>
-    <w:bookmarkEnd w:id="174"/>
+    <w:bookmarkEnd w:id="176"/>
     <w:sectPr>
       <w:footnotePr>
         <w:numRestart w:val="eachSect"/>
@@ -8822,6 +8922,9 @@
     <w:abstractNumId w:val="991"/>
   </w:num>
   <w:num w:numId="1111">
+    <w:abstractNumId w:val="991"/>
+  </w:num>
+  <w:num w:numId="1112">
     <w:abstractNumId w:val="991"/>
   </w:num>
 </w:numbering>

--- a/lci_esot3.docx
+++ b/lci_esot3.docx
@@ -3621,13 +3621,23 @@
       </w:r>
     </w:p>
     <w:bookmarkEnd w:id="66"/>
-    <w:bookmarkStart w:id="67" w:name="jejunostomy-typical-regimen"/>
-    <w:p>
-      <w:pPr>
-        <w:pStyle w:val="Heading2"/>
-      </w:pPr>
-      <w:r>
-        <w:t xml:space="preserve">59 Jejunostomy Typical Regimen</w:t>
+    <w:bookmarkStart w:id="67" w:name="jejunostomy-feeding-pump"/>
+    <w:p>
+      <w:pPr>
+        <w:pStyle w:val="Heading2"/>
+      </w:pPr>
+      <w:r>
+        <w:t xml:space="preserve">59 Jejunostomy Feeding Pump</w:t>
+      </w:r>
+    </w:p>
+    <w:bookmarkEnd w:id="67"/>
+    <w:bookmarkStart w:id="68" w:name="jejunostomy-typical-regimen"/>
+    <w:p>
+      <w:pPr>
+        <w:pStyle w:val="Heading2"/>
+      </w:pPr>
+      <w:r>
+        <w:t xml:space="preserve">60 Jejunostomy Typical Regimen</w:t>
       </w:r>
     </w:p>
     <w:p>
@@ -3686,14 +3696,14 @@
         <w:t xml:space="preserve">Hospital nurses will teach use of the feeding tube</w:t>
       </w:r>
     </w:p>
-    <w:bookmarkEnd w:id="67"/>
-    <w:bookmarkStart w:id="68" w:name="jejunostomy-feeds-with-diabetes"/>
-    <w:p>
-      <w:pPr>
-        <w:pStyle w:val="Heading2"/>
-      </w:pPr>
-      <w:r>
-        <w:t xml:space="preserve">60 Jejunostomy Feeds with Diabetes</w:t>
+    <w:bookmarkEnd w:id="68"/>
+    <w:bookmarkStart w:id="69" w:name="jejunostomy-feeds-with-diabetes"/>
+    <w:p>
+      <w:pPr>
+        <w:pStyle w:val="Heading2"/>
+      </w:pPr>
+      <w:r>
+        <w:t xml:space="preserve">61 Jejunostomy Feeds with Diabetes</w:t>
       </w:r>
     </w:p>
     <w:p>
@@ -3772,24 +3782,24 @@
         <w:t xml:space="preserve">No insulin if tube feedings are not run</w:t>
       </w:r>
     </w:p>
-    <w:bookmarkEnd w:id="68"/>
-    <w:bookmarkStart w:id="69" w:name="jejunostomy-video"/>
-    <w:p>
-      <w:pPr>
-        <w:pStyle w:val="Heading2"/>
-      </w:pPr>
-      <w:r>
-        <w:t xml:space="preserve">61 Jejunostomy Video</w:t>
-      </w:r>
-    </w:p>
     <w:bookmarkEnd w:id="69"/>
-    <w:bookmarkStart w:id="70" w:name="preparation-for-surgery"/>
-    <w:p>
-      <w:pPr>
-        <w:pStyle w:val="Heading2"/>
-      </w:pPr>
-      <w:r>
-        <w:t xml:space="preserve">62 Preparation for Surgery</w:t>
+    <w:bookmarkStart w:id="70" w:name="jejunostomy-video"/>
+    <w:p>
+      <w:pPr>
+        <w:pStyle w:val="Heading2"/>
+      </w:pPr>
+      <w:r>
+        <w:t xml:space="preserve">62 Jejunostomy Video</w:t>
+      </w:r>
+    </w:p>
+    <w:bookmarkEnd w:id="70"/>
+    <w:bookmarkStart w:id="71" w:name="preparation-for-surgery"/>
+    <w:p>
+      <w:pPr>
+        <w:pStyle w:val="Heading2"/>
+      </w:pPr>
+      <w:r>
+        <w:t xml:space="preserve">63 Preparation for Surgery</w:t>
       </w:r>
     </w:p>
     <w:p>
@@ -3860,14 +3870,14 @@
         <w:t xml:space="preserve">Holter monitor</w:t>
       </w:r>
     </w:p>
-    <w:bookmarkEnd w:id="70"/>
-    <w:bookmarkStart w:id="71" w:name="Xf67b705436da6c4d37fd48e811c204bd6bb7290"/>
-    <w:p>
-      <w:pPr>
-        <w:pStyle w:val="Heading2"/>
-      </w:pPr>
-      <w:r>
-        <w:t xml:space="preserve">63 Esophagectomy for Cancers of the Esophagus or GE Junction</w:t>
+    <w:bookmarkEnd w:id="71"/>
+    <w:bookmarkStart w:id="72" w:name="Xf67b705436da6c4d37fd48e811c204bd6bb7290"/>
+    <w:p>
+      <w:pPr>
+        <w:pStyle w:val="Heading2"/>
+      </w:pPr>
+      <w:r>
+        <w:t xml:space="preserve">64 Esophagectomy for Cancers of the Esophagus or GE Junction</w:t>
       </w:r>
     </w:p>
     <w:p>
@@ -4047,14 +4057,14 @@
         <w:t xml:space="preserve">Chemotherapy: 4-8 weeks</w:t>
       </w:r>
     </w:p>
-    <w:bookmarkEnd w:id="71"/>
-    <w:bookmarkStart w:id="72" w:name="preoperative-visits"/>
-    <w:p>
-      <w:pPr>
-        <w:pStyle w:val="Heading2"/>
-      </w:pPr>
-      <w:r>
-        <w:t xml:space="preserve">64 Preoperative Visits</w:t>
+    <w:bookmarkEnd w:id="72"/>
+    <w:bookmarkStart w:id="73" w:name="preoperative-visits"/>
+    <w:p>
+      <w:pPr>
+        <w:pStyle w:val="Heading2"/>
+      </w:pPr>
+      <w:r>
+        <w:t xml:space="preserve">65 Preoperative Visits</w:t>
       </w:r>
     </w:p>
     <w:p>
@@ -4129,14 +4139,14 @@
         <w:t xml:space="preserve">In-person preop visit with Kate Duncan and Liz Koch</w:t>
       </w:r>
     </w:p>
-    <w:bookmarkEnd w:id="72"/>
-    <w:bookmarkStart w:id="73" w:name="surgery-for-esophageal-cancer"/>
-    <w:p>
-      <w:pPr>
-        <w:pStyle w:val="Heading2"/>
-      </w:pPr>
-      <w:r>
-        <w:t xml:space="preserve">65 Surgery for Esophageal Cancer</w:t>
+    <w:bookmarkEnd w:id="73"/>
+    <w:bookmarkStart w:id="74" w:name="surgery-for-esophageal-cancer"/>
+    <w:p>
+      <w:pPr>
+        <w:pStyle w:val="Heading2"/>
+      </w:pPr>
+      <w:r>
+        <w:t xml:space="preserve">66 Surgery for Esophageal Cancer</w:t>
       </w:r>
     </w:p>
     <w:p>
@@ -4183,14 +4193,14 @@
         <w:t xml:space="preserve">Locally Advanced (T3 M0) after preop therapy</w:t>
       </w:r>
     </w:p>
-    <w:bookmarkEnd w:id="73"/>
-    <w:bookmarkStart w:id="77" w:name="goals-of-surgery"/>
-    <w:p>
-      <w:pPr>
-        <w:pStyle w:val="Heading2"/>
-      </w:pPr>
-      <w:r>
-        <w:t xml:space="preserve">66 Goals of Surgery</w:t>
+    <w:bookmarkEnd w:id="74"/>
+    <w:bookmarkStart w:id="78" w:name="goals-of-surgery"/>
+    <w:p>
+      <w:pPr>
+        <w:pStyle w:val="Heading2"/>
+      </w:pPr>
+      <w:r>
+        <w:t xml:space="preserve">67 Goals of Surgery</w:t>
       </w:r>
     </w:p>
     <w:p>
@@ -4238,18 +4248,18 @@
           <wp:inline>
             <wp:extent cx="5334000" cy="5481674"/>
             <wp:effectExtent b="0" l="0" r="0" t="0"/>
-            <wp:docPr descr="" title="" id="75" name="Picture"/>
+            <wp:docPr descr="" title="" id="76" name="Picture"/>
             <a:graphic>
               <a:graphicData uri="http://schemas.openxmlformats.org/drawingml/2006/picture">
                 <pic:pic>
                   <pic:nvPicPr>
-                    <pic:cNvPr descr="images/Eso_Resection1_ai.png" id="76" name="Picture"/>
+                    <pic:cNvPr descr="images/Eso_Resection1_ai.png" id="77" name="Picture"/>
                     <pic:cNvPicPr>
                       <a:picLocks noChangeArrowheads="1" noChangeAspect="1"/>
                     </pic:cNvPicPr>
                   </pic:nvPicPr>
                   <pic:blipFill>
-                    <a:blip r:embed="rId74"/>
+                    <a:blip r:embed="rId75"/>
                     <a:stretch>
                       <a:fillRect/>
                     </a:stretch>
@@ -4276,14 +4286,14 @@
         </w:drawing>
       </w:r>
     </w:p>
-    <w:bookmarkEnd w:id="77"/>
-    <w:bookmarkStart w:id="81" w:name="ivor-lewis-transthoracic-esophagectomy"/>
-    <w:p>
-      <w:pPr>
-        <w:pStyle w:val="Heading2"/>
-      </w:pPr>
-      <w:r>
-        <w:t xml:space="preserve">67 Ivor Lewis (Transthoracic) Esophagectomy</w:t>
+    <w:bookmarkEnd w:id="78"/>
+    <w:bookmarkStart w:id="82" w:name="ivor-lewis-transthoracic-esophagectomy"/>
+    <w:p>
+      <w:pPr>
+        <w:pStyle w:val="Heading2"/>
+      </w:pPr>
+      <w:r>
+        <w:t xml:space="preserve">68 Ivor Lewis (Transthoracic) Esophagectomy</w:t>
       </w:r>
     </w:p>
     <w:p>
@@ -4331,18 +4341,18 @@
           <wp:inline>
             <wp:extent cx="5334000" cy="5481674"/>
             <wp:effectExtent b="0" l="0" r="0" t="0"/>
-            <wp:docPr descr="" title="" id="79" name="Picture"/>
+            <wp:docPr descr="" title="" id="80" name="Picture"/>
             <a:graphic>
               <a:graphicData uri="http://schemas.openxmlformats.org/drawingml/2006/picture">
                 <pic:pic>
                   <pic:nvPicPr>
-                    <pic:cNvPr descr="images/Eso_Resection2_ai.png" id="80" name="Picture"/>
+                    <pic:cNvPr descr="images/Eso_Resection2_ai.png" id="81" name="Picture"/>
                     <pic:cNvPicPr>
                       <a:picLocks noChangeArrowheads="1" noChangeAspect="1"/>
                     </pic:cNvPicPr>
                   </pic:nvPicPr>
                   <pic:blipFill>
-                    <a:blip r:embed="rId78"/>
+                    <a:blip r:embed="rId79"/>
                     <a:stretch>
                       <a:fillRect/>
                     </a:stretch>
@@ -4369,14 +4379,14 @@
         </w:drawing>
       </w:r>
     </w:p>
-    <w:bookmarkEnd w:id="81"/>
-    <w:bookmarkStart w:id="85" w:name="reconstruction"/>
-    <w:p>
-      <w:pPr>
-        <w:pStyle w:val="Heading2"/>
-      </w:pPr>
-      <w:r>
-        <w:t xml:space="preserve">68 Reconstruction</w:t>
+    <w:bookmarkEnd w:id="82"/>
+    <w:bookmarkStart w:id="86" w:name="reconstruction"/>
+    <w:p>
+      <w:pPr>
+        <w:pStyle w:val="Heading2"/>
+      </w:pPr>
+      <w:r>
+        <w:t xml:space="preserve">69 Reconstruction</w:t>
       </w:r>
     </w:p>
     <w:p>
@@ -4396,18 +4406,18 @@
           <wp:inline>
             <wp:extent cx="5334000" cy="5481674"/>
             <wp:effectExtent b="0" l="0" r="0" t="0"/>
-            <wp:docPr descr="" title="" id="83" name="Picture"/>
+            <wp:docPr descr="" title="" id="84" name="Picture"/>
             <a:graphic>
               <a:graphicData uri="http://schemas.openxmlformats.org/drawingml/2006/picture">
                 <pic:pic>
                   <pic:nvPicPr>
-                    <pic:cNvPr descr="images/Eso_Resection3_ai.png" id="84" name="Picture"/>
+                    <pic:cNvPr descr="images/Eso_Resection3_ai.png" id="85" name="Picture"/>
                     <pic:cNvPicPr>
                       <a:picLocks noChangeArrowheads="1" noChangeAspect="1"/>
                     </pic:cNvPicPr>
                   </pic:nvPicPr>
                   <pic:blipFill>
-                    <a:blip r:embed="rId82"/>
+                    <a:blip r:embed="rId83"/>
                     <a:stretch>
                       <a:fillRect/>
                     </a:stretch>
@@ -4434,14 +4444,14 @@
         </w:drawing>
       </w:r>
     </w:p>
-    <w:bookmarkEnd w:id="85"/>
-    <w:bookmarkStart w:id="89" w:name="ivor-lewis-esophagectomy"/>
-    <w:p>
-      <w:pPr>
-        <w:pStyle w:val="Heading2"/>
-      </w:pPr>
-      <w:r>
-        <w:t xml:space="preserve">69 Ivor Lewis esophagectomy</w:t>
+    <w:bookmarkEnd w:id="86"/>
+    <w:bookmarkStart w:id="90" w:name="ivor-lewis-esophagectomy"/>
+    <w:p>
+      <w:pPr>
+        <w:pStyle w:val="Heading2"/>
+      </w:pPr>
+      <w:r>
+        <w:t xml:space="preserve">70 Ivor Lewis esophagectomy</w:t>
       </w:r>
     </w:p>
     <w:p>
@@ -4474,18 +4484,18 @@
           <wp:inline>
             <wp:extent cx="5334000" cy="5478622"/>
             <wp:effectExtent b="0" l="0" r="0" t="0"/>
-            <wp:docPr descr="" title="" id="87" name="Picture"/>
+            <wp:docPr descr="" title="" id="88" name="Picture"/>
             <a:graphic>
               <a:graphicData uri="http://schemas.openxmlformats.org/drawingml/2006/picture">
                 <pic:pic>
                   <pic:nvPicPr>
-                    <pic:cNvPr descr="images/Eso_IvorLewis_Anastomosis.png" id="88" name="Picture"/>
+                    <pic:cNvPr descr="images/Eso_IvorLewis_Anastomosis.png" id="89" name="Picture"/>
                     <pic:cNvPicPr>
                       <a:picLocks noChangeArrowheads="1" noChangeAspect="1"/>
                     </pic:cNvPicPr>
                   </pic:nvPicPr>
                   <pic:blipFill>
-                    <a:blip r:embed="rId86"/>
+                    <a:blip r:embed="rId87"/>
                     <a:stretch>
                       <a:fillRect/>
                     </a:stretch>
@@ -4512,14 +4522,14 @@
         </w:drawing>
       </w:r>
     </w:p>
-    <w:bookmarkEnd w:id="89"/>
-    <w:bookmarkStart w:id="93" w:name="minimally-invasive-ivor-lewis"/>
-    <w:p>
-      <w:pPr>
-        <w:pStyle w:val="Heading2"/>
-      </w:pPr>
-      <w:r>
-        <w:t xml:space="preserve">70 Minimally-invasive Ivor Lewis</w:t>
+    <w:bookmarkEnd w:id="90"/>
+    <w:bookmarkStart w:id="94" w:name="X81382ef4ca7932abee32956f0984a2bf68ad151"/>
+    <w:p>
+      <w:pPr>
+        <w:pStyle w:val="Heading2"/>
+      </w:pPr>
+      <w:r>
+        <w:t xml:space="preserve">71 Minimally-invasive Ivor Lewis Esophagectomy</w:t>
       </w:r>
     </w:p>
     <w:p>
@@ -4584,18 +4594,18 @@
           <wp:inline>
             <wp:extent cx="5334000" cy="5481674"/>
             <wp:effectExtent b="0" l="0" r="0" t="0"/>
-            <wp:docPr descr="" title="" id="91" name="Picture"/>
+            <wp:docPr descr="" title="" id="92" name="Picture"/>
             <a:graphic>
               <a:graphicData uri="http://schemas.openxmlformats.org/drawingml/2006/picture">
                 <pic:pic>
                   <pic:nvPicPr>
-                    <pic:cNvPr descr="images/MIE_IvorLewisArtboard.png" id="92" name="Picture"/>
+                    <pic:cNvPr descr="images/MIE_IvorLewisArtboard.png" id="93" name="Picture"/>
                     <pic:cNvPicPr>
                       <a:picLocks noChangeArrowheads="1" noChangeAspect="1"/>
                     </pic:cNvPicPr>
                   </pic:nvPicPr>
                   <pic:blipFill>
-                    <a:blip r:embed="rId90"/>
+                    <a:blip r:embed="rId91"/>
                     <a:stretch>
                       <a:fillRect/>
                     </a:stretch>
@@ -4622,53 +4632,163 @@
         </w:drawing>
       </w:r>
     </w:p>
-    <w:bookmarkEnd w:id="93"/>
-    <w:bookmarkStart w:id="97" w:name="open-ivor-lewis"/>
-    <w:p>
-      <w:pPr>
-        <w:pStyle w:val="Heading2"/>
-      </w:pPr>
-      <w:r>
-        <w:t xml:space="preserve">71 Open Ivor Lewis</w:t>
-      </w:r>
-    </w:p>
-    <w:p>
-      <w:pPr>
-        <w:pStyle w:val="FirstParagraph"/>
-      </w:pPr>
-      <w:r>
-        <w:t xml:space="preserve">Mininally-invasive approach feasible in 98% of cases</w:t>
-      </w:r>
-    </w:p>
-    <w:p>
-      <w:pPr>
-        <w:pStyle w:val="BodyText"/>
-      </w:pPr>
-      <w:r>
-        <w:t xml:space="preserve">In some cases, an open approach is still necessary (2%)</w:t>
-      </w:r>
-    </w:p>
-    <w:p>
-      <w:pPr>
-        <w:pStyle w:val="BodyText"/>
+    <w:bookmarkEnd w:id="94"/>
+    <w:bookmarkStart w:id="98" w:name="X75dbf077c0c9d51f7e6696f0ae5f82085c4ee39"/>
+    <w:p>
+      <w:pPr>
+        <w:pStyle w:val="Heading2"/>
+      </w:pPr>
+      <w:r>
+        <w:t xml:space="preserve">72 Minimally-invasive Ivor Lewis Esophagectomy</w:t>
+      </w:r>
+    </w:p>
+    <w:p>
+      <w:pPr>
+        <w:pStyle w:val="Compact"/>
+        <w:numPr>
+          <w:ilvl w:val="0"/>
+          <w:numId w:val="1059"/>
+        </w:numPr>
+      </w:pPr>
+      <w:r>
+        <w:t xml:space="preserve">Small incisions abdomen and chest</w:t>
+      </w:r>
+    </w:p>
+    <w:p>
+      <w:pPr>
+        <w:pStyle w:val="Compact"/>
+        <w:numPr>
+          <w:ilvl w:val="0"/>
+          <w:numId w:val="1059"/>
+        </w:numPr>
+      </w:pPr>
+      <w:r>
+        <w:t xml:space="preserve">Surgical telescope and instruments</w:t>
+      </w:r>
+    </w:p>
+    <w:p>
+      <w:pPr>
+        <w:pStyle w:val="Compact"/>
+        <w:numPr>
+          <w:ilvl w:val="0"/>
+          <w:numId w:val="1059"/>
+        </w:numPr>
+      </w:pPr>
+      <w:r>
+        <w:t xml:space="preserve">Smaller incisions</w:t>
+      </w:r>
+      <w:r>
+        <w:t xml:space="preserve"> </w:t>
+      </w:r>
+      <m:oMath>
+        <m:r>
+          <m:rPr>
+            <m:sty m:val="p"/>
+          </m:rPr>
+          <m:t>→</m:t>
+        </m:r>
+      </m:oMath>
+      <w:r>
+        <w:t xml:space="preserve"> </w:t>
+      </w:r>
+      <w:r>
+        <w:t xml:space="preserve">faster recovery and less discomfort</w:t>
+      </w:r>
+    </w:p>
+    <w:p>
+      <w:pPr>
+        <w:pStyle w:val="FirstParagraph"/>
       </w:pPr>
       <w:r>
         <w:drawing>
           <wp:inline>
-            <wp:extent cx="5334000" cy="5481674"/>
+            <wp:extent cx="2408607" cy="2475067"/>
             <wp:effectExtent b="0" l="0" r="0" t="0"/>
-            <wp:docPr descr="" title="" id="95" name="Picture"/>
+            <wp:docPr descr="" title="" id="96" name="Picture"/>
             <a:graphic>
               <a:graphicData uri="http://schemas.openxmlformats.org/drawingml/2006/picture">
                 <pic:pic>
                   <pic:nvPicPr>
-                    <pic:cNvPr descr="images/IvorLewisArtboard.png" id="96" name="Picture"/>
+                    <pic:cNvPr descr="images/RaMIE_incisions.png" id="97" name="Picture"/>
                     <pic:cNvPicPr>
                       <a:picLocks noChangeArrowheads="1" noChangeAspect="1"/>
                     </pic:cNvPicPr>
                   </pic:nvPicPr>
                   <pic:blipFill>
-                    <a:blip r:embed="rId94"/>
+                    <a:blip r:embed="rId95"/>
+                    <a:stretch>
+                      <a:fillRect/>
+                    </a:stretch>
+                  </pic:blipFill>
+                  <pic:spPr bwMode="auto">
+                    <a:xfrm>
+                      <a:off x="0" y="0"/>
+                      <a:ext cx="2408607" cy="2475067"/>
+                    </a:xfrm>
+                    <a:prstGeom prst="rect">
+                      <a:avLst/>
+                    </a:prstGeom>
+                    <a:noFill/>
+                    <a:ln w="9525">
+                      <a:noFill/>
+                      <a:headEnd/>
+                      <a:tailEnd/>
+                    </a:ln>
+                  </pic:spPr>
+                </pic:pic>
+              </a:graphicData>
+            </a:graphic>
+          </wp:inline>
+        </w:drawing>
+      </w:r>
+    </w:p>
+    <w:bookmarkEnd w:id="98"/>
+    <w:bookmarkStart w:id="102" w:name="open-ivor-lewis"/>
+    <w:p>
+      <w:pPr>
+        <w:pStyle w:val="Heading2"/>
+      </w:pPr>
+      <w:r>
+        <w:t xml:space="preserve">73 Open Ivor Lewis</w:t>
+      </w:r>
+    </w:p>
+    <w:p>
+      <w:pPr>
+        <w:pStyle w:val="FirstParagraph"/>
+      </w:pPr>
+      <w:r>
+        <w:t xml:space="preserve">Mininally-invasive approach feasible in 98% of cases</w:t>
+      </w:r>
+    </w:p>
+    <w:p>
+      <w:pPr>
+        <w:pStyle w:val="BodyText"/>
+      </w:pPr>
+      <w:r>
+        <w:t xml:space="preserve">In some cases, an open approach is still necessary (2%)</w:t>
+      </w:r>
+    </w:p>
+    <w:p>
+      <w:pPr>
+        <w:pStyle w:val="BodyText"/>
+      </w:pPr>
+      <w:r>
+        <w:drawing>
+          <wp:inline>
+            <wp:extent cx="5334000" cy="5481674"/>
+            <wp:effectExtent b="0" l="0" r="0" t="0"/>
+            <wp:docPr descr="" title="" id="100" name="Picture"/>
+            <a:graphic>
+              <a:graphicData uri="http://schemas.openxmlformats.org/drawingml/2006/picture">
+                <pic:pic>
+                  <pic:nvPicPr>
+                    <pic:cNvPr descr="images/IvorLewisArtboard.png" id="101" name="Picture"/>
+                    <pic:cNvPicPr>
+                      <a:picLocks noChangeArrowheads="1" noChangeAspect="1"/>
+                    </pic:cNvPicPr>
+                  </pic:nvPicPr>
+                  <pic:blipFill>
+                    <a:blip r:embed="rId99"/>
                     <a:stretch>
                       <a:fillRect/>
                     </a:stretch>
@@ -4695,14 +4815,14 @@
         </w:drawing>
       </w:r>
     </w:p>
-    <w:bookmarkEnd w:id="97"/>
-    <w:bookmarkStart w:id="101" w:name="total-esophagectomy"/>
-    <w:p>
-      <w:pPr>
-        <w:pStyle w:val="Heading2"/>
-      </w:pPr>
-      <w:r>
-        <w:t xml:space="preserve">72 Total Esophagectomy</w:t>
+    <w:bookmarkEnd w:id="102"/>
+    <w:bookmarkStart w:id="106" w:name="total-esophagectomy"/>
+    <w:p>
+      <w:pPr>
+        <w:pStyle w:val="Heading2"/>
+      </w:pPr>
+      <w:r>
+        <w:t xml:space="preserve">74 Total Esophagectomy</w:t>
       </w:r>
     </w:p>
     <w:p>
@@ -4730,18 +4850,18 @@
           <wp:inline>
             <wp:extent cx="5334000" cy="5481674"/>
             <wp:effectExtent b="0" l="0" r="0" t="0"/>
-            <wp:docPr descr="" title="" id="99" name="Picture"/>
+            <wp:docPr descr="" title="" id="104" name="Picture"/>
             <a:graphic>
               <a:graphicData uri="http://schemas.openxmlformats.org/drawingml/2006/picture">
                 <pic:pic>
                   <pic:nvPicPr>
-                    <pic:cNvPr descr="images/Eso_ProxTumorArtboard.png" id="100" name="Picture"/>
+                    <pic:cNvPr descr="images/Eso_ProxTumorArtboard.png" id="105" name="Picture"/>
                     <pic:cNvPicPr>
                       <a:picLocks noChangeArrowheads="1" noChangeAspect="1"/>
                     </pic:cNvPicPr>
                   </pic:nvPicPr>
                   <pic:blipFill>
-                    <a:blip r:embed="rId98"/>
+                    <a:blip r:embed="rId103"/>
                     <a:stretch>
                       <a:fillRect/>
                     </a:stretch>
@@ -4768,14 +4888,14 @@
         </w:drawing>
       </w:r>
     </w:p>
-    <w:bookmarkEnd w:id="101"/>
-    <w:bookmarkStart w:id="108" w:name="mckeown-esophagectomy"/>
-    <w:p>
-      <w:pPr>
-        <w:pStyle w:val="Heading2"/>
-      </w:pPr>
-      <w:r>
-        <w:t xml:space="preserve">73 McKeown Esophagectomy</w:t>
+    <w:bookmarkEnd w:id="106"/>
+    <w:bookmarkStart w:id="113" w:name="mckeown-esophagectomy"/>
+    <w:p>
+      <w:pPr>
+        <w:pStyle w:val="Heading2"/>
+      </w:pPr>
+      <w:r>
+        <w:t xml:space="preserve">75 McKeown Esophagectomy</w:t>
       </w:r>
     </w:p>
     <w:p>
@@ -4787,18 +4907,18 @@
           <wp:inline>
             <wp:extent cx="5334000" cy="5481674"/>
             <wp:effectExtent b="0" l="0" r="0" t="0"/>
-            <wp:docPr descr="" title="" id="103" name="Picture"/>
+            <wp:docPr descr="" title="" id="108" name="Picture"/>
             <a:graphic>
               <a:graphicData uri="http://schemas.openxmlformats.org/drawingml/2006/picture">
                 <pic:pic>
                   <pic:nvPicPr>
-                    <pic:cNvPr descr="images/Eso_ResectionTotalArtboard.png" id="104" name="Picture"/>
+                    <pic:cNvPr descr="images/Eso_ResectionTotalArtboard.png" id="109" name="Picture"/>
                     <pic:cNvPicPr>
                       <a:picLocks noChangeArrowheads="1" noChangeAspect="1"/>
                     </pic:cNvPicPr>
                   </pic:nvPicPr>
                   <pic:blipFill>
-                    <a:blip r:embed="rId102"/>
+                    <a:blip r:embed="rId107"/>
                     <a:stretch>
                       <a:fillRect/>
                     </a:stretch>
@@ -4840,18 +4960,18 @@
           <wp:inline>
             <wp:extent cx="5334000" cy="5481674"/>
             <wp:effectExtent b="0" l="0" r="0" t="0"/>
-            <wp:docPr descr="" title="" id="106" name="Picture"/>
+            <wp:docPr descr="" title="" id="111" name="Picture"/>
             <a:graphic>
               <a:graphicData uri="http://schemas.openxmlformats.org/drawingml/2006/picture">
                 <pic:pic>
                   <pic:nvPicPr>
-                    <pic:cNvPr descr="images/Eso_MIE_McKeownArtboard.png" id="107" name="Picture"/>
+                    <pic:cNvPr descr="images/Eso_MIE_McKeownArtboard.png" id="112" name="Picture"/>
                     <pic:cNvPicPr>
                       <a:picLocks noChangeArrowheads="1" noChangeAspect="1"/>
                     </pic:cNvPicPr>
                   </pic:nvPicPr>
                   <pic:blipFill>
-                    <a:blip r:embed="rId105"/>
+                    <a:blip r:embed="rId110"/>
                     <a:stretch>
                       <a:fillRect/>
                     </a:stretch>
@@ -4884,14 +5004,14 @@
         <w:t xml:space="preserve">Connection made in the neck</w:t>
       </w:r>
     </w:p>
-    <w:bookmarkEnd w:id="108"/>
-    <w:bookmarkStart w:id="109" w:name="risks-of-esophagectomy"/>
-    <w:p>
-      <w:pPr>
-        <w:pStyle w:val="Heading2"/>
-      </w:pPr>
-      <w:r>
-        <w:t xml:space="preserve">74 Risks of Esophagectomy</w:t>
+    <w:bookmarkEnd w:id="113"/>
+    <w:bookmarkStart w:id="114" w:name="risks-of-esophagectomy"/>
+    <w:p>
+      <w:pPr>
+        <w:pStyle w:val="Heading2"/>
+      </w:pPr>
+      <w:r>
+        <w:t xml:space="preserve">76 Risks of Esophagectomy</w:t>
       </w:r>
     </w:p>
     <w:p>
@@ -4915,7 +5035,7 @@
         <w:pStyle w:val="Compact"/>
         <w:numPr>
           <w:ilvl w:val="0"/>
-          <w:numId w:val="1059"/>
+          <w:numId w:val="1060"/>
         </w:numPr>
       </w:pPr>
       <w:r>
@@ -4927,21 +5047,21 @@
         <w:pStyle w:val="Compact"/>
         <w:numPr>
           <w:ilvl w:val="0"/>
-          <w:numId w:val="1059"/>
+          <w:numId w:val="1060"/>
         </w:numPr>
       </w:pPr>
       <w:r>
         <w:t xml:space="preserve">Pneumonia</w:t>
       </w:r>
     </w:p>
-    <w:bookmarkEnd w:id="109"/>
-    <w:bookmarkStart w:id="112" w:name="anastomotic-leak"/>
-    <w:p>
-      <w:pPr>
-        <w:pStyle w:val="Heading2"/>
-      </w:pPr>
-      <w:r>
-        <w:t xml:space="preserve">75 Anastomotic Leak</w:t>
+    <w:bookmarkEnd w:id="114"/>
+    <w:bookmarkStart w:id="117" w:name="anastomotic-leak"/>
+    <w:p>
+      <w:pPr>
+        <w:pStyle w:val="Heading2"/>
+      </w:pPr>
+      <w:r>
+        <w:t xml:space="preserve">77 Anastomotic Leak</w:t>
       </w:r>
     </w:p>
     <w:p>
@@ -4961,18 +5081,18 @@
           <wp:inline>
             <wp:extent cx="5334000" cy="5478622"/>
             <wp:effectExtent b="0" l="0" r="0" t="0"/>
-            <wp:docPr descr="" title="" id="110" name="Picture"/>
+            <wp:docPr descr="" title="" id="115" name="Picture"/>
             <a:graphic>
               <a:graphicData uri="http://schemas.openxmlformats.org/drawingml/2006/picture">
                 <pic:pic>
                   <pic:nvPicPr>
-                    <pic:cNvPr descr="images/Eso_IvorLewis_Anastomosis.png" id="111" name="Picture"/>
+                    <pic:cNvPr descr="images/Eso_IvorLewis_Anastomosis.png" id="116" name="Picture"/>
                     <pic:cNvPicPr>
                       <a:picLocks noChangeArrowheads="1" noChangeAspect="1"/>
                     </pic:cNvPicPr>
                   </pic:nvPicPr>
                   <pic:blipFill>
-                    <a:blip r:embed="rId86"/>
+                    <a:blip r:embed="rId87"/>
                     <a:stretch>
                       <a:fillRect/>
                     </a:stretch>
@@ -4999,14 +5119,14 @@
         </w:drawing>
       </w:r>
     </w:p>
-    <w:bookmarkEnd w:id="112"/>
-    <w:bookmarkStart w:id="116" w:name="anastomotic-leak-1"/>
-    <w:p>
-      <w:pPr>
-        <w:pStyle w:val="Heading2"/>
-      </w:pPr>
-      <w:r>
-        <w:t xml:space="preserve">76 Anastomotic Leak</w:t>
+    <w:bookmarkEnd w:id="117"/>
+    <w:bookmarkStart w:id="121" w:name="anastomotic-leak-1"/>
+    <w:p>
+      <w:pPr>
+        <w:pStyle w:val="Heading2"/>
+      </w:pPr>
+      <w:r>
+        <w:t xml:space="preserve">78 Anastomotic Leak</w:t>
       </w:r>
     </w:p>
     <w:p>
@@ -5022,7 +5142,7 @@
         <w:pStyle w:val="Compact"/>
         <w:numPr>
           <w:ilvl w:val="0"/>
-          <w:numId w:val="1060"/>
+          <w:numId w:val="1061"/>
         </w:numPr>
       </w:pPr>
       <w:r>
@@ -5034,7 +5154,7 @@
         <w:pStyle w:val="Compact"/>
         <w:numPr>
           <w:ilvl w:val="0"/>
-          <w:numId w:val="1060"/>
+          <w:numId w:val="1061"/>
         </w:numPr>
       </w:pPr>
       <w:r>
@@ -5046,7 +5166,7 @@
         <w:pStyle w:val="Compact"/>
         <w:numPr>
           <w:ilvl w:val="0"/>
-          <w:numId w:val="1060"/>
+          <w:numId w:val="1061"/>
         </w:numPr>
       </w:pPr>
       <w:r>
@@ -5062,18 +5182,18 @@
           <wp:inline>
             <wp:extent cx="5334000" cy="5478622"/>
             <wp:effectExtent b="0" l="0" r="0" t="0"/>
-            <wp:docPr descr="" title="" id="114" name="Picture"/>
+            <wp:docPr descr="" title="" id="119" name="Picture"/>
             <a:graphic>
               <a:graphicData uri="http://schemas.openxmlformats.org/drawingml/2006/picture">
                 <pic:pic>
                   <pic:nvPicPr>
-                    <pic:cNvPr descr="images/Eso_IvorLewis_Leak.png" id="115" name="Picture"/>
+                    <pic:cNvPr descr="images/Eso_IvorLewis_Leak.png" id="120" name="Picture"/>
                     <pic:cNvPicPr>
                       <a:picLocks noChangeArrowheads="1" noChangeAspect="1"/>
                     </pic:cNvPicPr>
                   </pic:nvPicPr>
                   <pic:blipFill>
-                    <a:blip r:embed="rId113"/>
+                    <a:blip r:embed="rId118"/>
                     <a:stretch>
                       <a:fillRect/>
                     </a:stretch>
@@ -5100,14 +5220,14 @@
         </w:drawing>
       </w:r>
     </w:p>
-    <w:bookmarkEnd w:id="116"/>
-    <w:bookmarkStart w:id="119" w:name="anastomotic-leak-2"/>
-    <w:p>
-      <w:pPr>
-        <w:pStyle w:val="Heading2"/>
-      </w:pPr>
-      <w:r>
-        <w:t xml:space="preserve">77 Anastomotic Leak</w:t>
+    <w:bookmarkEnd w:id="121"/>
+    <w:bookmarkStart w:id="124" w:name="anastomotic-leak-2"/>
+    <w:p>
+      <w:pPr>
+        <w:pStyle w:val="Heading2"/>
+      </w:pPr>
+      <w:r>
+        <w:t xml:space="preserve">79 Anastomotic Leak</w:t>
       </w:r>
     </w:p>
     <w:p>
@@ -5123,7 +5243,7 @@
         <w:pStyle w:val="Compact"/>
         <w:numPr>
           <w:ilvl w:val="0"/>
-          <w:numId w:val="1061"/>
+          <w:numId w:val="1062"/>
         </w:numPr>
       </w:pPr>
       <w:r>
@@ -5135,7 +5255,7 @@
         <w:pStyle w:val="Compact"/>
         <w:numPr>
           <w:ilvl w:val="0"/>
-          <w:numId w:val="1061"/>
+          <w:numId w:val="1062"/>
         </w:numPr>
       </w:pPr>
       <w:r>
@@ -5147,7 +5267,7 @@
         <w:pStyle w:val="Compact"/>
         <w:numPr>
           <w:ilvl w:val="0"/>
-          <w:numId w:val="1061"/>
+          <w:numId w:val="1062"/>
         </w:numPr>
       </w:pPr>
       <w:r>
@@ -5163,18 +5283,18 @@
           <wp:inline>
             <wp:extent cx="5334000" cy="5478622"/>
             <wp:effectExtent b="0" l="0" r="0" t="0"/>
-            <wp:docPr descr="" title="" id="117" name="Picture"/>
+            <wp:docPr descr="" title="" id="122" name="Picture"/>
             <a:graphic>
               <a:graphicData uri="http://schemas.openxmlformats.org/drawingml/2006/picture">
                 <pic:pic>
                   <pic:nvPicPr>
-                    <pic:cNvPr descr="images/Eso_IvorLewis_Leak.png" id="118" name="Picture"/>
+                    <pic:cNvPr descr="images/Eso_IvorLewis_Leak.png" id="123" name="Picture"/>
                     <pic:cNvPicPr>
                       <a:picLocks noChangeArrowheads="1" noChangeAspect="1"/>
                     </pic:cNvPicPr>
                   </pic:nvPicPr>
                   <pic:blipFill>
-                    <a:blip r:embed="rId113"/>
+                    <a:blip r:embed="rId118"/>
                     <a:stretch>
                       <a:fillRect/>
                     </a:stretch>
@@ -5201,14 +5321,14 @@
         </w:drawing>
       </w:r>
     </w:p>
-    <w:bookmarkEnd w:id="119"/>
-    <w:bookmarkStart w:id="122" w:name="anastomotic-leak-3"/>
-    <w:p>
-      <w:pPr>
-        <w:pStyle w:val="Heading2"/>
-      </w:pPr>
-      <w:r>
-        <w:t xml:space="preserve">78 Anastomotic Leak</w:t>
+    <w:bookmarkEnd w:id="124"/>
+    <w:bookmarkStart w:id="127" w:name="anastomotic-leak-3"/>
+    <w:p>
+      <w:pPr>
+        <w:pStyle w:val="Heading2"/>
+      </w:pPr>
+      <w:r>
+        <w:t xml:space="preserve">80 Anastomotic Leak</w:t>
       </w:r>
     </w:p>
     <w:p>
@@ -5224,7 +5344,7 @@
         <w:pStyle w:val="Compact"/>
         <w:numPr>
           <w:ilvl w:val="0"/>
-          <w:numId w:val="1062"/>
+          <w:numId w:val="1063"/>
         </w:numPr>
       </w:pPr>
       <w:r>
@@ -5236,7 +5356,7 @@
         <w:pStyle w:val="Compact"/>
         <w:numPr>
           <w:ilvl w:val="0"/>
-          <w:numId w:val="1062"/>
+          <w:numId w:val="1063"/>
         </w:numPr>
       </w:pPr>
       <w:r>
@@ -5248,7 +5368,7 @@
         <w:pStyle w:val="Compact"/>
         <w:numPr>
           <w:ilvl w:val="0"/>
-          <w:numId w:val="1062"/>
+          <w:numId w:val="1063"/>
         </w:numPr>
       </w:pPr>
       <w:r>
@@ -5264,18 +5384,18 @@
           <wp:inline>
             <wp:extent cx="5334000" cy="5478622"/>
             <wp:effectExtent b="0" l="0" r="0" t="0"/>
-            <wp:docPr descr="" title="" id="120" name="Picture"/>
+            <wp:docPr descr="" title="" id="125" name="Picture"/>
             <a:graphic>
               <a:graphicData uri="http://schemas.openxmlformats.org/drawingml/2006/picture">
                 <pic:pic>
                   <pic:nvPicPr>
-                    <pic:cNvPr descr="images/Eso_IvorLewis_Leak.png" id="121" name="Picture"/>
+                    <pic:cNvPr descr="images/Eso_IvorLewis_Leak.png" id="126" name="Picture"/>
                     <pic:cNvPicPr>
                       <a:picLocks noChangeArrowheads="1" noChangeAspect="1"/>
                     </pic:cNvPicPr>
                   </pic:nvPicPr>
                   <pic:blipFill>
-                    <a:blip r:embed="rId113"/>
+                    <a:blip r:embed="rId118"/>
                     <a:stretch>
                       <a:fillRect/>
                     </a:stretch>
@@ -5302,21 +5422,21 @@
         </w:drawing>
       </w:r>
     </w:p>
-    <w:bookmarkEnd w:id="122"/>
-    <w:bookmarkStart w:id="126" w:name="pneumonia"/>
-    <w:p>
-      <w:pPr>
-        <w:pStyle w:val="Heading2"/>
-      </w:pPr>
-      <w:r>
-        <w:t xml:space="preserve">79 Pneumonia</w:t>
-      </w:r>
-    </w:p>
-    <w:p>
-      <w:pPr>
-        <w:numPr>
-          <w:ilvl w:val="0"/>
-          <w:numId w:val="1063"/>
+    <w:bookmarkEnd w:id="127"/>
+    <w:bookmarkStart w:id="131" w:name="pneumonia"/>
+    <w:p>
+      <w:pPr>
+        <w:pStyle w:val="Heading2"/>
+      </w:pPr>
+      <w:r>
+        <w:t xml:space="preserve">81 Pneumonia</w:t>
+      </w:r>
+    </w:p>
+    <w:p>
+      <w:pPr>
+        <w:numPr>
+          <w:ilvl w:val="0"/>
+          <w:numId w:val="1064"/>
         </w:numPr>
       </w:pPr>
       <w:r>
@@ -5327,7 +5447,7 @@
       <w:pPr>
         <w:numPr>
           <w:ilvl w:val="0"/>
-          <w:numId w:val="1063"/>
+          <w:numId w:val="1064"/>
         </w:numPr>
       </w:pPr>
       <w:r>
@@ -5338,7 +5458,7 @@
       <w:pPr>
         <w:numPr>
           <w:ilvl w:val="0"/>
-          <w:numId w:val="1063"/>
+          <w:numId w:val="1064"/>
         </w:numPr>
       </w:pPr>
       <w:r>
@@ -5354,18 +5474,18 @@
           <wp:inline>
             <wp:extent cx="5334000" cy="5481674"/>
             <wp:effectExtent b="0" l="0" r="0" t="0"/>
-            <wp:docPr descr="" title="" id="124" name="Picture"/>
+            <wp:docPr descr="" title="" id="129" name="Picture"/>
             <a:graphic>
               <a:graphicData uri="http://schemas.openxmlformats.org/drawingml/2006/picture">
                 <pic:pic>
                   <pic:nvPicPr>
-                    <pic:cNvPr descr="images/Eso_LungsArtboard.png" id="125" name="Picture"/>
+                    <pic:cNvPr descr="images/Eso_LungsArtboard.png" id="130" name="Picture"/>
                     <pic:cNvPicPr>
                       <a:picLocks noChangeArrowheads="1" noChangeAspect="1"/>
                     </pic:cNvPicPr>
                   </pic:nvPicPr>
                   <pic:blipFill>
-                    <a:blip r:embed="rId123"/>
+                    <a:blip r:embed="rId128"/>
                     <a:stretch>
                       <a:fillRect/>
                     </a:stretch>
@@ -5392,14 +5512,14 @@
         </w:drawing>
       </w:r>
     </w:p>
-    <w:bookmarkEnd w:id="126"/>
-    <w:bookmarkStart w:id="127" w:name="preventing-pneumonia"/>
-    <w:p>
-      <w:pPr>
-        <w:pStyle w:val="Heading2"/>
-      </w:pPr>
-      <w:r>
-        <w:t xml:space="preserve">80 Preventing Pneumonia</w:t>
+    <w:bookmarkEnd w:id="131"/>
+    <w:bookmarkStart w:id="132" w:name="preventing-pneumonia"/>
+    <w:p>
+      <w:pPr>
+        <w:pStyle w:val="Heading2"/>
+      </w:pPr>
+      <w:r>
+        <w:t xml:space="preserve">82 Preventing Pneumonia</w:t>
       </w:r>
     </w:p>
     <w:p>
@@ -5415,7 +5535,7 @@
         <w:pStyle w:val="Compact"/>
         <w:numPr>
           <w:ilvl w:val="0"/>
-          <w:numId w:val="1064"/>
+          <w:numId w:val="1065"/>
         </w:numPr>
       </w:pPr>
       <w:r>
@@ -5427,7 +5547,7 @@
         <w:pStyle w:val="Compact"/>
         <w:numPr>
           <w:ilvl w:val="0"/>
-          <w:numId w:val="1064"/>
+          <w:numId w:val="1065"/>
         </w:numPr>
       </w:pPr>
       <w:r>
@@ -5439,7 +5559,7 @@
         <w:pStyle w:val="Compact"/>
         <w:numPr>
           <w:ilvl w:val="0"/>
-          <w:numId w:val="1064"/>
+          <w:numId w:val="1065"/>
         </w:numPr>
       </w:pPr>
       <w:r>
@@ -5459,7 +5579,7 @@
         <w:pStyle w:val="Compact"/>
         <w:numPr>
           <w:ilvl w:val="0"/>
-          <w:numId w:val="1065"/>
+          <w:numId w:val="1066"/>
         </w:numPr>
       </w:pPr>
       <w:r>
@@ -5471,21 +5591,21 @@
         <w:pStyle w:val="Compact"/>
         <w:numPr>
           <w:ilvl w:val="0"/>
-          <w:numId w:val="1065"/>
+          <w:numId w:val="1066"/>
         </w:numPr>
       </w:pPr>
       <w:r>
         <w:t xml:space="preserve">Walking in the halls as soon as possible</w:t>
       </w:r>
     </w:p>
-    <w:bookmarkEnd w:id="127"/>
-    <w:bookmarkStart w:id="134" w:name="minimally-invasive-esophagectomy"/>
-    <w:p>
-      <w:pPr>
-        <w:pStyle w:val="Heading2"/>
-      </w:pPr>
-      <w:r>
-        <w:t xml:space="preserve">81 Minimally-invasive Esophagectomy</w:t>
+    <w:bookmarkEnd w:id="132"/>
+    <w:bookmarkStart w:id="139" w:name="minimally-invasive-esophagectomy"/>
+    <w:p>
+      <w:pPr>
+        <w:pStyle w:val="Heading2"/>
+      </w:pPr>
+      <w:r>
+        <w:t xml:space="preserve">83 Minimally-invasive Esophagectomy</w:t>
       </w:r>
     </w:p>
     <w:p>
@@ -5497,18 +5617,18 @@
           <wp:inline>
             <wp:extent cx="5334000" cy="4000500"/>
             <wp:effectExtent b="0" l="0" r="0" t="0"/>
-            <wp:docPr descr="" title="" id="129" name="Picture"/>
+            <wp:docPr descr="" title="" id="134" name="Picture"/>
             <a:graphic>
               <a:graphicData uri="http://schemas.openxmlformats.org/drawingml/2006/picture">
                 <pic:pic>
                   <pic:nvPicPr>
-                    <pic:cNvPr descr="images/mie_abd.png" id="130" name="Picture"/>
+                    <pic:cNvPr descr="images/mie_abd.png" id="135" name="Picture"/>
                     <pic:cNvPicPr>
                       <a:picLocks noChangeArrowheads="1" noChangeAspect="1"/>
                     </pic:cNvPicPr>
                   </pic:nvPicPr>
                   <pic:blipFill>
-                    <a:blip r:embed="rId128"/>
+                    <a:blip r:embed="rId133"/>
                     <a:stretch>
                       <a:fillRect/>
                     </a:stretch>
@@ -5544,18 +5664,18 @@
           <wp:inline>
             <wp:extent cx="5334000" cy="4000500"/>
             <wp:effectExtent b="0" l="0" r="0" t="0"/>
-            <wp:docPr descr="" title="" id="132" name="Picture"/>
+            <wp:docPr descr="" title="" id="137" name="Picture"/>
             <a:graphic>
               <a:graphicData uri="http://schemas.openxmlformats.org/drawingml/2006/picture">
                 <pic:pic>
                   <pic:nvPicPr>
-                    <pic:cNvPr descr="images/mie_chest.png" id="133" name="Picture"/>
+                    <pic:cNvPr descr="images/mie_chest.png" id="138" name="Picture"/>
                     <pic:cNvPicPr>
                       <a:picLocks noChangeArrowheads="1" noChangeAspect="1"/>
                     </pic:cNvPicPr>
                   </pic:nvPicPr>
                   <pic:blipFill>
-                    <a:blip r:embed="rId131"/>
+                    <a:blip r:embed="rId136"/>
                     <a:stretch>
                       <a:fillRect/>
                     </a:stretch>
@@ -5582,14 +5702,14 @@
         </w:drawing>
       </w:r>
     </w:p>
-    <w:bookmarkEnd w:id="134"/>
-    <w:bookmarkStart w:id="135" w:name="risks-of-surgery"/>
-    <w:p>
-      <w:pPr>
-        <w:pStyle w:val="Heading2"/>
-      </w:pPr>
-      <w:r>
-        <w:t xml:space="preserve">82 Risks of Surgery</w:t>
+    <w:bookmarkEnd w:id="139"/>
+    <w:bookmarkStart w:id="140" w:name="risks-of-surgery"/>
+    <w:p>
+      <w:pPr>
+        <w:pStyle w:val="Heading2"/>
+      </w:pPr>
+      <w:r>
+        <w:t xml:space="preserve">84 Risks of Surgery</w:t>
       </w:r>
     </w:p>
     <w:p>
@@ -5605,7 +5725,7 @@
         <w:pStyle w:val="Compact"/>
         <w:numPr>
           <w:ilvl w:val="0"/>
-          <w:numId w:val="1066"/>
+          <w:numId w:val="1067"/>
         </w:numPr>
       </w:pPr>
       <w:r>
@@ -5617,7 +5737,7 @@
         <w:pStyle w:val="Compact"/>
         <w:numPr>
           <w:ilvl w:val="0"/>
-          <w:numId w:val="1066"/>
+          <w:numId w:val="1067"/>
         </w:numPr>
       </w:pPr>
       <w:r>
@@ -5629,7 +5749,7 @@
         <w:pStyle w:val="Compact"/>
         <w:numPr>
           <w:ilvl w:val="0"/>
-          <w:numId w:val="1066"/>
+          <w:numId w:val="1067"/>
         </w:numPr>
       </w:pPr>
       <w:r>
@@ -5641,7 +5761,7 @@
         <w:pStyle w:val="Compact"/>
         <w:numPr>
           <w:ilvl w:val="0"/>
-          <w:numId w:val="1066"/>
+          <w:numId w:val="1067"/>
         </w:numPr>
       </w:pPr>
       <w:r>
@@ -5653,21 +5773,21 @@
         <w:pStyle w:val="Compact"/>
         <w:numPr>
           <w:ilvl w:val="0"/>
-          <w:numId w:val="1066"/>
+          <w:numId w:val="1067"/>
         </w:numPr>
       </w:pPr>
       <w:r>
         <w:t xml:space="preserve">Pulmonary embolism (2%)</w:t>
       </w:r>
     </w:p>
-    <w:bookmarkEnd w:id="135"/>
-    <w:bookmarkStart w:id="136" w:name="risks-of-surgery-1"/>
-    <w:p>
-      <w:pPr>
-        <w:pStyle w:val="Heading2"/>
-      </w:pPr>
-      <w:r>
-        <w:t xml:space="preserve">83 Risks of Surgery</w:t>
+    <w:bookmarkEnd w:id="140"/>
+    <w:bookmarkStart w:id="141" w:name="risks-of-surgery-1"/>
+    <w:p>
+      <w:pPr>
+        <w:pStyle w:val="Heading2"/>
+      </w:pPr>
+      <w:r>
+        <w:t xml:space="preserve">85 Risks of Surgery</w:t>
       </w:r>
     </w:p>
     <w:p>
@@ -5683,7 +5803,7 @@
         <w:pStyle w:val="Compact"/>
         <w:numPr>
           <w:ilvl w:val="0"/>
-          <w:numId w:val="1067"/>
+          <w:numId w:val="1068"/>
         </w:numPr>
       </w:pPr>
       <w:r>
@@ -5695,7 +5815,7 @@
         <w:pStyle w:val="Compact"/>
         <w:numPr>
           <w:ilvl w:val="0"/>
-          <w:numId w:val="1067"/>
+          <w:numId w:val="1068"/>
         </w:numPr>
       </w:pPr>
       <w:r>
@@ -5707,7 +5827,7 @@
         <w:pStyle w:val="Compact"/>
         <w:numPr>
           <w:ilvl w:val="0"/>
-          <w:numId w:val="1067"/>
+          <w:numId w:val="1068"/>
         </w:numPr>
       </w:pPr>
       <w:r>
@@ -5719,7 +5839,7 @@
         <w:pStyle w:val="Compact"/>
         <w:numPr>
           <w:ilvl w:val="1"/>
-          <w:numId w:val="1068"/>
+          <w:numId w:val="1069"/>
         </w:numPr>
       </w:pPr>
       <w:r>
@@ -5731,7 +5851,7 @@
         <w:pStyle w:val="Compact"/>
         <w:numPr>
           <w:ilvl w:val="1"/>
-          <w:numId w:val="1068"/>
+          <w:numId w:val="1069"/>
         </w:numPr>
       </w:pPr>
       <w:r>
@@ -5743,21 +5863,21 @@
         <w:pStyle w:val="Compact"/>
         <w:numPr>
           <w:ilvl w:val="1"/>
-          <w:numId w:val="1068"/>
+          <w:numId w:val="1069"/>
         </w:numPr>
       </w:pPr>
       <w:r>
         <w:t xml:space="preserve">High risk = 30%</w:t>
       </w:r>
     </w:p>
-    <w:bookmarkEnd w:id="136"/>
-    <w:bookmarkStart w:id="137" w:name="risks-of-surgery-2"/>
-    <w:p>
-      <w:pPr>
-        <w:pStyle w:val="Heading2"/>
-      </w:pPr>
-      <w:r>
-        <w:t xml:space="preserve">84 Risks of Surgery</w:t>
+    <w:bookmarkEnd w:id="141"/>
+    <w:bookmarkStart w:id="142" w:name="risks-of-surgery-2"/>
+    <w:p>
+      <w:pPr>
+        <w:pStyle w:val="Heading2"/>
+      </w:pPr>
+      <w:r>
+        <w:t xml:space="preserve">86 Risks of Surgery</w:t>
       </w:r>
     </w:p>
     <w:p>
@@ -5892,22 +6012,22 @@
         </w:tc>
       </w:tr>
     </w:tbl>
-    <w:bookmarkEnd w:id="137"/>
-    <w:bookmarkStart w:id="138" w:name="epidural-catheter-for-pain-control"/>
-    <w:p>
-      <w:pPr>
-        <w:pStyle w:val="Heading2"/>
-      </w:pPr>
-      <w:r>
-        <w:t xml:space="preserve">85 Epidural Catheter for Pain Control</w:t>
-      </w:r>
-    </w:p>
-    <w:p>
-      <w:pPr>
-        <w:pStyle w:val="Compact"/>
-        <w:numPr>
-          <w:ilvl w:val="0"/>
-          <w:numId w:val="1069"/>
+    <w:bookmarkEnd w:id="142"/>
+    <w:bookmarkStart w:id="143" w:name="epidural-catheter-for-pain-control"/>
+    <w:p>
+      <w:pPr>
+        <w:pStyle w:val="Heading2"/>
+      </w:pPr>
+      <w:r>
+        <w:t xml:space="preserve">87 Epidural Catheter for Pain Control</w:t>
+      </w:r>
+    </w:p>
+    <w:p>
+      <w:pPr>
+        <w:pStyle w:val="Compact"/>
+        <w:numPr>
+          <w:ilvl w:val="0"/>
+          <w:numId w:val="1070"/>
         </w:numPr>
       </w:pPr>
       <w:r>
@@ -5919,7 +6039,7 @@
         <w:pStyle w:val="Compact"/>
         <w:numPr>
           <w:ilvl w:val="0"/>
-          <w:numId w:val="1069"/>
+          <w:numId w:val="1070"/>
         </w:numPr>
       </w:pPr>
       <w:r>
@@ -5931,7 +6051,7 @@
         <w:pStyle w:val="Compact"/>
         <w:numPr>
           <w:ilvl w:val="0"/>
-          <w:numId w:val="1069"/>
+          <w:numId w:val="1070"/>
         </w:numPr>
       </w:pPr>
       <w:r>
@@ -5943,7 +6063,7 @@
         <w:pStyle w:val="Compact"/>
         <w:numPr>
           <w:ilvl w:val="0"/>
-          <w:numId w:val="1069"/>
+          <w:numId w:val="1070"/>
         </w:numPr>
       </w:pPr>
       <w:r>
@@ -5955,29 +6075,167 @@
         <w:pStyle w:val="Compact"/>
         <w:numPr>
           <w:ilvl w:val="0"/>
-          <w:numId w:val="1069"/>
+          <w:numId w:val="1070"/>
         </w:numPr>
       </w:pPr>
       <w:r>
         <w:t xml:space="preserve">Foley catheter removed after epidural removed</w:t>
       </w:r>
     </w:p>
-    <w:bookmarkEnd w:id="138"/>
-    <w:bookmarkStart w:id="139" w:name="intensive-care-unit-icu-2-4-days"/>
-    <w:p>
-      <w:pPr>
-        <w:pStyle w:val="Heading2"/>
-      </w:pPr>
-      <w:r>
-        <w:t xml:space="preserve">86 Intensive Care Unit (ICU) (2-4 days)</w:t>
-      </w:r>
-    </w:p>
-    <w:p>
-      <w:pPr>
-        <w:pStyle w:val="Compact"/>
-        <w:numPr>
-          <w:ilvl w:val="0"/>
-          <w:numId w:val="1070"/>
+    <w:bookmarkEnd w:id="143"/>
+    <w:bookmarkStart w:id="147" w:name="jejunostomy-feeding-tube"/>
+    <w:p>
+      <w:pPr>
+        <w:pStyle w:val="Heading2"/>
+      </w:pPr>
+      <w:r>
+        <w:t xml:space="preserve">88 Jejunostomy Feeding Tube</w:t>
+      </w:r>
+    </w:p>
+    <w:p>
+      <w:pPr>
+        <w:pStyle w:val="FirstParagraph"/>
+      </w:pPr>
+      <w:r>
+        <w:t xml:space="preserve">To ensure adequate nutrition after surgery, a temporary feeding tube is placed to supplement nutrition by mouth.</w:t>
+      </w:r>
+    </w:p>
+    <w:p>
+      <w:pPr>
+        <w:pStyle w:val="BodyText"/>
+      </w:pPr>
+      <w:r>
+        <w:t xml:space="preserve">Jejunostomy tube bypasses the stomach and injects tube feeding formula directly in to the small intestine (jejunum)</w:t>
+      </w:r>
+    </w:p>
+    <w:p>
+      <w:pPr>
+        <w:pStyle w:val="BodyText"/>
+      </w:pPr>
+      <w:r>
+        <w:drawing>
+          <wp:inline>
+            <wp:extent cx="2408607" cy="2475067"/>
+            <wp:effectExtent b="0" l="0" r="0" t="0"/>
+            <wp:docPr descr="" title="" id="145" name="Picture"/>
+            <a:graphic>
+              <a:graphicData uri="http://schemas.openxmlformats.org/drawingml/2006/picture">
+                <pic:pic>
+                  <pic:nvPicPr>
+                    <pic:cNvPr descr="images/jejunostomy/esophagectomy_jejunostomy.png" id="146" name="Picture"/>
+                    <pic:cNvPicPr>
+                      <a:picLocks noChangeArrowheads="1" noChangeAspect="1"/>
+                    </pic:cNvPicPr>
+                  </pic:nvPicPr>
+                  <pic:blipFill>
+                    <a:blip r:embed="rId144"/>
+                    <a:stretch>
+                      <a:fillRect/>
+                    </a:stretch>
+                  </pic:blipFill>
+                  <pic:spPr bwMode="auto">
+                    <a:xfrm>
+                      <a:off x="0" y="0"/>
+                      <a:ext cx="2408607" cy="2475067"/>
+                    </a:xfrm>
+                    <a:prstGeom prst="rect">
+                      <a:avLst/>
+                    </a:prstGeom>
+                    <a:noFill/>
+                    <a:ln w="9525">
+                      <a:noFill/>
+                      <a:headEnd/>
+                      <a:tailEnd/>
+                    </a:ln>
+                  </pic:spPr>
+                </pic:pic>
+              </a:graphicData>
+            </a:graphic>
+          </wp:inline>
+        </w:drawing>
+      </w:r>
+    </w:p>
+    <w:bookmarkEnd w:id="147"/>
+    <w:bookmarkStart w:id="151" w:name="jejunostomy-feeding-tube-1"/>
+    <w:p>
+      <w:pPr>
+        <w:pStyle w:val="Heading2"/>
+      </w:pPr>
+      <w:r>
+        <w:t xml:space="preserve">89 Jejunostomy Feeding Tube</w:t>
+      </w:r>
+    </w:p>
+    <w:p>
+      <w:pPr>
+        <w:pStyle w:val="FirstParagraph"/>
+      </w:pPr>
+      <w:r>
+        <w:t xml:space="preserve">Feedings are administered through the jejunostomy at night by a pump</w:t>
+      </w:r>
+    </w:p>
+    <w:p>
+      <w:pPr>
+        <w:pStyle w:val="BodyText"/>
+      </w:pPr>
+      <w:r>
+        <w:drawing>
+          <wp:inline>
+            <wp:extent cx="2408607" cy="2475067"/>
+            <wp:effectExtent b="0" l="0" r="0" t="0"/>
+            <wp:docPr descr="" title="" id="149" name="Picture"/>
+            <a:graphic>
+              <a:graphicData uri="http://schemas.openxmlformats.org/drawingml/2006/picture">
+                <pic:pic>
+                  <pic:nvPicPr>
+                    <pic:cNvPr descr="images/jejunostomy/esophagectomy_jtube_pump.png" id="150" name="Picture"/>
+                    <pic:cNvPicPr>
+                      <a:picLocks noChangeArrowheads="1" noChangeAspect="1"/>
+                    </pic:cNvPicPr>
+                  </pic:nvPicPr>
+                  <pic:blipFill>
+                    <a:blip r:embed="rId148"/>
+                    <a:stretch>
+                      <a:fillRect/>
+                    </a:stretch>
+                  </pic:blipFill>
+                  <pic:spPr bwMode="auto">
+                    <a:xfrm>
+                      <a:off x="0" y="0"/>
+                      <a:ext cx="2408607" cy="2475067"/>
+                    </a:xfrm>
+                    <a:prstGeom prst="rect">
+                      <a:avLst/>
+                    </a:prstGeom>
+                    <a:noFill/>
+                    <a:ln w="9525">
+                      <a:noFill/>
+                      <a:headEnd/>
+                      <a:tailEnd/>
+                    </a:ln>
+                  </pic:spPr>
+                </pic:pic>
+              </a:graphicData>
+            </a:graphic>
+          </wp:inline>
+        </w:drawing>
+      </w:r>
+    </w:p>
+    <w:bookmarkEnd w:id="151"/>
+    <w:bookmarkStart w:id="152" w:name="intensive-care-unit-icu-2-4-days"/>
+    <w:p>
+      <w:pPr>
+        <w:pStyle w:val="Heading2"/>
+      </w:pPr>
+      <w:r>
+        <w:t xml:space="preserve">90 Intensive Care Unit (ICU) (2-4 days)</w:t>
+      </w:r>
+    </w:p>
+    <w:p>
+      <w:pPr>
+        <w:pStyle w:val="Compact"/>
+        <w:numPr>
+          <w:ilvl w:val="0"/>
+          <w:numId w:val="1071"/>
         </w:numPr>
       </w:pPr>
       <w:r>
@@ -5989,7 +6247,7 @@
         <w:pStyle w:val="Compact"/>
         <w:numPr>
           <w:ilvl w:val="0"/>
-          <w:numId w:val="1070"/>
+          <w:numId w:val="1071"/>
         </w:numPr>
       </w:pPr>
       <w:r>
@@ -6001,7 +6259,7 @@
         <w:pStyle w:val="Compact"/>
         <w:numPr>
           <w:ilvl w:val="0"/>
-          <w:numId w:val="1070"/>
+          <w:numId w:val="1071"/>
         </w:numPr>
       </w:pPr>
       <w:r>
@@ -6013,7 +6271,7 @@
         <w:pStyle w:val="Compact"/>
         <w:numPr>
           <w:ilvl w:val="0"/>
-          <w:numId w:val="1070"/>
+          <w:numId w:val="1071"/>
         </w:numPr>
       </w:pPr>
       <w:r>
@@ -6025,7 +6283,7 @@
         <w:pStyle w:val="Compact"/>
         <w:numPr>
           <w:ilvl w:val="0"/>
-          <w:numId w:val="1070"/>
+          <w:numId w:val="1071"/>
         </w:numPr>
       </w:pPr>
       <w:r>
@@ -6037,29 +6295,29 @@
         <w:pStyle w:val="Compact"/>
         <w:numPr>
           <w:ilvl w:val="0"/>
-          <w:numId w:val="1070"/>
+          <w:numId w:val="1071"/>
         </w:numPr>
       </w:pPr>
       <w:r>
         <w:t xml:space="preserve">Feeding jejunostomy (usually stays in 8 wks)</w:t>
       </w:r>
     </w:p>
-    <w:bookmarkEnd w:id="139"/>
-    <w:bookmarkStart w:id="140" w:name="intensive-care-unit-icu"/>
-    <w:p>
-      <w:pPr>
-        <w:pStyle w:val="Heading2"/>
-      </w:pPr>
-      <w:r>
-        <w:t xml:space="preserve">87 Intensive Care Unit (ICU)</w:t>
-      </w:r>
-    </w:p>
-    <w:p>
-      <w:pPr>
-        <w:pStyle w:val="Compact"/>
-        <w:numPr>
-          <w:ilvl w:val="0"/>
-          <w:numId w:val="1071"/>
+    <w:bookmarkEnd w:id="152"/>
+    <w:bookmarkStart w:id="153" w:name="intensive-care-unit-icu"/>
+    <w:p>
+      <w:pPr>
+        <w:pStyle w:val="Heading2"/>
+      </w:pPr>
+      <w:r>
+        <w:t xml:space="preserve">91 Intensive Care Unit (ICU)</w:t>
+      </w:r>
+    </w:p>
+    <w:p>
+      <w:pPr>
+        <w:pStyle w:val="Compact"/>
+        <w:numPr>
+          <w:ilvl w:val="0"/>
+          <w:numId w:val="1072"/>
         </w:numPr>
       </w:pPr>
       <w:r>
@@ -6071,7 +6329,7 @@
         <w:pStyle w:val="Compact"/>
         <w:numPr>
           <w:ilvl w:val="0"/>
-          <w:numId w:val="1071"/>
+          <w:numId w:val="1072"/>
         </w:numPr>
       </w:pPr>
       <w:r>
@@ -6083,7 +6341,7 @@
         <w:pStyle w:val="Compact"/>
         <w:numPr>
           <w:ilvl w:val="0"/>
-          <w:numId w:val="1071"/>
+          <w:numId w:val="1072"/>
         </w:numPr>
       </w:pPr>
       <w:r>
@@ -6095,7 +6353,7 @@
         <w:pStyle w:val="Compact"/>
         <w:numPr>
           <w:ilvl w:val="0"/>
-          <w:numId w:val="1071"/>
+          <w:numId w:val="1072"/>
         </w:numPr>
       </w:pPr>
       <w:r>
@@ -6107,29 +6365,29 @@
         <w:pStyle w:val="Compact"/>
         <w:numPr>
           <w:ilvl w:val="0"/>
-          <w:numId w:val="1071"/>
+          <w:numId w:val="1072"/>
         </w:numPr>
       </w:pPr>
       <w:r>
         <w:t xml:space="preserve">Feeding jejunostomy (stays in 8 weeks)</w:t>
       </w:r>
     </w:p>
-    <w:bookmarkEnd w:id="140"/>
-    <w:bookmarkStart w:id="141" w:name="ward---6tower"/>
-    <w:p>
-      <w:pPr>
-        <w:pStyle w:val="Heading2"/>
-      </w:pPr>
-      <w:r>
-        <w:t xml:space="preserve">88 Ward - 6Tower</w:t>
-      </w:r>
-    </w:p>
-    <w:p>
-      <w:pPr>
-        <w:pStyle w:val="Compact"/>
-        <w:numPr>
-          <w:ilvl w:val="0"/>
-          <w:numId w:val="1072"/>
+    <w:bookmarkEnd w:id="153"/>
+    <w:bookmarkStart w:id="154" w:name="ward---6tower"/>
+    <w:p>
+      <w:pPr>
+        <w:pStyle w:val="Heading2"/>
+      </w:pPr>
+      <w:r>
+        <w:t xml:space="preserve">92 Ward - 6Tower</w:t>
+      </w:r>
+    </w:p>
+    <w:p>
+      <w:pPr>
+        <w:pStyle w:val="Compact"/>
+        <w:numPr>
+          <w:ilvl w:val="0"/>
+          <w:numId w:val="1073"/>
         </w:numPr>
       </w:pPr>
       <w:r>
@@ -6141,7 +6399,7 @@
         <w:pStyle w:val="Compact"/>
         <w:numPr>
           <w:ilvl w:val="0"/>
-          <w:numId w:val="1072"/>
+          <w:numId w:val="1073"/>
         </w:numPr>
       </w:pPr>
       <w:r>
@@ -6153,7 +6411,7 @@
         <w:pStyle w:val="Compact"/>
         <w:numPr>
           <w:ilvl w:val="0"/>
-          <w:numId w:val="1072"/>
+          <w:numId w:val="1073"/>
         </w:numPr>
       </w:pPr>
       <w:r>
@@ -6165,7 +6423,7 @@
         <w:pStyle w:val="Compact"/>
         <w:numPr>
           <w:ilvl w:val="1"/>
-          <w:numId w:val="1073"/>
+          <w:numId w:val="1074"/>
         </w:numPr>
       </w:pPr>
       <w:r>
@@ -6177,7 +6435,7 @@
         <w:pStyle w:val="Compact"/>
         <w:numPr>
           <w:ilvl w:val="1"/>
-          <w:numId w:val="1073"/>
+          <w:numId w:val="1074"/>
         </w:numPr>
       </w:pPr>
       <w:r>
@@ -6189,21 +6447,21 @@
         <w:pStyle w:val="Compact"/>
         <w:numPr>
           <w:ilvl w:val="1"/>
-          <w:numId w:val="1073"/>
+          <w:numId w:val="1074"/>
         </w:numPr>
       </w:pPr>
       <w:r>
         <w:t xml:space="preserve">Prevents loss of muscle strength</w:t>
       </w:r>
     </w:p>
-    <w:bookmarkEnd w:id="141"/>
-    <w:bookmarkStart w:id="142" w:name="jejunostomy-feeds"/>
-    <w:p>
-      <w:pPr>
-        <w:pStyle w:val="Heading2"/>
-      </w:pPr>
-      <w:r>
-        <w:t xml:space="preserve">89 Jejunostomy Feeds</w:t>
+    <w:bookmarkEnd w:id="154"/>
+    <w:bookmarkStart w:id="155" w:name="jejunostomy-feeds"/>
+    <w:p>
+      <w:pPr>
+        <w:pStyle w:val="Heading2"/>
+      </w:pPr>
+      <w:r>
+        <w:t xml:space="preserve">93 Jejunostomy Feeds</w:t>
       </w:r>
     </w:p>
     <w:p>
@@ -6219,7 +6477,7 @@
         <w:pStyle w:val="Compact"/>
         <w:numPr>
           <w:ilvl w:val="0"/>
-          <w:numId w:val="1074"/>
+          <w:numId w:val="1075"/>
         </w:numPr>
       </w:pPr>
       <w:r>
@@ -6231,7 +6489,7 @@
         <w:pStyle w:val="Compact"/>
         <w:numPr>
           <w:ilvl w:val="0"/>
-          <w:numId w:val="1074"/>
+          <w:numId w:val="1075"/>
         </w:numPr>
       </w:pPr>
       <w:r>
@@ -6251,7 +6509,7 @@
         <w:pStyle w:val="Compact"/>
         <w:numPr>
           <w:ilvl w:val="0"/>
-          <w:numId w:val="1075"/>
+          <w:numId w:val="1076"/>
         </w:numPr>
       </w:pPr>
       <w:r>
@@ -6263,39 +6521,49 @@
         <w:pStyle w:val="Compact"/>
         <w:numPr>
           <w:ilvl w:val="0"/>
-          <w:numId w:val="1075"/>
+          <w:numId w:val="1076"/>
         </w:numPr>
       </w:pPr>
       <w:r>
         <w:t xml:space="preserve">Important to prevent dehydration</w:t>
       </w:r>
     </w:p>
-    <w:bookmarkEnd w:id="142"/>
-    <w:bookmarkStart w:id="143" w:name="jejunostomy-tube-1"/>
-    <w:p>
-      <w:pPr>
-        <w:pStyle w:val="Heading2"/>
-      </w:pPr>
-      <w:r>
-        <w:t xml:space="preserve">90 Jejunostomy Tube</w:t>
-      </w:r>
-    </w:p>
-    <w:bookmarkEnd w:id="143"/>
-    <w:bookmarkStart w:id="144" w:name="jejunostomy-typical-regimen-1"/>
-    <w:p>
-      <w:pPr>
-        <w:pStyle w:val="Heading2"/>
-      </w:pPr>
-      <w:r>
-        <w:t xml:space="preserve">91 Jejunostomy Typical Regimen</w:t>
-      </w:r>
-    </w:p>
-    <w:p>
-      <w:pPr>
-        <w:pStyle w:val="Compact"/>
-        <w:numPr>
-          <w:ilvl w:val="0"/>
-          <w:numId w:val="1076"/>
+    <w:bookmarkEnd w:id="155"/>
+    <w:bookmarkStart w:id="156" w:name="jejunostomy-tube-1"/>
+    <w:p>
+      <w:pPr>
+        <w:pStyle w:val="Heading2"/>
+      </w:pPr>
+      <w:r>
+        <w:t xml:space="preserve">94 Jejunostomy Tube</w:t>
+      </w:r>
+    </w:p>
+    <w:bookmarkEnd w:id="156"/>
+    <w:bookmarkStart w:id="157" w:name="jejunostomy-feeding-pump-1"/>
+    <w:p>
+      <w:pPr>
+        <w:pStyle w:val="Heading2"/>
+      </w:pPr>
+      <w:r>
+        <w:t xml:space="preserve">95 Jejunostomy Feeding Pump</w:t>
+      </w:r>
+    </w:p>
+    <w:bookmarkEnd w:id="157"/>
+    <w:bookmarkStart w:id="158" w:name="jejunostomy-typical-regimen-1"/>
+    <w:p>
+      <w:pPr>
+        <w:pStyle w:val="Heading2"/>
+      </w:pPr>
+      <w:r>
+        <w:t xml:space="preserve">96 Jejunostomy Typical Regimen</w:t>
+      </w:r>
+    </w:p>
+    <w:p>
+      <w:pPr>
+        <w:pStyle w:val="Compact"/>
+        <w:numPr>
+          <w:ilvl w:val="0"/>
+          <w:numId w:val="1077"/>
         </w:numPr>
       </w:pPr>
       <w:r>
@@ -6307,11 +6575,185 @@
         <w:pStyle w:val="Compact"/>
         <w:numPr>
           <w:ilvl w:val="1"/>
+          <w:numId w:val="1078"/>
+        </w:numPr>
+      </w:pPr>
+      <w:r>
+        <w:t xml:space="preserve">Men: 75mL/hour x 16 hours = 5 cartons</w:t>
+      </w:r>
+    </w:p>
+    <w:p>
+      <w:pPr>
+        <w:pStyle w:val="Compact"/>
+        <w:numPr>
+          <w:ilvl w:val="1"/>
+          <w:numId w:val="1078"/>
+        </w:numPr>
+      </w:pPr>
+      <w:r>
+        <w:t xml:space="preserve">Women: 60mL/hour x 16 hours = 4 cartons</w:t>
+      </w:r>
+    </w:p>
+    <w:p>
+      <w:pPr>
+        <w:pStyle w:val="Compact"/>
+        <w:numPr>
+          <w:ilvl w:val="0"/>
           <w:numId w:val="1077"/>
         </w:numPr>
       </w:pPr>
       <w:r>
-        <w:t xml:space="preserve">Men: 75mL/hour x 16 hours = 5 cartons</w:t>
+        <w:t xml:space="preserve">Water 240ml (8oz) via syringe 4x/day</w:t>
+      </w:r>
+    </w:p>
+    <w:p>
+      <w:pPr>
+        <w:pStyle w:val="FirstParagraph"/>
+      </w:pPr>
+      <w:r>
+        <w:t xml:space="preserve">Hospital nurses will teach use of the feeding tube</w:t>
+      </w:r>
+    </w:p>
+    <w:bookmarkEnd w:id="158"/>
+    <w:bookmarkStart w:id="159" w:name="jejunostomy-feeds-with-diabetes-1"/>
+    <w:p>
+      <w:pPr>
+        <w:pStyle w:val="Heading2"/>
+      </w:pPr>
+      <w:r>
+        <w:t xml:space="preserve">97 Jejunostomy Feeds with Diabetes</w:t>
+      </w:r>
+    </w:p>
+    <w:p>
+      <w:pPr>
+        <w:pStyle w:val="FirstParagraph"/>
+      </w:pPr>
+      <w:r>
+        <w:t xml:space="preserve">Jejunostomy feedings elevate blood sugars</w:t>
+      </w:r>
+    </w:p>
+    <w:p>
+      <w:pPr>
+        <w:pStyle w:val="Compact"/>
+        <w:numPr>
+          <w:ilvl w:val="0"/>
+          <w:numId w:val="1079"/>
+        </w:numPr>
+      </w:pPr>
+      <w:r>
+        <w:t xml:space="preserve">Insulin may be required along with feeds</w:t>
+      </w:r>
+    </w:p>
+    <w:p>
+      <w:pPr>
+        <w:pStyle w:val="FirstParagraph"/>
+      </w:pPr>
+      <w:r>
+        <w:t xml:space="preserve">Typical Pattern for tube feeds</w:t>
+      </w:r>
+    </w:p>
+    <w:p>
+      <w:pPr>
+        <w:pStyle w:val="Compact"/>
+        <w:numPr>
+          <w:ilvl w:val="0"/>
+          <w:numId w:val="1080"/>
+        </w:numPr>
+      </w:pPr>
+      <w:r>
+        <w:t xml:space="preserve">Feeds run via pump from 6pm to 10am</w:t>
+      </w:r>
+    </w:p>
+    <w:p>
+      <w:pPr>
+        <w:pStyle w:val="Compact"/>
+        <w:numPr>
+          <w:ilvl w:val="0"/>
+          <w:numId w:val="1080"/>
+        </w:numPr>
+      </w:pPr>
+      <w:r>
+        <w:t xml:space="preserve">Insulin at 6pm (70/30 insulin)</w:t>
+      </w:r>
+    </w:p>
+    <w:p>
+      <w:pPr>
+        <w:pStyle w:val="Compact"/>
+        <w:numPr>
+          <w:ilvl w:val="0"/>
+          <w:numId w:val="1080"/>
+        </w:numPr>
+      </w:pPr>
+      <w:r>
+        <w:t xml:space="preserve">Insulin at Midnight (70/30 insulin)</w:t>
+      </w:r>
+    </w:p>
+    <w:p>
+      <w:pPr>
+        <w:pStyle w:val="Compact"/>
+        <w:numPr>
+          <w:ilvl w:val="0"/>
+          <w:numId w:val="1080"/>
+        </w:numPr>
+      </w:pPr>
+      <w:r>
+        <w:t xml:space="preserve">No insulin if tube feedings are not run</w:t>
+      </w:r>
+    </w:p>
+    <w:bookmarkEnd w:id="159"/>
+    <w:bookmarkStart w:id="160" w:name="jejunostomy-video-1"/>
+    <w:p>
+      <w:pPr>
+        <w:pStyle w:val="Heading2"/>
+      </w:pPr>
+      <w:r>
+        <w:t xml:space="preserve">98 Jejunostomy Video</w:t>
+      </w:r>
+    </w:p>
+    <w:bookmarkEnd w:id="160"/>
+    <w:bookmarkStart w:id="161" w:name="activity-after-surgery"/>
+    <w:p>
+      <w:pPr>
+        <w:pStyle w:val="Heading2"/>
+      </w:pPr>
+      <w:r>
+        <w:t xml:space="preserve">99 Activity after Surgery</w:t>
+      </w:r>
+    </w:p>
+    <w:p>
+      <w:pPr>
+        <w:pStyle w:val="Compact"/>
+        <w:numPr>
+          <w:ilvl w:val="0"/>
+          <w:numId w:val="1081"/>
+        </w:numPr>
+      </w:pPr>
+      <w:r>
+        <w:t xml:space="preserve">Up in chair most of the day</w:t>
+      </w:r>
+    </w:p>
+    <w:p>
+      <w:pPr>
+        <w:pStyle w:val="Compact"/>
+        <w:numPr>
+          <w:ilvl w:val="0"/>
+          <w:numId w:val="1081"/>
+        </w:numPr>
+      </w:pPr>
+      <w:r>
+        <w:t xml:space="preserve">Walking with help from nurse/Physical Therapist</w:t>
+      </w:r>
+    </w:p>
+    <w:p>
+      <w:pPr>
+        <w:pStyle w:val="Compact"/>
+        <w:numPr>
+          <w:ilvl w:val="0"/>
+          <w:numId w:val="1081"/>
+        </w:numPr>
+      </w:pPr>
+      <w:r>
+        <w:t xml:space="preserve">Goals:</w:t>
       </w:r>
     </w:p>
     <w:p>
@@ -6319,173 +6761,11 @@
         <w:pStyle w:val="Compact"/>
         <w:numPr>
           <w:ilvl w:val="1"/>
-          <w:numId w:val="1077"/>
-        </w:numPr>
-      </w:pPr>
-      <w:r>
-        <w:t xml:space="preserve">Women: 60mL/hour x 16 hours = 4 cartons</w:t>
-      </w:r>
-    </w:p>
-    <w:p>
-      <w:pPr>
-        <w:pStyle w:val="Compact"/>
-        <w:numPr>
-          <w:ilvl w:val="0"/>
-          <w:numId w:val="1076"/>
-        </w:numPr>
-      </w:pPr>
-      <w:r>
-        <w:t xml:space="preserve">Water 240ml (8oz) via syringe 4x/day</w:t>
-      </w:r>
-    </w:p>
-    <w:p>
-      <w:pPr>
-        <w:pStyle w:val="FirstParagraph"/>
-      </w:pPr>
-      <w:r>
-        <w:t xml:space="preserve">Hospital nurses will teach use of the feeding tube</w:t>
-      </w:r>
-    </w:p>
-    <w:bookmarkEnd w:id="144"/>
-    <w:bookmarkStart w:id="145" w:name="jejunostomy-feeds-with-diabetes-1"/>
-    <w:p>
-      <w:pPr>
-        <w:pStyle w:val="Heading2"/>
-      </w:pPr>
-      <w:r>
-        <w:t xml:space="preserve">92 Jejunostomy Feeds with Diabetes</w:t>
-      </w:r>
-    </w:p>
-    <w:p>
-      <w:pPr>
-        <w:pStyle w:val="FirstParagraph"/>
-      </w:pPr>
-      <w:r>
-        <w:t xml:space="preserve">Jejunostomy feedings elevate blood sugars</w:t>
-      </w:r>
-    </w:p>
-    <w:p>
-      <w:pPr>
-        <w:pStyle w:val="Compact"/>
-        <w:numPr>
-          <w:ilvl w:val="0"/>
-          <w:numId w:val="1078"/>
-        </w:numPr>
-      </w:pPr>
-      <w:r>
-        <w:t xml:space="preserve">Insulin may be required along with feeds</w:t>
-      </w:r>
-    </w:p>
-    <w:p>
-      <w:pPr>
-        <w:pStyle w:val="FirstParagraph"/>
-      </w:pPr>
-      <w:r>
-        <w:t xml:space="preserve">Typical Pattern for tube feeds</w:t>
-      </w:r>
-    </w:p>
-    <w:p>
-      <w:pPr>
-        <w:pStyle w:val="Compact"/>
-        <w:numPr>
-          <w:ilvl w:val="0"/>
-          <w:numId w:val="1079"/>
-        </w:numPr>
-      </w:pPr>
-      <w:r>
-        <w:t xml:space="preserve">Feeds run via pump from 6pm to 10am</w:t>
-      </w:r>
-    </w:p>
-    <w:p>
-      <w:pPr>
-        <w:pStyle w:val="Compact"/>
-        <w:numPr>
-          <w:ilvl w:val="0"/>
-          <w:numId w:val="1079"/>
-        </w:numPr>
-      </w:pPr>
-      <w:r>
-        <w:t xml:space="preserve">Insulin at 6pm (70/30 insulin)</w:t>
-      </w:r>
-    </w:p>
-    <w:p>
-      <w:pPr>
-        <w:pStyle w:val="Compact"/>
-        <w:numPr>
-          <w:ilvl w:val="0"/>
-          <w:numId w:val="1079"/>
-        </w:numPr>
-      </w:pPr>
-      <w:r>
-        <w:t xml:space="preserve">Insulin at Midnight (70/30 insulin)</w:t>
-      </w:r>
-    </w:p>
-    <w:p>
-      <w:pPr>
-        <w:pStyle w:val="Compact"/>
-        <w:numPr>
-          <w:ilvl w:val="0"/>
-          <w:numId w:val="1079"/>
-        </w:numPr>
-      </w:pPr>
-      <w:r>
-        <w:t xml:space="preserve">No insulin if tube feedings are not run</w:t>
-      </w:r>
-    </w:p>
-    <w:bookmarkEnd w:id="145"/>
-    <w:bookmarkStart w:id="146" w:name="jejunostomy-video-1"/>
-    <w:p>
-      <w:pPr>
-        <w:pStyle w:val="Heading2"/>
-      </w:pPr>
-      <w:r>
-        <w:t xml:space="preserve">93 Jejunostomy Video</w:t>
-      </w:r>
-    </w:p>
-    <w:bookmarkEnd w:id="146"/>
-    <w:bookmarkStart w:id="147" w:name="activity-after-surgery"/>
-    <w:p>
-      <w:pPr>
-        <w:pStyle w:val="Heading2"/>
-      </w:pPr>
-      <w:r>
-        <w:t xml:space="preserve">94 Activity after Surgery</w:t>
-      </w:r>
-    </w:p>
-    <w:p>
-      <w:pPr>
-        <w:pStyle w:val="Compact"/>
-        <w:numPr>
-          <w:ilvl w:val="0"/>
-          <w:numId w:val="1080"/>
-        </w:numPr>
-      </w:pPr>
-      <w:r>
-        <w:t xml:space="preserve">Up in chair most of the day</w:t>
-      </w:r>
-    </w:p>
-    <w:p>
-      <w:pPr>
-        <w:pStyle w:val="Compact"/>
-        <w:numPr>
-          <w:ilvl w:val="0"/>
-          <w:numId w:val="1080"/>
-        </w:numPr>
-      </w:pPr>
-      <w:r>
-        <w:t xml:space="preserve">Walking with help from nurse/Physical Therapist</w:t>
-      </w:r>
-    </w:p>
-    <w:p>
-      <w:pPr>
-        <w:pStyle w:val="Compact"/>
-        <w:numPr>
-          <w:ilvl w:val="0"/>
-          <w:numId w:val="1080"/>
-        </w:numPr>
-      </w:pPr>
-      <w:r>
-        <w:t xml:space="preserve">Goals:</w:t>
+          <w:numId w:val="1082"/>
+        </w:numPr>
+      </w:pPr>
+      <w:r>
+        <w:t xml:space="preserve">Improve lung function</w:t>
       </w:r>
     </w:p>
     <w:p>
@@ -6493,33 +6773,21 @@
         <w:pStyle w:val="Compact"/>
         <w:numPr>
           <w:ilvl w:val="1"/>
-          <w:numId w:val="1081"/>
-        </w:numPr>
-      </w:pPr>
-      <w:r>
-        <w:t xml:space="preserve">Improve lung function</w:t>
-      </w:r>
-    </w:p>
-    <w:p>
-      <w:pPr>
-        <w:pStyle w:val="Compact"/>
-        <w:numPr>
-          <w:ilvl w:val="1"/>
-          <w:numId w:val="1081"/>
+          <w:numId w:val="1082"/>
         </w:numPr>
       </w:pPr>
       <w:r>
         <w:t xml:space="preserve">Prevent muscle loss</w:t>
       </w:r>
     </w:p>
-    <w:bookmarkEnd w:id="147"/>
-    <w:bookmarkStart w:id="148" w:name="nasogastric-ng-tube"/>
-    <w:p>
-      <w:pPr>
-        <w:pStyle w:val="Heading2"/>
-      </w:pPr>
-      <w:r>
-        <w:t xml:space="preserve">95 Nasogastric (NG) Tube</w:t>
+    <w:bookmarkEnd w:id="161"/>
+    <w:bookmarkStart w:id="162" w:name="nasogastric-ng-tube"/>
+    <w:p>
+      <w:pPr>
+        <w:pStyle w:val="Heading2"/>
+      </w:pPr>
+      <w:r>
+        <w:t xml:space="preserve">100 Nasogastric (NG) Tube</w:t>
       </w:r>
     </w:p>
     <w:p>
@@ -6535,7 +6803,7 @@
         <w:pStyle w:val="Compact"/>
         <w:numPr>
           <w:ilvl w:val="0"/>
-          <w:numId w:val="1082"/>
+          <w:numId w:val="1083"/>
         </w:numPr>
       </w:pPr>
       <w:r>
@@ -6547,7 +6815,7 @@
         <w:pStyle w:val="Compact"/>
         <w:numPr>
           <w:ilvl w:val="0"/>
-          <w:numId w:val="1082"/>
+          <w:numId w:val="1083"/>
         </w:numPr>
       </w:pPr>
       <w:r>
@@ -6567,7 +6835,7 @@
         <w:pStyle w:val="Compact"/>
         <w:numPr>
           <w:ilvl w:val="0"/>
-          <w:numId w:val="1083"/>
+          <w:numId w:val="1084"/>
         </w:numPr>
       </w:pPr>
       <w:r>
@@ -6596,21 +6864,21 @@
         <w:pStyle w:val="Compact"/>
         <w:numPr>
           <w:ilvl w:val="0"/>
-          <w:numId w:val="1083"/>
+          <w:numId w:val="1084"/>
         </w:numPr>
       </w:pPr>
       <w:r>
         <w:t xml:space="preserve">Otherwise, X-ray repeated 2-3 days later</w:t>
       </w:r>
     </w:p>
-    <w:bookmarkEnd w:id="148"/>
-    <w:bookmarkStart w:id="149" w:name="swallowing-evaluation"/>
-    <w:p>
-      <w:pPr>
-        <w:pStyle w:val="Heading2"/>
-      </w:pPr>
-      <w:r>
-        <w:t xml:space="preserve">96 Swallowing Evaluation</w:t>
+    <w:bookmarkEnd w:id="162"/>
+    <w:bookmarkStart w:id="163" w:name="swallowing-evaluation"/>
+    <w:p>
+      <w:pPr>
+        <w:pStyle w:val="Heading2"/>
+      </w:pPr>
+      <w:r>
+        <w:t xml:space="preserve">101 Swallowing Evaluation</w:t>
       </w:r>
     </w:p>
     <w:p>
@@ -6634,7 +6902,7 @@
         <w:pStyle w:val="Compact"/>
         <w:numPr>
           <w:ilvl w:val="0"/>
-          <w:numId w:val="1084"/>
+          <w:numId w:val="1085"/>
         </w:numPr>
       </w:pPr>
       <w:r>
@@ -6646,7 +6914,7 @@
         <w:pStyle w:val="Compact"/>
         <w:numPr>
           <w:ilvl w:val="0"/>
-          <w:numId w:val="1084"/>
+          <w:numId w:val="1085"/>
         </w:numPr>
       </w:pPr>
       <w:r>
@@ -6658,7 +6926,7 @@
         <w:pStyle w:val="Compact"/>
         <w:numPr>
           <w:ilvl w:val="0"/>
-          <w:numId w:val="1084"/>
+          <w:numId w:val="1085"/>
         </w:numPr>
       </w:pPr>
       <w:r>
@@ -6682,22 +6950,46 @@
         <w:t xml:space="preserve">liquids started by mouth</w:t>
       </w:r>
     </w:p>
-    <w:bookmarkEnd w:id="149"/>
-    <w:bookmarkStart w:id="150" w:name="jejunostomy-tube-2"/>
-    <w:p>
-      <w:pPr>
-        <w:pStyle w:val="Heading2"/>
-      </w:pPr>
-      <w:r>
-        <w:t xml:space="preserve">97 Jejunostomy tube</w:t>
-      </w:r>
-    </w:p>
-    <w:p>
-      <w:pPr>
-        <w:pStyle w:val="FirstParagraph"/>
-      </w:pPr>
-      <w:r>
-        <w:t xml:space="preserve">Jejunostomy tube bypasses the stomach and injects tube feeding formula directly in to the small intestine (jejunum)</w:t>
+    <w:bookmarkEnd w:id="163"/>
+    <w:bookmarkStart w:id="164" w:name="jejunostomy-feeding"/>
+    <w:p>
+      <w:pPr>
+        <w:pStyle w:val="Heading2"/>
+      </w:pPr>
+      <w:r>
+        <w:t xml:space="preserve">102 Jejunostomy feeding</w:t>
+      </w:r>
+    </w:p>
+    <w:p>
+      <w:pPr>
+        <w:pStyle w:val="Compact"/>
+        <w:numPr>
+          <w:ilvl w:val="0"/>
+          <w:numId w:val="1086"/>
+        </w:numPr>
+      </w:pPr>
+      <w:r>
+        <w:t xml:space="preserve">Start with continuous feeds (24 hours/day)</w:t>
+      </w:r>
+    </w:p>
+    <w:p>
+      <w:pPr>
+        <w:pStyle w:val="Compact"/>
+        <w:numPr>
+          <w:ilvl w:val="0"/>
+          <w:numId w:val="1086"/>
+        </w:numPr>
+      </w:pPr>
+      <w:r>
+        <w:t xml:space="preserve">Convert to nocturnal (night-time): 6pm to 10pm</w:t>
+      </w:r>
+    </w:p>
+    <w:p>
+      <w:pPr>
+        <w:pStyle w:val="FirstParagraph"/>
+      </w:pPr>
+      <w:r>
+        <w:t xml:space="preserve">The feeding bag holds only 4 cartons of feeds - May need to “top off’ bag after a few hours</w:t>
       </w:r>
     </w:p>
     <w:p>
@@ -6705,55 +6997,25 @@
         <w:pStyle w:val="BodyText"/>
       </w:pPr>
       <w:r>
-        <w:t xml:space="preserve">Pump administers the feedings slowly over hours</w:t>
-      </w:r>
-    </w:p>
-    <w:bookmarkEnd w:id="150"/>
-    <w:bookmarkStart w:id="151" w:name="jejunostomy-feeding"/>
-    <w:p>
-      <w:pPr>
-        <w:pStyle w:val="Heading2"/>
-      </w:pPr>
-      <w:r>
-        <w:t xml:space="preserve">98 Jejunostomy feeding</w:t>
-      </w:r>
-    </w:p>
-    <w:p>
-      <w:pPr>
-        <w:pStyle w:val="Compact"/>
-        <w:numPr>
-          <w:ilvl w:val="0"/>
-          <w:numId w:val="1085"/>
-        </w:numPr>
-      </w:pPr>
-      <w:r>
-        <w:t xml:space="preserve">Start with continuous feeds (24 hours/day)</w:t>
-      </w:r>
-    </w:p>
-    <w:p>
-      <w:pPr>
-        <w:pStyle w:val="Compact"/>
-        <w:numPr>
-          <w:ilvl w:val="0"/>
-          <w:numId w:val="1085"/>
-        </w:numPr>
-      </w:pPr>
-      <w:r>
-        <w:t xml:space="preserve">Convert to nocturnal (night-time): 6pm to 10pm</w:t>
-      </w:r>
-    </w:p>
-    <w:p>
-      <w:pPr>
-        <w:pStyle w:val="FirstParagraph"/>
-      </w:pPr>
-      <w:r>
-        <w:t xml:space="preserve">The feeding bag holds only 4 cartons of feeds</w:t>
-      </w:r>
-      <w:r>
-        <w:t xml:space="preserve"> </w:t>
-      </w:r>
-      <w:r>
-        <w:t xml:space="preserve">- May need to “top off’ bag after a few hours</w:t>
+        <w:t xml:space="preserve">Water through the tube - Important to prevent dehydration - 250mL (8 oz) 4 times per day</w:t>
+      </w:r>
+    </w:p>
+    <w:bookmarkEnd w:id="164"/>
+    <w:bookmarkStart w:id="165" w:name="oral-intake-at-home"/>
+    <w:p>
+      <w:pPr>
+        <w:pStyle w:val="Heading2"/>
+      </w:pPr>
+      <w:r>
+        <w:t xml:space="preserve">103 Oral Intake at Home</w:t>
+      </w:r>
+    </w:p>
+    <w:p>
+      <w:pPr>
+        <w:pStyle w:val="FirstParagraph"/>
+      </w:pPr>
+      <w:r>
+        <w:t xml:space="preserve">Most are taking protein shakes when they go home</w:t>
       </w:r>
     </w:p>
     <w:p>
@@ -6761,37 +7023,212 @@
         <w:pStyle w:val="BodyText"/>
       </w:pPr>
       <w:r>
-        <w:t xml:space="preserve">Water through the tube</w:t>
-      </w:r>
-      <w:r>
-        <w:t xml:space="preserve"> </w:t>
-      </w:r>
-      <w:r>
-        <w:t xml:space="preserve">- Important to prevent dehydration</w:t>
-      </w:r>
-      <w:r>
-        <w:t xml:space="preserve"> </w:t>
-      </w:r>
-      <w:r>
-        <w:t xml:space="preserve">- 250mL (8 oz) 4 times per day</w:t>
-      </w:r>
-    </w:p>
-    <w:bookmarkEnd w:id="151"/>
-    <w:bookmarkStart w:id="152" w:name="oral-intake-at-home"/>
-    <w:p>
-      <w:pPr>
-        <w:pStyle w:val="Heading2"/>
-      </w:pPr>
-      <w:r>
-        <w:t xml:space="preserve">99 Oral Intake at Home</w:t>
-      </w:r>
-    </w:p>
-    <w:p>
-      <w:pPr>
-        <w:pStyle w:val="FirstParagraph"/>
-      </w:pPr>
-      <w:r>
-        <w:t xml:space="preserve">Most are taking protein shakes when they go home</w:t>
+        <w:t xml:space="preserve">Protein shakes are started after tolerating water</w:t>
+      </w:r>
+      <w:r>
+        <w:br/>
+      </w:r>
+    </w:p>
+    <w:p>
+      <w:pPr>
+        <w:pStyle w:val="Compact"/>
+        <w:numPr>
+          <w:ilvl w:val="0"/>
+          <w:numId w:val="1087"/>
+        </w:numPr>
+      </w:pPr>
+      <w:r>
+        <w:t xml:space="preserve">2 oz per hour to start</w:t>
+      </w:r>
+    </w:p>
+    <w:p>
+      <w:pPr>
+        <w:pStyle w:val="Compact"/>
+        <w:numPr>
+          <w:ilvl w:val="0"/>
+          <w:numId w:val="1087"/>
+        </w:numPr>
+      </w:pPr>
+      <w:r>
+        <w:t xml:space="preserve">4 oz per hour if 2oz are tolerated well</w:t>
+      </w:r>
+    </w:p>
+    <w:bookmarkEnd w:id="165"/>
+    <w:bookmarkStart w:id="166" w:name="drains-and-tubes"/>
+    <w:p>
+      <w:pPr>
+        <w:pStyle w:val="Heading2"/>
+      </w:pPr>
+      <w:r>
+        <w:t xml:space="preserve">104 Drains and Tubes</w:t>
+      </w:r>
+    </w:p>
+    <w:p>
+      <w:pPr>
+        <w:pStyle w:val="FirstParagraph"/>
+      </w:pPr>
+      <w:r>
+        <w:t xml:space="preserve">Chest Tube (right side): Removed 4-6 days after surgery (depending upon output) Abdomiaal drains: Removed 4-7 days after surgery Discharge with 1 abdominal drain in 10% of cases Epidural catheter: Removed 4-5 days after surgery Bladder catheter: Removed after epicura catheter removed</w:t>
+      </w:r>
+    </w:p>
+    <w:bookmarkEnd w:id="166"/>
+    <w:bookmarkStart w:id="167" w:name="discharge"/>
+    <w:p>
+      <w:pPr>
+        <w:pStyle w:val="Heading2"/>
+      </w:pPr>
+      <w:r>
+        <w:t xml:space="preserve">105 Discharge</w:t>
+      </w:r>
+    </w:p>
+    <w:p>
+      <w:pPr>
+        <w:pStyle w:val="FirstParagraph"/>
+      </w:pPr>
+      <w:r>
+        <w:t xml:space="preserve">Goal: ready to leave day #7 after surgery</w:t>
+      </w:r>
+    </w:p>
+    <w:p>
+      <w:pPr>
+        <w:pStyle w:val="Compact"/>
+        <w:numPr>
+          <w:ilvl w:val="0"/>
+          <w:numId w:val="1088"/>
+        </w:numPr>
+      </w:pPr>
+      <w:r>
+        <w:t xml:space="preserve">Night-time tube feedings (6pm to 10am)</w:t>
+      </w:r>
+    </w:p>
+    <w:p>
+      <w:pPr>
+        <w:pStyle w:val="Compact"/>
+        <w:numPr>
+          <w:ilvl w:val="0"/>
+          <w:numId w:val="1088"/>
+        </w:numPr>
+      </w:pPr>
+      <w:r>
+        <w:t xml:space="preserve">Nutrition by mouth (90% of patients)</w:t>
+      </w:r>
+    </w:p>
+    <w:p>
+      <w:pPr>
+        <w:pStyle w:val="Compact"/>
+        <w:numPr>
+          <w:ilvl w:val="1"/>
+          <w:numId w:val="1089"/>
+        </w:numPr>
+      </w:pPr>
+      <w:r>
+        <w:t xml:space="preserve">Protein shakes or water 4oz every 2 hours</w:t>
+      </w:r>
+    </w:p>
+    <w:p>
+      <w:pPr>
+        <w:pStyle w:val="Compact"/>
+        <w:numPr>
+          <w:ilvl w:val="0"/>
+          <w:numId w:val="1088"/>
+        </w:numPr>
+      </w:pPr>
+      <w:r>
+        <w:t xml:space="preserve">Water through tube 8oz four times per day</w:t>
+      </w:r>
+    </w:p>
+    <w:p>
+      <w:pPr>
+        <w:pStyle w:val="Compact"/>
+        <w:numPr>
+          <w:ilvl w:val="0"/>
+          <w:numId w:val="1088"/>
+        </w:numPr>
+      </w:pPr>
+      <w:r>
+        <w:t xml:space="preserve">Home care nursing (feeding tube teaching)</w:t>
+      </w:r>
+    </w:p>
+    <w:p>
+      <w:pPr>
+        <w:pStyle w:val="Compact"/>
+        <w:numPr>
+          <w:ilvl w:val="0"/>
+          <w:numId w:val="1088"/>
+        </w:numPr>
+      </w:pPr>
+      <w:r>
+        <w:t xml:space="preserve">Home infusion (tube feeding supplies)</w:t>
+      </w:r>
+    </w:p>
+    <w:bookmarkEnd w:id="167"/>
+    <w:bookmarkStart w:id="168" w:name="nutrition-after-surgery"/>
+    <w:p>
+      <w:pPr>
+        <w:pStyle w:val="Heading2"/>
+      </w:pPr>
+      <w:r>
+        <w:t xml:space="preserve">106 Nutrition after Surgery</w:t>
+      </w:r>
+    </w:p>
+    <w:p>
+      <w:pPr>
+        <w:pStyle w:val="FirstParagraph"/>
+      </w:pPr>
+      <w:r>
+        <w:t xml:space="preserve">At discharge home:</w:t>
+      </w:r>
+    </w:p>
+    <w:p>
+      <w:pPr>
+        <w:pStyle w:val="Compact"/>
+        <w:numPr>
+          <w:ilvl w:val="0"/>
+          <w:numId w:val="1090"/>
+        </w:numPr>
+      </w:pPr>
+      <w:r>
+        <w:t xml:space="preserve">Protein shakes 4oz every 2 hrs</w:t>
+      </w:r>
+    </w:p>
+    <w:p>
+      <w:pPr>
+        <w:pStyle w:val="Compact"/>
+        <w:numPr>
+          <w:ilvl w:val="0"/>
+          <w:numId w:val="1090"/>
+        </w:numPr>
+      </w:pPr>
+      <w:r>
+        <w:t xml:space="preserve">Tube feeds 4-5 cans at night (6pm-10am)</w:t>
+      </w:r>
+    </w:p>
+    <w:p>
+      <w:pPr>
+        <w:pStyle w:val="FirstParagraph"/>
+      </w:pPr>
+      <w:r>
+        <w:t xml:space="preserve">10-12 Days: Increase protein shakes</w:t>
+      </w:r>
+    </w:p>
+    <w:p>
+      <w:pPr>
+        <w:pStyle w:val="Compact"/>
+        <w:numPr>
+          <w:ilvl w:val="0"/>
+          <w:numId w:val="1091"/>
+        </w:numPr>
+      </w:pPr>
+      <w:r>
+        <w:t xml:space="preserve">Tube feeds 3-4 cans at night</w:t>
+      </w:r>
+    </w:p>
+    <w:p>
+      <w:pPr>
+        <w:pStyle w:val="FirstParagraph"/>
+      </w:pPr>
+      <w:r>
+        <w:t xml:space="preserve">Three weeks: Post-esophagectomy Diet</w:t>
       </w:r>
     </w:p>
     <w:p>
@@ -6799,254 +7236,17 @@
         <w:pStyle w:val="BodyText"/>
       </w:pPr>
       <w:r>
-        <w:t xml:space="preserve">Protein shakes are started after tolerating water</w:t>
-      </w:r>
-      <w:r>
-        <w:br/>
-      </w:r>
-    </w:p>
-    <w:p>
-      <w:pPr>
-        <w:pStyle w:val="Compact"/>
-        <w:numPr>
-          <w:ilvl w:val="0"/>
-          <w:numId w:val="1086"/>
-        </w:numPr>
-      </w:pPr>
-      <w:r>
-        <w:t xml:space="preserve">2 oz per hour to start</w:t>
-      </w:r>
-    </w:p>
-    <w:p>
-      <w:pPr>
-        <w:pStyle w:val="Compact"/>
-        <w:numPr>
-          <w:ilvl w:val="0"/>
-          <w:numId w:val="1086"/>
-        </w:numPr>
-      </w:pPr>
-      <w:r>
-        <w:t xml:space="preserve">4 oz per hour if 2oz are tolerated well</w:t>
-      </w:r>
-    </w:p>
-    <w:bookmarkEnd w:id="152"/>
-    <w:bookmarkStart w:id="153" w:name="drains-and-tubes"/>
-    <w:p>
-      <w:pPr>
-        <w:pStyle w:val="Heading2"/>
-      </w:pPr>
-      <w:r>
-        <w:t xml:space="preserve">100 Drains and Tubes</w:t>
-      </w:r>
-    </w:p>
-    <w:p>
-      <w:pPr>
-        <w:pStyle w:val="FirstParagraph"/>
-      </w:pPr>
-      <w:r>
-        <w:t xml:space="preserve">Chest Tube (right side): Removed 4-6 days after surgery (depending upon output)</w:t>
-      </w:r>
-      <w:r>
-        <w:t xml:space="preserve"> </w:t>
-      </w:r>
-      <w:r>
-        <w:t xml:space="preserve">Abdomiaal drains: Removed 4-7 days after surgery</w:t>
-      </w:r>
-      <w:r>
-        <w:t xml:space="preserve"> </w:t>
-      </w:r>
-      <w:r>
-        <w:t xml:space="preserve">Discharge with 1 abdominal drain in 10% of cases</w:t>
-      </w:r>
-      <w:r>
-        <w:t xml:space="preserve"> </w:t>
-      </w:r>
-      <w:r>
-        <w:t xml:space="preserve">Epidural catheter: Removed 4-5 days after surgery</w:t>
-      </w:r>
-      <w:r>
-        <w:t xml:space="preserve"> </w:t>
-      </w:r>
-      <w:r>
-        <w:t xml:space="preserve">Bladder catheter: Removed after epicura catheter removed</w:t>
-      </w:r>
-    </w:p>
-    <w:bookmarkEnd w:id="153"/>
-    <w:bookmarkStart w:id="154" w:name="discharge"/>
-    <w:p>
-      <w:pPr>
-        <w:pStyle w:val="Heading2"/>
-      </w:pPr>
-      <w:r>
-        <w:t xml:space="preserve">101 Discharge</w:t>
-      </w:r>
-    </w:p>
-    <w:p>
-      <w:pPr>
-        <w:pStyle w:val="FirstParagraph"/>
-      </w:pPr>
-      <w:r>
-        <w:t xml:space="preserve">Goal: ready to leave day #7 after surgery</w:t>
-      </w:r>
-    </w:p>
-    <w:p>
-      <w:pPr>
-        <w:pStyle w:val="Compact"/>
-        <w:numPr>
-          <w:ilvl w:val="0"/>
-          <w:numId w:val="1087"/>
-        </w:numPr>
-      </w:pPr>
-      <w:r>
-        <w:t xml:space="preserve">Night-time tube feedings (6pm to 10am)</w:t>
-      </w:r>
-    </w:p>
-    <w:p>
-      <w:pPr>
-        <w:pStyle w:val="Compact"/>
-        <w:numPr>
-          <w:ilvl w:val="0"/>
-          <w:numId w:val="1087"/>
-        </w:numPr>
-      </w:pPr>
-      <w:r>
-        <w:t xml:space="preserve">Nutrition by mouth (90% of patients)</w:t>
-      </w:r>
-    </w:p>
-    <w:p>
-      <w:pPr>
-        <w:pStyle w:val="Compact"/>
-        <w:numPr>
-          <w:ilvl w:val="1"/>
-          <w:numId w:val="1088"/>
-        </w:numPr>
-      </w:pPr>
-      <w:r>
-        <w:t xml:space="preserve">Protein shakes or water 4oz every 2 hours</w:t>
-      </w:r>
-    </w:p>
-    <w:p>
-      <w:pPr>
-        <w:pStyle w:val="Compact"/>
-        <w:numPr>
-          <w:ilvl w:val="0"/>
-          <w:numId w:val="1087"/>
-        </w:numPr>
-      </w:pPr>
-      <w:r>
-        <w:t xml:space="preserve">Water through tube 8oz four times per day</w:t>
-      </w:r>
-    </w:p>
-    <w:p>
-      <w:pPr>
-        <w:pStyle w:val="Compact"/>
-        <w:numPr>
-          <w:ilvl w:val="0"/>
-          <w:numId w:val="1087"/>
-        </w:numPr>
-      </w:pPr>
-      <w:r>
-        <w:t xml:space="preserve">Home care nursing (feeding tube teaching)</w:t>
-      </w:r>
-    </w:p>
-    <w:p>
-      <w:pPr>
-        <w:pStyle w:val="Compact"/>
-        <w:numPr>
-          <w:ilvl w:val="0"/>
-          <w:numId w:val="1087"/>
-        </w:numPr>
-      </w:pPr>
-      <w:r>
-        <w:t xml:space="preserve">Home infusion (tube feeding supplies)</w:t>
-      </w:r>
-    </w:p>
-    <w:bookmarkEnd w:id="154"/>
-    <w:bookmarkStart w:id="155" w:name="nutrition-after-surgery"/>
-    <w:p>
-      <w:pPr>
-        <w:pStyle w:val="Heading2"/>
-      </w:pPr>
-      <w:r>
-        <w:t xml:space="preserve">102 Nutrition after Surgery</w:t>
-      </w:r>
-    </w:p>
-    <w:p>
-      <w:pPr>
-        <w:pStyle w:val="FirstParagraph"/>
-      </w:pPr>
-      <w:r>
-        <w:t xml:space="preserve">At discharge home:</w:t>
-      </w:r>
-    </w:p>
-    <w:p>
-      <w:pPr>
-        <w:pStyle w:val="Compact"/>
-        <w:numPr>
-          <w:ilvl w:val="0"/>
-          <w:numId w:val="1089"/>
-        </w:numPr>
-      </w:pPr>
-      <w:r>
-        <w:t xml:space="preserve">Protein shakes 4oz every 2 hrs</w:t>
-      </w:r>
-    </w:p>
-    <w:p>
-      <w:pPr>
-        <w:pStyle w:val="Compact"/>
-        <w:numPr>
-          <w:ilvl w:val="0"/>
-          <w:numId w:val="1089"/>
-        </w:numPr>
-      </w:pPr>
-      <w:r>
-        <w:t xml:space="preserve">Tube feeds 4-5 cans at night (6pm-10am)</w:t>
-      </w:r>
-    </w:p>
-    <w:p>
-      <w:pPr>
-        <w:pStyle w:val="FirstParagraph"/>
-      </w:pPr>
-      <w:r>
-        <w:t xml:space="preserve">10-12 Days: Increase protein shakes</w:t>
-      </w:r>
-    </w:p>
-    <w:p>
-      <w:pPr>
-        <w:pStyle w:val="Compact"/>
-        <w:numPr>
-          <w:ilvl w:val="0"/>
-          <w:numId w:val="1090"/>
-        </w:numPr>
-      </w:pPr>
-      <w:r>
-        <w:t xml:space="preserve">Tube feeds 3-4 cans at night</w:t>
-      </w:r>
-    </w:p>
-    <w:p>
-      <w:pPr>
-        <w:pStyle w:val="FirstParagraph"/>
-      </w:pPr>
-      <w:r>
-        <w:t xml:space="preserve">Three weeks: Post-esophagectomy Diet</w:t>
-      </w:r>
-    </w:p>
-    <w:p>
-      <w:pPr>
-        <w:pStyle w:val="BodyText"/>
-      </w:pPr>
-      <w:r>
         <w:t xml:space="preserve">8-12 weeks: Remove feeding tube (in office)</w:t>
       </w:r>
     </w:p>
-    <w:bookmarkEnd w:id="155"/>
-    <w:bookmarkStart w:id="156" w:name="X15701f9deabaab366e08b73bd1ea6f1240694c5"/>
-    <w:p>
-      <w:pPr>
-        <w:pStyle w:val="Heading2"/>
-      </w:pPr>
-      <w:r>
-        <w:t xml:space="preserve">103 Transition from Tube Feeds</w:t>
+    <w:bookmarkEnd w:id="168"/>
+    <w:bookmarkStart w:id="169" w:name="X15701f9deabaab366e08b73bd1ea6f1240694c5"/>
+    <w:p>
+      <w:pPr>
+        <w:pStyle w:val="Heading2"/>
+      </w:pPr>
+      <w:r>
+        <w:t xml:space="preserve">107 Transition from Tube Feeds</w:t>
       </w:r>
       <w:r>
         <w:t xml:space="preserve"> </w:t>
@@ -7079,7 +7279,7 @@
         <w:pStyle w:val="Compact"/>
         <w:numPr>
           <w:ilvl w:val="0"/>
-          <w:numId w:val="1091"/>
+          <w:numId w:val="1092"/>
         </w:numPr>
       </w:pPr>
       <w:r>
@@ -7091,7 +7291,7 @@
         <w:pStyle w:val="Compact"/>
         <w:numPr>
           <w:ilvl w:val="0"/>
-          <w:numId w:val="1091"/>
+          <w:numId w:val="1092"/>
         </w:numPr>
       </w:pPr>
       <w:r>
@@ -7103,19 +7303,19 @@
         <w:pStyle w:val="Compact"/>
         <w:numPr>
           <w:ilvl w:val="1"/>
+          <w:numId w:val="1093"/>
+        </w:numPr>
+      </w:pPr>
+      <w:r>
+        <w:t xml:space="preserve">75 grams protein = 5 cartons/night</w:t>
+      </w:r>
+    </w:p>
+    <w:p>
+      <w:pPr>
+        <w:pStyle w:val="Compact"/>
+        <w:numPr>
+          <w:ilvl w:val="0"/>
           <w:numId w:val="1092"/>
-        </w:numPr>
-      </w:pPr>
-      <w:r>
-        <w:t xml:space="preserve">75 grams protein = 5 cartons/night</w:t>
-      </w:r>
-    </w:p>
-    <w:p>
-      <w:pPr>
-        <w:pStyle w:val="Compact"/>
-        <w:numPr>
-          <w:ilvl w:val="0"/>
-          <w:numId w:val="1091"/>
         </w:numPr>
       </w:pPr>
       <w:r>
@@ -7152,29 +7352,29 @@
         <w:pStyle w:val="Compact"/>
         <w:numPr>
           <w:ilvl w:val="0"/>
-          <w:numId w:val="1093"/>
+          <w:numId w:val="1094"/>
         </w:numPr>
       </w:pPr>
       <w:r>
         <w:t xml:space="preserve">Three meals + 2-3 high-protein snacks</w:t>
       </w:r>
     </w:p>
-    <w:bookmarkEnd w:id="156"/>
-    <w:bookmarkStart w:id="157" w:name="post-esophagectomy-diet"/>
-    <w:p>
-      <w:pPr>
-        <w:pStyle w:val="Heading2"/>
-      </w:pPr>
-      <w:r>
-        <w:t xml:space="preserve">104 Post-esophagectomy Diet</w:t>
-      </w:r>
-    </w:p>
-    <w:p>
-      <w:pPr>
-        <w:pStyle w:val="Compact"/>
-        <w:numPr>
-          <w:ilvl w:val="0"/>
-          <w:numId w:val="1094"/>
+    <w:bookmarkEnd w:id="169"/>
+    <w:bookmarkStart w:id="170" w:name="post-esophagectomy-diet"/>
+    <w:p>
+      <w:pPr>
+        <w:pStyle w:val="Heading2"/>
+      </w:pPr>
+      <w:r>
+        <w:t xml:space="preserve">108 Post-esophagectomy Diet</w:t>
+      </w:r>
+    </w:p>
+    <w:p>
+      <w:pPr>
+        <w:pStyle w:val="Compact"/>
+        <w:numPr>
+          <w:ilvl w:val="0"/>
+          <w:numId w:val="1095"/>
         </w:numPr>
       </w:pPr>
       <w:r>
@@ -7186,7 +7386,7 @@
         <w:pStyle w:val="Compact"/>
         <w:numPr>
           <w:ilvl w:val="0"/>
-          <w:numId w:val="1094"/>
+          <w:numId w:val="1095"/>
         </w:numPr>
       </w:pPr>
       <w:r>
@@ -7198,7 +7398,7 @@
         <w:pStyle w:val="Compact"/>
         <w:numPr>
           <w:ilvl w:val="0"/>
-          <w:numId w:val="1094"/>
+          <w:numId w:val="1095"/>
         </w:numPr>
       </w:pPr>
       <w:r>
@@ -7210,7 +7410,7 @@
         <w:pStyle w:val="Compact"/>
         <w:numPr>
           <w:ilvl w:val="0"/>
-          <w:numId w:val="1094"/>
+          <w:numId w:val="1095"/>
         </w:numPr>
       </w:pPr>
       <w:r>
@@ -7222,7 +7422,7 @@
         <w:pStyle w:val="Compact"/>
         <w:numPr>
           <w:ilvl w:val="0"/>
-          <w:numId w:val="1094"/>
+          <w:numId w:val="1095"/>
         </w:numPr>
       </w:pPr>
       <w:r>
@@ -7234,7 +7434,7 @@
         <w:pStyle w:val="Compact"/>
         <w:numPr>
           <w:ilvl w:val="1"/>
-          <w:numId w:val="1095"/>
+          <w:numId w:val="1096"/>
         </w:numPr>
       </w:pPr>
       <w:r>
@@ -7246,7 +7446,7 @@
         <w:pStyle w:val="Compact"/>
         <w:numPr>
           <w:ilvl w:val="1"/>
-          <w:numId w:val="1095"/>
+          <w:numId w:val="1096"/>
         </w:numPr>
       </w:pPr>
       <w:r>
@@ -7258,21 +7458,21 @@
         <w:pStyle w:val="Compact"/>
         <w:numPr>
           <w:ilvl w:val="1"/>
-          <w:numId w:val="1095"/>
+          <w:numId w:val="1096"/>
         </w:numPr>
       </w:pPr>
       <w:r>
         <w:t xml:space="preserve">Avoid eating within 2 hours of bedtime</w:t>
       </w:r>
     </w:p>
-    <w:bookmarkEnd w:id="157"/>
-    <w:bookmarkStart w:id="158" w:name="medicines-at-home---pain"/>
-    <w:p>
-      <w:pPr>
-        <w:pStyle w:val="Heading2"/>
-      </w:pPr>
-      <w:r>
-        <w:t xml:space="preserve">105 Medicines at Home - Pain</w:t>
+    <w:bookmarkEnd w:id="170"/>
+    <w:bookmarkStart w:id="171" w:name="medicines-at-home---pain"/>
+    <w:p>
+      <w:pPr>
+        <w:pStyle w:val="Heading2"/>
+      </w:pPr>
+      <w:r>
+        <w:t xml:space="preserve">109 Medicines at Home - Pain</w:t>
       </w:r>
     </w:p>
     <w:p>
@@ -7304,7 +7504,7 @@
         <w:pStyle w:val="Compact"/>
         <w:numPr>
           <w:ilvl w:val="0"/>
-          <w:numId w:val="1096"/>
+          <w:numId w:val="1097"/>
         </w:numPr>
       </w:pPr>
       <w:r>
@@ -7316,7 +7516,7 @@
         <w:pStyle w:val="Compact"/>
         <w:numPr>
           <w:ilvl w:val="0"/>
-          <w:numId w:val="1096"/>
+          <w:numId w:val="1097"/>
         </w:numPr>
       </w:pPr>
       <w:r>
@@ -7328,7 +7528,7 @@
         <w:pStyle w:val="Compact"/>
         <w:numPr>
           <w:ilvl w:val="0"/>
-          <w:numId w:val="1096"/>
+          <w:numId w:val="1097"/>
         </w:numPr>
       </w:pPr>
       <w:r>
@@ -7340,21 +7540,21 @@
         <w:pStyle w:val="Compact"/>
         <w:numPr>
           <w:ilvl w:val="0"/>
-          <w:numId w:val="1096"/>
+          <w:numId w:val="1097"/>
         </w:numPr>
       </w:pPr>
       <w:r>
         <w:t xml:space="preserve">NO DRIVING WHILE ON OXYCODONE</w:t>
       </w:r>
     </w:p>
-    <w:bookmarkEnd w:id="158"/>
-    <w:bookmarkStart w:id="159" w:name="non-steroidals-anti-inflammatory-nsaid"/>
-    <w:p>
-      <w:pPr>
-        <w:pStyle w:val="Heading2"/>
-      </w:pPr>
-      <w:r>
-        <w:t xml:space="preserve">106 Non-steroidals Anti Inflammatory (NSAID)</w:t>
+    <w:bookmarkEnd w:id="171"/>
+    <w:bookmarkStart w:id="172" w:name="non-steroidals-anti-inflammatory-nsaid"/>
+    <w:p>
+      <w:pPr>
+        <w:pStyle w:val="Heading2"/>
+      </w:pPr>
+      <w:r>
+        <w:t xml:space="preserve">110 Non-steroidals Anti Inflammatory (NSAID)</w:t>
       </w:r>
     </w:p>
     <w:p>
@@ -7370,7 +7570,7 @@
         <w:pStyle w:val="Compact"/>
         <w:numPr>
           <w:ilvl w:val="0"/>
-          <w:numId w:val="1097"/>
+          <w:numId w:val="1098"/>
         </w:numPr>
       </w:pPr>
       <w:r>
@@ -7390,21 +7590,21 @@
         <w:pStyle w:val="Compact"/>
         <w:numPr>
           <w:ilvl w:val="0"/>
-          <w:numId w:val="1098"/>
+          <w:numId w:val="1099"/>
         </w:numPr>
       </w:pPr>
       <w:r>
         <w:t xml:space="preserve">(Can cause permanent scarring at the surgery site)</w:t>
       </w:r>
     </w:p>
-    <w:bookmarkEnd w:id="159"/>
-    <w:bookmarkStart w:id="160" w:name="acid-blockers-proton-pump-inhibitors"/>
-    <w:p>
-      <w:pPr>
-        <w:pStyle w:val="Heading2"/>
-      </w:pPr>
-      <w:r>
-        <w:t xml:space="preserve">107 Acid Blockers = Proton Pump Inhibitors</w:t>
+    <w:bookmarkEnd w:id="172"/>
+    <w:bookmarkStart w:id="173" w:name="acid-blockers-proton-pump-inhibitors"/>
+    <w:p>
+      <w:pPr>
+        <w:pStyle w:val="Heading2"/>
+      </w:pPr>
+      <w:r>
+        <w:t xml:space="preserve">111 Acid Blockers = Proton Pump Inhibitors</w:t>
       </w:r>
     </w:p>
     <w:p>
@@ -7420,7 +7620,7 @@
         <w:pStyle w:val="Compact"/>
         <w:numPr>
           <w:ilvl w:val="0"/>
-          <w:numId w:val="1099"/>
+          <w:numId w:val="1100"/>
         </w:numPr>
       </w:pPr>
       <w:r>
@@ -7432,7 +7632,7 @@
         <w:pStyle w:val="Compact"/>
         <w:numPr>
           <w:ilvl w:val="0"/>
-          <w:numId w:val="1099"/>
+          <w:numId w:val="1100"/>
         </w:numPr>
       </w:pPr>
       <w:r>
@@ -7444,21 +7644,21 @@
         <w:pStyle w:val="Compact"/>
         <w:numPr>
           <w:ilvl w:val="0"/>
-          <w:numId w:val="1099"/>
+          <w:numId w:val="1100"/>
         </w:numPr>
       </w:pPr>
       <w:r>
         <w:t xml:space="preserve">To administer through feeding tube, open capsule and resuspend beads in 60mL (2oz) of water</w:t>
       </w:r>
     </w:p>
-    <w:bookmarkEnd w:id="160"/>
-    <w:bookmarkStart w:id="161" w:name="medicines-at-home"/>
-    <w:p>
-      <w:pPr>
-        <w:pStyle w:val="Heading2"/>
-      </w:pPr>
-      <w:r>
-        <w:t xml:space="preserve">108 Medicines at Home</w:t>
+    <w:bookmarkEnd w:id="173"/>
+    <w:bookmarkStart w:id="174" w:name="medicines-at-home"/>
+    <w:p>
+      <w:pPr>
+        <w:pStyle w:val="Heading2"/>
+      </w:pPr>
+      <w:r>
+        <w:t xml:space="preserve">112 Medicines at Home</w:t>
       </w:r>
     </w:p>
     <w:p>
@@ -7474,7 +7674,7 @@
         <w:pStyle w:val="Compact"/>
         <w:numPr>
           <w:ilvl w:val="0"/>
-          <w:numId w:val="1100"/>
+          <w:numId w:val="1101"/>
         </w:numPr>
       </w:pPr>
       <w:r>
@@ -7486,7 +7686,7 @@
         <w:pStyle w:val="Compact"/>
         <w:numPr>
           <w:ilvl w:val="0"/>
-          <w:numId w:val="1100"/>
+          <w:numId w:val="1101"/>
         </w:numPr>
       </w:pPr>
       <w:r>
@@ -7506,7 +7706,7 @@
         <w:pStyle w:val="Compact"/>
         <w:numPr>
           <w:ilvl w:val="0"/>
-          <w:numId w:val="1101"/>
+          <w:numId w:val="1102"/>
         </w:numPr>
       </w:pPr>
       <w:r>
@@ -7518,7 +7718,7 @@
         <w:pStyle w:val="Compact"/>
         <w:numPr>
           <w:ilvl w:val="0"/>
-          <w:numId w:val="1101"/>
+          <w:numId w:val="1102"/>
         </w:numPr>
       </w:pPr>
       <w:r>
@@ -7530,29 +7730,29 @@
         <w:pStyle w:val="Compact"/>
         <w:numPr>
           <w:ilvl w:val="0"/>
-          <w:numId w:val="1101"/>
+          <w:numId w:val="1102"/>
         </w:numPr>
       </w:pPr>
       <w:r>
         <w:t xml:space="preserve">Will stop within first three months of surgery</w:t>
       </w:r>
     </w:p>
-    <w:bookmarkEnd w:id="161"/>
-    <w:bookmarkStart w:id="162" w:name="metoprolol-beta-blockers"/>
-    <w:p>
-      <w:pPr>
-        <w:pStyle w:val="Heading2"/>
-      </w:pPr>
-      <w:r>
-        <w:t xml:space="preserve">109 Metoprolol = Beta Blockers</w:t>
-      </w:r>
-    </w:p>
-    <w:p>
-      <w:pPr>
-        <w:pStyle w:val="Compact"/>
-        <w:numPr>
-          <w:ilvl w:val="0"/>
-          <w:numId w:val="1102"/>
+    <w:bookmarkEnd w:id="174"/>
+    <w:bookmarkStart w:id="175" w:name="metoprolol-beta-blockers"/>
+    <w:p>
+      <w:pPr>
+        <w:pStyle w:val="Heading2"/>
+      </w:pPr>
+      <w:r>
+        <w:t xml:space="preserve">113 Metoprolol = Beta Blockers</w:t>
+      </w:r>
+    </w:p>
+    <w:p>
+      <w:pPr>
+        <w:pStyle w:val="Compact"/>
+        <w:numPr>
+          <w:ilvl w:val="0"/>
+          <w:numId w:val="1103"/>
         </w:numPr>
       </w:pPr>
       <w:r>
@@ -7567,7 +7767,7 @@
         <w:pStyle w:val="Compact"/>
         <w:numPr>
           <w:ilvl w:val="0"/>
-          <w:numId w:val="1102"/>
+          <w:numId w:val="1103"/>
         </w:numPr>
       </w:pPr>
       <w:r>
@@ -7579,7 +7779,7 @@
         <w:pStyle w:val="Compact"/>
         <w:numPr>
           <w:ilvl w:val="0"/>
-          <w:numId w:val="1102"/>
+          <w:numId w:val="1103"/>
         </w:numPr>
       </w:pPr>
       <w:r>
@@ -7608,7 +7808,7 @@
         <w:pStyle w:val="Compact"/>
         <w:numPr>
           <w:ilvl w:val="0"/>
-          <w:numId w:val="1102"/>
+          <w:numId w:val="1103"/>
         </w:numPr>
       </w:pPr>
       <w:r>
@@ -7632,14 +7832,14 @@
         <w:t xml:space="preserve">return to prior dose and drug after surgery</w:t>
       </w:r>
     </w:p>
-    <w:bookmarkEnd w:id="162"/>
-    <w:bookmarkStart w:id="166" w:name="sleeping-at-home"/>
-    <w:p>
-      <w:pPr>
-        <w:pStyle w:val="Heading2"/>
-      </w:pPr>
-      <w:r>
-        <w:t xml:space="preserve">110 Sleeping at Home</w:t>
+    <w:bookmarkEnd w:id="175"/>
+    <w:bookmarkStart w:id="179" w:name="sleeping-at-home"/>
+    <w:p>
+      <w:pPr>
+        <w:pStyle w:val="Heading2"/>
+      </w:pPr>
+      <w:r>
+        <w:t xml:space="preserve">114 Sleeping at Home</w:t>
       </w:r>
     </w:p>
     <w:p>
@@ -7675,18 +7875,18 @@
           <wp:inline>
             <wp:extent cx="5334000" cy="5334000"/>
             <wp:effectExtent b="0" l="0" r="0" t="0"/>
-            <wp:docPr descr="" title="" id="164" name="Picture"/>
+            <wp:docPr descr="" title="" id="177" name="Picture"/>
             <a:graphic>
               <a:graphicData uri="http://schemas.openxmlformats.org/drawingml/2006/picture">
                 <pic:pic>
                   <pic:nvPicPr>
-                    <pic:cNvPr descr="images/wedge_pillow_comm.jpg" id="165" name="Picture"/>
+                    <pic:cNvPr descr="images/wedge_pillow_comm.jpg" id="178" name="Picture"/>
                     <pic:cNvPicPr>
                       <a:picLocks noChangeArrowheads="1" noChangeAspect="1"/>
                     </pic:cNvPicPr>
                   </pic:nvPicPr>
                   <pic:blipFill>
-                    <a:blip r:embed="rId163"/>
+                    <a:blip r:embed="rId176"/>
                     <a:stretch>
                       <a:fillRect/>
                     </a:stretch>
@@ -7713,14 +7913,14 @@
         </w:drawing>
       </w:r>
     </w:p>
-    <w:bookmarkEnd w:id="166"/>
-    <w:bookmarkStart w:id="167" w:name="X35611bb316b2613f9071605f3026a0a23a88bbf"/>
-    <w:p>
-      <w:pPr>
-        <w:pStyle w:val="Heading2"/>
-      </w:pPr>
-      <w:r>
-        <w:t xml:space="preserve">111 Follow Up Clinic Visit 7-10 days after Discharge</w:t>
+    <w:bookmarkEnd w:id="179"/>
+    <w:bookmarkStart w:id="180" w:name="X35611bb316b2613f9071605f3026a0a23a88bbf"/>
+    <w:p>
+      <w:pPr>
+        <w:pStyle w:val="Heading2"/>
+      </w:pPr>
+      <w:r>
+        <w:t xml:space="preserve">115 Follow Up Clinic Visit 7-10 days after Discharge</w:t>
       </w:r>
     </w:p>
     <w:p>
@@ -7736,7 +7936,7 @@
         <w:pStyle w:val="Compact"/>
         <w:numPr>
           <w:ilvl w:val="0"/>
-          <w:numId w:val="1103"/>
+          <w:numId w:val="1104"/>
         </w:numPr>
       </w:pPr>
       <w:r>
@@ -7748,7 +7948,7 @@
         <w:pStyle w:val="Compact"/>
         <w:numPr>
           <w:ilvl w:val="0"/>
-          <w:numId w:val="1103"/>
+          <w:numId w:val="1104"/>
         </w:numPr>
       </w:pPr>
       <w:r>
@@ -7760,7 +7960,7 @@
         <w:pStyle w:val="Compact"/>
         <w:numPr>
           <w:ilvl w:val="0"/>
-          <w:numId w:val="1103"/>
+          <w:numId w:val="1104"/>
         </w:numPr>
       </w:pPr>
       <w:r>
@@ -7780,7 +7980,7 @@
         <w:pStyle w:val="Compact"/>
         <w:numPr>
           <w:ilvl w:val="0"/>
-          <w:numId w:val="1104"/>
+          <w:numId w:val="1105"/>
         </w:numPr>
       </w:pPr>
       <w:r>
@@ -7792,49 +7992,37 @@
         <w:pStyle w:val="Compact"/>
         <w:numPr>
           <w:ilvl w:val="0"/>
-          <w:numId w:val="1104"/>
+          <w:numId w:val="1105"/>
         </w:numPr>
       </w:pPr>
       <w:r>
         <w:t xml:space="preserve">Advance diet by mouth</w:t>
       </w:r>
     </w:p>
-    <w:bookmarkEnd w:id="167"/>
-    <w:bookmarkStart w:id="168" w:name="adjust-medicines-after-surgery"/>
-    <w:p>
-      <w:pPr>
-        <w:pStyle w:val="Heading2"/>
-      </w:pPr>
-      <w:r>
-        <w:t xml:space="preserve">112 Adjust Medicines after Surgery</w:t>
-      </w:r>
-    </w:p>
-    <w:p>
-      <w:pPr>
-        <w:pStyle w:val="FirstParagraph"/>
-      </w:pPr>
-      <w:r>
-        <w:t xml:space="preserve">Reglan: Discontinue 6 weeks after surgery</w:t>
-      </w:r>
-      <w:r>
-        <w:t xml:space="preserve"> </w:t>
-      </w:r>
-      <w:r>
-        <w:t xml:space="preserve">Remeron: Discontinue 12 weeks after surgery</w:t>
-      </w:r>
-      <w:r>
-        <w:t xml:space="preserve"> </w:t>
-      </w:r>
-      <w:r>
-        <w:t xml:space="preserve">Pain Medicines:</w:t>
-      </w:r>
-    </w:p>
-    <w:p>
-      <w:pPr>
-        <w:pStyle w:val="Compact"/>
-        <w:numPr>
-          <w:ilvl w:val="0"/>
-          <w:numId w:val="1105"/>
+    <w:bookmarkEnd w:id="180"/>
+    <w:bookmarkStart w:id="181" w:name="adjust-medicines-after-surgery"/>
+    <w:p>
+      <w:pPr>
+        <w:pStyle w:val="Heading2"/>
+      </w:pPr>
+      <w:r>
+        <w:t xml:space="preserve">116 Adjust Medicines after Surgery</w:t>
+      </w:r>
+    </w:p>
+    <w:p>
+      <w:pPr>
+        <w:pStyle w:val="FirstParagraph"/>
+      </w:pPr>
+      <w:r>
+        <w:t xml:space="preserve">Reglan: Discontinue 6 weeks after surgery Remeron: Discontinue 12 weeks after surgery Pain Medicines:</w:t>
+      </w:r>
+    </w:p>
+    <w:p>
+      <w:pPr>
+        <w:pStyle w:val="Compact"/>
+        <w:numPr>
+          <w:ilvl w:val="0"/>
+          <w:numId w:val="1106"/>
         </w:numPr>
       </w:pPr>
       <w:r>
@@ -7846,7 +8034,7 @@
         <w:pStyle w:val="Compact"/>
         <w:numPr>
           <w:ilvl w:val="0"/>
-          <w:numId w:val="1105"/>
+          <w:numId w:val="1106"/>
         </w:numPr>
       </w:pPr>
       <w:r>
@@ -7886,14 +8074,14 @@
         <w:t xml:space="preserve">discontinue</w:t>
       </w:r>
     </w:p>
-    <w:bookmarkEnd w:id="168"/>
-    <w:bookmarkStart w:id="169" w:name="second-follow-up-visit"/>
-    <w:p>
-      <w:pPr>
-        <w:pStyle w:val="Heading2"/>
-      </w:pPr>
-      <w:r>
-        <w:t xml:space="preserve">113 Second Follow Up Visit</w:t>
+    <w:bookmarkEnd w:id="181"/>
+    <w:bookmarkStart w:id="182" w:name="second-follow-up-visit"/>
+    <w:p>
+      <w:pPr>
+        <w:pStyle w:val="Heading2"/>
+      </w:pPr>
+      <w:r>
+        <w:t xml:space="preserve">117 Second Follow Up Visit</w:t>
       </w:r>
     </w:p>
     <w:p>
@@ -7909,7 +8097,7 @@
         <w:pStyle w:val="Compact"/>
         <w:numPr>
           <w:ilvl w:val="0"/>
-          <w:numId w:val="1106"/>
+          <w:numId w:val="1107"/>
         </w:numPr>
       </w:pPr>
       <w:r>
@@ -7921,7 +8109,7 @@
         <w:pStyle w:val="Compact"/>
         <w:numPr>
           <w:ilvl w:val="0"/>
-          <w:numId w:val="1106"/>
+          <w:numId w:val="1107"/>
         </w:numPr>
       </w:pPr>
       <w:r>
@@ -7933,7 +8121,7 @@
         <w:pStyle w:val="Compact"/>
         <w:numPr>
           <w:ilvl w:val="0"/>
-          <w:numId w:val="1106"/>
+          <w:numId w:val="1107"/>
         </w:numPr>
       </w:pPr>
       <w:r>
@@ -7945,21 +8133,21 @@
         <w:pStyle w:val="Compact"/>
         <w:numPr>
           <w:ilvl w:val="0"/>
-          <w:numId w:val="1106"/>
+          <w:numId w:val="1107"/>
         </w:numPr>
       </w:pPr>
       <w:r>
         <w:t xml:space="preserve">Evaluate readiness for chemotherapy after surgery (usually 6 weeks)</w:t>
       </w:r>
     </w:p>
-    <w:bookmarkEnd w:id="169"/>
-    <w:bookmarkStart w:id="170" w:name="eating-after-surgery"/>
-    <w:p>
-      <w:pPr>
-        <w:pStyle w:val="Heading2"/>
-      </w:pPr>
-      <w:r>
-        <w:t xml:space="preserve">114 Eating after Surgery</w:t>
+    <w:bookmarkEnd w:id="182"/>
+    <w:bookmarkStart w:id="183" w:name="eating-after-surgery"/>
+    <w:p>
+      <w:pPr>
+        <w:pStyle w:val="Heading2"/>
+      </w:pPr>
+      <w:r>
+        <w:t xml:space="preserve">118 Eating after Surgery</w:t>
       </w:r>
     </w:p>
     <w:p>
@@ -7986,14 +8174,14 @@
         <w:t xml:space="preserve">Jejunostomy removal generally at 8 weeks after surgery</w:t>
       </w:r>
     </w:p>
-    <w:bookmarkEnd w:id="170"/>
-    <w:bookmarkStart w:id="171" w:name="jejunostomy-removal"/>
-    <w:p>
-      <w:pPr>
-        <w:pStyle w:val="Heading2"/>
-      </w:pPr>
-      <w:r>
-        <w:t xml:space="preserve">115 Jejunostomy Removal</w:t>
+    <w:bookmarkEnd w:id="183"/>
+    <w:bookmarkStart w:id="184" w:name="jejunostomy-removal"/>
+    <w:p>
+      <w:pPr>
+        <w:pStyle w:val="Heading2"/>
+      </w:pPr>
+      <w:r>
+        <w:t xml:space="preserve">119 Jejunostomy Removal</w:t>
       </w:r>
     </w:p>
     <w:p>
@@ -8020,14 +8208,14 @@
         <w:t xml:space="preserve">May take 30 minutes and some local anesthetic to loosen up the tube for removal.</w:t>
       </w:r>
     </w:p>
-    <w:bookmarkEnd w:id="171"/>
-    <w:bookmarkStart w:id="172" w:name="nutritional-monitoring-after-surgery"/>
-    <w:p>
-      <w:pPr>
-        <w:pStyle w:val="Heading2"/>
-      </w:pPr>
-      <w:r>
-        <w:t xml:space="preserve">116 Nutritional Monitoring after Surgery</w:t>
+    <w:bookmarkEnd w:id="184"/>
+    <w:bookmarkStart w:id="185" w:name="nutritional-monitoring-after-surgery"/>
+    <w:p>
+      <w:pPr>
+        <w:pStyle w:val="Heading2"/>
+      </w:pPr>
+      <w:r>
+        <w:t xml:space="preserve">120 Nutritional Monitoring after Surgery</w:t>
       </w:r>
     </w:p>
     <w:p>
@@ -8043,7 +8231,7 @@
         <w:pStyle w:val="Compact"/>
         <w:numPr>
           <w:ilvl w:val="0"/>
-          <w:numId w:val="1107"/>
+          <w:numId w:val="1108"/>
         </w:numPr>
       </w:pPr>
       <w:r>
@@ -8055,7 +8243,7 @@
         <w:pStyle w:val="Compact"/>
         <w:numPr>
           <w:ilvl w:val="0"/>
-          <w:numId w:val="1107"/>
+          <w:numId w:val="1108"/>
         </w:numPr>
       </w:pPr>
       <w:r>
@@ -8067,21 +8255,21 @@
         <w:pStyle w:val="Compact"/>
         <w:numPr>
           <w:ilvl w:val="0"/>
-          <w:numId w:val="1107"/>
+          <w:numId w:val="1108"/>
         </w:numPr>
       </w:pPr>
       <w:r>
         <w:t xml:space="preserve">Vitamin D</w:t>
       </w:r>
     </w:p>
-    <w:bookmarkEnd w:id="172"/>
-    <w:bookmarkStart w:id="173" w:name="nutritional-monitoring-after-surgery-1"/>
-    <w:p>
-      <w:pPr>
-        <w:pStyle w:val="Heading2"/>
-      </w:pPr>
-      <w:r>
-        <w:t xml:space="preserve">117 Nutritional Monitoring after Surgery</w:t>
+    <w:bookmarkEnd w:id="185"/>
+    <w:bookmarkStart w:id="186" w:name="nutritional-monitoring-after-surgery-1"/>
+    <w:p>
+      <w:pPr>
+        <w:pStyle w:val="Heading2"/>
+      </w:pPr>
+      <w:r>
+        <w:t xml:space="preserve">121 Nutritional Monitoring after Surgery</w:t>
       </w:r>
     </w:p>
     <w:p>
@@ -8097,7 +8285,7 @@
         <w:pStyle w:val="Compact"/>
         <w:numPr>
           <w:ilvl w:val="0"/>
-          <w:numId w:val="1108"/>
+          <w:numId w:val="1109"/>
         </w:numPr>
       </w:pPr>
       <w:r>
@@ -8109,7 +8297,7 @@
         <w:pStyle w:val="Compact"/>
         <w:numPr>
           <w:ilvl w:val="0"/>
-          <w:numId w:val="1108"/>
+          <w:numId w:val="1109"/>
         </w:numPr>
       </w:pPr>
       <w:r>
@@ -8121,21 +8309,21 @@
         <w:pStyle w:val="Compact"/>
         <w:numPr>
           <w:ilvl w:val="0"/>
-          <w:numId w:val="1108"/>
+          <w:numId w:val="1109"/>
         </w:numPr>
       </w:pPr>
       <w:r>
         <w:t xml:space="preserve">Vitamin D</w:t>
       </w:r>
     </w:p>
-    <w:bookmarkEnd w:id="173"/>
-    <w:bookmarkStart w:id="174" w:name="nutritional-replacements-after-surgery"/>
-    <w:p>
-      <w:pPr>
-        <w:pStyle w:val="Heading2"/>
-      </w:pPr>
-      <w:r>
-        <w:t xml:space="preserve">118 Nutritional Replacements after Surgery</w:t>
+    <w:bookmarkEnd w:id="186"/>
+    <w:bookmarkStart w:id="187" w:name="nutritional-replacements-after-surgery"/>
+    <w:p>
+      <w:pPr>
+        <w:pStyle w:val="Heading2"/>
+      </w:pPr>
+      <w:r>
+        <w:t xml:space="preserve">122 Nutritional Replacements after Surgery</w:t>
       </w:r>
     </w:p>
     <w:p>
@@ -8151,7 +8339,7 @@
         <w:pStyle w:val="Compact"/>
         <w:numPr>
           <w:ilvl w:val="0"/>
-          <w:numId w:val="1109"/>
+          <w:numId w:val="1110"/>
         </w:numPr>
       </w:pPr>
       <w:r>
@@ -8163,7 +8351,7 @@
         <w:pStyle w:val="Compact"/>
         <w:numPr>
           <w:ilvl w:val="0"/>
-          <w:numId w:val="1109"/>
+          <w:numId w:val="1110"/>
         </w:numPr>
       </w:pPr>
       <w:r>
@@ -8175,7 +8363,7 @@
         <w:pStyle w:val="Compact"/>
         <w:numPr>
           <w:ilvl w:val="0"/>
-          <w:numId w:val="1109"/>
+          <w:numId w:val="1110"/>
         </w:numPr>
       </w:pPr>
       <w:r>
@@ -8195,7 +8383,7 @@
         <w:pStyle w:val="Compact"/>
         <w:numPr>
           <w:ilvl w:val="0"/>
-          <w:numId w:val="1110"/>
+          <w:numId w:val="1111"/>
         </w:numPr>
       </w:pPr>
       <w:r>
@@ -8207,21 +8395,21 @@
         <w:pStyle w:val="Compact"/>
         <w:numPr>
           <w:ilvl w:val="0"/>
-          <w:numId w:val="1110"/>
+          <w:numId w:val="1111"/>
         </w:numPr>
       </w:pPr>
       <w:r>
         <w:t xml:space="preserve">Repeat testing in 3-6 months</w:t>
       </w:r>
     </w:p>
-    <w:bookmarkEnd w:id="174"/>
-    <w:bookmarkStart w:id="175" w:name="team-members---physicians"/>
-    <w:p>
-      <w:pPr>
-        <w:pStyle w:val="Heading2"/>
-      </w:pPr>
-      <w:r>
-        <w:t xml:space="preserve">119 Team Members - Physicians</w:t>
+    <w:bookmarkEnd w:id="187"/>
+    <w:bookmarkStart w:id="188" w:name="team-members---physicians"/>
+    <w:p>
+      <w:pPr>
+        <w:pStyle w:val="Heading2"/>
+      </w:pPr>
+      <w:r>
+        <w:t xml:space="preserve">123 Team Members - Physicians</w:t>
       </w:r>
     </w:p>
     <w:p>
@@ -8269,7 +8457,7 @@
         <w:pStyle w:val="Compact"/>
         <w:numPr>
           <w:ilvl w:val="0"/>
-          <w:numId w:val="1111"/>
+          <w:numId w:val="1112"/>
         </w:numPr>
       </w:pPr>
       <w:r>
@@ -8281,7 +8469,7 @@
         <w:pStyle w:val="Compact"/>
         <w:numPr>
           <w:ilvl w:val="0"/>
-          <w:numId w:val="1111"/>
+          <w:numId w:val="1112"/>
         </w:numPr>
       </w:pPr>
       <w:r>
@@ -8293,21 +8481,21 @@
         <w:pStyle w:val="Compact"/>
         <w:numPr>
           <w:ilvl w:val="0"/>
-          <w:numId w:val="1111"/>
+          <w:numId w:val="1112"/>
         </w:numPr>
       </w:pPr>
       <w:r>
         <w:t xml:space="preserve">Michael Roach MD</w:t>
       </w:r>
     </w:p>
-    <w:bookmarkEnd w:id="175"/>
-    <w:bookmarkStart w:id="176" w:name="team-members---support-staff"/>
-    <w:p>
-      <w:pPr>
-        <w:pStyle w:val="Heading2"/>
-      </w:pPr>
-      <w:r>
-        <w:t xml:space="preserve">120 Team Members - Support Staff</w:t>
+    <w:bookmarkEnd w:id="188"/>
+    <w:bookmarkStart w:id="189" w:name="team-members---support-staff"/>
+    <w:p>
+      <w:pPr>
+        <w:pStyle w:val="Heading2"/>
+      </w:pPr>
+      <w:r>
+        <w:t xml:space="preserve">124 Team Members - Support Staff</w:t>
       </w:r>
     </w:p>
     <w:p>
@@ -8339,7 +8527,7 @@
         <w:pStyle w:val="Compact"/>
         <w:numPr>
           <w:ilvl w:val="0"/>
-          <w:numId w:val="1112"/>
+          <w:numId w:val="1113"/>
         </w:numPr>
       </w:pPr>
       <w:r>
@@ -8351,7 +8539,7 @@
         <w:pStyle w:val="Compact"/>
         <w:numPr>
           <w:ilvl w:val="0"/>
-          <w:numId w:val="1112"/>
+          <w:numId w:val="1113"/>
         </w:numPr>
       </w:pPr>
       <w:r>
@@ -8374,7 +8562,7 @@
         <w:t xml:space="preserve">Care Coordinator - Karen Julian-Martinez</w:t>
       </w:r>
     </w:p>
-    <w:bookmarkEnd w:id="176"/>
+    <w:bookmarkEnd w:id="189"/>
     <w:sectPr>
       <w:footnotePr>
         <w:numRestart w:val="eachSect"/>
@@ -8925,6 +9113,9 @@
     <w:abstractNumId w:val="991"/>
   </w:num>
   <w:num w:numId="1112">
+    <w:abstractNumId w:val="991"/>
+  </w:num>
+  <w:num w:numId="1113">
     <w:abstractNumId w:val="991"/>
   </w:num>
 </w:numbering>

--- a/lci_esot3.docx
+++ b/lci_esot3.docx
@@ -3897,7 +3897,7 @@
         </w:numPr>
       </w:pPr>
       <w:r>
-        <w:t xml:space="preserve">Superficial Tumors (T1) not completely removed by endoscopy</w:t>
+        <w:t xml:space="preserve">Superficial Tumors (T1) not removed by endoscopy</w:t>
       </w:r>
     </w:p>
     <w:p>
@@ -3934,6 +3934,16 @@
       </w:pPr>
       <w:r>
         <w:t xml:space="preserve">Aim for surgery within 6 weeks of consultation</w:t>
+      </w:r>
+    </w:p>
+    <w:bookmarkEnd w:id="72"/>
+    <w:bookmarkStart w:id="73" w:name="X192177c047b85ea6fcf8c3307810f7536d0626e"/>
+    <w:p>
+      <w:pPr>
+        <w:pStyle w:val="Heading2"/>
+      </w:pPr>
+      <w:r>
+        <w:t xml:space="preserve">65 Esophagectomy for Cancers of the Esophagus or GE Junction</w:t>
       </w:r>
     </w:p>
     <w:p>
@@ -3958,19 +3968,7 @@
         <w:t xml:space="preserve"> </w:t>
       </w:r>
       <w:r>
-        <w:t xml:space="preserve">Surgery</w:t>
-      </w:r>
-    </w:p>
-    <w:p>
-      <w:pPr>
-        <w:pStyle w:val="Compact"/>
-        <w:numPr>
-          <w:ilvl w:val="0"/>
-          <w:numId w:val="1051"/>
-        </w:numPr>
-      </w:pPr>
-      <w:r>
-        <w:t xml:space="preserve">Locally Advanced (T3 Nx M0)</w:t>
+        <w:t xml:space="preserve">Surgery (T3 Nx M0)</w:t>
       </w:r>
     </w:p>
     <w:p>
@@ -4057,22 +4055,22 @@
         <w:t xml:space="preserve">Chemotherapy: 4-8 weeks</w:t>
       </w:r>
     </w:p>
-    <w:bookmarkEnd w:id="72"/>
-    <w:bookmarkStart w:id="73" w:name="preoperative-visits"/>
-    <w:p>
-      <w:pPr>
-        <w:pStyle w:val="Heading2"/>
-      </w:pPr>
-      <w:r>
-        <w:t xml:space="preserve">65 Preoperative Visits</w:t>
-      </w:r>
-    </w:p>
-    <w:p>
-      <w:pPr>
-        <w:pStyle w:val="FirstParagraph"/>
-      </w:pPr>
-      <w:r>
-        <w:t xml:space="preserve">Medical Oncology - Monitor chemotherapy and side effects</w:t>
+    <w:bookmarkEnd w:id="73"/>
+    <w:bookmarkStart w:id="74" w:name="preoperative-visits"/>
+    <w:p>
+      <w:pPr>
+        <w:pStyle w:val="Heading2"/>
+      </w:pPr>
+      <w:r>
+        <w:t xml:space="preserve">66 Preoperative Visits</w:t>
+      </w:r>
+    </w:p>
+    <w:p>
+      <w:pPr>
+        <w:pStyle w:val="FirstParagraph"/>
+      </w:pPr>
+      <w:r>
+        <w:t xml:space="preserve">Medical Oncology - Monitor chemotherapy</w:t>
       </w:r>
     </w:p>
     <w:p>
@@ -4080,7 +4078,7 @@
         <w:pStyle w:val="BodyText"/>
       </w:pPr>
       <w:r>
-        <w:t xml:space="preserve">Radiation Oncology - Monitor radiation and side effects</w:t>
+        <w:t xml:space="preserve">Radiation Oncology - Monitor radiation</w:t>
       </w:r>
     </w:p>
     <w:p>
@@ -4136,61 +4134,7 @@
         </w:numPr>
       </w:pPr>
       <w:r>
-        <w:t xml:space="preserve">In-person preop visit with Kate Duncan and Liz Koch</w:t>
-      </w:r>
-    </w:p>
-    <w:bookmarkEnd w:id="73"/>
-    <w:bookmarkStart w:id="74" w:name="surgery-for-esophageal-cancer"/>
-    <w:p>
-      <w:pPr>
-        <w:pStyle w:val="Heading2"/>
-      </w:pPr>
-      <w:r>
-        <w:t xml:space="preserve">66 Surgery for Esophageal Cancer</w:t>
-      </w:r>
-    </w:p>
-    <w:p>
-      <w:pPr>
-        <w:pStyle w:val="FirstParagraph"/>
-      </w:pPr>
-      <w:r>
-        <w:t xml:space="preserve">Surgery for esophageal cancer is performed for:</w:t>
-      </w:r>
-    </w:p>
-    <w:p>
-      <w:pPr>
-        <w:pStyle w:val="Compact"/>
-        <w:numPr>
-          <w:ilvl w:val="0"/>
-          <w:numId w:val="1055"/>
-        </w:numPr>
-      </w:pPr>
-      <w:r>
-        <w:t xml:space="preserve">Superficial Tumors (T1) not removed by endoscopy</w:t>
-      </w:r>
-    </w:p>
-    <w:p>
-      <w:pPr>
-        <w:pStyle w:val="Compact"/>
-        <w:numPr>
-          <w:ilvl w:val="0"/>
-          <w:numId w:val="1055"/>
-        </w:numPr>
-      </w:pPr>
-      <w:r>
-        <w:t xml:space="preserve">Localized Tumors (T2 N0 M0)</w:t>
-      </w:r>
-    </w:p>
-    <w:p>
-      <w:pPr>
-        <w:pStyle w:val="Compact"/>
-        <w:numPr>
-          <w:ilvl w:val="0"/>
-          <w:numId w:val="1055"/>
-        </w:numPr>
-      </w:pPr>
-      <w:r>
-        <w:t xml:space="preserve">Locally Advanced (T3 M0) after preop therapy</w:t>
+        <w:t xml:space="preserve">Preop visit with Kate Duncan and Liz Koch</w:t>
       </w:r>
     </w:p>
     <w:bookmarkEnd w:id="74"/>
@@ -4208,7 +4152,7 @@
         <w:pStyle w:val="Compact"/>
         <w:numPr>
           <w:ilvl w:val="0"/>
-          <w:numId w:val="1056"/>
+          <w:numId w:val="1055"/>
         </w:numPr>
       </w:pPr>
       <w:r>
@@ -4220,7 +4164,7 @@
         <w:pStyle w:val="Compact"/>
         <w:numPr>
           <w:ilvl w:val="0"/>
-          <w:numId w:val="1056"/>
+          <w:numId w:val="1055"/>
         </w:numPr>
       </w:pPr>
       <w:r>
@@ -4232,7 +4176,7 @@
         <w:pStyle w:val="Compact"/>
         <w:numPr>
           <w:ilvl w:val="0"/>
-          <w:numId w:val="1056"/>
+          <w:numId w:val="1055"/>
         </w:numPr>
       </w:pPr>
       <w:r>
@@ -4301,7 +4245,7 @@
         <w:pStyle w:val="Compact"/>
         <w:numPr>
           <w:ilvl w:val="0"/>
-          <w:numId w:val="1057"/>
+          <w:numId w:val="1056"/>
         </w:numPr>
       </w:pPr>
       <w:r>
@@ -4313,7 +4257,7 @@
         <w:pStyle w:val="Compact"/>
         <w:numPr>
           <w:ilvl w:val="0"/>
-          <w:numId w:val="1057"/>
+          <w:numId w:val="1056"/>
         </w:numPr>
       </w:pPr>
       <w:r>
@@ -4325,7 +4269,7 @@
         <w:pStyle w:val="Compact"/>
         <w:numPr>
           <w:ilvl w:val="0"/>
-          <w:numId w:val="1057"/>
+          <w:numId w:val="1056"/>
         </w:numPr>
       </w:pPr>
       <w:r>
@@ -4523,66 +4467,13 @@
       </w:r>
     </w:p>
     <w:bookmarkEnd w:id="90"/>
-    <w:bookmarkStart w:id="94" w:name="X81382ef4ca7932abee32956f0984a2bf68ad151"/>
-    <w:p>
-      <w:pPr>
-        <w:pStyle w:val="Heading2"/>
-      </w:pPr>
-      <w:r>
-        <w:t xml:space="preserve">71 Minimally-invasive Ivor Lewis Esophagectomy</w:t>
-      </w:r>
-    </w:p>
-    <w:p>
-      <w:pPr>
-        <w:pStyle w:val="Compact"/>
-        <w:numPr>
-          <w:ilvl w:val="0"/>
-          <w:numId w:val="1058"/>
-        </w:numPr>
-      </w:pPr>
-      <w:r>
-        <w:t xml:space="preserve">Small incisions abdomen and chest</w:t>
-      </w:r>
-    </w:p>
-    <w:p>
-      <w:pPr>
-        <w:pStyle w:val="Compact"/>
-        <w:numPr>
-          <w:ilvl w:val="0"/>
-          <w:numId w:val="1058"/>
-        </w:numPr>
-      </w:pPr>
-      <w:r>
-        <w:t xml:space="preserve">Surgical telescope and instruments</w:t>
-      </w:r>
-    </w:p>
-    <w:p>
-      <w:pPr>
-        <w:pStyle w:val="Compact"/>
-        <w:numPr>
-          <w:ilvl w:val="0"/>
-          <w:numId w:val="1058"/>
-        </w:numPr>
-      </w:pPr>
-      <w:r>
-        <w:t xml:space="preserve">Smaller incisions</w:t>
-      </w:r>
-      <w:r>
-        <w:t xml:space="preserve"> </w:t>
-      </w:r>
-      <m:oMath>
-        <m:r>
-          <m:rPr>
-            <m:sty m:val="p"/>
-          </m:rPr>
-          <m:t>→</m:t>
-        </m:r>
-      </m:oMath>
-      <w:r>
-        <w:t xml:space="preserve"> </w:t>
-      </w:r>
-      <w:r>
-        <w:t xml:space="preserve">faster recovery and less discomfort</w:t>
+    <w:bookmarkStart w:id="99" w:name="ivor-lewis-esophagectomy-1"/>
+    <w:p>
+      <w:pPr>
+        <w:pStyle w:val="Heading2"/>
+      </w:pPr>
+      <w:r>
+        <w:t xml:space="preserve">71 Ivor Lewis esophagectomy</w:t>
       </w:r>
     </w:p>
     <w:p>
@@ -4594,18 +4485,18 @@
           <wp:inline>
             <wp:extent cx="5334000" cy="5481674"/>
             <wp:effectExtent b="0" l="0" r="0" t="0"/>
-            <wp:docPr descr="" title="" id="92" name="Picture"/>
+            <wp:docPr descr="" title="" id="91" name="Picture"/>
             <a:graphic>
               <a:graphicData uri="http://schemas.openxmlformats.org/drawingml/2006/picture">
                 <pic:pic>
                   <pic:nvPicPr>
-                    <pic:cNvPr descr="images/MIE_IvorLewisArtboard.png" id="93" name="Picture"/>
+                    <pic:cNvPr descr="images/Eso_Resection1_ai.png" id="92" name="Picture"/>
                     <pic:cNvPicPr>
                       <a:picLocks noChangeArrowheads="1" noChangeAspect="1"/>
                     </pic:cNvPicPr>
                   </pic:nvPicPr>
                   <pic:blipFill>
-                    <a:blip r:embed="rId91"/>
+                    <a:blip r:embed="rId75"/>
                     <a:stretch>
                       <a:fillRect/>
                     </a:stretch>
@@ -4632,8 +4523,165 @@
         </w:drawing>
       </w:r>
     </w:p>
-    <w:bookmarkEnd w:id="94"/>
-    <w:bookmarkStart w:id="98" w:name="X75dbf077c0c9d51f7e6696f0ae5f82085c4ee39"/>
+    <w:p>
+      <w:pPr>
+        <w:pStyle w:val="BodyText"/>
+      </w:pPr>
+      <w:r>
+        <w:drawing>
+          <wp:inline>
+            <wp:extent cx="5334000" cy="5481674"/>
+            <wp:effectExtent b="0" l="0" r="0" t="0"/>
+            <wp:docPr descr="" title="" id="93" name="Picture"/>
+            <a:graphic>
+              <a:graphicData uri="http://schemas.openxmlformats.org/drawingml/2006/picture">
+                <pic:pic>
+                  <pic:nvPicPr>
+                    <pic:cNvPr descr="images/Eso_Resection2_ai.png" id="94" name="Picture"/>
+                    <pic:cNvPicPr>
+                      <a:picLocks noChangeArrowheads="1" noChangeAspect="1"/>
+                    </pic:cNvPicPr>
+                  </pic:nvPicPr>
+                  <pic:blipFill>
+                    <a:blip r:embed="rId79"/>
+                    <a:stretch>
+                      <a:fillRect/>
+                    </a:stretch>
+                  </pic:blipFill>
+                  <pic:spPr bwMode="auto">
+                    <a:xfrm>
+                      <a:off x="0" y="0"/>
+                      <a:ext cx="5334000" cy="5481674"/>
+                    </a:xfrm>
+                    <a:prstGeom prst="rect">
+                      <a:avLst/>
+                    </a:prstGeom>
+                    <a:noFill/>
+                    <a:ln w="9525">
+                      <a:noFill/>
+                      <a:headEnd/>
+                      <a:tailEnd/>
+                    </a:ln>
+                  </pic:spPr>
+                </pic:pic>
+              </a:graphicData>
+            </a:graphic>
+          </wp:inline>
+        </w:drawing>
+      </w:r>
+    </w:p>
+    <w:p>
+      <w:pPr>
+        <w:pStyle w:val="BodyText"/>
+      </w:pPr>
+      <w:r>
+        <w:drawing>
+          <wp:inline>
+            <wp:extent cx="5334000" cy="5481674"/>
+            <wp:effectExtent b="0" l="0" r="0" t="0"/>
+            <wp:docPr descr="" title="" id="95" name="Picture"/>
+            <a:graphic>
+              <a:graphicData uri="http://schemas.openxmlformats.org/drawingml/2006/picture">
+                <pic:pic>
+                  <pic:nvPicPr>
+                    <pic:cNvPr descr="images/Eso_Resection3_ai.png" id="96" name="Picture"/>
+                    <pic:cNvPicPr>
+                      <a:picLocks noChangeArrowheads="1" noChangeAspect="1"/>
+                    </pic:cNvPicPr>
+                  </pic:nvPicPr>
+                  <pic:blipFill>
+                    <a:blip r:embed="rId83"/>
+                    <a:stretch>
+                      <a:fillRect/>
+                    </a:stretch>
+                  </pic:blipFill>
+                  <pic:spPr bwMode="auto">
+                    <a:xfrm>
+                      <a:off x="0" y="0"/>
+                      <a:ext cx="5334000" cy="5481674"/>
+                    </a:xfrm>
+                    <a:prstGeom prst="rect">
+                      <a:avLst/>
+                    </a:prstGeom>
+                    <a:noFill/>
+                    <a:ln w="9525">
+                      <a:noFill/>
+                      <a:headEnd/>
+                      <a:tailEnd/>
+                    </a:ln>
+                  </pic:spPr>
+                </pic:pic>
+              </a:graphicData>
+            </a:graphic>
+          </wp:inline>
+        </w:drawing>
+      </w:r>
+    </w:p>
+    <w:p>
+      <w:pPr>
+        <w:pStyle w:val="BodyText"/>
+      </w:pPr>
+      <w:r>
+        <w:t xml:space="preserve">:::::</w:t>
+      </w:r>
+    </w:p>
+    <w:p>
+      <w:pPr>
+        <w:pStyle w:val="BodyText"/>
+      </w:pPr>
+      <w:r>
+        <w:drawing>
+          <wp:inline>
+            <wp:extent cx="5334000" cy="5478622"/>
+            <wp:effectExtent b="0" l="0" r="0" t="0"/>
+            <wp:docPr descr="" title="" id="97" name="Picture"/>
+            <a:graphic>
+              <a:graphicData uri="http://schemas.openxmlformats.org/drawingml/2006/picture">
+                <pic:pic>
+                  <pic:nvPicPr>
+                    <pic:cNvPr descr="images/Eso_IvorLewis_Anastomosis.png" id="98" name="Picture"/>
+                    <pic:cNvPicPr>
+                      <a:picLocks noChangeArrowheads="1" noChangeAspect="1"/>
+                    </pic:cNvPicPr>
+                  </pic:nvPicPr>
+                  <pic:blipFill>
+                    <a:blip r:embed="rId87"/>
+                    <a:stretch>
+                      <a:fillRect/>
+                    </a:stretch>
+                  </pic:blipFill>
+                  <pic:spPr bwMode="auto">
+                    <a:xfrm>
+                      <a:off x="0" y="0"/>
+                      <a:ext cx="5334000" cy="5478622"/>
+                    </a:xfrm>
+                    <a:prstGeom prst="rect">
+                      <a:avLst/>
+                    </a:prstGeom>
+                    <a:noFill/>
+                    <a:ln w="9525">
+                      <a:noFill/>
+                      <a:headEnd/>
+                      <a:tailEnd/>
+                    </a:ln>
+                  </pic:spPr>
+                </pic:pic>
+              </a:graphicData>
+            </a:graphic>
+          </wp:inline>
+        </w:drawing>
+      </w:r>
+    </w:p>
+    <w:p>
+      <w:pPr>
+        <w:pStyle w:val="BodyText"/>
+      </w:pPr>
+      <w:r>
+        <w:t xml:space="preserve">:::::</w:t>
+      </w:r>
+    </w:p>
+    <w:bookmarkEnd w:id="99"/>
+    <w:bookmarkStart w:id="112" w:name="X81382ef4ca7932abee32956f0984a2bf68ad151"/>
     <w:p>
       <w:pPr>
         <w:pStyle w:val="Heading2"/>
@@ -4647,7 +4695,7 @@
         <w:pStyle w:val="Compact"/>
         <w:numPr>
           <w:ilvl w:val="0"/>
-          <w:numId w:val="1059"/>
+          <w:numId w:val="1057"/>
         </w:numPr>
       </w:pPr>
       <w:r>
@@ -4659,7 +4707,7 @@
         <w:pStyle w:val="Compact"/>
         <w:numPr>
           <w:ilvl w:val="0"/>
-          <w:numId w:val="1059"/>
+          <w:numId w:val="1057"/>
         </w:numPr>
       </w:pPr>
       <w:r>
@@ -4671,7 +4719,7 @@
         <w:pStyle w:val="Compact"/>
         <w:numPr>
           <w:ilvl w:val="0"/>
-          <w:numId w:val="1059"/>
+          <w:numId w:val="1057"/>
         </w:numPr>
       </w:pPr>
       <w:r>
@@ -4704,18 +4752,18 @@
           <wp:inline>
             <wp:extent cx="2408607" cy="2475067"/>
             <wp:effectExtent b="0" l="0" r="0" t="0"/>
-            <wp:docPr descr="" title="" id="96" name="Picture"/>
+            <wp:docPr descr="" title="" id="101" name="Picture"/>
             <a:graphic>
               <a:graphicData uri="http://schemas.openxmlformats.org/drawingml/2006/picture">
                 <pic:pic>
                   <pic:nvPicPr>
-                    <pic:cNvPr descr="images/RaMIE_incisions.png" id="97" name="Picture"/>
+                    <pic:cNvPr descr="images/RaMIE_incisions.png" id="102" name="Picture"/>
                     <pic:cNvPicPr>
                       <a:picLocks noChangeArrowheads="1" noChangeAspect="1"/>
                     </pic:cNvPicPr>
                   </pic:nvPicPr>
                   <pic:blipFill>
-                    <a:blip r:embed="rId95"/>
+                    <a:blip r:embed="rId100"/>
                     <a:stretch>
                       <a:fillRect/>
                     </a:stretch>
@@ -4742,105 +4790,6 @@
         </w:drawing>
       </w:r>
     </w:p>
-    <w:bookmarkEnd w:id="98"/>
-    <w:bookmarkStart w:id="102" w:name="open-ivor-lewis"/>
-    <w:p>
-      <w:pPr>
-        <w:pStyle w:val="Heading2"/>
-      </w:pPr>
-      <w:r>
-        <w:t xml:space="preserve">73 Open Ivor Lewis</w:t>
-      </w:r>
-    </w:p>
-    <w:p>
-      <w:pPr>
-        <w:pStyle w:val="FirstParagraph"/>
-      </w:pPr>
-      <w:r>
-        <w:t xml:space="preserve">Mininally-invasive approach feasible in 98% of cases</w:t>
-      </w:r>
-    </w:p>
-    <w:p>
-      <w:pPr>
-        <w:pStyle w:val="BodyText"/>
-      </w:pPr>
-      <w:r>
-        <w:t xml:space="preserve">In some cases, an open approach is still necessary (2%)</w:t>
-      </w:r>
-    </w:p>
-    <w:p>
-      <w:pPr>
-        <w:pStyle w:val="BodyText"/>
-      </w:pPr>
-      <w:r>
-        <w:drawing>
-          <wp:inline>
-            <wp:extent cx="5334000" cy="5481674"/>
-            <wp:effectExtent b="0" l="0" r="0" t="0"/>
-            <wp:docPr descr="" title="" id="100" name="Picture"/>
-            <a:graphic>
-              <a:graphicData uri="http://schemas.openxmlformats.org/drawingml/2006/picture">
-                <pic:pic>
-                  <pic:nvPicPr>
-                    <pic:cNvPr descr="images/IvorLewisArtboard.png" id="101" name="Picture"/>
-                    <pic:cNvPicPr>
-                      <a:picLocks noChangeArrowheads="1" noChangeAspect="1"/>
-                    </pic:cNvPicPr>
-                  </pic:nvPicPr>
-                  <pic:blipFill>
-                    <a:blip r:embed="rId99"/>
-                    <a:stretch>
-                      <a:fillRect/>
-                    </a:stretch>
-                  </pic:blipFill>
-                  <pic:spPr bwMode="auto">
-                    <a:xfrm>
-                      <a:off x="0" y="0"/>
-                      <a:ext cx="5334000" cy="5481674"/>
-                    </a:xfrm>
-                    <a:prstGeom prst="rect">
-                      <a:avLst/>
-                    </a:prstGeom>
-                    <a:noFill/>
-                    <a:ln w="9525">
-                      <a:noFill/>
-                      <a:headEnd/>
-                      <a:tailEnd/>
-                    </a:ln>
-                  </pic:spPr>
-                </pic:pic>
-              </a:graphicData>
-            </a:graphic>
-          </wp:inline>
-        </w:drawing>
-      </w:r>
-    </w:p>
-    <w:bookmarkEnd w:id="102"/>
-    <w:bookmarkStart w:id="106" w:name="total-esophagectomy"/>
-    <w:p>
-      <w:pPr>
-        <w:pStyle w:val="Heading2"/>
-      </w:pPr>
-      <w:r>
-        <w:t xml:space="preserve">74 Total Esophagectomy</w:t>
-      </w:r>
-    </w:p>
-    <w:p>
-      <w:pPr>
-        <w:pStyle w:val="FirstParagraph"/>
-      </w:pPr>
-      <w:r>
-        <w:t xml:space="preserve">For patients with tumors in the upper esophagus, we need to remove more of the esophagus</w:t>
-      </w:r>
-    </w:p>
-    <w:p>
-      <w:pPr>
-        <w:pStyle w:val="BodyText"/>
-      </w:pPr>
-      <w:r>
-        <w:t xml:space="preserve">We need to remove the whole esophagus, including the portion in the neck</w:t>
-      </w:r>
-    </w:p>
     <w:p>
       <w:pPr>
         <w:pStyle w:val="BodyText"/>
@@ -4855,7 +4804,7 @@
               <a:graphicData uri="http://schemas.openxmlformats.org/drawingml/2006/picture">
                 <pic:pic>
                   <pic:nvPicPr>
-                    <pic:cNvPr descr="images/Eso_ProxTumorArtboard.png" id="105" name="Picture"/>
+                    <pic:cNvPr descr="images/MIE_IvorLewisArtboard.png" id="105" name="Picture"/>
                     <pic:cNvPicPr>
                       <a:picLocks noChangeArrowheads="1" noChangeAspect="1"/>
                     </pic:cNvPicPr>
@@ -4888,37 +4837,147 @@
         </w:drawing>
       </w:r>
     </w:p>
-    <w:bookmarkEnd w:id="106"/>
-    <w:bookmarkStart w:id="113" w:name="mckeown-esophagectomy"/>
-    <w:p>
-      <w:pPr>
-        <w:pStyle w:val="Heading2"/>
-      </w:pPr>
-      <w:r>
-        <w:t xml:space="preserve">75 McKeown Esophagectomy</w:t>
-      </w:r>
-    </w:p>
-    <w:p>
-      <w:pPr>
-        <w:pStyle w:val="FirstParagraph"/>
+    <w:p>
+      <w:pPr>
+        <w:pStyle w:val="BodyText"/>
       </w:pPr>
       <w:r>
         <w:drawing>
           <wp:inline>
-            <wp:extent cx="5334000" cy="5481674"/>
+            <wp:extent cx="5334000" cy="4000500"/>
             <wp:effectExtent b="0" l="0" r="0" t="0"/>
-            <wp:docPr descr="" title="" id="108" name="Picture"/>
+            <wp:docPr descr="" title="" id="107" name="Picture"/>
             <a:graphic>
               <a:graphicData uri="http://schemas.openxmlformats.org/drawingml/2006/picture">
                 <pic:pic>
                   <pic:nvPicPr>
-                    <pic:cNvPr descr="images/Eso_ResectionTotalArtboard.png" id="109" name="Picture"/>
+                    <pic:cNvPr descr="images/mie_abd.png" id="108" name="Picture"/>
                     <pic:cNvPicPr>
                       <a:picLocks noChangeArrowheads="1" noChangeAspect="1"/>
                     </pic:cNvPicPr>
                   </pic:nvPicPr>
                   <pic:blipFill>
-                    <a:blip r:embed="rId107"/>
+                    <a:blip r:embed="rId106"/>
+                    <a:stretch>
+                      <a:fillRect/>
+                    </a:stretch>
+                  </pic:blipFill>
+                  <pic:spPr bwMode="auto">
+                    <a:xfrm>
+                      <a:off x="0" y="0"/>
+                      <a:ext cx="5334000" cy="4000500"/>
+                    </a:xfrm>
+                    <a:prstGeom prst="rect">
+                      <a:avLst/>
+                    </a:prstGeom>
+                    <a:noFill/>
+                    <a:ln w="9525">
+                      <a:noFill/>
+                      <a:headEnd/>
+                      <a:tailEnd/>
+                    </a:ln>
+                  </pic:spPr>
+                </pic:pic>
+              </a:graphicData>
+            </a:graphic>
+          </wp:inline>
+        </w:drawing>
+      </w:r>
+    </w:p>
+    <w:p>
+      <w:pPr>
+        <w:pStyle w:val="BodyText"/>
+      </w:pPr>
+      <w:r>
+        <w:drawing>
+          <wp:inline>
+            <wp:extent cx="5334000" cy="4000500"/>
+            <wp:effectExtent b="0" l="0" r="0" t="0"/>
+            <wp:docPr descr="" title="" id="110" name="Picture"/>
+            <a:graphic>
+              <a:graphicData uri="http://schemas.openxmlformats.org/drawingml/2006/picture">
+                <pic:pic>
+                  <pic:nvPicPr>
+                    <pic:cNvPr descr="images/mie_chest.png" id="111" name="Picture"/>
+                    <pic:cNvPicPr>
+                      <a:picLocks noChangeArrowheads="1" noChangeAspect="1"/>
+                    </pic:cNvPicPr>
+                  </pic:nvPicPr>
+                  <pic:blipFill>
+                    <a:blip r:embed="rId109"/>
+                    <a:stretch>
+                      <a:fillRect/>
+                    </a:stretch>
+                  </pic:blipFill>
+                  <pic:spPr bwMode="auto">
+                    <a:xfrm>
+                      <a:off x="0" y="0"/>
+                      <a:ext cx="5334000" cy="4000500"/>
+                    </a:xfrm>
+                    <a:prstGeom prst="rect">
+                      <a:avLst/>
+                    </a:prstGeom>
+                    <a:noFill/>
+                    <a:ln w="9525">
+                      <a:noFill/>
+                      <a:headEnd/>
+                      <a:tailEnd/>
+                    </a:ln>
+                  </pic:spPr>
+                </pic:pic>
+              </a:graphicData>
+            </a:graphic>
+          </wp:inline>
+        </w:drawing>
+      </w:r>
+    </w:p>
+    <w:bookmarkEnd w:id="112"/>
+    <w:bookmarkStart w:id="116" w:name="open-ivor-lewis"/>
+    <w:p>
+      <w:pPr>
+        <w:pStyle w:val="Heading2"/>
+      </w:pPr>
+      <w:r>
+        <w:t xml:space="preserve">73 Open Ivor Lewis</w:t>
+      </w:r>
+    </w:p>
+    <w:p>
+      <w:pPr>
+        <w:pStyle w:val="FirstParagraph"/>
+      </w:pPr>
+      <w:r>
+        <w:t xml:space="preserve">Mininally-invasive approach feasible in 98% of cases</w:t>
+      </w:r>
+    </w:p>
+    <w:p>
+      <w:pPr>
+        <w:pStyle w:val="BodyText"/>
+      </w:pPr>
+      <w:r>
+        <w:t xml:space="preserve">In some cases, an open approach is still necessary (2%)</w:t>
+      </w:r>
+    </w:p>
+    <w:p>
+      <w:pPr>
+        <w:pStyle w:val="BodyText"/>
+      </w:pPr>
+      <w:r>
+        <w:drawing>
+          <wp:inline>
+            <wp:extent cx="5334000" cy="5481674"/>
+            <wp:effectExtent b="0" l="0" r="0" t="0"/>
+            <wp:docPr descr="" title="" id="114" name="Picture"/>
+            <a:graphic>
+              <a:graphicData uri="http://schemas.openxmlformats.org/drawingml/2006/picture">
+                <pic:pic>
+                  <pic:nvPicPr>
+                    <pic:cNvPr descr="images/IvorLewisArtboard.png" id="115" name="Picture"/>
+                    <pic:cNvPicPr>
+                      <a:picLocks noChangeArrowheads="1" noChangeAspect="1"/>
+                    </pic:cNvPicPr>
+                  </pic:nvPicPr>
+                  <pic:blipFill>
+                    <a:blip r:embed="rId113"/>
                     <a:stretch>
                       <a:fillRect/>
                     </a:stretch>
@@ -4944,11 +5003,31 @@
           </wp:inline>
         </w:drawing>
       </w:r>
-      <w:r>
-        <w:t xml:space="preserve"> </w:t>
-      </w:r>
-      <w:r>
-        <w:t xml:space="preserve">All of esophagus removed</w:t>
+    </w:p>
+    <w:bookmarkEnd w:id="116"/>
+    <w:bookmarkStart w:id="120" w:name="total-esophagectomy"/>
+    <w:p>
+      <w:pPr>
+        <w:pStyle w:val="Heading2"/>
+      </w:pPr>
+      <w:r>
+        <w:t xml:space="preserve">74 Total Esophagectomy</w:t>
+      </w:r>
+    </w:p>
+    <w:p>
+      <w:pPr>
+        <w:pStyle w:val="FirstParagraph"/>
+      </w:pPr>
+      <w:r>
+        <w:t xml:space="preserve">For patients with tumors in the upper esophagus, we need to remove more of the esophagus</w:t>
+      </w:r>
+    </w:p>
+    <w:p>
+      <w:pPr>
+        <w:pStyle w:val="BodyText"/>
+      </w:pPr>
+      <w:r>
+        <w:t xml:space="preserve">We need to remove the whole esophagus, including the portion in the neck</w:t>
       </w:r>
     </w:p>
     <w:p>
@@ -4960,18 +5039,18 @@
           <wp:inline>
             <wp:extent cx="5334000" cy="5481674"/>
             <wp:effectExtent b="0" l="0" r="0" t="0"/>
-            <wp:docPr descr="" title="" id="111" name="Picture"/>
+            <wp:docPr descr="" title="" id="118" name="Picture"/>
             <a:graphic>
               <a:graphicData uri="http://schemas.openxmlformats.org/drawingml/2006/picture">
                 <pic:pic>
                   <pic:nvPicPr>
-                    <pic:cNvPr descr="images/Eso_MIE_McKeownArtboard.png" id="112" name="Picture"/>
+                    <pic:cNvPr descr="images/Eso_ProxTumorArtboard.png" id="119" name="Picture"/>
                     <pic:cNvPicPr>
                       <a:picLocks noChangeArrowheads="1" noChangeAspect="1"/>
                     </pic:cNvPicPr>
                   </pic:nvPicPr>
                   <pic:blipFill>
-                    <a:blip r:embed="rId110"/>
+                    <a:blip r:embed="rId117"/>
                     <a:stretch>
                       <a:fillRect/>
                     </a:stretch>
@@ -4997,15 +5076,125 @@
           </wp:inline>
         </w:drawing>
       </w:r>
+    </w:p>
+    <w:bookmarkEnd w:id="120"/>
+    <w:bookmarkStart w:id="127" w:name="mckeown-esophagectomy"/>
+    <w:p>
+      <w:pPr>
+        <w:pStyle w:val="Heading2"/>
+      </w:pPr>
+      <w:r>
+        <w:t xml:space="preserve">75 McKeown Esophagectomy</w:t>
+      </w:r>
+    </w:p>
+    <w:p>
+      <w:pPr>
+        <w:pStyle w:val="FirstParagraph"/>
+      </w:pPr>
+      <w:r>
+        <w:drawing>
+          <wp:inline>
+            <wp:extent cx="5334000" cy="5481674"/>
+            <wp:effectExtent b="0" l="0" r="0" t="0"/>
+            <wp:docPr descr="" title="" id="122" name="Picture"/>
+            <a:graphic>
+              <a:graphicData uri="http://schemas.openxmlformats.org/drawingml/2006/picture">
+                <pic:pic>
+                  <pic:nvPicPr>
+                    <pic:cNvPr descr="images/Eso_ResectionTotalArtboard.png" id="123" name="Picture"/>
+                    <pic:cNvPicPr>
+                      <a:picLocks noChangeArrowheads="1" noChangeAspect="1"/>
+                    </pic:cNvPicPr>
+                  </pic:nvPicPr>
+                  <pic:blipFill>
+                    <a:blip r:embed="rId121"/>
+                    <a:stretch>
+                      <a:fillRect/>
+                    </a:stretch>
+                  </pic:blipFill>
+                  <pic:spPr bwMode="auto">
+                    <a:xfrm>
+                      <a:off x="0" y="0"/>
+                      <a:ext cx="5334000" cy="5481674"/>
+                    </a:xfrm>
+                    <a:prstGeom prst="rect">
+                      <a:avLst/>
+                    </a:prstGeom>
+                    <a:noFill/>
+                    <a:ln w="9525">
+                      <a:noFill/>
+                      <a:headEnd/>
+                      <a:tailEnd/>
+                    </a:ln>
+                  </pic:spPr>
+                </pic:pic>
+              </a:graphicData>
+            </a:graphic>
+          </wp:inline>
+        </w:drawing>
+      </w:r>
       <w:r>
         <w:t xml:space="preserve"> </w:t>
       </w:r>
       <w:r>
+        <w:t xml:space="preserve">All of esophagus removed</w:t>
+      </w:r>
+    </w:p>
+    <w:p>
+      <w:pPr>
+        <w:pStyle w:val="BodyText"/>
+      </w:pPr>
+      <w:r>
+        <w:drawing>
+          <wp:inline>
+            <wp:extent cx="5334000" cy="5481674"/>
+            <wp:effectExtent b="0" l="0" r="0" t="0"/>
+            <wp:docPr descr="" title="" id="125" name="Picture"/>
+            <a:graphic>
+              <a:graphicData uri="http://schemas.openxmlformats.org/drawingml/2006/picture">
+                <pic:pic>
+                  <pic:nvPicPr>
+                    <pic:cNvPr descr="images/Eso_MIE_McKeownArtboard.png" id="126" name="Picture"/>
+                    <pic:cNvPicPr>
+                      <a:picLocks noChangeArrowheads="1" noChangeAspect="1"/>
+                    </pic:cNvPicPr>
+                  </pic:nvPicPr>
+                  <pic:blipFill>
+                    <a:blip r:embed="rId124"/>
+                    <a:stretch>
+                      <a:fillRect/>
+                    </a:stretch>
+                  </pic:blipFill>
+                  <pic:spPr bwMode="auto">
+                    <a:xfrm>
+                      <a:off x="0" y="0"/>
+                      <a:ext cx="5334000" cy="5481674"/>
+                    </a:xfrm>
+                    <a:prstGeom prst="rect">
+                      <a:avLst/>
+                    </a:prstGeom>
+                    <a:noFill/>
+                    <a:ln w="9525">
+                      <a:noFill/>
+                      <a:headEnd/>
+                      <a:tailEnd/>
+                    </a:ln>
+                  </pic:spPr>
+                </pic:pic>
+              </a:graphicData>
+            </a:graphic>
+          </wp:inline>
+        </w:drawing>
+      </w:r>
+      <w:r>
+        <w:t xml:space="preserve"> </w:t>
+      </w:r>
+      <w:r>
         <w:t xml:space="preserve">Connection made in the neck</w:t>
       </w:r>
     </w:p>
-    <w:bookmarkEnd w:id="113"/>
-    <w:bookmarkStart w:id="114" w:name="risks-of-esophagectomy"/>
+    <w:bookmarkEnd w:id="127"/>
+    <w:bookmarkStart w:id="128" w:name="risks-of-esophagectomy"/>
     <w:p>
       <w:pPr>
         <w:pStyle w:val="Heading2"/>
@@ -5035,7 +5224,7 @@
         <w:pStyle w:val="Compact"/>
         <w:numPr>
           <w:ilvl w:val="0"/>
-          <w:numId w:val="1060"/>
+          <w:numId w:val="1058"/>
         </w:numPr>
       </w:pPr>
       <w:r>
@@ -5047,15 +5236,15 @@
         <w:pStyle w:val="Compact"/>
         <w:numPr>
           <w:ilvl w:val="0"/>
-          <w:numId w:val="1060"/>
+          <w:numId w:val="1058"/>
         </w:numPr>
       </w:pPr>
       <w:r>
         <w:t xml:space="preserve">Pneumonia</w:t>
       </w:r>
     </w:p>
-    <w:bookmarkEnd w:id="114"/>
-    <w:bookmarkStart w:id="117" w:name="anastomotic-leak"/>
+    <w:bookmarkEnd w:id="128"/>
+    <w:bookmarkStart w:id="131" w:name="anastomotic-leak"/>
     <w:p>
       <w:pPr>
         <w:pStyle w:val="Heading2"/>
@@ -5081,12 +5270,12 @@
           <wp:inline>
             <wp:extent cx="5334000" cy="5478622"/>
             <wp:effectExtent b="0" l="0" r="0" t="0"/>
-            <wp:docPr descr="" title="" id="115" name="Picture"/>
+            <wp:docPr descr="" title="" id="129" name="Picture"/>
             <a:graphic>
               <a:graphicData uri="http://schemas.openxmlformats.org/drawingml/2006/picture">
                 <pic:pic>
                   <pic:nvPicPr>
-                    <pic:cNvPr descr="images/Eso_IvorLewis_Anastomosis.png" id="116" name="Picture"/>
+                    <pic:cNvPr descr="images/Eso_IvorLewis_Anastomosis.png" id="130" name="Picture"/>
                     <pic:cNvPicPr>
                       <a:picLocks noChangeArrowheads="1" noChangeAspect="1"/>
                     </pic:cNvPicPr>
@@ -5119,8 +5308,8 @@
         </w:drawing>
       </w:r>
     </w:p>
-    <w:bookmarkEnd w:id="117"/>
-    <w:bookmarkStart w:id="121" w:name="anastomotic-leak-1"/>
+    <w:bookmarkEnd w:id="131"/>
+    <w:bookmarkStart w:id="135" w:name="anastomotic-leak-1"/>
     <w:p>
       <w:pPr>
         <w:pStyle w:val="Heading2"/>
@@ -5142,7 +5331,7 @@
         <w:pStyle w:val="Compact"/>
         <w:numPr>
           <w:ilvl w:val="0"/>
-          <w:numId w:val="1061"/>
+          <w:numId w:val="1059"/>
         </w:numPr>
       </w:pPr>
       <w:r>
@@ -5154,7 +5343,7 @@
         <w:pStyle w:val="Compact"/>
         <w:numPr>
           <w:ilvl w:val="0"/>
-          <w:numId w:val="1061"/>
+          <w:numId w:val="1059"/>
         </w:numPr>
       </w:pPr>
       <w:r>
@@ -5166,7 +5355,7 @@
         <w:pStyle w:val="Compact"/>
         <w:numPr>
           <w:ilvl w:val="0"/>
-          <w:numId w:val="1061"/>
+          <w:numId w:val="1059"/>
         </w:numPr>
       </w:pPr>
       <w:r>
@@ -5182,18 +5371,18 @@
           <wp:inline>
             <wp:extent cx="5334000" cy="5478622"/>
             <wp:effectExtent b="0" l="0" r="0" t="0"/>
-            <wp:docPr descr="" title="" id="119" name="Picture"/>
+            <wp:docPr descr="" title="" id="133" name="Picture"/>
             <a:graphic>
               <a:graphicData uri="http://schemas.openxmlformats.org/drawingml/2006/picture">
                 <pic:pic>
                   <pic:nvPicPr>
-                    <pic:cNvPr descr="images/Eso_IvorLewis_Leak.png" id="120" name="Picture"/>
+                    <pic:cNvPr descr="images/Eso_IvorLewis_Leak.png" id="134" name="Picture"/>
                     <pic:cNvPicPr>
                       <a:picLocks noChangeArrowheads="1" noChangeAspect="1"/>
                     </pic:cNvPicPr>
                   </pic:nvPicPr>
                   <pic:blipFill>
-                    <a:blip r:embed="rId118"/>
+                    <a:blip r:embed="rId132"/>
                     <a:stretch>
                       <a:fillRect/>
                     </a:stretch>
@@ -5220,8 +5409,8 @@
         </w:drawing>
       </w:r>
     </w:p>
-    <w:bookmarkEnd w:id="121"/>
-    <w:bookmarkStart w:id="124" w:name="anastomotic-leak-2"/>
+    <w:bookmarkEnd w:id="135"/>
+    <w:bookmarkStart w:id="138" w:name="anastomotic-leak-2"/>
     <w:p>
       <w:pPr>
         <w:pStyle w:val="Heading2"/>
@@ -5243,7 +5432,7 @@
         <w:pStyle w:val="Compact"/>
         <w:numPr>
           <w:ilvl w:val="0"/>
-          <w:numId w:val="1062"/>
+          <w:numId w:val="1060"/>
         </w:numPr>
       </w:pPr>
       <w:r>
@@ -5255,7 +5444,7 @@
         <w:pStyle w:val="Compact"/>
         <w:numPr>
           <w:ilvl w:val="0"/>
-          <w:numId w:val="1062"/>
+          <w:numId w:val="1060"/>
         </w:numPr>
       </w:pPr>
       <w:r>
@@ -5267,7 +5456,7 @@
         <w:pStyle w:val="Compact"/>
         <w:numPr>
           <w:ilvl w:val="0"/>
-          <w:numId w:val="1062"/>
+          <w:numId w:val="1060"/>
         </w:numPr>
       </w:pPr>
       <w:r>
@@ -5283,18 +5472,18 @@
           <wp:inline>
             <wp:extent cx="5334000" cy="5478622"/>
             <wp:effectExtent b="0" l="0" r="0" t="0"/>
-            <wp:docPr descr="" title="" id="122" name="Picture"/>
+            <wp:docPr descr="" title="" id="136" name="Picture"/>
             <a:graphic>
               <a:graphicData uri="http://schemas.openxmlformats.org/drawingml/2006/picture">
                 <pic:pic>
                   <pic:nvPicPr>
-                    <pic:cNvPr descr="images/Eso_IvorLewis_Leak.png" id="123" name="Picture"/>
+                    <pic:cNvPr descr="images/Eso_IvorLewis_Leak.png" id="137" name="Picture"/>
                     <pic:cNvPicPr>
                       <a:picLocks noChangeArrowheads="1" noChangeAspect="1"/>
                     </pic:cNvPicPr>
                   </pic:nvPicPr>
                   <pic:blipFill>
-                    <a:blip r:embed="rId118"/>
+                    <a:blip r:embed="rId132"/>
                     <a:stretch>
                       <a:fillRect/>
                     </a:stretch>
@@ -5321,8 +5510,8 @@
         </w:drawing>
       </w:r>
     </w:p>
-    <w:bookmarkEnd w:id="124"/>
-    <w:bookmarkStart w:id="127" w:name="anastomotic-leak-3"/>
+    <w:bookmarkEnd w:id="138"/>
+    <w:bookmarkStart w:id="141" w:name="anastomotic-leak-3"/>
     <w:p>
       <w:pPr>
         <w:pStyle w:val="Heading2"/>
@@ -5344,7 +5533,7 @@
         <w:pStyle w:val="Compact"/>
         <w:numPr>
           <w:ilvl w:val="0"/>
-          <w:numId w:val="1063"/>
+          <w:numId w:val="1061"/>
         </w:numPr>
       </w:pPr>
       <w:r>
@@ -5356,7 +5545,7 @@
         <w:pStyle w:val="Compact"/>
         <w:numPr>
           <w:ilvl w:val="0"/>
-          <w:numId w:val="1063"/>
+          <w:numId w:val="1061"/>
         </w:numPr>
       </w:pPr>
       <w:r>
@@ -5368,7 +5557,7 @@
         <w:pStyle w:val="Compact"/>
         <w:numPr>
           <w:ilvl w:val="0"/>
-          <w:numId w:val="1063"/>
+          <w:numId w:val="1061"/>
         </w:numPr>
       </w:pPr>
       <w:r>
@@ -5384,18 +5573,18 @@
           <wp:inline>
             <wp:extent cx="5334000" cy="5478622"/>
             <wp:effectExtent b="0" l="0" r="0" t="0"/>
-            <wp:docPr descr="" title="" id="125" name="Picture"/>
+            <wp:docPr descr="" title="" id="139" name="Picture"/>
             <a:graphic>
               <a:graphicData uri="http://schemas.openxmlformats.org/drawingml/2006/picture">
                 <pic:pic>
                   <pic:nvPicPr>
-                    <pic:cNvPr descr="images/Eso_IvorLewis_Leak.png" id="126" name="Picture"/>
+                    <pic:cNvPr descr="images/Eso_IvorLewis_Leak.png" id="140" name="Picture"/>
                     <pic:cNvPicPr>
                       <a:picLocks noChangeArrowheads="1" noChangeAspect="1"/>
                     </pic:cNvPicPr>
                   </pic:nvPicPr>
                   <pic:blipFill>
-                    <a:blip r:embed="rId118"/>
+                    <a:blip r:embed="rId132"/>
                     <a:stretch>
                       <a:fillRect/>
                     </a:stretch>
@@ -5422,8 +5611,8 @@
         </w:drawing>
       </w:r>
     </w:p>
-    <w:bookmarkEnd w:id="127"/>
-    <w:bookmarkStart w:id="131" w:name="pneumonia"/>
+    <w:bookmarkEnd w:id="141"/>
+    <w:bookmarkStart w:id="145" w:name="pneumonia"/>
     <w:p>
       <w:pPr>
         <w:pStyle w:val="Heading2"/>
@@ -5436,7 +5625,7 @@
       <w:pPr>
         <w:numPr>
           <w:ilvl w:val="0"/>
-          <w:numId w:val="1064"/>
+          <w:numId w:val="1062"/>
         </w:numPr>
       </w:pPr>
       <w:r>
@@ -5447,7 +5636,7 @@
       <w:pPr>
         <w:numPr>
           <w:ilvl w:val="0"/>
-          <w:numId w:val="1064"/>
+          <w:numId w:val="1062"/>
         </w:numPr>
       </w:pPr>
       <w:r>
@@ -5458,7 +5647,7 @@
       <w:pPr>
         <w:numPr>
           <w:ilvl w:val="0"/>
-          <w:numId w:val="1064"/>
+          <w:numId w:val="1062"/>
         </w:numPr>
       </w:pPr>
       <w:r>
@@ -5474,18 +5663,18 @@
           <wp:inline>
             <wp:extent cx="5334000" cy="5481674"/>
             <wp:effectExtent b="0" l="0" r="0" t="0"/>
-            <wp:docPr descr="" title="" id="129" name="Picture"/>
+            <wp:docPr descr="" title="" id="143" name="Picture"/>
             <a:graphic>
               <a:graphicData uri="http://schemas.openxmlformats.org/drawingml/2006/picture">
                 <pic:pic>
                   <pic:nvPicPr>
-                    <pic:cNvPr descr="images/Eso_LungsArtboard.png" id="130" name="Picture"/>
+                    <pic:cNvPr descr="images/Eso_LungsArtboard.png" id="144" name="Picture"/>
                     <pic:cNvPicPr>
                       <a:picLocks noChangeArrowheads="1" noChangeAspect="1"/>
                     </pic:cNvPicPr>
                   </pic:nvPicPr>
                   <pic:blipFill>
-                    <a:blip r:embed="rId128"/>
+                    <a:blip r:embed="rId142"/>
                     <a:stretch>
                       <a:fillRect/>
                     </a:stretch>
@@ -5512,8 +5701,8 @@
         </w:drawing>
       </w:r>
     </w:p>
-    <w:bookmarkEnd w:id="131"/>
-    <w:bookmarkStart w:id="132" w:name="preventing-pneumonia"/>
+    <w:bookmarkEnd w:id="145"/>
+    <w:bookmarkStart w:id="146" w:name="preventing-pneumonia"/>
     <w:p>
       <w:pPr>
         <w:pStyle w:val="Heading2"/>
@@ -5535,11 +5724,97 @@
         <w:pStyle w:val="Compact"/>
         <w:numPr>
           <w:ilvl w:val="0"/>
+          <w:numId w:val="1063"/>
+        </w:numPr>
+      </w:pPr>
+      <w:r>
+        <w:t xml:space="preserve">Deep breathing</w:t>
+      </w:r>
+    </w:p>
+    <w:p>
+      <w:pPr>
+        <w:pStyle w:val="Compact"/>
+        <w:numPr>
+          <w:ilvl w:val="0"/>
+          <w:numId w:val="1063"/>
+        </w:numPr>
+      </w:pPr>
+      <w:r>
+        <w:t xml:space="preserve">Coughing</w:t>
+      </w:r>
+    </w:p>
+    <w:p>
+      <w:pPr>
+        <w:pStyle w:val="Compact"/>
+        <w:numPr>
+          <w:ilvl w:val="0"/>
+          <w:numId w:val="1063"/>
+        </w:numPr>
+      </w:pPr>
+      <w:r>
+        <w:t xml:space="preserve">Walking</w:t>
+      </w:r>
+    </w:p>
+    <w:p>
+      <w:pPr>
+        <w:pStyle w:val="FirstParagraph"/>
+      </w:pPr>
+      <w:r>
+        <w:t xml:space="preserve">After surgery, this means:</w:t>
+      </w:r>
+    </w:p>
+    <w:p>
+      <w:pPr>
+        <w:pStyle w:val="Compact"/>
+        <w:numPr>
+          <w:ilvl w:val="0"/>
+          <w:numId w:val="1064"/>
+        </w:numPr>
+      </w:pPr>
+      <w:r>
+        <w:t xml:space="preserve">Sitting in a chair most of the day</w:t>
+      </w:r>
+    </w:p>
+    <w:p>
+      <w:pPr>
+        <w:pStyle w:val="Compact"/>
+        <w:numPr>
+          <w:ilvl w:val="0"/>
+          <w:numId w:val="1064"/>
+        </w:numPr>
+      </w:pPr>
+      <w:r>
+        <w:t xml:space="preserve">Walking in the halls as soon as possible</w:t>
+      </w:r>
+    </w:p>
+    <w:bookmarkEnd w:id="146"/>
+    <w:bookmarkStart w:id="147" w:name="risks-of-surgery"/>
+    <w:p>
+      <w:pPr>
+        <w:pStyle w:val="Heading2"/>
+      </w:pPr>
+      <w:r>
+        <w:t xml:space="preserve">83 Risks of Surgery</w:t>
+      </w:r>
+    </w:p>
+    <w:p>
+      <w:pPr>
+        <w:pStyle w:val="FirstParagraph"/>
+      </w:pPr>
+      <w:r>
+        <w:t xml:space="preserve">Risks related to anesthesia</w:t>
+      </w:r>
+    </w:p>
+    <w:p>
+      <w:pPr>
+        <w:pStyle w:val="Compact"/>
+        <w:numPr>
+          <w:ilvl w:val="0"/>
           <w:numId w:val="1065"/>
         </w:numPr>
       </w:pPr>
       <w:r>
-        <w:t xml:space="preserve">Deep breathing</w:t>
+        <w:t xml:space="preserve">Heart attack (5%)</w:t>
       </w:r>
     </w:p>
     <w:p>
@@ -5551,7 +5826,7 @@
         </w:numPr>
       </w:pPr>
       <w:r>
-        <w:t xml:space="preserve">Coughing</w:t>
+        <w:t xml:space="preserve">Irregular heart rhythm (15%)</w:t>
       </w:r>
     </w:p>
     <w:p>
@@ -5563,15 +5838,49 @@
         </w:numPr>
       </w:pPr>
       <w:r>
-        <w:t xml:space="preserve">Walking</w:t>
-      </w:r>
-    </w:p>
-    <w:p>
-      <w:pPr>
-        <w:pStyle w:val="FirstParagraph"/>
-      </w:pPr>
-      <w:r>
-        <w:t xml:space="preserve">After surgery, this means:</w:t>
+        <w:t xml:space="preserve">Pneumonia (10%)</w:t>
+      </w:r>
+    </w:p>
+    <w:p>
+      <w:pPr>
+        <w:pStyle w:val="Compact"/>
+        <w:numPr>
+          <w:ilvl w:val="0"/>
+          <w:numId w:val="1065"/>
+        </w:numPr>
+      </w:pPr>
+      <w:r>
+        <w:t xml:space="preserve">Blood clots in legs (&lt;5%)</w:t>
+      </w:r>
+    </w:p>
+    <w:p>
+      <w:pPr>
+        <w:pStyle w:val="Compact"/>
+        <w:numPr>
+          <w:ilvl w:val="0"/>
+          <w:numId w:val="1065"/>
+        </w:numPr>
+      </w:pPr>
+      <w:r>
+        <w:t xml:space="preserve">Pulmonary embolism (2%)</w:t>
+      </w:r>
+    </w:p>
+    <w:bookmarkEnd w:id="147"/>
+    <w:bookmarkStart w:id="148" w:name="risks-of-surgery-1"/>
+    <w:p>
+      <w:pPr>
+        <w:pStyle w:val="Heading2"/>
+      </w:pPr>
+      <w:r>
+        <w:t xml:space="preserve">84 Risks of Surgery</w:t>
+      </w:r>
+    </w:p>
+    <w:p>
+      <w:pPr>
+        <w:pStyle w:val="FirstParagraph"/>
+      </w:pPr>
+      <w:r>
+        <w:t xml:space="preserve">Risks related to Surgery</w:t>
       </w:r>
     </w:p>
     <w:p>
@@ -5583,7 +5892,7 @@
         </w:numPr>
       </w:pPr>
       <w:r>
-        <w:t xml:space="preserve">Sitting in a chair most of the day</w:t>
+        <w:t xml:space="preserve">Anastomotic leak (5%)</w:t>
       </w:r>
     </w:p>
     <w:p>
@@ -5595,289 +5904,65 @@
         </w:numPr>
       </w:pPr>
       <w:r>
-        <w:t xml:space="preserve">Walking in the halls as soon as possible</w:t>
-      </w:r>
-    </w:p>
-    <w:bookmarkEnd w:id="132"/>
-    <w:bookmarkStart w:id="139" w:name="minimally-invasive-esophagectomy"/>
-    <w:p>
-      <w:pPr>
-        <w:pStyle w:val="Heading2"/>
-      </w:pPr>
-      <w:r>
-        <w:t xml:space="preserve">83 Minimally-invasive Esophagectomy</w:t>
-      </w:r>
-    </w:p>
-    <w:p>
-      <w:pPr>
-        <w:pStyle w:val="FirstParagraph"/>
-      </w:pPr>
-      <w:r>
-        <w:drawing>
-          <wp:inline>
-            <wp:extent cx="5334000" cy="4000500"/>
-            <wp:effectExtent b="0" l="0" r="0" t="0"/>
-            <wp:docPr descr="" title="" id="134" name="Picture"/>
-            <a:graphic>
-              <a:graphicData uri="http://schemas.openxmlformats.org/drawingml/2006/picture">
-                <pic:pic>
-                  <pic:nvPicPr>
-                    <pic:cNvPr descr="images/mie_abd.png" id="135" name="Picture"/>
-                    <pic:cNvPicPr>
-                      <a:picLocks noChangeArrowheads="1" noChangeAspect="1"/>
-                    </pic:cNvPicPr>
-                  </pic:nvPicPr>
-                  <pic:blipFill>
-                    <a:blip r:embed="rId133"/>
-                    <a:stretch>
-                      <a:fillRect/>
-                    </a:stretch>
-                  </pic:blipFill>
-                  <pic:spPr bwMode="auto">
-                    <a:xfrm>
-                      <a:off x="0" y="0"/>
-                      <a:ext cx="5334000" cy="4000500"/>
-                    </a:xfrm>
-                    <a:prstGeom prst="rect">
-                      <a:avLst/>
-                    </a:prstGeom>
-                    <a:noFill/>
-                    <a:ln w="9525">
-                      <a:noFill/>
-                      <a:headEnd/>
-                      <a:tailEnd/>
-                    </a:ln>
-                  </pic:spPr>
-                </pic:pic>
-              </a:graphicData>
-            </a:graphic>
-          </wp:inline>
-        </w:drawing>
-      </w:r>
-    </w:p>
-    <w:p>
-      <w:pPr>
-        <w:pStyle w:val="BodyText"/>
-      </w:pPr>
-      <w:r>
-        <w:drawing>
-          <wp:inline>
-            <wp:extent cx="5334000" cy="4000500"/>
-            <wp:effectExtent b="0" l="0" r="0" t="0"/>
-            <wp:docPr descr="" title="" id="137" name="Picture"/>
-            <a:graphic>
-              <a:graphicData uri="http://schemas.openxmlformats.org/drawingml/2006/picture">
-                <pic:pic>
-                  <pic:nvPicPr>
-                    <pic:cNvPr descr="images/mie_chest.png" id="138" name="Picture"/>
-                    <pic:cNvPicPr>
-                      <a:picLocks noChangeArrowheads="1" noChangeAspect="1"/>
-                    </pic:cNvPicPr>
-                  </pic:nvPicPr>
-                  <pic:blipFill>
-                    <a:blip r:embed="rId136"/>
-                    <a:stretch>
-                      <a:fillRect/>
-                    </a:stretch>
-                  </pic:blipFill>
-                  <pic:spPr bwMode="auto">
-                    <a:xfrm>
-                      <a:off x="0" y="0"/>
-                      <a:ext cx="5334000" cy="4000500"/>
-                    </a:xfrm>
-                    <a:prstGeom prst="rect">
-                      <a:avLst/>
-                    </a:prstGeom>
-                    <a:noFill/>
-                    <a:ln w="9525">
-                      <a:noFill/>
-                      <a:headEnd/>
-                      <a:tailEnd/>
-                    </a:ln>
-                  </pic:spPr>
-                </pic:pic>
-              </a:graphicData>
-            </a:graphic>
-          </wp:inline>
-        </w:drawing>
-      </w:r>
-    </w:p>
-    <w:bookmarkEnd w:id="139"/>
-    <w:bookmarkStart w:id="140" w:name="risks-of-surgery"/>
-    <w:p>
-      <w:pPr>
-        <w:pStyle w:val="Heading2"/>
-      </w:pPr>
-      <w:r>
-        <w:t xml:space="preserve">84 Risks of Surgery</w:t>
-      </w:r>
-    </w:p>
-    <w:p>
-      <w:pPr>
-        <w:pStyle w:val="FirstParagraph"/>
-      </w:pPr>
-      <w:r>
-        <w:t xml:space="preserve">Risks related to anesthesia</w:t>
-      </w:r>
-    </w:p>
-    <w:p>
-      <w:pPr>
-        <w:pStyle w:val="Compact"/>
-        <w:numPr>
-          <w:ilvl w:val="0"/>
+        <w:t xml:space="preserve">Stricture at anastomosis (15%)</w:t>
+      </w:r>
+    </w:p>
+    <w:p>
+      <w:pPr>
+        <w:pStyle w:val="Compact"/>
+        <w:numPr>
+          <w:ilvl w:val="0"/>
+          <w:numId w:val="1066"/>
+        </w:numPr>
+      </w:pPr>
+      <w:r>
+        <w:t xml:space="preserve">Death within 90 days of surgery</w:t>
+      </w:r>
+    </w:p>
+    <w:p>
+      <w:pPr>
+        <w:pStyle w:val="Compact"/>
+        <w:numPr>
+          <w:ilvl w:val="1"/>
           <w:numId w:val="1067"/>
         </w:numPr>
       </w:pPr>
       <w:r>
-        <w:t xml:space="preserve">Heart attack (5%)</w:t>
-      </w:r>
-    </w:p>
-    <w:p>
-      <w:pPr>
-        <w:pStyle w:val="Compact"/>
-        <w:numPr>
-          <w:ilvl w:val="0"/>
+        <w:t xml:space="preserve">Low risk patients = 2%</w:t>
+      </w:r>
+    </w:p>
+    <w:p>
+      <w:pPr>
+        <w:pStyle w:val="Compact"/>
+        <w:numPr>
+          <w:ilvl w:val="1"/>
           <w:numId w:val="1067"/>
         </w:numPr>
       </w:pPr>
       <w:r>
-        <w:t xml:space="preserve">Irregular heart rhythm (15%)</w:t>
-      </w:r>
-    </w:p>
-    <w:p>
-      <w:pPr>
-        <w:pStyle w:val="Compact"/>
-        <w:numPr>
-          <w:ilvl w:val="0"/>
+        <w:t xml:space="preserve">Intermediate risk = 10%</w:t>
+      </w:r>
+    </w:p>
+    <w:p>
+      <w:pPr>
+        <w:pStyle w:val="Compact"/>
+        <w:numPr>
+          <w:ilvl w:val="1"/>
           <w:numId w:val="1067"/>
         </w:numPr>
       </w:pPr>
       <w:r>
-        <w:t xml:space="preserve">Pneumonia (10%)</w:t>
-      </w:r>
-    </w:p>
-    <w:p>
-      <w:pPr>
-        <w:pStyle w:val="Compact"/>
-        <w:numPr>
-          <w:ilvl w:val="0"/>
-          <w:numId w:val="1067"/>
-        </w:numPr>
-      </w:pPr>
-      <w:r>
-        <w:t xml:space="preserve">Blood clots in legs (&lt;5%)</w:t>
-      </w:r>
-    </w:p>
-    <w:p>
-      <w:pPr>
-        <w:pStyle w:val="Compact"/>
-        <w:numPr>
-          <w:ilvl w:val="0"/>
-          <w:numId w:val="1067"/>
-        </w:numPr>
-      </w:pPr>
-      <w:r>
-        <w:t xml:space="preserve">Pulmonary embolism (2%)</w:t>
-      </w:r>
-    </w:p>
-    <w:bookmarkEnd w:id="140"/>
-    <w:bookmarkStart w:id="141" w:name="risks-of-surgery-1"/>
+        <w:t xml:space="preserve">High risk = 30%</w:t>
+      </w:r>
+    </w:p>
+    <w:bookmarkEnd w:id="148"/>
+    <w:bookmarkStart w:id="149" w:name="risks-of-surgery-2"/>
     <w:p>
       <w:pPr>
         <w:pStyle w:val="Heading2"/>
       </w:pPr>
       <w:r>
         <w:t xml:space="preserve">85 Risks of Surgery</w:t>
-      </w:r>
-    </w:p>
-    <w:p>
-      <w:pPr>
-        <w:pStyle w:val="FirstParagraph"/>
-      </w:pPr>
-      <w:r>
-        <w:t xml:space="preserve">Risks related to Surgery</w:t>
-      </w:r>
-    </w:p>
-    <w:p>
-      <w:pPr>
-        <w:pStyle w:val="Compact"/>
-        <w:numPr>
-          <w:ilvl w:val="0"/>
-          <w:numId w:val="1068"/>
-        </w:numPr>
-      </w:pPr>
-      <w:r>
-        <w:t xml:space="preserve">Anastomotic leak (5%)</w:t>
-      </w:r>
-    </w:p>
-    <w:p>
-      <w:pPr>
-        <w:pStyle w:val="Compact"/>
-        <w:numPr>
-          <w:ilvl w:val="0"/>
-          <w:numId w:val="1068"/>
-        </w:numPr>
-      </w:pPr>
-      <w:r>
-        <w:t xml:space="preserve">Stricture at anastomosis (15%)</w:t>
-      </w:r>
-    </w:p>
-    <w:p>
-      <w:pPr>
-        <w:pStyle w:val="Compact"/>
-        <w:numPr>
-          <w:ilvl w:val="0"/>
-          <w:numId w:val="1068"/>
-        </w:numPr>
-      </w:pPr>
-      <w:r>
-        <w:t xml:space="preserve">Death within 90 days of surgery</w:t>
-      </w:r>
-    </w:p>
-    <w:p>
-      <w:pPr>
-        <w:pStyle w:val="Compact"/>
-        <w:numPr>
-          <w:ilvl w:val="1"/>
-          <w:numId w:val="1069"/>
-        </w:numPr>
-      </w:pPr>
-      <w:r>
-        <w:t xml:space="preserve">Low risk patients = 2%</w:t>
-      </w:r>
-    </w:p>
-    <w:p>
-      <w:pPr>
-        <w:pStyle w:val="Compact"/>
-        <w:numPr>
-          <w:ilvl w:val="1"/>
-          <w:numId w:val="1069"/>
-        </w:numPr>
-      </w:pPr>
-      <w:r>
-        <w:t xml:space="preserve">Intermediate risk = 10%</w:t>
-      </w:r>
-    </w:p>
-    <w:p>
-      <w:pPr>
-        <w:pStyle w:val="Compact"/>
-        <w:numPr>
-          <w:ilvl w:val="1"/>
-          <w:numId w:val="1069"/>
-        </w:numPr>
-      </w:pPr>
-      <w:r>
-        <w:t xml:space="preserve">High risk = 30%</w:t>
-      </w:r>
-    </w:p>
-    <w:bookmarkEnd w:id="141"/>
-    <w:bookmarkStart w:id="142" w:name="risks-of-surgery-2"/>
-    <w:p>
-      <w:pPr>
-        <w:pStyle w:val="Heading2"/>
-      </w:pPr>
-      <w:r>
-        <w:t xml:space="preserve">86 Risks of Surgery</w:t>
       </w:r>
     </w:p>
     <w:p>
@@ -6012,22 +6097,22 @@
         </w:tc>
       </w:tr>
     </w:tbl>
-    <w:bookmarkEnd w:id="142"/>
-    <w:bookmarkStart w:id="143" w:name="epidural-catheter-for-pain-control"/>
-    <w:p>
-      <w:pPr>
-        <w:pStyle w:val="Heading2"/>
-      </w:pPr>
-      <w:r>
-        <w:t xml:space="preserve">87 Epidural Catheter for Pain Control</w:t>
-      </w:r>
-    </w:p>
-    <w:p>
-      <w:pPr>
-        <w:pStyle w:val="Compact"/>
-        <w:numPr>
-          <w:ilvl w:val="0"/>
-          <w:numId w:val="1070"/>
+    <w:bookmarkEnd w:id="149"/>
+    <w:bookmarkStart w:id="150" w:name="epidural-catheter-for-pain-control"/>
+    <w:p>
+      <w:pPr>
+        <w:pStyle w:val="Heading2"/>
+      </w:pPr>
+      <w:r>
+        <w:t xml:space="preserve">86 Epidural Catheter for Pain Control</w:t>
+      </w:r>
+    </w:p>
+    <w:p>
+      <w:pPr>
+        <w:pStyle w:val="Compact"/>
+        <w:numPr>
+          <w:ilvl w:val="0"/>
+          <w:numId w:val="1068"/>
         </w:numPr>
       </w:pPr>
       <w:r>
@@ -6039,7 +6124,7 @@
         <w:pStyle w:val="Compact"/>
         <w:numPr>
           <w:ilvl w:val="0"/>
-          <w:numId w:val="1070"/>
+          <w:numId w:val="1068"/>
         </w:numPr>
       </w:pPr>
       <w:r>
@@ -6051,7 +6136,7 @@
         <w:pStyle w:val="Compact"/>
         <w:numPr>
           <w:ilvl w:val="0"/>
-          <w:numId w:val="1070"/>
+          <w:numId w:val="1068"/>
         </w:numPr>
       </w:pPr>
       <w:r>
@@ -6063,7 +6148,7 @@
         <w:pStyle w:val="Compact"/>
         <w:numPr>
           <w:ilvl w:val="0"/>
-          <w:numId w:val="1070"/>
+          <w:numId w:val="1068"/>
         </w:numPr>
       </w:pPr>
       <w:r>
@@ -6075,29 +6160,29 @@
         <w:pStyle w:val="Compact"/>
         <w:numPr>
           <w:ilvl w:val="0"/>
-          <w:numId w:val="1070"/>
+          <w:numId w:val="1068"/>
         </w:numPr>
       </w:pPr>
       <w:r>
         <w:t xml:space="preserve">Foley catheter removed after epidural removed</w:t>
       </w:r>
     </w:p>
-    <w:bookmarkEnd w:id="143"/>
-    <w:bookmarkStart w:id="147" w:name="jejunostomy-feeding-tube"/>
-    <w:p>
-      <w:pPr>
-        <w:pStyle w:val="Heading2"/>
-      </w:pPr>
-      <w:r>
-        <w:t xml:space="preserve">88 Jejunostomy Feeding Tube</w:t>
-      </w:r>
-    </w:p>
-    <w:p>
-      <w:pPr>
-        <w:pStyle w:val="FirstParagraph"/>
-      </w:pPr>
-      <w:r>
-        <w:t xml:space="preserve">To ensure adequate nutrition after surgery, a temporary feeding tube is placed to supplement nutrition by mouth.</w:t>
+    <w:bookmarkEnd w:id="150"/>
+    <w:bookmarkStart w:id="154" w:name="jejunostomy-feeding-tube"/>
+    <w:p>
+      <w:pPr>
+        <w:pStyle w:val="Heading2"/>
+      </w:pPr>
+      <w:r>
+        <w:t xml:space="preserve">87 Jejunostomy Feeding Tube</w:t>
+      </w:r>
+    </w:p>
+    <w:p>
+      <w:pPr>
+        <w:pStyle w:val="FirstParagraph"/>
+      </w:pPr>
+      <w:r>
+        <w:t xml:space="preserve">A temporary feeding tube is placed to supplement nutrition by mouth.</w:t>
       </w:r>
     </w:p>
     <w:p>
@@ -6105,7 +6190,7 @@
         <w:pStyle w:val="BodyText"/>
       </w:pPr>
       <w:r>
-        <w:t xml:space="preserve">Jejunostomy tube bypasses the stomach and injects tube feeding formula directly in to the small intestine (jejunum)</w:t>
+        <w:t xml:space="preserve">This will stay in place for about 8 weeks after surgery</w:t>
       </w:r>
     </w:p>
     <w:p>
@@ -6117,18 +6202,18 @@
           <wp:inline>
             <wp:extent cx="2408607" cy="2475067"/>
             <wp:effectExtent b="0" l="0" r="0" t="0"/>
-            <wp:docPr descr="" title="" id="145" name="Picture"/>
+            <wp:docPr descr="" title="" id="152" name="Picture"/>
             <a:graphic>
               <a:graphicData uri="http://schemas.openxmlformats.org/drawingml/2006/picture">
                 <pic:pic>
                   <pic:nvPicPr>
-                    <pic:cNvPr descr="images/jejunostomy/esophagectomy_jejunostomy.png" id="146" name="Picture"/>
+                    <pic:cNvPr descr="images/jejunostomy/esophagectomy_jejunostomy.png" id="153" name="Picture"/>
                     <pic:cNvPicPr>
                       <a:picLocks noChangeArrowheads="1" noChangeAspect="1"/>
                     </pic:cNvPicPr>
                   </pic:nvPicPr>
                   <pic:blipFill>
-                    <a:blip r:embed="rId144"/>
+                    <a:blip r:embed="rId151"/>
                     <a:stretch>
                       <a:fillRect/>
                     </a:stretch>
@@ -6155,14 +6240,236 @@
         </w:drawing>
       </w:r>
     </w:p>
-    <w:bookmarkEnd w:id="147"/>
-    <w:bookmarkStart w:id="151" w:name="jejunostomy-feeding-tube-1"/>
-    <w:p>
-      <w:pPr>
-        <w:pStyle w:val="Heading2"/>
-      </w:pPr>
-      <w:r>
-        <w:t xml:space="preserve">89 Jejunostomy Feeding Tube</w:t>
+    <w:bookmarkEnd w:id="154"/>
+    <w:bookmarkStart w:id="155" w:name="intensive-care-unit-icu-2-4-days"/>
+    <w:p>
+      <w:pPr>
+        <w:pStyle w:val="Heading2"/>
+      </w:pPr>
+      <w:r>
+        <w:t xml:space="preserve">88 Intensive Care Unit (ICU) (2-4 days)</w:t>
+      </w:r>
+    </w:p>
+    <w:p>
+      <w:pPr>
+        <w:pStyle w:val="Compact"/>
+        <w:numPr>
+          <w:ilvl w:val="0"/>
+          <w:numId w:val="1069"/>
+        </w:numPr>
+      </w:pPr>
+      <w:r>
+        <w:t xml:space="preserve">Surgical ICU on 11th floor</w:t>
+      </w:r>
+    </w:p>
+    <w:p>
+      <w:pPr>
+        <w:pStyle w:val="Compact"/>
+        <w:numPr>
+          <w:ilvl w:val="0"/>
+          <w:numId w:val="1069"/>
+        </w:numPr>
+      </w:pPr>
+      <w:r>
+        <w:t xml:space="preserve">NG tube in nose to drain stomach and esophagus</w:t>
+      </w:r>
+    </w:p>
+    <w:p>
+      <w:pPr>
+        <w:pStyle w:val="Compact"/>
+        <w:numPr>
+          <w:ilvl w:val="0"/>
+          <w:numId w:val="1069"/>
+        </w:numPr>
+      </w:pPr>
+      <w:r>
+        <w:t xml:space="preserve">Catheter in bladder</w:t>
+      </w:r>
+    </w:p>
+    <w:p>
+      <w:pPr>
+        <w:pStyle w:val="Compact"/>
+        <w:numPr>
+          <w:ilvl w:val="0"/>
+          <w:numId w:val="1069"/>
+        </w:numPr>
+      </w:pPr>
+      <w:r>
+        <w:t xml:space="preserve">Chest tube right chest</w:t>
+      </w:r>
+    </w:p>
+    <w:p>
+      <w:pPr>
+        <w:pStyle w:val="Compact"/>
+        <w:numPr>
+          <w:ilvl w:val="0"/>
+          <w:numId w:val="1069"/>
+        </w:numPr>
+      </w:pPr>
+      <w:r>
+        <w:t xml:space="preserve">Abdominal drains (usually 2)</w:t>
+      </w:r>
+    </w:p>
+    <w:p>
+      <w:pPr>
+        <w:pStyle w:val="Compact"/>
+        <w:numPr>
+          <w:ilvl w:val="0"/>
+          <w:numId w:val="1069"/>
+        </w:numPr>
+      </w:pPr>
+      <w:r>
+        <w:t xml:space="preserve">Feeding jejunostomy (usually stays in 8 wks)</w:t>
+      </w:r>
+    </w:p>
+    <w:bookmarkEnd w:id="155"/>
+    <w:bookmarkStart w:id="156" w:name="intensive-care-unit-icu"/>
+    <w:p>
+      <w:pPr>
+        <w:pStyle w:val="Heading2"/>
+      </w:pPr>
+      <w:r>
+        <w:t xml:space="preserve">89 Intensive Care Unit (ICU)</w:t>
+      </w:r>
+    </w:p>
+    <w:p>
+      <w:pPr>
+        <w:pStyle w:val="Compact"/>
+        <w:numPr>
+          <w:ilvl w:val="0"/>
+          <w:numId w:val="1070"/>
+        </w:numPr>
+      </w:pPr>
+      <w:r>
+        <w:t xml:space="preserve">Bladder catheter removed → check that bladder empties properly</w:t>
+      </w:r>
+    </w:p>
+    <w:p>
+      <w:pPr>
+        <w:pStyle w:val="Compact"/>
+        <w:numPr>
+          <w:ilvl w:val="0"/>
+          <w:numId w:val="1070"/>
+        </w:numPr>
+      </w:pPr>
+      <w:r>
+        <w:t xml:space="preserve">Chest tube removed (day 2-4) → follow-up x-ray</w:t>
+      </w:r>
+    </w:p>
+    <w:p>
+      <w:pPr>
+        <w:pStyle w:val="Compact"/>
+        <w:numPr>
+          <w:ilvl w:val="0"/>
+          <w:numId w:val="1070"/>
+        </w:numPr>
+      </w:pPr>
+      <w:r>
+        <w:t xml:space="preserve">Fluid emptied from drains every few hours</w:t>
+      </w:r>
+    </w:p>
+    <w:p>
+      <w:pPr>
+        <w:pStyle w:val="Compact"/>
+        <w:numPr>
+          <w:ilvl w:val="0"/>
+          <w:numId w:val="1070"/>
+        </w:numPr>
+      </w:pPr>
+      <w:r>
+        <w:t xml:space="preserve">Start tube feedings by feeding</w:t>
+      </w:r>
+    </w:p>
+    <w:p>
+      <w:pPr>
+        <w:pStyle w:val="Compact"/>
+        <w:numPr>
+          <w:ilvl w:val="0"/>
+          <w:numId w:val="1070"/>
+        </w:numPr>
+      </w:pPr>
+      <w:r>
+        <w:t xml:space="preserve">Feeding jejunostomy (stays in 8 weeks)</w:t>
+      </w:r>
+    </w:p>
+    <w:bookmarkEnd w:id="156"/>
+    <w:bookmarkStart w:id="157" w:name="ward---6tower"/>
+    <w:p>
+      <w:pPr>
+        <w:pStyle w:val="Heading2"/>
+      </w:pPr>
+      <w:r>
+        <w:t xml:space="preserve">90 Ward - 6Tower</w:t>
+      </w:r>
+    </w:p>
+    <w:p>
+      <w:pPr>
+        <w:pStyle w:val="Compact"/>
+        <w:numPr>
+          <w:ilvl w:val="0"/>
+          <w:numId w:val="1071"/>
+        </w:numPr>
+      </w:pPr>
+      <w:r>
+        <w:t xml:space="preserve">Up in a chair most of the day</w:t>
+      </w:r>
+    </w:p>
+    <w:p>
+      <w:pPr>
+        <w:pStyle w:val="Compact"/>
+        <w:numPr>
+          <w:ilvl w:val="0"/>
+          <w:numId w:val="1071"/>
+        </w:numPr>
+      </w:pPr>
+      <w:r>
+        <w:t xml:space="preserve">Walking in the halls</w:t>
+      </w:r>
+    </w:p>
+    <w:p>
+      <w:pPr>
+        <w:pStyle w:val="Compact"/>
+        <w:numPr>
+          <w:ilvl w:val="1"/>
+          <w:numId w:val="1072"/>
+        </w:numPr>
+      </w:pPr>
+      <w:r>
+        <w:t xml:space="preserve">Start with assistance</w:t>
+      </w:r>
+    </w:p>
+    <w:p>
+      <w:pPr>
+        <w:pStyle w:val="Compact"/>
+        <w:numPr>
+          <w:ilvl w:val="1"/>
+          <w:numId w:val="1072"/>
+        </w:numPr>
+      </w:pPr>
+      <w:r>
+        <w:t xml:space="preserve">Improves lung function</w:t>
+      </w:r>
+    </w:p>
+    <w:p>
+      <w:pPr>
+        <w:pStyle w:val="Compact"/>
+        <w:numPr>
+          <w:ilvl w:val="1"/>
+          <w:numId w:val="1072"/>
+        </w:numPr>
+      </w:pPr>
+      <w:r>
+        <w:t xml:space="preserve">Prevents loss of muscle strength</w:t>
+      </w:r>
+    </w:p>
+    <w:bookmarkEnd w:id="157"/>
+    <w:bookmarkStart w:id="161" w:name="jejunostomy-feeding-tube-1"/>
+    <w:p>
+      <w:pPr>
+        <w:pStyle w:val="Heading2"/>
+      </w:pPr>
+      <w:r>
+        <w:t xml:space="preserve">91 Jejunostomy Feeding Tube</w:t>
       </w:r>
     </w:p>
     <w:p>
@@ -6182,18 +6489,18 @@
           <wp:inline>
             <wp:extent cx="2408607" cy="2475067"/>
             <wp:effectExtent b="0" l="0" r="0" t="0"/>
-            <wp:docPr descr="" title="" id="149" name="Picture"/>
+            <wp:docPr descr="" title="" id="159" name="Picture"/>
             <a:graphic>
               <a:graphicData uri="http://schemas.openxmlformats.org/drawingml/2006/picture">
                 <pic:pic>
                   <pic:nvPicPr>
-                    <pic:cNvPr descr="images/jejunostomy/esophagectomy_jtube_pump.png" id="150" name="Picture"/>
+                    <pic:cNvPr descr="images/jejunostomy/esophagectomy_jtube_pump.png" id="160" name="Picture"/>
                     <pic:cNvPicPr>
                       <a:picLocks noChangeArrowheads="1" noChangeAspect="1"/>
                     </pic:cNvPicPr>
                   </pic:nvPicPr>
                   <pic:blipFill>
-                    <a:blip r:embed="rId148"/>
+                    <a:blip r:embed="rId158"/>
                     <a:stretch>
                       <a:fillRect/>
                     </a:stretch>
@@ -6220,166 +6527,14 @@
         </w:drawing>
       </w:r>
     </w:p>
-    <w:bookmarkEnd w:id="151"/>
-    <w:bookmarkStart w:id="152" w:name="intensive-care-unit-icu-2-4-days"/>
-    <w:p>
-      <w:pPr>
-        <w:pStyle w:val="Heading2"/>
-      </w:pPr>
-      <w:r>
-        <w:t xml:space="preserve">90 Intensive Care Unit (ICU) (2-4 days)</w:t>
-      </w:r>
-    </w:p>
-    <w:p>
-      <w:pPr>
-        <w:pStyle w:val="Compact"/>
-        <w:numPr>
-          <w:ilvl w:val="0"/>
-          <w:numId w:val="1071"/>
-        </w:numPr>
-      </w:pPr>
-      <w:r>
-        <w:t xml:space="preserve">Surgical ICU on 11th floor</w:t>
-      </w:r>
-    </w:p>
-    <w:p>
-      <w:pPr>
-        <w:pStyle w:val="Compact"/>
-        <w:numPr>
-          <w:ilvl w:val="0"/>
-          <w:numId w:val="1071"/>
-        </w:numPr>
-      </w:pPr>
-      <w:r>
-        <w:t xml:space="preserve">NG tube in nose to drain stomach and esophagus</w:t>
-      </w:r>
-    </w:p>
-    <w:p>
-      <w:pPr>
-        <w:pStyle w:val="Compact"/>
-        <w:numPr>
-          <w:ilvl w:val="0"/>
-          <w:numId w:val="1071"/>
-        </w:numPr>
-      </w:pPr>
-      <w:r>
-        <w:t xml:space="preserve">Catheter in bladder</w:t>
-      </w:r>
-    </w:p>
-    <w:p>
-      <w:pPr>
-        <w:pStyle w:val="Compact"/>
-        <w:numPr>
-          <w:ilvl w:val="0"/>
-          <w:numId w:val="1071"/>
-        </w:numPr>
-      </w:pPr>
-      <w:r>
-        <w:t xml:space="preserve">Chest tube right chest</w:t>
-      </w:r>
-    </w:p>
-    <w:p>
-      <w:pPr>
-        <w:pStyle w:val="Compact"/>
-        <w:numPr>
-          <w:ilvl w:val="0"/>
-          <w:numId w:val="1071"/>
-        </w:numPr>
-      </w:pPr>
-      <w:r>
-        <w:t xml:space="preserve">Abdominal drains (usually 2)</w:t>
-      </w:r>
-    </w:p>
-    <w:p>
-      <w:pPr>
-        <w:pStyle w:val="Compact"/>
-        <w:numPr>
-          <w:ilvl w:val="0"/>
-          <w:numId w:val="1071"/>
-        </w:numPr>
-      </w:pPr>
-      <w:r>
-        <w:t xml:space="preserve">Feeding jejunostomy (usually stays in 8 wks)</w:t>
-      </w:r>
-    </w:p>
-    <w:bookmarkEnd w:id="152"/>
-    <w:bookmarkStart w:id="153" w:name="intensive-care-unit-icu"/>
-    <w:p>
-      <w:pPr>
-        <w:pStyle w:val="Heading2"/>
-      </w:pPr>
-      <w:r>
-        <w:t xml:space="preserve">91 Intensive Care Unit (ICU)</w:t>
-      </w:r>
-    </w:p>
-    <w:p>
-      <w:pPr>
-        <w:pStyle w:val="Compact"/>
-        <w:numPr>
-          <w:ilvl w:val="0"/>
-          <w:numId w:val="1072"/>
-        </w:numPr>
-      </w:pPr>
-      <w:r>
-        <w:t xml:space="preserve">Bladder catheter removed → check that bladder empties properly</w:t>
-      </w:r>
-    </w:p>
-    <w:p>
-      <w:pPr>
-        <w:pStyle w:val="Compact"/>
-        <w:numPr>
-          <w:ilvl w:val="0"/>
-          <w:numId w:val="1072"/>
-        </w:numPr>
-      </w:pPr>
-      <w:r>
-        <w:t xml:space="preserve">Chest tube removed (day 2-4) → follow-up x-ray</w:t>
-      </w:r>
-    </w:p>
-    <w:p>
-      <w:pPr>
-        <w:pStyle w:val="Compact"/>
-        <w:numPr>
-          <w:ilvl w:val="0"/>
-          <w:numId w:val="1072"/>
-        </w:numPr>
-      </w:pPr>
-      <w:r>
-        <w:t xml:space="preserve">Fluid emptied from drains every few hours</w:t>
-      </w:r>
-    </w:p>
-    <w:p>
-      <w:pPr>
-        <w:pStyle w:val="Compact"/>
-        <w:numPr>
-          <w:ilvl w:val="0"/>
-          <w:numId w:val="1072"/>
-        </w:numPr>
-      </w:pPr>
-      <w:r>
-        <w:t xml:space="preserve">Start tube feedings by feeding</w:t>
-      </w:r>
-    </w:p>
-    <w:p>
-      <w:pPr>
-        <w:pStyle w:val="Compact"/>
-        <w:numPr>
-          <w:ilvl w:val="0"/>
-          <w:numId w:val="1072"/>
-        </w:numPr>
-      </w:pPr>
-      <w:r>
-        <w:t xml:space="preserve">Feeding jejunostomy (stays in 8 weeks)</w:t>
-      </w:r>
-    </w:p>
-    <w:bookmarkEnd w:id="153"/>
-    <w:bookmarkStart w:id="154" w:name="ward---6tower"/>
-    <w:p>
-      <w:pPr>
-        <w:pStyle w:val="Heading2"/>
-      </w:pPr>
-      <w:r>
-        <w:t xml:space="preserve">92 Ward - 6Tower</w:t>
+    <w:bookmarkEnd w:id="161"/>
+    <w:bookmarkStart w:id="162" w:name="jejunostomy-feeding"/>
+    <w:p>
+      <w:pPr>
+        <w:pStyle w:val="Heading2"/>
+      </w:pPr>
+      <w:r>
+        <w:t xml:space="preserve">92 Jejunostomy Feeding</w:t>
       </w:r>
     </w:p>
     <w:p>
@@ -6391,7 +6546,7 @@
         </w:numPr>
       </w:pPr>
       <w:r>
-        <w:t xml:space="preserve">Jejunostomy feeds started</w:t>
+        <w:t xml:space="preserve">Start with continuous feeds (24 hours/day)</w:t>
       </w:r>
     </w:p>
     <w:p>
@@ -6403,19 +6558,89 @@
         </w:numPr>
       </w:pPr>
       <w:r>
-        <w:t xml:space="preserve">Up in a chair most of the day</w:t>
-      </w:r>
-    </w:p>
-    <w:p>
-      <w:pPr>
-        <w:pStyle w:val="Compact"/>
-        <w:numPr>
-          <w:ilvl w:val="0"/>
-          <w:numId w:val="1073"/>
-        </w:numPr>
-      </w:pPr>
-      <w:r>
-        <w:t xml:space="preserve">Walking in the halls</w:t>
+        <w:t xml:space="preserve">Convert to nocturnal (night-time): 6pm to 10pm</w:t>
+      </w:r>
+    </w:p>
+    <w:p>
+      <w:pPr>
+        <w:pStyle w:val="FirstParagraph"/>
+      </w:pPr>
+      <w:r>
+        <w:t xml:space="preserve">The feeding bag holds only 4 cartons of feeds - May need to “top off’ bag after a few hours</w:t>
+      </w:r>
+    </w:p>
+    <w:p>
+      <w:pPr>
+        <w:pStyle w:val="BodyText"/>
+      </w:pPr>
+      <w:r>
+        <w:t xml:space="preserve">Water through the tube</w:t>
+      </w:r>
+    </w:p>
+    <w:p>
+      <w:pPr>
+        <w:pStyle w:val="Compact"/>
+        <w:numPr>
+          <w:ilvl w:val="0"/>
+          <w:numId w:val="1074"/>
+        </w:numPr>
+      </w:pPr>
+      <w:r>
+        <w:t xml:space="preserve">Important to prevent dehydration</w:t>
+      </w:r>
+    </w:p>
+    <w:p>
+      <w:pPr>
+        <w:pStyle w:val="Compact"/>
+        <w:numPr>
+          <w:ilvl w:val="0"/>
+          <w:numId w:val="1074"/>
+        </w:numPr>
+      </w:pPr>
+      <w:r>
+        <w:t xml:space="preserve">240mL (8 oz) 4 times per day</w:t>
+      </w:r>
+    </w:p>
+    <w:bookmarkEnd w:id="162"/>
+    <w:bookmarkStart w:id="163" w:name="jejunostomy-tube-1"/>
+    <w:p>
+      <w:pPr>
+        <w:pStyle w:val="Heading2"/>
+      </w:pPr>
+      <w:r>
+        <w:t xml:space="preserve">93 Jejunostomy Tube</w:t>
+      </w:r>
+    </w:p>
+    <w:bookmarkEnd w:id="163"/>
+    <w:bookmarkStart w:id="164" w:name="jejunostomy-feeding-pump-1"/>
+    <w:p>
+      <w:pPr>
+        <w:pStyle w:val="Heading2"/>
+      </w:pPr>
+      <w:r>
+        <w:t xml:space="preserve">94 Jejunostomy Feeding Pump</w:t>
+      </w:r>
+    </w:p>
+    <w:bookmarkEnd w:id="164"/>
+    <w:bookmarkStart w:id="165" w:name="jejunostomy-typical-regimen-1"/>
+    <w:p>
+      <w:pPr>
+        <w:pStyle w:val="Heading2"/>
+      </w:pPr>
+      <w:r>
+        <w:t xml:space="preserve">95 Jejunostomy Typical Regimen</w:t>
+      </w:r>
+    </w:p>
+    <w:p>
+      <w:pPr>
+        <w:pStyle w:val="Compact"/>
+        <w:numPr>
+          <w:ilvl w:val="0"/>
+          <w:numId w:val="1075"/>
+        </w:numPr>
+      </w:pPr>
+      <w:r>
+        <w:t xml:space="preserve">Jejunostomy tube feeds for 16 hours (6pm-10am)</w:t>
       </w:r>
     </w:p>
     <w:p>
@@ -6423,11 +6648,11 @@
         <w:pStyle w:val="Compact"/>
         <w:numPr>
           <w:ilvl w:val="1"/>
-          <w:numId w:val="1074"/>
-        </w:numPr>
-      </w:pPr>
-      <w:r>
-        <w:t xml:space="preserve">Start with assistance</w:t>
+          <w:numId w:val="1076"/>
+        </w:numPr>
+      </w:pPr>
+      <w:r>
+        <w:t xml:space="preserve">Men: 75mL/hour x 16 hours = 5 cartons</w:t>
       </w:r>
     </w:p>
     <w:p>
@@ -6435,11 +6660,173 @@
         <w:pStyle w:val="Compact"/>
         <w:numPr>
           <w:ilvl w:val="1"/>
-          <w:numId w:val="1074"/>
-        </w:numPr>
-      </w:pPr>
-      <w:r>
-        <w:t xml:space="preserve">Improves lung function</w:t>
+          <w:numId w:val="1076"/>
+        </w:numPr>
+      </w:pPr>
+      <w:r>
+        <w:t xml:space="preserve">Women: 60mL/hour x 16 hours = 4 cartons</w:t>
+      </w:r>
+    </w:p>
+    <w:p>
+      <w:pPr>
+        <w:pStyle w:val="Compact"/>
+        <w:numPr>
+          <w:ilvl w:val="0"/>
+          <w:numId w:val="1075"/>
+        </w:numPr>
+      </w:pPr>
+      <w:r>
+        <w:t xml:space="preserve">Water 240ml (8oz) via syringe 4x/day</w:t>
+      </w:r>
+    </w:p>
+    <w:p>
+      <w:pPr>
+        <w:pStyle w:val="FirstParagraph"/>
+      </w:pPr>
+      <w:r>
+        <w:t xml:space="preserve">Hospital nurses will teach use of the feeding tube</w:t>
+      </w:r>
+    </w:p>
+    <w:bookmarkEnd w:id="165"/>
+    <w:bookmarkStart w:id="166" w:name="jejunostomy-feeds-with-diabetes-1"/>
+    <w:p>
+      <w:pPr>
+        <w:pStyle w:val="Heading2"/>
+      </w:pPr>
+      <w:r>
+        <w:t xml:space="preserve">96 Jejunostomy Feeds with Diabetes</w:t>
+      </w:r>
+    </w:p>
+    <w:p>
+      <w:pPr>
+        <w:pStyle w:val="FirstParagraph"/>
+      </w:pPr>
+      <w:r>
+        <w:t xml:space="preserve">Jejunostomy feedings elevate blood sugars</w:t>
+      </w:r>
+    </w:p>
+    <w:p>
+      <w:pPr>
+        <w:pStyle w:val="Compact"/>
+        <w:numPr>
+          <w:ilvl w:val="0"/>
+          <w:numId w:val="1077"/>
+        </w:numPr>
+      </w:pPr>
+      <w:r>
+        <w:t xml:space="preserve">Insulin may be required along with feeds</w:t>
+      </w:r>
+    </w:p>
+    <w:p>
+      <w:pPr>
+        <w:pStyle w:val="FirstParagraph"/>
+      </w:pPr>
+      <w:r>
+        <w:t xml:space="preserve">Typical Pattern for tube feeds</w:t>
+      </w:r>
+    </w:p>
+    <w:p>
+      <w:pPr>
+        <w:pStyle w:val="Compact"/>
+        <w:numPr>
+          <w:ilvl w:val="0"/>
+          <w:numId w:val="1078"/>
+        </w:numPr>
+      </w:pPr>
+      <w:r>
+        <w:t xml:space="preserve">Feeds run via pump from 6pm to 10am</w:t>
+      </w:r>
+    </w:p>
+    <w:p>
+      <w:pPr>
+        <w:pStyle w:val="Compact"/>
+        <w:numPr>
+          <w:ilvl w:val="0"/>
+          <w:numId w:val="1078"/>
+        </w:numPr>
+      </w:pPr>
+      <w:r>
+        <w:t xml:space="preserve">Insulin at 6pm (70/30 insulin)</w:t>
+      </w:r>
+    </w:p>
+    <w:p>
+      <w:pPr>
+        <w:pStyle w:val="Compact"/>
+        <w:numPr>
+          <w:ilvl w:val="0"/>
+          <w:numId w:val="1078"/>
+        </w:numPr>
+      </w:pPr>
+      <w:r>
+        <w:t xml:space="preserve">Insulin at Midnight (70/30 insulin)</w:t>
+      </w:r>
+    </w:p>
+    <w:p>
+      <w:pPr>
+        <w:pStyle w:val="Compact"/>
+        <w:numPr>
+          <w:ilvl w:val="0"/>
+          <w:numId w:val="1078"/>
+        </w:numPr>
+      </w:pPr>
+      <w:r>
+        <w:t xml:space="preserve">No insulin if tube feedings are not run</w:t>
+      </w:r>
+    </w:p>
+    <w:bookmarkEnd w:id="166"/>
+    <w:bookmarkStart w:id="167" w:name="jejunostomy-video-1"/>
+    <w:p>
+      <w:pPr>
+        <w:pStyle w:val="Heading2"/>
+      </w:pPr>
+      <w:r>
+        <w:t xml:space="preserve">97 Jejunostomy Video</w:t>
+      </w:r>
+    </w:p>
+    <w:bookmarkEnd w:id="167"/>
+    <w:bookmarkStart w:id="168" w:name="activity-after-surgery"/>
+    <w:p>
+      <w:pPr>
+        <w:pStyle w:val="Heading2"/>
+      </w:pPr>
+      <w:r>
+        <w:t xml:space="preserve">98 Activity after Surgery</w:t>
+      </w:r>
+    </w:p>
+    <w:p>
+      <w:pPr>
+        <w:pStyle w:val="Compact"/>
+        <w:numPr>
+          <w:ilvl w:val="0"/>
+          <w:numId w:val="1079"/>
+        </w:numPr>
+      </w:pPr>
+      <w:r>
+        <w:t xml:space="preserve">Up in chair most of the day</w:t>
+      </w:r>
+    </w:p>
+    <w:p>
+      <w:pPr>
+        <w:pStyle w:val="Compact"/>
+        <w:numPr>
+          <w:ilvl w:val="0"/>
+          <w:numId w:val="1079"/>
+        </w:numPr>
+      </w:pPr>
+      <w:r>
+        <w:t xml:space="preserve">Walking with help from nurse/Physical Therapist</w:t>
+      </w:r>
+    </w:p>
+    <w:p>
+      <w:pPr>
+        <w:pStyle w:val="Compact"/>
+        <w:numPr>
+          <w:ilvl w:val="0"/>
+          <w:numId w:val="1079"/>
+        </w:numPr>
+      </w:pPr>
+      <w:r>
+        <w:t xml:space="preserve">Goals:</w:t>
       </w:r>
     </w:p>
     <w:p>
@@ -6447,127 +6834,11 @@
         <w:pStyle w:val="Compact"/>
         <w:numPr>
           <w:ilvl w:val="1"/>
-          <w:numId w:val="1074"/>
-        </w:numPr>
-      </w:pPr>
-      <w:r>
-        <w:t xml:space="preserve">Prevents loss of muscle strength</w:t>
-      </w:r>
-    </w:p>
-    <w:bookmarkEnd w:id="154"/>
-    <w:bookmarkStart w:id="155" w:name="jejunostomy-feeds"/>
-    <w:p>
-      <w:pPr>
-        <w:pStyle w:val="Heading2"/>
-      </w:pPr>
-      <w:r>
-        <w:t xml:space="preserve">93 Jejunostomy Feeds</w:t>
-      </w:r>
-    </w:p>
-    <w:p>
-      <w:pPr>
-        <w:pStyle w:val="FirstParagraph"/>
-      </w:pPr>
-      <w:r>
-        <w:t xml:space="preserve">Jejunostomy tube feeds</w:t>
-      </w:r>
-    </w:p>
-    <w:p>
-      <w:pPr>
-        <w:pStyle w:val="Compact"/>
-        <w:numPr>
-          <w:ilvl w:val="0"/>
-          <w:numId w:val="1075"/>
-        </w:numPr>
-      </w:pPr>
-      <w:r>
-        <w:t xml:space="preserve">Start continuous (24 hours)</w:t>
-      </w:r>
-    </w:p>
-    <w:p>
-      <w:pPr>
-        <w:pStyle w:val="Compact"/>
-        <w:numPr>
-          <w:ilvl w:val="0"/>
-          <w:numId w:val="1075"/>
-        </w:numPr>
-      </w:pPr>
-      <w:r>
-        <w:t xml:space="preserve">Convert to night-time only (16 hours)</w:t>
-      </w:r>
-    </w:p>
-    <w:p>
-      <w:pPr>
-        <w:pStyle w:val="FirstParagraph"/>
-      </w:pPr>
-      <w:r>
-        <w:t xml:space="preserve">Water administered through feeding tube</w:t>
-      </w:r>
-    </w:p>
-    <w:p>
-      <w:pPr>
-        <w:pStyle w:val="Compact"/>
-        <w:numPr>
-          <w:ilvl w:val="0"/>
-          <w:numId w:val="1076"/>
-        </w:numPr>
-      </w:pPr>
-      <w:r>
-        <w:t xml:space="preserve">Usually 8oz 4 times/day</w:t>
-      </w:r>
-    </w:p>
-    <w:p>
-      <w:pPr>
-        <w:pStyle w:val="Compact"/>
-        <w:numPr>
-          <w:ilvl w:val="0"/>
-          <w:numId w:val="1076"/>
-        </w:numPr>
-      </w:pPr>
-      <w:r>
-        <w:t xml:space="preserve">Important to prevent dehydration</w:t>
-      </w:r>
-    </w:p>
-    <w:bookmarkEnd w:id="155"/>
-    <w:bookmarkStart w:id="156" w:name="jejunostomy-tube-1"/>
-    <w:p>
-      <w:pPr>
-        <w:pStyle w:val="Heading2"/>
-      </w:pPr>
-      <w:r>
-        <w:t xml:space="preserve">94 Jejunostomy Tube</w:t>
-      </w:r>
-    </w:p>
-    <w:bookmarkEnd w:id="156"/>
-    <w:bookmarkStart w:id="157" w:name="jejunostomy-feeding-pump-1"/>
-    <w:p>
-      <w:pPr>
-        <w:pStyle w:val="Heading2"/>
-      </w:pPr>
-      <w:r>
-        <w:t xml:space="preserve">95 Jejunostomy Feeding Pump</w:t>
-      </w:r>
-    </w:p>
-    <w:bookmarkEnd w:id="157"/>
-    <w:bookmarkStart w:id="158" w:name="jejunostomy-typical-regimen-1"/>
-    <w:p>
-      <w:pPr>
-        <w:pStyle w:val="Heading2"/>
-      </w:pPr>
-      <w:r>
-        <w:t xml:space="preserve">96 Jejunostomy Typical Regimen</w:t>
-      </w:r>
-    </w:p>
-    <w:p>
-      <w:pPr>
-        <w:pStyle w:val="Compact"/>
-        <w:numPr>
-          <w:ilvl w:val="0"/>
-          <w:numId w:val="1077"/>
-        </w:numPr>
-      </w:pPr>
-      <w:r>
-        <w:t xml:space="preserve">Jejunostomy tube feeds for 16 hours (6pm-10am)</w:t>
+          <w:numId w:val="1080"/>
+        </w:numPr>
+      </w:pPr>
+      <w:r>
+        <w:t xml:space="preserve">Improve lung function</w:t>
       </w:r>
     </w:p>
     <w:p>
@@ -6575,149 +6846,29 @@
         <w:pStyle w:val="Compact"/>
         <w:numPr>
           <w:ilvl w:val="1"/>
-          <w:numId w:val="1078"/>
-        </w:numPr>
-      </w:pPr>
-      <w:r>
-        <w:t xml:space="preserve">Men: 75mL/hour x 16 hours = 5 cartons</w:t>
-      </w:r>
-    </w:p>
-    <w:p>
-      <w:pPr>
-        <w:pStyle w:val="Compact"/>
-        <w:numPr>
-          <w:ilvl w:val="1"/>
-          <w:numId w:val="1078"/>
-        </w:numPr>
-      </w:pPr>
-      <w:r>
-        <w:t xml:space="preserve">Women: 60mL/hour x 16 hours = 4 cartons</w:t>
-      </w:r>
-    </w:p>
-    <w:p>
-      <w:pPr>
-        <w:pStyle w:val="Compact"/>
-        <w:numPr>
-          <w:ilvl w:val="0"/>
-          <w:numId w:val="1077"/>
-        </w:numPr>
-      </w:pPr>
-      <w:r>
-        <w:t xml:space="preserve">Water 240ml (8oz) via syringe 4x/day</w:t>
-      </w:r>
-    </w:p>
-    <w:p>
-      <w:pPr>
-        <w:pStyle w:val="FirstParagraph"/>
-      </w:pPr>
-      <w:r>
-        <w:t xml:space="preserve">Hospital nurses will teach use of the feeding tube</w:t>
-      </w:r>
-    </w:p>
-    <w:bookmarkEnd w:id="158"/>
-    <w:bookmarkStart w:id="159" w:name="jejunostomy-feeds-with-diabetes-1"/>
-    <w:p>
-      <w:pPr>
-        <w:pStyle w:val="Heading2"/>
-      </w:pPr>
-      <w:r>
-        <w:t xml:space="preserve">97 Jejunostomy Feeds with Diabetes</w:t>
-      </w:r>
-    </w:p>
-    <w:p>
-      <w:pPr>
-        <w:pStyle w:val="FirstParagraph"/>
-      </w:pPr>
-      <w:r>
-        <w:t xml:space="preserve">Jejunostomy feedings elevate blood sugars</w:t>
-      </w:r>
-    </w:p>
-    <w:p>
-      <w:pPr>
-        <w:pStyle w:val="Compact"/>
-        <w:numPr>
-          <w:ilvl w:val="0"/>
-          <w:numId w:val="1079"/>
-        </w:numPr>
-      </w:pPr>
-      <w:r>
-        <w:t xml:space="preserve">Insulin may be required along with feeds</w:t>
-      </w:r>
-    </w:p>
-    <w:p>
-      <w:pPr>
-        <w:pStyle w:val="FirstParagraph"/>
-      </w:pPr>
-      <w:r>
-        <w:t xml:space="preserve">Typical Pattern for tube feeds</w:t>
-      </w:r>
-    </w:p>
-    <w:p>
-      <w:pPr>
-        <w:pStyle w:val="Compact"/>
-        <w:numPr>
-          <w:ilvl w:val="0"/>
           <w:numId w:val="1080"/>
         </w:numPr>
       </w:pPr>
       <w:r>
-        <w:t xml:space="preserve">Feeds run via pump from 6pm to 10am</w:t>
-      </w:r>
-    </w:p>
-    <w:p>
-      <w:pPr>
-        <w:pStyle w:val="Compact"/>
-        <w:numPr>
-          <w:ilvl w:val="0"/>
-          <w:numId w:val="1080"/>
-        </w:numPr>
-      </w:pPr>
-      <w:r>
-        <w:t xml:space="preserve">Insulin at 6pm (70/30 insulin)</w:t>
-      </w:r>
-    </w:p>
-    <w:p>
-      <w:pPr>
-        <w:pStyle w:val="Compact"/>
-        <w:numPr>
-          <w:ilvl w:val="0"/>
-          <w:numId w:val="1080"/>
-        </w:numPr>
-      </w:pPr>
-      <w:r>
-        <w:t xml:space="preserve">Insulin at Midnight (70/30 insulin)</w:t>
-      </w:r>
-    </w:p>
-    <w:p>
-      <w:pPr>
-        <w:pStyle w:val="Compact"/>
-        <w:numPr>
-          <w:ilvl w:val="0"/>
-          <w:numId w:val="1080"/>
-        </w:numPr>
-      </w:pPr>
-      <w:r>
-        <w:t xml:space="preserve">No insulin if tube feedings are not run</w:t>
-      </w:r>
-    </w:p>
-    <w:bookmarkEnd w:id="159"/>
-    <w:bookmarkStart w:id="160" w:name="jejunostomy-video-1"/>
-    <w:p>
-      <w:pPr>
-        <w:pStyle w:val="Heading2"/>
-      </w:pPr>
-      <w:r>
-        <w:t xml:space="preserve">98 Jejunostomy Video</w:t>
-      </w:r>
-    </w:p>
-    <w:bookmarkEnd w:id="160"/>
-    <w:bookmarkStart w:id="161" w:name="activity-after-surgery"/>
-    <w:p>
-      <w:pPr>
-        <w:pStyle w:val="Heading2"/>
-      </w:pPr>
-      <w:r>
-        <w:t xml:space="preserve">99 Activity after Surgery</w:t>
+        <w:t xml:space="preserve">Prevent muscle loss</w:t>
+      </w:r>
+    </w:p>
+    <w:bookmarkEnd w:id="168"/>
+    <w:bookmarkStart w:id="169" w:name="nasogastric-ng-tube"/>
+    <w:p>
+      <w:pPr>
+        <w:pStyle w:val="Heading2"/>
+      </w:pPr>
+      <w:r>
+        <w:t xml:space="preserve">99 Nasogastric (NG) Tube</w:t>
+      </w:r>
+    </w:p>
+    <w:p>
+      <w:pPr>
+        <w:pStyle w:val="FirstParagraph"/>
+      </w:pPr>
+      <w:r>
+        <w:t xml:space="preserve">Tube passed through nose into stomach</w:t>
       </w:r>
     </w:p>
     <w:p>
@@ -6729,7 +6880,7 @@
         </w:numPr>
       </w:pPr>
       <w:r>
-        <w:t xml:space="preserve">Up in chair most of the day</w:t>
+        <w:t xml:space="preserve">Drains fluid from stomach</w:t>
       </w:r>
     </w:p>
     <w:p>
@@ -6741,101 +6892,23 @@
         </w:numPr>
       </w:pPr>
       <w:r>
-        <w:t xml:space="preserve">Walking with help from nurse/Physical Therapist</w:t>
-      </w:r>
-    </w:p>
-    <w:p>
-      <w:pPr>
-        <w:pStyle w:val="Compact"/>
-        <w:numPr>
-          <w:ilvl w:val="0"/>
-          <w:numId w:val="1081"/>
-        </w:numPr>
-      </w:pPr>
-      <w:r>
-        <w:t xml:space="preserve">Goals:</w:t>
-      </w:r>
-    </w:p>
-    <w:p>
-      <w:pPr>
-        <w:pStyle w:val="Compact"/>
-        <w:numPr>
-          <w:ilvl w:val="1"/>
+        <w:t xml:space="preserve">Prevents vomiting</w:t>
+      </w:r>
+    </w:p>
+    <w:p>
+      <w:pPr>
+        <w:pStyle w:val="FirstParagraph"/>
+      </w:pPr>
+      <w:r>
+        <w:t xml:space="preserve">Upper GI X-ray on 2nd or 3rd day after surgery</w:t>
+      </w:r>
+    </w:p>
+    <w:p>
+      <w:pPr>
+        <w:pStyle w:val="Compact"/>
+        <w:numPr>
+          <w:ilvl w:val="0"/>
           <w:numId w:val="1082"/>
-        </w:numPr>
-      </w:pPr>
-      <w:r>
-        <w:t xml:space="preserve">Improve lung function</w:t>
-      </w:r>
-    </w:p>
-    <w:p>
-      <w:pPr>
-        <w:pStyle w:val="Compact"/>
-        <w:numPr>
-          <w:ilvl w:val="1"/>
-          <w:numId w:val="1082"/>
-        </w:numPr>
-      </w:pPr>
-      <w:r>
-        <w:t xml:space="preserve">Prevent muscle loss</w:t>
-      </w:r>
-    </w:p>
-    <w:bookmarkEnd w:id="161"/>
-    <w:bookmarkStart w:id="162" w:name="nasogastric-ng-tube"/>
-    <w:p>
-      <w:pPr>
-        <w:pStyle w:val="Heading2"/>
-      </w:pPr>
-      <w:r>
-        <w:t xml:space="preserve">100 Nasogastric (NG) Tube</w:t>
-      </w:r>
-    </w:p>
-    <w:p>
-      <w:pPr>
-        <w:pStyle w:val="FirstParagraph"/>
-      </w:pPr>
-      <w:r>
-        <w:t xml:space="preserve">Tube passed through nose into stomach</w:t>
-      </w:r>
-    </w:p>
-    <w:p>
-      <w:pPr>
-        <w:pStyle w:val="Compact"/>
-        <w:numPr>
-          <w:ilvl w:val="0"/>
-          <w:numId w:val="1083"/>
-        </w:numPr>
-      </w:pPr>
-      <w:r>
-        <w:t xml:space="preserve">Drains fluid from stomach</w:t>
-      </w:r>
-    </w:p>
-    <w:p>
-      <w:pPr>
-        <w:pStyle w:val="Compact"/>
-        <w:numPr>
-          <w:ilvl w:val="0"/>
-          <w:numId w:val="1083"/>
-        </w:numPr>
-      </w:pPr>
-      <w:r>
-        <w:t xml:space="preserve">Prevents vomiting</w:t>
-      </w:r>
-    </w:p>
-    <w:p>
-      <w:pPr>
-        <w:pStyle w:val="FirstParagraph"/>
-      </w:pPr>
-      <w:r>
-        <w:t xml:space="preserve">Upper GI X-ray on 2nd or 3rd day after surgery</w:t>
-      </w:r>
-    </w:p>
-    <w:p>
-      <w:pPr>
-        <w:pStyle w:val="Compact"/>
-        <w:numPr>
-          <w:ilvl w:val="0"/>
-          <w:numId w:val="1084"/>
         </w:numPr>
       </w:pPr>
       <w:r>
@@ -6864,21 +6937,21 @@
         <w:pStyle w:val="Compact"/>
         <w:numPr>
           <w:ilvl w:val="0"/>
-          <w:numId w:val="1084"/>
+          <w:numId w:val="1082"/>
         </w:numPr>
       </w:pPr>
       <w:r>
         <w:t xml:space="preserve">Otherwise, X-ray repeated 2-3 days later</w:t>
       </w:r>
     </w:p>
-    <w:bookmarkEnd w:id="162"/>
-    <w:bookmarkStart w:id="163" w:name="swallowing-evaluation"/>
-    <w:p>
-      <w:pPr>
-        <w:pStyle w:val="Heading2"/>
-      </w:pPr>
-      <w:r>
-        <w:t xml:space="preserve">101 Swallowing Evaluation</w:t>
+    <w:bookmarkEnd w:id="169"/>
+    <w:bookmarkStart w:id="170" w:name="swallowing-evaluation"/>
+    <w:p>
+      <w:pPr>
+        <w:pStyle w:val="Heading2"/>
+      </w:pPr>
+      <w:r>
+        <w:t xml:space="preserve">100 Swallowing Evaluation</w:t>
       </w:r>
     </w:p>
     <w:p>
@@ -6902,7 +6975,7 @@
         <w:pStyle w:val="Compact"/>
         <w:numPr>
           <w:ilvl w:val="0"/>
-          <w:numId w:val="1085"/>
+          <w:numId w:val="1083"/>
         </w:numPr>
       </w:pPr>
       <w:r>
@@ -6914,7 +6987,7 @@
         <w:pStyle w:val="Compact"/>
         <w:numPr>
           <w:ilvl w:val="0"/>
-          <w:numId w:val="1085"/>
+          <w:numId w:val="1083"/>
         </w:numPr>
       </w:pPr>
       <w:r>
@@ -6926,7 +6999,7 @@
         <w:pStyle w:val="Compact"/>
         <w:numPr>
           <w:ilvl w:val="0"/>
-          <w:numId w:val="1085"/>
+          <w:numId w:val="1083"/>
         </w:numPr>
       </w:pPr>
       <w:r>
@@ -6950,14 +7023,125 @@
         <w:t xml:space="preserve">liquids started by mouth</w:t>
       </w:r>
     </w:p>
-    <w:bookmarkEnd w:id="163"/>
-    <w:bookmarkStart w:id="164" w:name="jejunostomy-feeding"/>
-    <w:p>
-      <w:pPr>
-        <w:pStyle w:val="Heading2"/>
-      </w:pPr>
-      <w:r>
-        <w:t xml:space="preserve">102 Jejunostomy feeding</w:t>
+    <w:bookmarkEnd w:id="170"/>
+    <w:bookmarkStart w:id="171" w:name="oral-intake-at-home"/>
+    <w:p>
+      <w:pPr>
+        <w:pStyle w:val="Heading2"/>
+      </w:pPr>
+      <w:r>
+        <w:t xml:space="preserve">101 Oral Intake at Home</w:t>
+      </w:r>
+    </w:p>
+    <w:p>
+      <w:pPr>
+        <w:pStyle w:val="FirstParagraph"/>
+      </w:pPr>
+      <w:r>
+        <w:t xml:space="preserve">Most are taking protein shakes when they go home</w:t>
+      </w:r>
+    </w:p>
+    <w:p>
+      <w:pPr>
+        <w:pStyle w:val="BodyText"/>
+      </w:pPr>
+      <w:r>
+        <w:t xml:space="preserve">Protein shakes are started after tolerating water</w:t>
+      </w:r>
+      <w:r>
+        <w:br/>
+      </w:r>
+    </w:p>
+    <w:p>
+      <w:pPr>
+        <w:pStyle w:val="Compact"/>
+        <w:numPr>
+          <w:ilvl w:val="0"/>
+          <w:numId w:val="1084"/>
+        </w:numPr>
+      </w:pPr>
+      <w:r>
+        <w:t xml:space="preserve">2 oz per hour to start</w:t>
+      </w:r>
+    </w:p>
+    <w:p>
+      <w:pPr>
+        <w:pStyle w:val="Compact"/>
+        <w:numPr>
+          <w:ilvl w:val="0"/>
+          <w:numId w:val="1084"/>
+        </w:numPr>
+      </w:pPr>
+      <w:r>
+        <w:t xml:space="preserve">4 oz per hour if 2oz are tolerated well</w:t>
+      </w:r>
+    </w:p>
+    <w:bookmarkEnd w:id="171"/>
+    <w:bookmarkStart w:id="172" w:name="drains-and-tubes"/>
+    <w:p>
+      <w:pPr>
+        <w:pStyle w:val="Heading2"/>
+      </w:pPr>
+      <w:r>
+        <w:t xml:space="preserve">102 Drains and Tubes</w:t>
+      </w:r>
+    </w:p>
+    <w:p>
+      <w:pPr>
+        <w:pStyle w:val="FirstParagraph"/>
+      </w:pPr>
+      <w:r>
+        <w:t xml:space="preserve">Chest Tube (right side): Removed 4-6 days after surgery (depending upon output)</w:t>
+      </w:r>
+      <w:r>
+        <w:t xml:space="preserve"> </w:t>
+      </w:r>
+      <w:r>
+        <w:t xml:space="preserve">Abdominal drains: Removed 4-7 days after surgery</w:t>
+      </w:r>
+    </w:p>
+    <w:p>
+      <w:pPr>
+        <w:pStyle w:val="Compact"/>
+        <w:numPr>
+          <w:ilvl w:val="0"/>
+          <w:numId w:val="1085"/>
+        </w:numPr>
+      </w:pPr>
+      <w:r>
+        <w:t xml:space="preserve">Discharge with 1 abdominal drain in 10% of cases</w:t>
+      </w:r>
+    </w:p>
+    <w:p>
+      <w:pPr>
+        <w:pStyle w:val="FirstParagraph"/>
+      </w:pPr>
+      <w:r>
+        <w:t xml:space="preserve">Epidural catheter: Removed 4-5 days after surgery</w:t>
+      </w:r>
+      <w:r>
+        <w:t xml:space="preserve"> </w:t>
+      </w:r>
+      <w:r>
+        <w:t xml:space="preserve">Bladder catheter: Removed after epidural catheter removed</w:t>
+      </w:r>
+    </w:p>
+    <w:bookmarkEnd w:id="172"/>
+    <w:bookmarkStart w:id="173" w:name="discharge"/>
+    <w:p>
+      <w:pPr>
+        <w:pStyle w:val="Heading2"/>
+      </w:pPr>
+      <w:r>
+        <w:t xml:space="preserve">103 Discharge</w:t>
+      </w:r>
+    </w:p>
+    <w:p>
+      <w:pPr>
+        <w:pStyle w:val="FirstParagraph"/>
+      </w:pPr>
+      <w:r>
+        <w:t xml:space="preserve">Goal: ready to leave day #7 after surgery</w:t>
       </w:r>
     </w:p>
     <w:p>
@@ -6969,7 +7153,7 @@
         </w:numPr>
       </w:pPr>
       <w:r>
-        <w:t xml:space="preserve">Start with continuous feeds (24 hours/day)</w:t>
+        <w:t xml:space="preserve">Night-time tube feedings (6pm to 10am)</w:t>
       </w:r>
     </w:p>
     <w:p>
@@ -6981,15 +7165,125 @@
         </w:numPr>
       </w:pPr>
       <w:r>
-        <w:t xml:space="preserve">Convert to nocturnal (night-time): 6pm to 10pm</w:t>
-      </w:r>
-    </w:p>
-    <w:p>
-      <w:pPr>
-        <w:pStyle w:val="FirstParagraph"/>
-      </w:pPr>
-      <w:r>
-        <w:t xml:space="preserve">The feeding bag holds only 4 cartons of feeds - May need to “top off’ bag after a few hours</w:t>
+        <w:t xml:space="preserve">Nutrition by mouth (90% of patients)</w:t>
+      </w:r>
+    </w:p>
+    <w:p>
+      <w:pPr>
+        <w:pStyle w:val="Compact"/>
+        <w:numPr>
+          <w:ilvl w:val="1"/>
+          <w:numId w:val="1087"/>
+        </w:numPr>
+      </w:pPr>
+      <w:r>
+        <w:t xml:space="preserve">Protein shakes or water 4oz every 2 hours</w:t>
+      </w:r>
+    </w:p>
+    <w:p>
+      <w:pPr>
+        <w:pStyle w:val="Compact"/>
+        <w:numPr>
+          <w:ilvl w:val="0"/>
+          <w:numId w:val="1086"/>
+        </w:numPr>
+      </w:pPr>
+      <w:r>
+        <w:t xml:space="preserve">Water through tube 8oz four times per day</w:t>
+      </w:r>
+    </w:p>
+    <w:p>
+      <w:pPr>
+        <w:pStyle w:val="Compact"/>
+        <w:numPr>
+          <w:ilvl w:val="0"/>
+          <w:numId w:val="1086"/>
+        </w:numPr>
+      </w:pPr>
+      <w:r>
+        <w:t xml:space="preserve">Home care nursing (feeding tube teaching)</w:t>
+      </w:r>
+    </w:p>
+    <w:p>
+      <w:pPr>
+        <w:pStyle w:val="Compact"/>
+        <w:numPr>
+          <w:ilvl w:val="0"/>
+          <w:numId w:val="1086"/>
+        </w:numPr>
+      </w:pPr>
+      <w:r>
+        <w:t xml:space="preserve">Home infusion (tube feeding supplies)</w:t>
+      </w:r>
+    </w:p>
+    <w:bookmarkEnd w:id="173"/>
+    <w:bookmarkStart w:id="174" w:name="nutrition-after-surgery"/>
+    <w:p>
+      <w:pPr>
+        <w:pStyle w:val="Heading2"/>
+      </w:pPr>
+      <w:r>
+        <w:t xml:space="preserve">104 Nutrition after Surgery</w:t>
+      </w:r>
+    </w:p>
+    <w:p>
+      <w:pPr>
+        <w:pStyle w:val="FirstParagraph"/>
+      </w:pPr>
+      <w:r>
+        <w:t xml:space="preserve">At discharge home:</w:t>
+      </w:r>
+    </w:p>
+    <w:p>
+      <w:pPr>
+        <w:pStyle w:val="Compact"/>
+        <w:numPr>
+          <w:ilvl w:val="0"/>
+          <w:numId w:val="1088"/>
+        </w:numPr>
+      </w:pPr>
+      <w:r>
+        <w:t xml:space="preserve">Protein shakes 4oz every 2 hrs</w:t>
+      </w:r>
+    </w:p>
+    <w:p>
+      <w:pPr>
+        <w:pStyle w:val="Compact"/>
+        <w:numPr>
+          <w:ilvl w:val="0"/>
+          <w:numId w:val="1088"/>
+        </w:numPr>
+      </w:pPr>
+      <w:r>
+        <w:t xml:space="preserve">Tube feeds 4-5 cans at night (6pm-10am)</w:t>
+      </w:r>
+    </w:p>
+    <w:p>
+      <w:pPr>
+        <w:pStyle w:val="FirstParagraph"/>
+      </w:pPr>
+      <w:r>
+        <w:t xml:space="preserve">10-12 Days: Increase protein shakes</w:t>
+      </w:r>
+    </w:p>
+    <w:p>
+      <w:pPr>
+        <w:pStyle w:val="Compact"/>
+        <w:numPr>
+          <w:ilvl w:val="0"/>
+          <w:numId w:val="1089"/>
+        </w:numPr>
+      </w:pPr>
+      <w:r>
+        <w:t xml:space="preserve">Tube feeds 3-4 cans at night</w:t>
+      </w:r>
+    </w:p>
+    <w:p>
+      <w:pPr>
+        <w:pStyle w:val="FirstParagraph"/>
+      </w:pPr>
+      <w:r>
+        <w:t xml:space="preserve">Three weeks: Post-esophagectomy Diet</w:t>
       </w:r>
     </w:p>
     <w:p>
@@ -6997,256 +7291,17 @@
         <w:pStyle w:val="BodyText"/>
       </w:pPr>
       <w:r>
-        <w:t xml:space="preserve">Water through the tube - Important to prevent dehydration - 250mL (8 oz) 4 times per day</w:t>
-      </w:r>
-    </w:p>
-    <w:bookmarkEnd w:id="164"/>
-    <w:bookmarkStart w:id="165" w:name="oral-intake-at-home"/>
-    <w:p>
-      <w:pPr>
-        <w:pStyle w:val="Heading2"/>
-      </w:pPr>
-      <w:r>
-        <w:t xml:space="preserve">103 Oral Intake at Home</w:t>
-      </w:r>
-    </w:p>
-    <w:p>
-      <w:pPr>
-        <w:pStyle w:val="FirstParagraph"/>
-      </w:pPr>
-      <w:r>
-        <w:t xml:space="preserve">Most are taking protein shakes when they go home</w:t>
-      </w:r>
-    </w:p>
-    <w:p>
-      <w:pPr>
-        <w:pStyle w:val="BodyText"/>
-      </w:pPr>
-      <w:r>
-        <w:t xml:space="preserve">Protein shakes are started after tolerating water</w:t>
-      </w:r>
-      <w:r>
-        <w:br/>
-      </w:r>
-    </w:p>
-    <w:p>
-      <w:pPr>
-        <w:pStyle w:val="Compact"/>
-        <w:numPr>
-          <w:ilvl w:val="0"/>
-          <w:numId w:val="1087"/>
-        </w:numPr>
-      </w:pPr>
-      <w:r>
-        <w:t xml:space="preserve">2 oz per hour to start</w:t>
-      </w:r>
-    </w:p>
-    <w:p>
-      <w:pPr>
-        <w:pStyle w:val="Compact"/>
-        <w:numPr>
-          <w:ilvl w:val="0"/>
-          <w:numId w:val="1087"/>
-        </w:numPr>
-      </w:pPr>
-      <w:r>
-        <w:t xml:space="preserve">4 oz per hour if 2oz are tolerated well</w:t>
-      </w:r>
-    </w:p>
-    <w:bookmarkEnd w:id="165"/>
-    <w:bookmarkStart w:id="166" w:name="drains-and-tubes"/>
-    <w:p>
-      <w:pPr>
-        <w:pStyle w:val="Heading2"/>
-      </w:pPr>
-      <w:r>
-        <w:t xml:space="preserve">104 Drains and Tubes</w:t>
-      </w:r>
-    </w:p>
-    <w:p>
-      <w:pPr>
-        <w:pStyle w:val="FirstParagraph"/>
-      </w:pPr>
-      <w:r>
-        <w:t xml:space="preserve">Chest Tube (right side): Removed 4-6 days after surgery (depending upon output) Abdomiaal drains: Removed 4-7 days after surgery Discharge with 1 abdominal drain in 10% of cases Epidural catheter: Removed 4-5 days after surgery Bladder catheter: Removed after epicura catheter removed</w:t>
-      </w:r>
-    </w:p>
-    <w:bookmarkEnd w:id="166"/>
-    <w:bookmarkStart w:id="167" w:name="discharge"/>
-    <w:p>
-      <w:pPr>
-        <w:pStyle w:val="Heading2"/>
-      </w:pPr>
-      <w:r>
-        <w:t xml:space="preserve">105 Discharge</w:t>
-      </w:r>
-    </w:p>
-    <w:p>
-      <w:pPr>
-        <w:pStyle w:val="FirstParagraph"/>
-      </w:pPr>
-      <w:r>
-        <w:t xml:space="preserve">Goal: ready to leave day #7 after surgery</w:t>
-      </w:r>
-    </w:p>
-    <w:p>
-      <w:pPr>
-        <w:pStyle w:val="Compact"/>
-        <w:numPr>
-          <w:ilvl w:val="0"/>
-          <w:numId w:val="1088"/>
-        </w:numPr>
-      </w:pPr>
-      <w:r>
-        <w:t xml:space="preserve">Night-time tube feedings (6pm to 10am)</w:t>
-      </w:r>
-    </w:p>
-    <w:p>
-      <w:pPr>
-        <w:pStyle w:val="Compact"/>
-        <w:numPr>
-          <w:ilvl w:val="0"/>
-          <w:numId w:val="1088"/>
-        </w:numPr>
-      </w:pPr>
-      <w:r>
-        <w:t xml:space="preserve">Nutrition by mouth (90% of patients)</w:t>
-      </w:r>
-    </w:p>
-    <w:p>
-      <w:pPr>
-        <w:pStyle w:val="Compact"/>
-        <w:numPr>
-          <w:ilvl w:val="1"/>
-          <w:numId w:val="1089"/>
-        </w:numPr>
-      </w:pPr>
-      <w:r>
-        <w:t xml:space="preserve">Protein shakes or water 4oz every 2 hours</w:t>
-      </w:r>
-    </w:p>
-    <w:p>
-      <w:pPr>
-        <w:pStyle w:val="Compact"/>
-        <w:numPr>
-          <w:ilvl w:val="0"/>
-          <w:numId w:val="1088"/>
-        </w:numPr>
-      </w:pPr>
-      <w:r>
-        <w:t xml:space="preserve">Water through tube 8oz four times per day</w:t>
-      </w:r>
-    </w:p>
-    <w:p>
-      <w:pPr>
-        <w:pStyle w:val="Compact"/>
-        <w:numPr>
-          <w:ilvl w:val="0"/>
-          <w:numId w:val="1088"/>
-        </w:numPr>
-      </w:pPr>
-      <w:r>
-        <w:t xml:space="preserve">Home care nursing (feeding tube teaching)</w:t>
-      </w:r>
-    </w:p>
-    <w:p>
-      <w:pPr>
-        <w:pStyle w:val="Compact"/>
-        <w:numPr>
-          <w:ilvl w:val="0"/>
-          <w:numId w:val="1088"/>
-        </w:numPr>
-      </w:pPr>
-      <w:r>
-        <w:t xml:space="preserve">Home infusion (tube feeding supplies)</w:t>
-      </w:r>
-    </w:p>
-    <w:bookmarkEnd w:id="167"/>
-    <w:bookmarkStart w:id="168" w:name="nutrition-after-surgery"/>
-    <w:p>
-      <w:pPr>
-        <w:pStyle w:val="Heading2"/>
-      </w:pPr>
-      <w:r>
-        <w:t xml:space="preserve">106 Nutrition after Surgery</w:t>
-      </w:r>
-    </w:p>
-    <w:p>
-      <w:pPr>
-        <w:pStyle w:val="FirstParagraph"/>
-      </w:pPr>
-      <w:r>
-        <w:t xml:space="preserve">At discharge home:</w:t>
-      </w:r>
-    </w:p>
-    <w:p>
-      <w:pPr>
-        <w:pStyle w:val="Compact"/>
-        <w:numPr>
-          <w:ilvl w:val="0"/>
-          <w:numId w:val="1090"/>
-        </w:numPr>
-      </w:pPr>
-      <w:r>
-        <w:t xml:space="preserve">Protein shakes 4oz every 2 hrs</w:t>
-      </w:r>
-    </w:p>
-    <w:p>
-      <w:pPr>
-        <w:pStyle w:val="Compact"/>
-        <w:numPr>
-          <w:ilvl w:val="0"/>
-          <w:numId w:val="1090"/>
-        </w:numPr>
-      </w:pPr>
-      <w:r>
-        <w:t xml:space="preserve">Tube feeds 4-5 cans at night (6pm-10am)</w:t>
-      </w:r>
-    </w:p>
-    <w:p>
-      <w:pPr>
-        <w:pStyle w:val="FirstParagraph"/>
-      </w:pPr>
-      <w:r>
-        <w:t xml:space="preserve">10-12 Days: Increase protein shakes</w:t>
-      </w:r>
-    </w:p>
-    <w:p>
-      <w:pPr>
-        <w:pStyle w:val="Compact"/>
-        <w:numPr>
-          <w:ilvl w:val="0"/>
-          <w:numId w:val="1091"/>
-        </w:numPr>
-      </w:pPr>
-      <w:r>
-        <w:t xml:space="preserve">Tube feeds 3-4 cans at night</w:t>
-      </w:r>
-    </w:p>
-    <w:p>
-      <w:pPr>
-        <w:pStyle w:val="FirstParagraph"/>
-      </w:pPr>
-      <w:r>
-        <w:t xml:space="preserve">Three weeks: Post-esophagectomy Diet</w:t>
-      </w:r>
-    </w:p>
-    <w:p>
-      <w:pPr>
-        <w:pStyle w:val="BodyText"/>
-      </w:pPr>
-      <w:r>
         <w:t xml:space="preserve">8-12 weeks: Remove feeding tube (in office)</w:t>
       </w:r>
     </w:p>
-    <w:bookmarkEnd w:id="168"/>
-    <w:bookmarkStart w:id="169" w:name="X15701f9deabaab366e08b73bd1ea6f1240694c5"/>
-    <w:p>
-      <w:pPr>
-        <w:pStyle w:val="Heading2"/>
-      </w:pPr>
-      <w:r>
-        <w:t xml:space="preserve">107 Transition from Tube Feeds</w:t>
+    <w:bookmarkEnd w:id="174"/>
+    <w:bookmarkStart w:id="175" w:name="X15701f9deabaab366e08b73bd1ea6f1240694c5"/>
+    <w:p>
+      <w:pPr>
+        <w:pStyle w:val="Heading2"/>
+      </w:pPr>
+      <w:r>
+        <w:t xml:space="preserve">105 Transition from Tube Feeds</w:t>
       </w:r>
       <w:r>
         <w:t xml:space="preserve"> </w:t>
@@ -7279,7 +7334,7 @@
         <w:pStyle w:val="Compact"/>
         <w:numPr>
           <w:ilvl w:val="0"/>
-          <w:numId w:val="1092"/>
+          <w:numId w:val="1090"/>
         </w:numPr>
       </w:pPr>
       <w:r>
@@ -7291,7 +7346,7 @@
         <w:pStyle w:val="Compact"/>
         <w:numPr>
           <w:ilvl w:val="0"/>
-          <w:numId w:val="1092"/>
+          <w:numId w:val="1090"/>
         </w:numPr>
       </w:pPr>
       <w:r>
@@ -7303,7 +7358,7 @@
         <w:pStyle w:val="Compact"/>
         <w:numPr>
           <w:ilvl w:val="1"/>
-          <w:numId w:val="1093"/>
+          <w:numId w:val="1091"/>
         </w:numPr>
       </w:pPr>
       <w:r>
@@ -7315,7 +7370,7 @@
         <w:pStyle w:val="Compact"/>
         <w:numPr>
           <w:ilvl w:val="0"/>
-          <w:numId w:val="1092"/>
+          <w:numId w:val="1090"/>
         </w:numPr>
       </w:pPr>
       <w:r>
@@ -7352,21 +7407,151 @@
         <w:pStyle w:val="Compact"/>
         <w:numPr>
           <w:ilvl w:val="0"/>
+          <w:numId w:val="1092"/>
+        </w:numPr>
+      </w:pPr>
+      <w:r>
+        <w:t xml:space="preserve">Three meals + 2-3 high-protein snacks</w:t>
+      </w:r>
+    </w:p>
+    <w:bookmarkEnd w:id="175"/>
+    <w:bookmarkStart w:id="176" w:name="post-esophagectomy-diet"/>
+    <w:p>
+      <w:pPr>
+        <w:pStyle w:val="Heading2"/>
+      </w:pPr>
+      <w:r>
+        <w:t xml:space="preserve">106 Post-esophagectomy Diet</w:t>
+      </w:r>
+    </w:p>
+    <w:p>
+      <w:pPr>
+        <w:pStyle w:val="Compact"/>
+        <w:numPr>
+          <w:ilvl w:val="0"/>
+          <w:numId w:val="1093"/>
+        </w:numPr>
+      </w:pPr>
+      <w:r>
+        <w:t xml:space="preserve">Soft Consistency</w:t>
+      </w:r>
+    </w:p>
+    <w:p>
+      <w:pPr>
+        <w:pStyle w:val="Compact"/>
+        <w:numPr>
+          <w:ilvl w:val="0"/>
+          <w:numId w:val="1093"/>
+        </w:numPr>
+      </w:pPr>
+      <w:r>
+        <w:t xml:space="preserve">High Protein</w:t>
+      </w:r>
+    </w:p>
+    <w:p>
+      <w:pPr>
+        <w:pStyle w:val="Compact"/>
+        <w:numPr>
+          <w:ilvl w:val="0"/>
+          <w:numId w:val="1093"/>
+        </w:numPr>
+      </w:pPr>
+      <w:r>
+        <w:t xml:space="preserve">Avoid sugary liquids (can cause ‘dumping’)</w:t>
+      </w:r>
+    </w:p>
+    <w:p>
+      <w:pPr>
+        <w:pStyle w:val="Compact"/>
+        <w:numPr>
+          <w:ilvl w:val="0"/>
+          <w:numId w:val="1093"/>
+        </w:numPr>
+      </w:pPr>
+      <w:r>
+        <w:t xml:space="preserve">Avoid raw vegetables (and salads)</w:t>
+      </w:r>
+    </w:p>
+    <w:p>
+      <w:pPr>
+        <w:pStyle w:val="Compact"/>
+        <w:numPr>
+          <w:ilvl w:val="0"/>
+          <w:numId w:val="1093"/>
+        </w:numPr>
+      </w:pPr>
+      <w:r>
+        <w:t xml:space="preserve">Eating</w:t>
+      </w:r>
+    </w:p>
+    <w:p>
+      <w:pPr>
+        <w:pStyle w:val="Compact"/>
+        <w:numPr>
+          <w:ilvl w:val="1"/>
           <w:numId w:val="1094"/>
         </w:numPr>
       </w:pPr>
       <w:r>
-        <w:t xml:space="preserve">Three meals + 2-3 high-protein snacks</w:t>
-      </w:r>
-    </w:p>
-    <w:bookmarkEnd w:id="169"/>
-    <w:bookmarkStart w:id="170" w:name="post-esophagectomy-diet"/>
-    <w:p>
-      <w:pPr>
-        <w:pStyle w:val="Heading2"/>
-      </w:pPr>
-      <w:r>
-        <w:t xml:space="preserve">108 Post-esophagectomy Diet</w:t>
+        <w:t xml:space="preserve">Small, frequent meals</w:t>
+      </w:r>
+    </w:p>
+    <w:p>
+      <w:pPr>
+        <w:pStyle w:val="Compact"/>
+        <w:numPr>
+          <w:ilvl w:val="1"/>
+          <w:numId w:val="1094"/>
+        </w:numPr>
+      </w:pPr>
+      <w:r>
+        <w:t xml:space="preserve">Sit up for 30-45 minutes after eating</w:t>
+      </w:r>
+    </w:p>
+    <w:p>
+      <w:pPr>
+        <w:pStyle w:val="Compact"/>
+        <w:numPr>
+          <w:ilvl w:val="1"/>
+          <w:numId w:val="1094"/>
+        </w:numPr>
+      </w:pPr>
+      <w:r>
+        <w:t xml:space="preserve">Avoid eating within 2 hours of bedtime</w:t>
+      </w:r>
+    </w:p>
+    <w:bookmarkEnd w:id="176"/>
+    <w:bookmarkStart w:id="177" w:name="medicines-at-home---pain"/>
+    <w:p>
+      <w:pPr>
+        <w:pStyle w:val="Heading2"/>
+      </w:pPr>
+      <w:r>
+        <w:t xml:space="preserve">107 Medicines at Home - Pain</w:t>
+      </w:r>
+    </w:p>
+    <w:p>
+      <w:pPr>
+        <w:pStyle w:val="FirstParagraph"/>
+      </w:pPr>
+      <w:r>
+        <w:t xml:space="preserve">Acetaminophen (Tylenol) 1000mg 4x/day</w:t>
+      </w:r>
+    </w:p>
+    <w:p>
+      <w:pPr>
+        <w:pStyle w:val="BodyText"/>
+      </w:pPr>
+      <w:r>
+        <w:t xml:space="preserve">Gabapentin 300mg 3 times/day</w:t>
+      </w:r>
+    </w:p>
+    <w:p>
+      <w:pPr>
+        <w:pStyle w:val="BodyText"/>
+      </w:pPr>
+      <w:r>
+        <w:t xml:space="preserve">Oxycodone</w:t>
       </w:r>
     </w:p>
     <w:p>
@@ -7378,7 +7563,7 @@
         </w:numPr>
       </w:pPr>
       <w:r>
-        <w:t xml:space="preserve">Soft Consistency</w:t>
+        <w:t xml:space="preserve">As needed in addition to Tylenol/gabapentin</w:t>
       </w:r>
     </w:p>
     <w:p>
@@ -7390,7 +7575,7 @@
         </w:numPr>
       </w:pPr>
       <w:r>
-        <w:t xml:space="preserve">High Protein</w:t>
+        <w:t xml:space="preserve">Will begin reducing dose at first postop visit</w:t>
       </w:r>
     </w:p>
     <w:p>
@@ -7402,7 +7587,7 @@
         </w:numPr>
       </w:pPr>
       <w:r>
-        <w:t xml:space="preserve">Avoid sugary liquids (can cause ‘dumping’)</w:t>
+        <w:t xml:space="preserve">Can usually discontinue by 4 weeks</w:t>
       </w:r>
     </w:p>
     <w:p>
@@ -7414,89 +7599,45 @@
         </w:numPr>
       </w:pPr>
       <w:r>
-        <w:t xml:space="preserve">Avoid raw vegetables (and salads)</w:t>
-      </w:r>
-    </w:p>
-    <w:p>
-      <w:pPr>
-        <w:pStyle w:val="Compact"/>
-        <w:numPr>
-          <w:ilvl w:val="0"/>
-          <w:numId w:val="1095"/>
-        </w:numPr>
-      </w:pPr>
-      <w:r>
-        <w:t xml:space="preserve">Eating</w:t>
-      </w:r>
-    </w:p>
-    <w:p>
-      <w:pPr>
-        <w:pStyle w:val="Compact"/>
-        <w:numPr>
-          <w:ilvl w:val="1"/>
+        <w:t xml:space="preserve">NO DRIVING WHILE ON OXYCODONE</w:t>
+      </w:r>
+    </w:p>
+    <w:bookmarkEnd w:id="177"/>
+    <w:bookmarkStart w:id="178" w:name="non-steroidals-anti-inflammatory-nsaid"/>
+    <w:p>
+      <w:pPr>
+        <w:pStyle w:val="Heading2"/>
+      </w:pPr>
+      <w:r>
+        <w:t xml:space="preserve">108 Non-steroidals Anti Inflammatory (NSAID)</w:t>
+      </w:r>
+    </w:p>
+    <w:p>
+      <w:pPr>
+        <w:pStyle w:val="FirstParagraph"/>
+      </w:pPr>
+      <w:r>
+        <w:t xml:space="preserve">Non-steroidal anti-inflammatories (Celebrex)</w:t>
+      </w:r>
+    </w:p>
+    <w:p>
+      <w:pPr>
+        <w:pStyle w:val="Compact"/>
+        <w:numPr>
+          <w:ilvl w:val="0"/>
           <w:numId w:val="1096"/>
         </w:numPr>
       </w:pPr>
       <w:r>
-        <w:t xml:space="preserve">Small, frequent meals</w:t>
-      </w:r>
-    </w:p>
-    <w:p>
-      <w:pPr>
-        <w:pStyle w:val="Compact"/>
-        <w:numPr>
-          <w:ilvl w:val="1"/>
-          <w:numId w:val="1096"/>
-        </w:numPr>
-      </w:pPr>
-      <w:r>
-        <w:t xml:space="preserve">Sit up for 30-45 minutes after eating</w:t>
-      </w:r>
-    </w:p>
-    <w:p>
-      <w:pPr>
-        <w:pStyle w:val="Compact"/>
-        <w:numPr>
-          <w:ilvl w:val="1"/>
-          <w:numId w:val="1096"/>
-        </w:numPr>
-      </w:pPr>
-      <w:r>
-        <w:t xml:space="preserve">Avoid eating within 2 hours of bedtime</w:t>
-      </w:r>
-    </w:p>
-    <w:bookmarkEnd w:id="170"/>
-    <w:bookmarkStart w:id="171" w:name="medicines-at-home---pain"/>
-    <w:p>
-      <w:pPr>
-        <w:pStyle w:val="Heading2"/>
-      </w:pPr>
-      <w:r>
-        <w:t xml:space="preserve">109 Medicines at Home - Pain</w:t>
-      </w:r>
-    </w:p>
-    <w:p>
-      <w:pPr>
-        <w:pStyle w:val="FirstParagraph"/>
-      </w:pPr>
-      <w:r>
-        <w:t xml:space="preserve">Acetaminophen (Tylenol) 1000mg 4x/day</w:t>
-      </w:r>
-    </w:p>
-    <w:p>
-      <w:pPr>
-        <w:pStyle w:val="BodyText"/>
-      </w:pPr>
-      <w:r>
-        <w:t xml:space="preserve">Gabapentin 300mg 3 times/day</w:t>
-      </w:r>
-    </w:p>
-    <w:p>
-      <w:pPr>
-        <w:pStyle w:val="BodyText"/>
-      </w:pPr>
-      <w:r>
-        <w:t xml:space="preserve">Oxycodone</w:t>
+        <w:t xml:space="preserve">200 mg every 12 hours starting at 2 weeks</w:t>
+      </w:r>
+    </w:p>
+    <w:p>
+      <w:pPr>
+        <w:pStyle w:val="FirstParagraph"/>
+      </w:pPr>
+      <w:r>
+        <w:t xml:space="preserve">NO GOODY POWDERS OR BCs</w:t>
       </w:r>
     </w:p>
     <w:p>
@@ -7508,61 +7649,25 @@
         </w:numPr>
       </w:pPr>
       <w:r>
-        <w:t xml:space="preserve">As needed in addition to Tylenol/gabapentin</w:t>
-      </w:r>
-    </w:p>
-    <w:p>
-      <w:pPr>
-        <w:pStyle w:val="Compact"/>
-        <w:numPr>
-          <w:ilvl w:val="0"/>
-          <w:numId w:val="1097"/>
-        </w:numPr>
-      </w:pPr>
-      <w:r>
-        <w:t xml:space="preserve">Will begin reducing dose at first postop visit</w:t>
-      </w:r>
-    </w:p>
-    <w:p>
-      <w:pPr>
-        <w:pStyle w:val="Compact"/>
-        <w:numPr>
-          <w:ilvl w:val="0"/>
-          <w:numId w:val="1097"/>
-        </w:numPr>
-      </w:pPr>
-      <w:r>
-        <w:t xml:space="preserve">Can usually discontinue by 4 weeks</w:t>
-      </w:r>
-    </w:p>
-    <w:p>
-      <w:pPr>
-        <w:pStyle w:val="Compact"/>
-        <w:numPr>
-          <w:ilvl w:val="0"/>
-          <w:numId w:val="1097"/>
-        </w:numPr>
-      </w:pPr>
-      <w:r>
-        <w:t xml:space="preserve">NO DRIVING WHILE ON OXYCODONE</w:t>
-      </w:r>
-    </w:p>
-    <w:bookmarkEnd w:id="171"/>
-    <w:bookmarkStart w:id="172" w:name="non-steroidals-anti-inflammatory-nsaid"/>
-    <w:p>
-      <w:pPr>
-        <w:pStyle w:val="Heading2"/>
-      </w:pPr>
-      <w:r>
-        <w:t xml:space="preserve">110 Non-steroidals Anti Inflammatory (NSAID)</w:t>
-      </w:r>
-    </w:p>
-    <w:p>
-      <w:pPr>
-        <w:pStyle w:val="FirstParagraph"/>
-      </w:pPr>
-      <w:r>
-        <w:t xml:space="preserve">Non-steroidal anti-inflammatories (Celebrex)</w:t>
+        <w:t xml:space="preserve">(Can cause permanent scarring at the surgery site)</w:t>
+      </w:r>
+    </w:p>
+    <w:bookmarkEnd w:id="178"/>
+    <w:bookmarkStart w:id="179" w:name="acid-blockers-proton-pump-inhibitors"/>
+    <w:p>
+      <w:pPr>
+        <w:pStyle w:val="Heading2"/>
+      </w:pPr>
+      <w:r>
+        <w:t xml:space="preserve">109 Acid Blockers = Proton Pump Inhibitors</w:t>
+      </w:r>
+    </w:p>
+    <w:p>
+      <w:pPr>
+        <w:pStyle w:val="FirstParagraph"/>
+      </w:pPr>
+      <w:r>
+        <w:t xml:space="preserve">Examples include ompeprazole and pantoprazole</w:t>
       </w:r>
     </w:p>
     <w:p>
@@ -7574,15 +7679,49 @@
         </w:numPr>
       </w:pPr>
       <w:r>
-        <w:t xml:space="preserve">200 mg every 12 hours starting at 2 weeks</w:t>
-      </w:r>
-    </w:p>
-    <w:p>
-      <w:pPr>
-        <w:pStyle w:val="FirstParagraph"/>
-      </w:pPr>
-      <w:r>
-        <w:t xml:space="preserve">NO GOODY POWDERS OR BCs</w:t>
+        <w:t xml:space="preserve">Will stay on for at 1-2 years to prevent acid reflux</w:t>
+      </w:r>
+    </w:p>
+    <w:p>
+      <w:pPr>
+        <w:pStyle w:val="Compact"/>
+        <w:numPr>
+          <w:ilvl w:val="0"/>
+          <w:numId w:val="1098"/>
+        </w:numPr>
+      </w:pPr>
+      <w:r>
+        <w:t xml:space="preserve">Important in preventing scarring at anastomosis (new connection between esophagus and stomach)</w:t>
+      </w:r>
+    </w:p>
+    <w:p>
+      <w:pPr>
+        <w:pStyle w:val="Compact"/>
+        <w:numPr>
+          <w:ilvl w:val="0"/>
+          <w:numId w:val="1098"/>
+        </w:numPr>
+      </w:pPr>
+      <w:r>
+        <w:t xml:space="preserve">To administer through feeding tube, open capsule and resuspend beads in 60mL (2oz) of water</w:t>
+      </w:r>
+    </w:p>
+    <w:bookmarkEnd w:id="179"/>
+    <w:bookmarkStart w:id="180" w:name="medicines-at-home"/>
+    <w:p>
+      <w:pPr>
+        <w:pStyle w:val="Heading2"/>
+      </w:pPr>
+      <w:r>
+        <w:t xml:space="preserve">110 Medicines at Home</w:t>
+      </w:r>
+    </w:p>
+    <w:p>
+      <w:pPr>
+        <w:pStyle w:val="FirstParagraph"/>
+      </w:pPr>
+      <w:r>
+        <w:t xml:space="preserve">Reglan – Helps stomach empty</w:t>
       </w:r>
     </w:p>
     <w:p>
@@ -7594,25 +7733,27 @@
         </w:numPr>
       </w:pPr>
       <w:r>
-        <w:t xml:space="preserve">(Can cause permanent scarring at the surgery site)</w:t>
-      </w:r>
-    </w:p>
-    <w:bookmarkEnd w:id="172"/>
-    <w:bookmarkStart w:id="173" w:name="acid-blockers-proton-pump-inhibitors"/>
-    <w:p>
-      <w:pPr>
-        <w:pStyle w:val="Heading2"/>
-      </w:pPr>
-      <w:r>
-        <w:t xml:space="preserve">111 Acid Blockers = Proton Pump Inhibitors</w:t>
-      </w:r>
-    </w:p>
-    <w:p>
-      <w:pPr>
-        <w:pStyle w:val="FirstParagraph"/>
-      </w:pPr>
-      <w:r>
-        <w:t xml:space="preserve">Examples include ompeprazole and pantoprazole</w:t>
+        <w:t xml:space="preserve">Will plan to stop after six weeks</w:t>
+      </w:r>
+    </w:p>
+    <w:p>
+      <w:pPr>
+        <w:pStyle w:val="Compact"/>
+        <w:numPr>
+          <w:ilvl w:val="0"/>
+          <w:numId w:val="1099"/>
+        </w:numPr>
+      </w:pPr>
+      <w:r>
+        <w:t xml:space="preserve">0.1% risk of tardive dyskinesia (nervous tic)</w:t>
+      </w:r>
+    </w:p>
+    <w:p>
+      <w:pPr>
+        <w:pStyle w:val="FirstParagraph"/>
+      </w:pPr>
+      <w:r>
+        <w:t xml:space="preserve">Remeron – Helps improve appetite</w:t>
       </w:r>
     </w:p>
     <w:p>
@@ -7624,7 +7765,7 @@
         </w:numPr>
       </w:pPr>
       <w:r>
-        <w:t xml:space="preserve">Will stay on for at 1-2 years to prevent acid reflux</w:t>
+        <w:t xml:space="preserve">Can cause vivid dreams</w:t>
       </w:r>
     </w:p>
     <w:p>
@@ -7636,7 +7777,7 @@
         </w:numPr>
       </w:pPr>
       <w:r>
-        <w:t xml:space="preserve">Important in preventing scarring at anastomosis (new connection between esophagus and stomach)</w:t>
+        <w:t xml:space="preserve">Used for several weeks after surgery</w:t>
       </w:r>
     </w:p>
     <w:p>
@@ -7648,25 +7789,17 @@
         </w:numPr>
       </w:pPr>
       <w:r>
-        <w:t xml:space="preserve">To administer through feeding tube, open capsule and resuspend beads in 60mL (2oz) of water</w:t>
-      </w:r>
-    </w:p>
-    <w:bookmarkEnd w:id="173"/>
-    <w:bookmarkStart w:id="174" w:name="medicines-at-home"/>
-    <w:p>
-      <w:pPr>
-        <w:pStyle w:val="Heading2"/>
-      </w:pPr>
-      <w:r>
-        <w:t xml:space="preserve">112 Medicines at Home</w:t>
-      </w:r>
-    </w:p>
-    <w:p>
-      <w:pPr>
-        <w:pStyle w:val="FirstParagraph"/>
-      </w:pPr>
-      <w:r>
-        <w:t xml:space="preserve">Reglan – Helps stomach empty</w:t>
+        <w:t xml:space="preserve">Will stop within first three months of surgery</w:t>
+      </w:r>
+    </w:p>
+    <w:bookmarkEnd w:id="180"/>
+    <w:bookmarkStart w:id="181" w:name="metoprolol-beta-blockers"/>
+    <w:p>
+      <w:pPr>
+        <w:pStyle w:val="Heading2"/>
+      </w:pPr>
+      <w:r>
+        <w:t xml:space="preserve">111 Metoprolol = Beta Blockers</w:t>
       </w:r>
     </w:p>
     <w:p>
@@ -7678,7 +7811,10 @@
         </w:numPr>
       </w:pPr>
       <w:r>
-        <w:t xml:space="preserve">Will plan to stop after six weeks</w:t>
+        <w:t xml:space="preserve">Slows heart rate and lowers blood pressure</w:t>
+      </w:r>
+      <w:r>
+        <w:br/>
       </w:r>
     </w:p>
     <w:p>
@@ -7690,87 +7826,6 @@
         </w:numPr>
       </w:pPr>
       <w:r>
-        <w:t xml:space="preserve">0.1% risk of tardive dyskinesia (nervous tic)</w:t>
-      </w:r>
-    </w:p>
-    <w:p>
-      <w:pPr>
-        <w:pStyle w:val="FirstParagraph"/>
-      </w:pPr>
-      <w:r>
-        <w:t xml:space="preserve">Remeron – Helps improve appetite</w:t>
-      </w:r>
-    </w:p>
-    <w:p>
-      <w:pPr>
-        <w:pStyle w:val="Compact"/>
-        <w:numPr>
-          <w:ilvl w:val="0"/>
-          <w:numId w:val="1102"/>
-        </w:numPr>
-      </w:pPr>
-      <w:r>
-        <w:t xml:space="preserve">Can cause vivid dreams</w:t>
-      </w:r>
-    </w:p>
-    <w:p>
-      <w:pPr>
-        <w:pStyle w:val="Compact"/>
-        <w:numPr>
-          <w:ilvl w:val="0"/>
-          <w:numId w:val="1102"/>
-        </w:numPr>
-      </w:pPr>
-      <w:r>
-        <w:t xml:space="preserve">Used for several weeks after surgery</w:t>
-      </w:r>
-    </w:p>
-    <w:p>
-      <w:pPr>
-        <w:pStyle w:val="Compact"/>
-        <w:numPr>
-          <w:ilvl w:val="0"/>
-          <w:numId w:val="1102"/>
-        </w:numPr>
-      </w:pPr>
-      <w:r>
-        <w:t xml:space="preserve">Will stop within first three months of surgery</w:t>
-      </w:r>
-    </w:p>
-    <w:bookmarkEnd w:id="174"/>
-    <w:bookmarkStart w:id="175" w:name="metoprolol-beta-blockers"/>
-    <w:p>
-      <w:pPr>
-        <w:pStyle w:val="Heading2"/>
-      </w:pPr>
-      <w:r>
-        <w:t xml:space="preserve">113 Metoprolol = Beta Blockers</w:t>
-      </w:r>
-    </w:p>
-    <w:p>
-      <w:pPr>
-        <w:pStyle w:val="Compact"/>
-        <w:numPr>
-          <w:ilvl w:val="0"/>
-          <w:numId w:val="1103"/>
-        </w:numPr>
-      </w:pPr>
-      <w:r>
-        <w:t xml:space="preserve">Slows heart rate and lowers blood pressure</w:t>
-      </w:r>
-      <w:r>
-        <w:br/>
-      </w:r>
-    </w:p>
-    <w:p>
-      <w:pPr>
-        <w:pStyle w:val="Compact"/>
-        <w:numPr>
-          <w:ilvl w:val="0"/>
-          <w:numId w:val="1103"/>
-        </w:numPr>
-      </w:pPr>
-      <w:r>
         <w:t xml:space="preserve">Used to prevent rapid heart rate</w:t>
       </w:r>
     </w:p>
@@ -7779,7 +7834,7 @@
         <w:pStyle w:val="Compact"/>
         <w:numPr>
           <w:ilvl w:val="0"/>
-          <w:numId w:val="1103"/>
+          <w:numId w:val="1101"/>
         </w:numPr>
       </w:pPr>
       <w:r>
@@ -7808,7 +7863,7 @@
         <w:pStyle w:val="Compact"/>
         <w:numPr>
           <w:ilvl w:val="0"/>
-          <w:numId w:val="1103"/>
+          <w:numId w:val="1101"/>
         </w:numPr>
       </w:pPr>
       <w:r>
@@ -7832,14 +7887,14 @@
         <w:t xml:space="preserve">return to prior dose and drug after surgery</w:t>
       </w:r>
     </w:p>
-    <w:bookmarkEnd w:id="175"/>
-    <w:bookmarkStart w:id="179" w:name="sleeping-at-home"/>
-    <w:p>
-      <w:pPr>
-        <w:pStyle w:val="Heading2"/>
-      </w:pPr>
-      <w:r>
-        <w:t xml:space="preserve">114 Sleeping at Home</w:t>
+    <w:bookmarkEnd w:id="181"/>
+    <w:bookmarkStart w:id="185" w:name="sleeping-at-home"/>
+    <w:p>
+      <w:pPr>
+        <w:pStyle w:val="Heading2"/>
+      </w:pPr>
+      <w:r>
+        <w:t xml:space="preserve">112 Sleeping at Home</w:t>
       </w:r>
     </w:p>
     <w:p>
@@ -7875,18 +7930,18 @@
           <wp:inline>
             <wp:extent cx="5334000" cy="5334000"/>
             <wp:effectExtent b="0" l="0" r="0" t="0"/>
-            <wp:docPr descr="" title="" id="177" name="Picture"/>
+            <wp:docPr descr="" title="" id="183" name="Picture"/>
             <a:graphic>
               <a:graphicData uri="http://schemas.openxmlformats.org/drawingml/2006/picture">
                 <pic:pic>
                   <pic:nvPicPr>
-                    <pic:cNvPr descr="images/wedge_pillow_comm.jpg" id="178" name="Picture"/>
+                    <pic:cNvPr descr="images/wedge_pillow_comm.jpg" id="184" name="Picture"/>
                     <pic:cNvPicPr>
                       <a:picLocks noChangeArrowheads="1" noChangeAspect="1"/>
                     </pic:cNvPicPr>
                   </pic:nvPicPr>
                   <pic:blipFill>
-                    <a:blip r:embed="rId176"/>
+                    <a:blip r:embed="rId182"/>
                     <a:stretch>
                       <a:fillRect/>
                     </a:stretch>
@@ -7913,14 +7968,14 @@
         </w:drawing>
       </w:r>
     </w:p>
-    <w:bookmarkEnd w:id="179"/>
-    <w:bookmarkStart w:id="180" w:name="X35611bb316b2613f9071605f3026a0a23a88bbf"/>
-    <w:p>
-      <w:pPr>
-        <w:pStyle w:val="Heading2"/>
-      </w:pPr>
-      <w:r>
-        <w:t xml:space="preserve">115 Follow Up Clinic Visit 7-10 days after Discharge</w:t>
+    <w:bookmarkEnd w:id="185"/>
+    <w:bookmarkStart w:id="186" w:name="X3bf0db9b0129ddd8c55960b594e40205f34d62e"/>
+    <w:p>
+      <w:pPr>
+        <w:pStyle w:val="Heading2"/>
+      </w:pPr>
+      <w:r>
+        <w:t xml:space="preserve">113 Follow Up Visit 7-10 days after Discharge</w:t>
       </w:r>
     </w:p>
     <w:p>
@@ -7936,11 +7991,97 @@
         <w:pStyle w:val="Compact"/>
         <w:numPr>
           <w:ilvl w:val="0"/>
+          <w:numId w:val="1102"/>
+        </w:numPr>
+      </w:pPr>
+      <w:r>
+        <w:t xml:space="preserve">Check surgical site</w:t>
+      </w:r>
+    </w:p>
+    <w:p>
+      <w:pPr>
+        <w:pStyle w:val="Compact"/>
+        <w:numPr>
+          <w:ilvl w:val="0"/>
+          <w:numId w:val="1102"/>
+        </w:numPr>
+      </w:pPr>
+      <w:r>
+        <w:t xml:space="preserve">Remove staples (if needed)</w:t>
+      </w:r>
+    </w:p>
+    <w:p>
+      <w:pPr>
+        <w:pStyle w:val="Compact"/>
+        <w:numPr>
+          <w:ilvl w:val="0"/>
+          <w:numId w:val="1102"/>
+        </w:numPr>
+      </w:pPr>
+      <w:r>
+        <w:t xml:space="preserve">Remove abdominal drains (if needed)</w:t>
+      </w:r>
+    </w:p>
+    <w:p>
+      <w:pPr>
+        <w:pStyle w:val="FirstParagraph"/>
+      </w:pPr>
+      <w:r>
+        <w:t xml:space="preserve">Meet with dietitian:</w:t>
+      </w:r>
+    </w:p>
+    <w:p>
+      <w:pPr>
+        <w:pStyle w:val="Compact"/>
+        <w:numPr>
+          <w:ilvl w:val="0"/>
+          <w:numId w:val="1103"/>
+        </w:numPr>
+      </w:pPr>
+      <w:r>
+        <w:t xml:space="preserve">Reduce tube feeds</w:t>
+      </w:r>
+    </w:p>
+    <w:p>
+      <w:pPr>
+        <w:pStyle w:val="Compact"/>
+        <w:numPr>
+          <w:ilvl w:val="0"/>
+          <w:numId w:val="1103"/>
+        </w:numPr>
+      </w:pPr>
+      <w:r>
+        <w:t xml:space="preserve">Advance diet by mouth</w:t>
+      </w:r>
+    </w:p>
+    <w:bookmarkEnd w:id="186"/>
+    <w:bookmarkStart w:id="187" w:name="adjust-medicines-after-surgery"/>
+    <w:p>
+      <w:pPr>
+        <w:pStyle w:val="Heading2"/>
+      </w:pPr>
+      <w:r>
+        <w:t xml:space="preserve">114 Adjust Medicines after Surgery</w:t>
+      </w:r>
+    </w:p>
+    <w:p>
+      <w:pPr>
+        <w:pStyle w:val="FirstParagraph"/>
+      </w:pPr>
+      <w:r>
+        <w:t xml:space="preserve">Reglan: Discontinue 6 weeks after surgery Remeron: Discontinue 12 weeks after surgery Pain Medicines:</w:t>
+      </w:r>
+    </w:p>
+    <w:p>
+      <w:pPr>
+        <w:pStyle w:val="Compact"/>
+        <w:numPr>
+          <w:ilvl w:val="0"/>
           <w:numId w:val="1104"/>
         </w:numPr>
       </w:pPr>
       <w:r>
-        <w:t xml:space="preserve">Check surgical site</w:t>
+        <w:t xml:space="preserve">Wean oxycodone within 6 weeks of surgery</w:t>
       </w:r>
     </w:p>
     <w:p>
@@ -7949,92 +8090,6 @@
         <w:numPr>
           <w:ilvl w:val="0"/>
           <w:numId w:val="1104"/>
-        </w:numPr>
-      </w:pPr>
-      <w:r>
-        <w:t xml:space="preserve">Remove staples (if needed)</w:t>
-      </w:r>
-    </w:p>
-    <w:p>
-      <w:pPr>
-        <w:pStyle w:val="Compact"/>
-        <w:numPr>
-          <w:ilvl w:val="0"/>
-          <w:numId w:val="1104"/>
-        </w:numPr>
-      </w:pPr>
-      <w:r>
-        <w:t xml:space="preserve">Remove abdominal drains (if needed)</w:t>
-      </w:r>
-    </w:p>
-    <w:p>
-      <w:pPr>
-        <w:pStyle w:val="FirstParagraph"/>
-      </w:pPr>
-      <w:r>
-        <w:t xml:space="preserve">Meet with dietitian:</w:t>
-      </w:r>
-    </w:p>
-    <w:p>
-      <w:pPr>
-        <w:pStyle w:val="Compact"/>
-        <w:numPr>
-          <w:ilvl w:val="0"/>
-          <w:numId w:val="1105"/>
-        </w:numPr>
-      </w:pPr>
-      <w:r>
-        <w:t xml:space="preserve">Reduce tube feeds</w:t>
-      </w:r>
-    </w:p>
-    <w:p>
-      <w:pPr>
-        <w:pStyle w:val="Compact"/>
-        <w:numPr>
-          <w:ilvl w:val="0"/>
-          <w:numId w:val="1105"/>
-        </w:numPr>
-      </w:pPr>
-      <w:r>
-        <w:t xml:space="preserve">Advance diet by mouth</w:t>
-      </w:r>
-    </w:p>
-    <w:bookmarkEnd w:id="180"/>
-    <w:bookmarkStart w:id="181" w:name="adjust-medicines-after-surgery"/>
-    <w:p>
-      <w:pPr>
-        <w:pStyle w:val="Heading2"/>
-      </w:pPr>
-      <w:r>
-        <w:t xml:space="preserve">116 Adjust Medicines after Surgery</w:t>
-      </w:r>
-    </w:p>
-    <w:p>
-      <w:pPr>
-        <w:pStyle w:val="FirstParagraph"/>
-      </w:pPr>
-      <w:r>
-        <w:t xml:space="preserve">Reglan: Discontinue 6 weeks after surgery Remeron: Discontinue 12 weeks after surgery Pain Medicines:</w:t>
-      </w:r>
-    </w:p>
-    <w:p>
-      <w:pPr>
-        <w:pStyle w:val="Compact"/>
-        <w:numPr>
-          <w:ilvl w:val="0"/>
-          <w:numId w:val="1106"/>
-        </w:numPr>
-      </w:pPr>
-      <w:r>
-        <w:t xml:space="preserve">Wean oxycodone within 6 weeks of surgery</w:t>
-      </w:r>
-    </w:p>
-    <w:p>
-      <w:pPr>
-        <w:pStyle w:val="Compact"/>
-        <w:numPr>
-          <w:ilvl w:val="0"/>
-          <w:numId w:val="1106"/>
         </w:numPr>
       </w:pPr>
       <w:r>
@@ -8074,14 +8129,14 @@
         <w:t xml:space="preserve">discontinue</w:t>
       </w:r>
     </w:p>
-    <w:bookmarkEnd w:id="181"/>
-    <w:bookmarkStart w:id="182" w:name="second-follow-up-visit"/>
-    <w:p>
-      <w:pPr>
-        <w:pStyle w:val="Heading2"/>
-      </w:pPr>
-      <w:r>
-        <w:t xml:space="preserve">117 Second Follow Up Visit</w:t>
+    <w:bookmarkEnd w:id="187"/>
+    <w:bookmarkStart w:id="188" w:name="second-follow-up-visit"/>
+    <w:p>
+      <w:pPr>
+        <w:pStyle w:val="Heading2"/>
+      </w:pPr>
+      <w:r>
+        <w:t xml:space="preserve">115 Second Follow Up Visit</w:t>
       </w:r>
     </w:p>
     <w:p>
@@ -8097,11 +8152,199 @@
         <w:pStyle w:val="Compact"/>
         <w:numPr>
           <w:ilvl w:val="0"/>
+          <w:numId w:val="1105"/>
+        </w:numPr>
+      </w:pPr>
+      <w:r>
+        <w:t xml:space="preserve">Discuss diet</w:t>
+      </w:r>
+    </w:p>
+    <w:p>
+      <w:pPr>
+        <w:pStyle w:val="Compact"/>
+        <w:numPr>
+          <w:ilvl w:val="0"/>
+          <w:numId w:val="1105"/>
+        </w:numPr>
+      </w:pPr>
+      <w:r>
+        <w:t xml:space="preserve">Discuss medicines</w:t>
+      </w:r>
+    </w:p>
+    <w:p>
+      <w:pPr>
+        <w:pStyle w:val="Compact"/>
+        <w:numPr>
+          <w:ilvl w:val="0"/>
+          <w:numId w:val="1105"/>
+        </w:numPr>
+      </w:pPr>
+      <w:r>
+        <w:t xml:space="preserve">Plan for jejunostomy removal</w:t>
+      </w:r>
+    </w:p>
+    <w:p>
+      <w:pPr>
+        <w:pStyle w:val="Compact"/>
+        <w:numPr>
+          <w:ilvl w:val="0"/>
+          <w:numId w:val="1105"/>
+        </w:numPr>
+      </w:pPr>
+      <w:r>
+        <w:t xml:space="preserve">Evaluate readiness for chemotherapy after surgery (usually 6 weeks)</w:t>
+      </w:r>
+    </w:p>
+    <w:bookmarkEnd w:id="188"/>
+    <w:bookmarkStart w:id="189" w:name="eating-after-surgery"/>
+    <w:p>
+      <w:pPr>
+        <w:pStyle w:val="Heading2"/>
+      </w:pPr>
+      <w:r>
+        <w:t xml:space="preserve">116 Eating after Surgery</w:t>
+      </w:r>
+    </w:p>
+    <w:p>
+      <w:pPr>
+        <w:pStyle w:val="FirstParagraph"/>
+      </w:pPr>
+      <w:r>
+        <w:t xml:space="preserve">First Postoperative Visit: Start soft foods (Phase I)</w:t>
+      </w:r>
+    </w:p>
+    <w:p>
+      <w:pPr>
+        <w:pStyle w:val="BodyText"/>
+      </w:pPr>
+      <w:r>
+        <w:t xml:space="preserve">Weekly virtual visits with dietitian</w:t>
+      </w:r>
+    </w:p>
+    <w:p>
+      <w:pPr>
+        <w:pStyle w:val="BodyText"/>
+      </w:pPr>
+      <w:r>
+        <w:t xml:space="preserve">Jejunostomy removal ~ 8 weeks after surgery</w:t>
+      </w:r>
+    </w:p>
+    <w:bookmarkEnd w:id="189"/>
+    <w:bookmarkStart w:id="190" w:name="jejunostomy-removal"/>
+    <w:p>
+      <w:pPr>
+        <w:pStyle w:val="Heading2"/>
+      </w:pPr>
+      <w:r>
+        <w:t xml:space="preserve">117 Jejunostomy Removal</w:t>
+      </w:r>
+    </w:p>
+    <w:p>
+      <w:pPr>
+        <w:pStyle w:val="FirstParagraph"/>
+      </w:pPr>
+      <w:r>
+        <w:t xml:space="preserve">Jejunostomy tube is removed in the office once you can take in enough nutrients by mouth</w:t>
+      </w:r>
+    </w:p>
+    <w:p>
+      <w:pPr>
+        <w:pStyle w:val="BodyText"/>
+      </w:pPr>
+      <w:r>
+        <w:t xml:space="preserve">Removal usually around 8 weeks after surgery (may be longer if chemotherapy planned after surgery)</w:t>
+      </w:r>
+    </w:p>
+    <w:p>
+      <w:pPr>
+        <w:pStyle w:val="BodyText"/>
+      </w:pPr>
+      <w:r>
+        <w:t xml:space="preserve">May take 30 minutes and some local anesthetic to loosen up the tube for removal.</w:t>
+      </w:r>
+    </w:p>
+    <w:bookmarkEnd w:id="190"/>
+    <w:bookmarkStart w:id="191" w:name="nutritional-monitoring-after-surgery"/>
+    <w:p>
+      <w:pPr>
+        <w:pStyle w:val="Heading2"/>
+      </w:pPr>
+      <w:r>
+        <w:t xml:space="preserve">118 Nutritional Monitoring after Surgery</w:t>
+      </w:r>
+    </w:p>
+    <w:p>
+      <w:pPr>
+        <w:pStyle w:val="FirstParagraph"/>
+      </w:pPr>
+      <w:r>
+        <w:t xml:space="preserve">You may have difficulty absorbing some nutrients:</w:t>
+      </w:r>
+    </w:p>
+    <w:p>
+      <w:pPr>
+        <w:pStyle w:val="Compact"/>
+        <w:numPr>
+          <w:ilvl w:val="0"/>
+          <w:numId w:val="1106"/>
+        </w:numPr>
+      </w:pPr>
+      <w:r>
+        <w:t xml:space="preserve">Iron</w:t>
+      </w:r>
+    </w:p>
+    <w:p>
+      <w:pPr>
+        <w:pStyle w:val="Compact"/>
+        <w:numPr>
+          <w:ilvl w:val="0"/>
+          <w:numId w:val="1106"/>
+        </w:numPr>
+      </w:pPr>
+      <w:r>
+        <w:t xml:space="preserve">Vitamin B12</w:t>
+      </w:r>
+    </w:p>
+    <w:p>
+      <w:pPr>
+        <w:pStyle w:val="Compact"/>
+        <w:numPr>
+          <w:ilvl w:val="0"/>
+          <w:numId w:val="1106"/>
+        </w:numPr>
+      </w:pPr>
+      <w:r>
+        <w:t xml:space="preserve">Vitamin D</w:t>
+      </w:r>
+    </w:p>
+    <w:bookmarkEnd w:id="191"/>
+    <w:bookmarkStart w:id="192" w:name="nutritional-monitoring-after-surgery-1"/>
+    <w:p>
+      <w:pPr>
+        <w:pStyle w:val="Heading2"/>
+      </w:pPr>
+      <w:r>
+        <w:t xml:space="preserve">119 Nutritional Monitoring after Surgery</w:t>
+      </w:r>
+    </w:p>
+    <w:p>
+      <w:pPr>
+        <w:pStyle w:val="FirstParagraph"/>
+      </w:pPr>
+      <w:r>
+        <w:t xml:space="preserve">About 3 months after the jejunostomy tube is removed, we will check blood levels:</w:t>
+      </w:r>
+    </w:p>
+    <w:p>
+      <w:pPr>
+        <w:pStyle w:val="Compact"/>
+        <w:numPr>
+          <w:ilvl w:val="0"/>
           <w:numId w:val="1107"/>
         </w:numPr>
       </w:pPr>
       <w:r>
-        <w:t xml:space="preserve">Discuss diet</w:t>
+        <w:t xml:space="preserve">Iron (ferritin)</w:t>
       </w:r>
     </w:p>
     <w:p>
@@ -8113,7 +8356,7 @@
         </w:numPr>
       </w:pPr>
       <w:r>
-        <w:t xml:space="preserve">Discuss medicines</w:t>
+        <w:t xml:space="preserve">Vitamin B12</w:t>
       </w:r>
     </w:p>
     <w:p>
@@ -8125,105 +8368,25 @@
         </w:numPr>
       </w:pPr>
       <w:r>
-        <w:t xml:space="preserve">Plan for jejunostomy removal</w:t>
-      </w:r>
-    </w:p>
-    <w:p>
-      <w:pPr>
-        <w:pStyle w:val="Compact"/>
-        <w:numPr>
-          <w:ilvl w:val="0"/>
-          <w:numId w:val="1107"/>
-        </w:numPr>
-      </w:pPr>
-      <w:r>
-        <w:t xml:space="preserve">Evaluate readiness for chemotherapy after surgery (usually 6 weeks)</w:t>
-      </w:r>
-    </w:p>
-    <w:bookmarkEnd w:id="182"/>
-    <w:bookmarkStart w:id="183" w:name="eating-after-surgery"/>
-    <w:p>
-      <w:pPr>
-        <w:pStyle w:val="Heading2"/>
-      </w:pPr>
-      <w:r>
-        <w:t xml:space="preserve">118 Eating after Surgery</w:t>
-      </w:r>
-    </w:p>
-    <w:p>
-      <w:pPr>
-        <w:pStyle w:val="FirstParagraph"/>
-      </w:pPr>
-      <w:r>
-        <w:t xml:space="preserve">First Postoperative Visit: Start soft foods (Phase I diet)</w:t>
-      </w:r>
-    </w:p>
-    <w:p>
-      <w:pPr>
-        <w:pStyle w:val="BodyText"/>
-      </w:pPr>
-      <w:r>
-        <w:t xml:space="preserve">Weekly virtual visits with dietitian</w:t>
-      </w:r>
-    </w:p>
-    <w:p>
-      <w:pPr>
-        <w:pStyle w:val="BodyText"/>
-      </w:pPr>
-      <w:r>
-        <w:t xml:space="preserve">Jejunostomy removal generally at 8 weeks after surgery</w:t>
-      </w:r>
-    </w:p>
-    <w:bookmarkEnd w:id="183"/>
-    <w:bookmarkStart w:id="184" w:name="jejunostomy-removal"/>
-    <w:p>
-      <w:pPr>
-        <w:pStyle w:val="Heading2"/>
-      </w:pPr>
-      <w:r>
-        <w:t xml:space="preserve">119 Jejunostomy Removal</w:t>
-      </w:r>
-    </w:p>
-    <w:p>
-      <w:pPr>
-        <w:pStyle w:val="FirstParagraph"/>
-      </w:pPr>
-      <w:r>
-        <w:t xml:space="preserve">Jejunostomy tube is removed in the office once you can take in enough nutrients by mouth</w:t>
-      </w:r>
-    </w:p>
-    <w:p>
-      <w:pPr>
-        <w:pStyle w:val="BodyText"/>
-      </w:pPr>
-      <w:r>
-        <w:t xml:space="preserve">Removal usually around 8 weeks after surgery (may be longer if chemotherapy planned after surgery)</w:t>
-      </w:r>
-    </w:p>
-    <w:p>
-      <w:pPr>
-        <w:pStyle w:val="BodyText"/>
-      </w:pPr>
-      <w:r>
-        <w:t xml:space="preserve">May take 30 minutes and some local anesthetic to loosen up the tube for removal.</w:t>
-      </w:r>
-    </w:p>
-    <w:bookmarkEnd w:id="184"/>
-    <w:bookmarkStart w:id="185" w:name="nutritional-monitoring-after-surgery"/>
-    <w:p>
-      <w:pPr>
-        <w:pStyle w:val="Heading2"/>
-      </w:pPr>
-      <w:r>
-        <w:t xml:space="preserve">120 Nutritional Monitoring after Surgery</w:t>
-      </w:r>
-    </w:p>
-    <w:p>
-      <w:pPr>
-        <w:pStyle w:val="FirstParagraph"/>
-      </w:pPr>
-      <w:r>
-        <w:t xml:space="preserve">You may have difficulty absorbing some nutrients:</w:t>
+        <w:t xml:space="preserve">Vitamin D</w:t>
+      </w:r>
+    </w:p>
+    <w:bookmarkEnd w:id="192"/>
+    <w:bookmarkStart w:id="193" w:name="nutritional-replacements-after-surgery"/>
+    <w:p>
+      <w:pPr>
+        <w:pStyle w:val="Heading2"/>
+      </w:pPr>
+      <w:r>
+        <w:t xml:space="preserve">120 Nutritional Replacements after Surgery</w:t>
+      </w:r>
+    </w:p>
+    <w:p>
+      <w:pPr>
+        <w:pStyle w:val="FirstParagraph"/>
+      </w:pPr>
+      <w:r>
+        <w:t xml:space="preserve">Vitamin or iron replacements can be ordered by:</w:t>
       </w:r>
     </w:p>
     <w:p>
@@ -8235,7 +8398,7 @@
         </w:numPr>
       </w:pPr>
       <w:r>
-        <w:t xml:space="preserve">Iron</w:t>
+        <w:t xml:space="preserve">Primary Care Provider (PCP)</w:t>
       </w:r>
     </w:p>
     <w:p>
@@ -8247,7 +8410,7 @@
         </w:numPr>
       </w:pPr>
       <w:r>
-        <w:t xml:space="preserve">Vitamin B12</w:t>
+        <w:t xml:space="preserve">Medical Oncologist</w:t>
       </w:r>
     </w:p>
     <w:p>
@@ -8259,25 +8422,15 @@
         </w:numPr>
       </w:pPr>
       <w:r>
-        <w:t xml:space="preserve">Vitamin D</w:t>
-      </w:r>
-    </w:p>
-    <w:bookmarkEnd w:id="185"/>
-    <w:bookmarkStart w:id="186" w:name="nutritional-monitoring-after-surgery-1"/>
-    <w:p>
-      <w:pPr>
-        <w:pStyle w:val="Heading2"/>
-      </w:pPr>
-      <w:r>
-        <w:t xml:space="preserve">121 Nutritional Monitoring after Surgery</w:t>
-      </w:r>
-    </w:p>
-    <w:p>
-      <w:pPr>
-        <w:pStyle w:val="FirstParagraph"/>
-      </w:pPr>
-      <w:r>
-        <w:t xml:space="preserve">About 3 months after the jejunostomy tube is removed, we will check blood levels:</w:t>
+        <w:t xml:space="preserve">Surgeon</w:t>
+      </w:r>
+    </w:p>
+    <w:p>
+      <w:pPr>
+        <w:pStyle w:val="FirstParagraph"/>
+      </w:pPr>
+      <w:r>
+        <w:t xml:space="preserve">If levels are low</w:t>
       </w:r>
     </w:p>
     <w:p>
@@ -8289,7 +8442,7 @@
         </w:numPr>
       </w:pPr>
       <w:r>
-        <w:t xml:space="preserve">Iron (ferritin)</w:t>
+        <w:t xml:space="preserve">Replacement</w:t>
       </w:r>
     </w:p>
     <w:p>
@@ -8301,268 +8454,10 @@
         </w:numPr>
       </w:pPr>
       <w:r>
-        <w:t xml:space="preserve">Vitamin B12</w:t>
-      </w:r>
-    </w:p>
-    <w:p>
-      <w:pPr>
-        <w:pStyle w:val="Compact"/>
-        <w:numPr>
-          <w:ilvl w:val="0"/>
-          <w:numId w:val="1109"/>
-        </w:numPr>
-      </w:pPr>
-      <w:r>
-        <w:t xml:space="preserve">Vitamin D</w:t>
-      </w:r>
-    </w:p>
-    <w:bookmarkEnd w:id="186"/>
-    <w:bookmarkStart w:id="187" w:name="nutritional-replacements-after-surgery"/>
-    <w:p>
-      <w:pPr>
-        <w:pStyle w:val="Heading2"/>
-      </w:pPr>
-      <w:r>
-        <w:t xml:space="preserve">122 Nutritional Replacements after Surgery</w:t>
-      </w:r>
-    </w:p>
-    <w:p>
-      <w:pPr>
-        <w:pStyle w:val="FirstParagraph"/>
-      </w:pPr>
-      <w:r>
-        <w:t xml:space="preserve">Vitamin or iron replacements can be ordered by:</w:t>
-      </w:r>
-    </w:p>
-    <w:p>
-      <w:pPr>
-        <w:pStyle w:val="Compact"/>
-        <w:numPr>
-          <w:ilvl w:val="0"/>
-          <w:numId w:val="1110"/>
-        </w:numPr>
-      </w:pPr>
-      <w:r>
-        <w:t xml:space="preserve">Primary Care Provider (PCP)</w:t>
-      </w:r>
-    </w:p>
-    <w:p>
-      <w:pPr>
-        <w:pStyle w:val="Compact"/>
-        <w:numPr>
-          <w:ilvl w:val="0"/>
-          <w:numId w:val="1110"/>
-        </w:numPr>
-      </w:pPr>
-      <w:r>
-        <w:t xml:space="preserve">Medical Oncologist</w:t>
-      </w:r>
-    </w:p>
-    <w:p>
-      <w:pPr>
-        <w:pStyle w:val="Compact"/>
-        <w:numPr>
-          <w:ilvl w:val="0"/>
-          <w:numId w:val="1110"/>
-        </w:numPr>
-      </w:pPr>
-      <w:r>
-        <w:t xml:space="preserve">Surgeon</w:t>
-      </w:r>
-    </w:p>
-    <w:p>
-      <w:pPr>
-        <w:pStyle w:val="FirstParagraph"/>
-      </w:pPr>
-      <w:r>
-        <w:t xml:space="preserve">If levels are low</w:t>
-      </w:r>
-    </w:p>
-    <w:p>
-      <w:pPr>
-        <w:pStyle w:val="Compact"/>
-        <w:numPr>
-          <w:ilvl w:val="0"/>
-          <w:numId w:val="1111"/>
-        </w:numPr>
-      </w:pPr>
-      <w:r>
-        <w:t xml:space="preserve">Replacement</w:t>
-      </w:r>
-    </w:p>
-    <w:p>
-      <w:pPr>
-        <w:pStyle w:val="Compact"/>
-        <w:numPr>
-          <w:ilvl w:val="0"/>
-          <w:numId w:val="1111"/>
-        </w:numPr>
-      </w:pPr>
-      <w:r>
         <w:t xml:space="preserve">Repeat testing in 3-6 months</w:t>
       </w:r>
     </w:p>
-    <w:bookmarkEnd w:id="187"/>
-    <w:bookmarkStart w:id="188" w:name="team-members---physicians"/>
-    <w:p>
-      <w:pPr>
-        <w:pStyle w:val="Heading2"/>
-      </w:pPr>
-      <w:r>
-        <w:t xml:space="preserve">123 Team Members - Physicians</w:t>
-      </w:r>
-    </w:p>
-    <w:p>
-      <w:pPr>
-        <w:pStyle w:val="FirstParagraph"/>
-      </w:pPr>
-      <w:r>
-        <w:t xml:space="preserve">Primary Care Provider</w:t>
-      </w:r>
-    </w:p>
-    <w:p>
-      <w:pPr>
-        <w:pStyle w:val="BodyText"/>
-      </w:pPr>
-      <w:r>
-        <w:t xml:space="preserve">Gastroenterologist</w:t>
-      </w:r>
-    </w:p>
-    <w:p>
-      <w:pPr>
-        <w:pStyle w:val="BodyText"/>
-      </w:pPr>
-      <w:r>
-        <w:t xml:space="preserve">Medical Oncologist (chemotherapy)</w:t>
-      </w:r>
-    </w:p>
-    <w:p>
-      <w:pPr>
-        <w:pStyle w:val="BodyText"/>
-      </w:pPr>
-      <w:r>
-        <w:t xml:space="preserve">Radiation Oncologist (radiation)</w:t>
-      </w:r>
-    </w:p>
-    <w:p>
-      <w:pPr>
-        <w:pStyle w:val="BodyText"/>
-      </w:pPr>
-      <w:r>
-        <w:t xml:space="preserve">Surgeons</w:t>
-      </w:r>
-    </w:p>
-    <w:p>
-      <w:pPr>
-        <w:pStyle w:val="Compact"/>
-        <w:numPr>
-          <w:ilvl w:val="0"/>
-          <w:numId w:val="1112"/>
-        </w:numPr>
-      </w:pPr>
-      <w:r>
-        <w:t xml:space="preserve">Jonathan Salo MD</w:t>
-      </w:r>
-    </w:p>
-    <w:p>
-      <w:pPr>
-        <w:pStyle w:val="Compact"/>
-        <w:numPr>
-          <w:ilvl w:val="0"/>
-          <w:numId w:val="1112"/>
-        </w:numPr>
-      </w:pPr>
-      <w:r>
-        <w:t xml:space="preserve">Kelli Salter MD</w:t>
-      </w:r>
-    </w:p>
-    <w:p>
-      <w:pPr>
-        <w:pStyle w:val="Compact"/>
-        <w:numPr>
-          <w:ilvl w:val="0"/>
-          <w:numId w:val="1112"/>
-        </w:numPr>
-      </w:pPr>
-      <w:r>
-        <w:t xml:space="preserve">Michael Roach MD</w:t>
-      </w:r>
-    </w:p>
-    <w:bookmarkEnd w:id="188"/>
-    <w:bookmarkStart w:id="189" w:name="team-members---support-staff"/>
-    <w:p>
-      <w:pPr>
-        <w:pStyle w:val="Heading2"/>
-      </w:pPr>
-      <w:r>
-        <w:t xml:space="preserve">124 Team Members - Support Staff</w:t>
-      </w:r>
-    </w:p>
-    <w:p>
-      <w:pPr>
-        <w:pStyle w:val="FirstParagraph"/>
-      </w:pPr>
-      <w:r>
-        <w:t xml:space="preserve">Physician Assistant - Kate Duncan PA-C</w:t>
-      </w:r>
-    </w:p>
-    <w:p>
-      <w:pPr>
-        <w:pStyle w:val="BodyText"/>
-      </w:pPr>
-      <w:r>
-        <w:t xml:space="preserve">Dietitian - Liz Koch</w:t>
-      </w:r>
-    </w:p>
-    <w:p>
-      <w:pPr>
-        <w:pStyle w:val="BodyText"/>
-      </w:pPr>
-      <w:r>
-        <w:t xml:space="preserve">Nurses</w:t>
-      </w:r>
-    </w:p>
-    <w:p>
-      <w:pPr>
-        <w:pStyle w:val="Compact"/>
-        <w:numPr>
-          <w:ilvl w:val="0"/>
-          <w:numId w:val="1113"/>
-        </w:numPr>
-      </w:pPr>
-      <w:r>
-        <w:t xml:space="preserve">Matthew Carpenter RN</w:t>
-      </w:r>
-    </w:p>
-    <w:p>
-      <w:pPr>
-        <w:pStyle w:val="Compact"/>
-        <w:numPr>
-          <w:ilvl w:val="0"/>
-          <w:numId w:val="1113"/>
-        </w:numPr>
-      </w:pPr>
-      <w:r>
-        <w:t xml:space="preserve">Brandon Galloway LPN</w:t>
-      </w:r>
-    </w:p>
-    <w:p>
-      <w:pPr>
-        <w:pStyle w:val="FirstParagraph"/>
-      </w:pPr>
-      <w:r>
-        <w:t xml:space="preserve">Navigators: Laura Swift RN &amp; Lorna Espinal RN</w:t>
-      </w:r>
-    </w:p>
-    <w:p>
-      <w:pPr>
-        <w:pStyle w:val="BodyText"/>
-      </w:pPr>
-      <w:r>
-        <w:t xml:space="preserve">Care Coordinator - Karen Julian-Martinez</w:t>
-      </w:r>
-    </w:p>
-    <w:bookmarkEnd w:id="189"/>
+    <w:bookmarkEnd w:id="193"/>
     <w:sectPr>
       <w:footnotePr>
         <w:numRestart w:val="eachSect"/>
@@ -9104,18 +8999,6 @@
     <w:abstractNumId w:val="991"/>
   </w:num>
   <w:num w:numId="1109">
-    <w:abstractNumId w:val="991"/>
-  </w:num>
-  <w:num w:numId="1110">
-    <w:abstractNumId w:val="991"/>
-  </w:num>
-  <w:num w:numId="1111">
-    <w:abstractNumId w:val="991"/>
-  </w:num>
-  <w:num w:numId="1112">
-    <w:abstractNumId w:val="991"/>
-  </w:num>
-  <w:num w:numId="1113">
     <w:abstractNumId w:val="991"/>
   </w:num>
 </w:numbering>
